--- a/data/outputs/v2/Biology/SS2.2_Plant_Transport/Biology_Plant_Transport_CBE_LessonSequence.docx
+++ b/data/outputs/v2/Biology/SS2.2_Plant_Transport/Biology_Plant_Transport_CBE_LessonSequence.docx
@@ -3009,7 +3009,25 @@
             </w:tcMar>
             <w:vAlign w:val="top"/>
           </w:tcPr>
-          <w:p/>
+          <w:p>
+            <w:pPr>
+              <w:spacing w:after="40" w:before="0"/>
+              <w:jc w:val="left"/>
+            </w:pPr>
+            <w:r>
+              <w:rPr>
+                <w:rFonts w:ascii="Arial" w:cs="Arial" w:eastAsia="Arial" w:hAnsi="Arial"/>
+                <w:b w:val="false"/>
+                <w:bCs w:val="false"/>
+                <w:i w:val="false"/>
+                <w:iCs w:val="false"/>
+                <w:color w:val="000000"/>
+                <w:sz w:val="18"/>
+                <w:szCs w:val="18"/>
+              </w:rPr>
+              <w:t xml:space="preserve">No laboratory hazards in this lesson. If printed photographs are distributed, ensure edges are not sharp. Students sharing personal farm experiences should be handled sensitively as some families may have experienced crop failure and associated economic hardship.</w:t>
+            </w:r>
+          </w:p>
         </w:tc>
       </w:tr>
     </w:tbl>
@@ -3383,7 +3401,7 @@
             <w:pPr>
               <w:spacing w:after="20" w:before="0"/>
             </w:pPr>
-            <w:hyperlink w:history="1" r:id="rIdwsclrr5m-ipgukp01ohu-">
+            <w:hyperlink w:history="1" r:id="rIdhil09ocso9um7yk-qcftk">
               <w:r>
                 <w:rPr>
                   <w:rFonts w:ascii="Arial" w:cs="Arial" w:eastAsia="Arial" w:hAnsi="Arial"/>
@@ -3416,7 +3434,7 @@
               <w:spacing w:after="10" w:before="0"/>
               <w:ind w:left="120"/>
             </w:pPr>
-            <w:hyperlink w:history="1" r:id="rIdlv--bqf7uc0gp2jycldg-">
+            <w:hyperlink w:history="1" r:id="rIdlmk_fhxwr3wairiainftj">
               <w:r>
                 <w:rPr>
                   <w:rFonts w:ascii="Arial" w:cs="Arial" w:eastAsia="Arial" w:hAnsi="Arial"/>
@@ -3461,7 +3479,7 @@
             <w:pPr>
               <w:spacing w:after="20" w:before="0"/>
             </w:pPr>
-            <w:hyperlink w:history="1" r:id="rIdypqvgjy9uvxh2y7vpxrlx">
+            <w:hyperlink w:history="1" r:id="rIdh72bzvu24zwjyiqgx7yca">
               <w:r>
                 <w:rPr>
                   <w:rFonts w:ascii="Arial" w:cs="Arial" w:eastAsia="Arial" w:hAnsi="Arial"/>
@@ -3494,7 +3512,7 @@
               <w:spacing w:after="10" w:before="0"/>
               <w:ind w:left="120"/>
             </w:pPr>
-            <w:hyperlink w:history="1" r:id="rIdv24ifts_ftvwcbw_yfu1j">
+            <w:hyperlink w:history="1" r:id="rIdrck_t5pzgafu7rygespwj">
               <w:r>
                 <w:rPr>
                   <w:rFonts w:ascii="Arial" w:cs="Arial" w:eastAsia="Arial" w:hAnsi="Arial"/>
@@ -3689,7 +3707,7 @@
             <w:pPr>
               <w:spacing w:after="20" w:before="0"/>
             </w:pPr>
-            <w:hyperlink w:history="1" r:id="rIdeimgai1inygilfla_2vu0">
+            <w:hyperlink w:history="1" r:id="rIdzygubbhwmun8cxrafbgch">
               <w:r>
                 <w:rPr>
                   <w:rFonts w:ascii="Arial" w:cs="Arial" w:eastAsia="Arial" w:hAnsi="Arial"/>
@@ -3722,7 +3740,7 @@
               <w:spacing w:after="10" w:before="0"/>
               <w:ind w:left="120"/>
             </w:pPr>
-            <w:hyperlink w:history="1" r:id="rIdogktqjanojmzaw_itkogh">
+            <w:hyperlink w:history="1" r:id="rIdjydhvgqwbvecs5xuk1kkj">
               <w:r>
                 <w:rPr>
                   <w:rFonts w:ascii="Arial" w:cs="Arial" w:eastAsia="Arial" w:hAnsi="Arial"/>
@@ -3767,7 +3785,7 @@
             <w:pPr>
               <w:spacing w:after="20" w:before="0"/>
             </w:pPr>
-            <w:hyperlink w:history="1" r:id="rIdsy7boocrkiqqlhebchtje">
+            <w:hyperlink w:history="1" r:id="rIdhwsagowuo2bhdcpwobdds">
               <w:r>
                 <w:rPr>
                   <w:rFonts w:ascii="Arial" w:cs="Arial" w:eastAsia="Arial" w:hAnsi="Arial"/>
@@ -3800,7 +3818,7 @@
               <w:spacing w:after="10" w:before="0"/>
               <w:ind w:left="120"/>
             </w:pPr>
-            <w:hyperlink w:history="1" r:id="rIdafpgesegypj-bjtj78vzb">
+            <w:hyperlink w:history="1" r:id="rIdvbsamj4bfgdv0p-bvaycu">
               <w:r>
                 <w:rPr>
                   <w:rFonts w:ascii="Arial" w:cs="Arial" w:eastAsia="Arial" w:hAnsi="Arial"/>
@@ -3995,7 +4013,7 @@
             <w:pPr>
               <w:spacing w:after="20" w:before="0"/>
             </w:pPr>
-            <w:hyperlink w:history="1" r:id="rIdugkvgbc-uaa5tkgeqse5v">
+            <w:hyperlink w:history="1" r:id="rId6ee0pzitwzekq7cb4ytfe">
               <w:r>
                 <w:rPr>
                   <w:rFonts w:ascii="Arial" w:cs="Arial" w:eastAsia="Arial" w:hAnsi="Arial"/>
@@ -4028,7 +4046,7 @@
               <w:spacing w:after="10" w:before="0"/>
               <w:ind w:left="120"/>
             </w:pPr>
-            <w:hyperlink w:history="1" r:id="rIdzcdl9m-1gxpu7bubhlrn0">
+            <w:hyperlink w:history="1" r:id="rIdv5m9tn1krqlr_ggrp7mkd">
               <w:r>
                 <w:rPr>
                   <w:rFonts w:ascii="Arial" w:cs="Arial" w:eastAsia="Arial" w:hAnsi="Arial"/>
@@ -4073,7 +4091,7 @@
             <w:pPr>
               <w:spacing w:after="20" w:before="0"/>
             </w:pPr>
-            <w:hyperlink w:history="1" r:id="rId6eq0mw150g0mfsusmmxie">
+            <w:hyperlink w:history="1" r:id="rIdzugfjhr-fs7m0fcybsplv">
               <w:r>
                 <w:rPr>
                   <w:rFonts w:ascii="Arial" w:cs="Arial" w:eastAsia="Arial" w:hAnsi="Arial"/>
@@ -4106,7 +4124,7 @@
               <w:spacing w:after="10" w:before="0"/>
               <w:ind w:left="120"/>
             </w:pPr>
-            <w:hyperlink w:history="1" r:id="rId2lxk7ruv94f5rrqlxgu3x">
+            <w:hyperlink w:history="1" r:id="rIdfqndykeovcnoupwys79zy">
               <w:r>
                 <w:rPr>
                   <w:rFonts w:ascii="Arial" w:cs="Arial" w:eastAsia="Arial" w:hAnsi="Arial"/>
@@ -4301,7 +4319,7 @@
             <w:pPr>
               <w:spacing w:after="20" w:before="0"/>
             </w:pPr>
-            <w:hyperlink w:history="1" r:id="rId6mjl0kpnrmcatcomcwt9l">
+            <w:hyperlink w:history="1" r:id="rId_3gxudrpm7bpgdl0lihqn">
               <w:r>
                 <w:rPr>
                   <w:rFonts w:ascii="Arial" w:cs="Arial" w:eastAsia="Arial" w:hAnsi="Arial"/>
@@ -4334,7 +4352,7 @@
               <w:spacing w:after="10" w:before="0"/>
               <w:ind w:left="120"/>
             </w:pPr>
-            <w:hyperlink w:history="1" r:id="rIdsdnunt9sdqd0na4f1ef9l">
+            <w:hyperlink w:history="1" r:id="rId_e-nb8voj57lh-pu1azkh">
               <w:r>
                 <w:rPr>
                   <w:rFonts w:ascii="Arial" w:cs="Arial" w:eastAsia="Arial" w:hAnsi="Arial"/>
@@ -4379,7 +4397,7 @@
             <w:pPr>
               <w:spacing w:after="20" w:before="0"/>
             </w:pPr>
-            <w:hyperlink w:history="1" r:id="rIdmlgek58okgdygyctfryey">
+            <w:hyperlink w:history="1" r:id="rIdmh-c1mk_oqk1dovwf2fw6">
               <w:r>
                 <w:rPr>
                   <w:rFonts w:ascii="Arial" w:cs="Arial" w:eastAsia="Arial" w:hAnsi="Arial"/>
@@ -4412,7 +4430,7 @@
               <w:spacing w:after="10" w:before="0"/>
               <w:ind w:left="120"/>
             </w:pPr>
-            <w:hyperlink w:history="1" r:id="rIdtqhfqpb7sep83wjfvl7y_">
+            <w:hyperlink w:history="1" r:id="rIdjiohvxjtdmrjet1kcbu4q">
               <w:r>
                 <w:rPr>
                   <w:rFonts w:ascii="Arial" w:cs="Arial" w:eastAsia="Arial" w:hAnsi="Arial"/>
@@ -4607,7 +4625,7 @@
             <w:pPr>
               <w:spacing w:after="20" w:before="0"/>
             </w:pPr>
-            <w:hyperlink w:history="1" r:id="rIdpr2aqr0ynffxc5cokbqo7">
+            <w:hyperlink w:history="1" r:id="rIdbz2eng-sn_dobnaaykv2y">
               <w:r>
                 <w:rPr>
                   <w:rFonts w:ascii="Arial" w:cs="Arial" w:eastAsia="Arial" w:hAnsi="Arial"/>
@@ -4640,7 +4658,7 @@
               <w:spacing w:after="10" w:before="0"/>
               <w:ind w:left="120"/>
             </w:pPr>
-            <w:hyperlink w:history="1" r:id="rId8mxyc3dqtynbb7wsat7gh">
+            <w:hyperlink w:history="1" r:id="rIdfzlu_ce149xdgo2v2lur6">
               <w:r>
                 <w:rPr>
                   <w:rFonts w:ascii="Arial" w:cs="Arial" w:eastAsia="Arial" w:hAnsi="Arial"/>
@@ -4685,7 +4703,7 @@
             <w:pPr>
               <w:spacing w:after="20" w:before="0"/>
             </w:pPr>
-            <w:hyperlink w:history="1" r:id="rIdgkzjsnvedjbzocjgi_z0z">
+            <w:hyperlink w:history="1" r:id="rIdelbvypby3xdhnldoij8of">
               <w:r>
                 <w:rPr>
                   <w:rFonts w:ascii="Arial" w:cs="Arial" w:eastAsia="Arial" w:hAnsi="Arial"/>
@@ -4718,7 +4736,7 @@
               <w:spacing w:after="10" w:before="0"/>
               <w:ind w:left="120"/>
             </w:pPr>
-            <w:hyperlink w:history="1" r:id="rIdrpq13b-dzp49_baroszlm">
+            <w:hyperlink w:history="1" r:id="rIdrc_idjtjukddlvgcojstr">
               <w:r>
                 <w:rPr>
                   <w:rFonts w:ascii="Arial" w:cs="Arial" w:eastAsia="Arial" w:hAnsi="Arial"/>
@@ -6157,32 +6175,32 @@
         <w:tc>
           <w:tcPr>
             <w:tcW w:type="dxa" w:w="1520"/>
-            <w:shd w:fill="F2F2F2" w:color="auto" w:val="clear"/>
-            <w:tcMar>
-              <w:top w:type="dxa" w:w="60"/>
-              <w:left w:type="dxa" w:w="120"/>
-              <w:bottom w:type="dxa" w:w="60"/>
-              <w:right w:type="dxa" w:w="120"/>
-            </w:tcMar>
-            <w:vAlign w:val="top"/>
-          </w:tcPr>
-          <w:p>
-            <w:pPr>
-              <w:spacing w:after="40" w:before="0"/>
-              <w:jc w:val="left"/>
-            </w:pPr>
-            <w:r>
-              <w:rPr>
-                <w:rFonts w:ascii="Arial" w:cs="Arial" w:eastAsia="Arial" w:hAnsi="Arial"/>
-                <w:b/>
-                <w:bCs/>
-                <w:i w:val="false"/>
-                <w:iCs w:val="false"/>
-                <w:color w:val="000000"/>
-                <w:sz w:val="18"/>
-                <w:szCs w:val="18"/>
-              </w:rPr>
-              <w:t xml:space="preserve">Phase 1 — Predict</w:t>
+            <w:shd w:fill="EAD1F5" w:color="auto" w:val="clear"/>
+            <w:tcMar>
+              <w:top w:type="dxa" w:w="60"/>
+              <w:left w:type="dxa" w:w="120"/>
+              <w:bottom w:type="dxa" w:w="60"/>
+              <w:right w:type="dxa" w:w="120"/>
+            </w:tcMar>
+            <w:vAlign w:val="top"/>
+          </w:tcPr>
+          <w:p>
+            <w:pPr>
+              <w:spacing w:after="40" w:before="0"/>
+              <w:jc w:val="left"/>
+            </w:pPr>
+            <w:r>
+              <w:rPr>
+                <w:rFonts w:ascii="Arial" w:cs="Arial" w:eastAsia="Arial" w:hAnsi="Arial"/>
+                <w:b/>
+                <w:bCs/>
+                <w:i w:val="false"/>
+                <w:iCs w:val="false"/>
+                <w:color w:val="000000"/>
+                <w:sz w:val="18"/>
+                <w:szCs w:val="18"/>
+              </w:rPr>
+              <w:t xml:space="preserve">Predict Phase</w:t>
             </w:r>
           </w:p>
           <w:p>
@@ -6205,7 +6223,7 @@
             <w:pPr>
               <w:spacing w:after="20" w:before="0"/>
             </w:pPr>
-            <w:hyperlink w:history="1" r:id="rId2v-o-kvpjbichshl0w2e5">
+            <w:hyperlink w:history="1" r:id="rIdcvti6ksprofkuh80i-sry">
               <w:r>
                 <w:rPr>
                   <w:rFonts w:ascii="Arial" w:cs="Arial" w:eastAsia="Arial" w:hAnsi="Arial"/>
@@ -6238,7 +6256,7 @@
               <w:spacing w:after="10" w:before="0"/>
               <w:ind w:left="120"/>
             </w:pPr>
-            <w:hyperlink w:history="1" r:id="rIdwnymxmdnls-chuxo3vcbv">
+            <w:hyperlink w:history="1" r:id="rIdpshz_hxxeflapbne-aob2">
               <w:r>
                 <w:rPr>
                   <w:rFonts w:ascii="Arial" w:cs="Arial" w:eastAsia="Arial" w:hAnsi="Arial"/>
@@ -6283,7 +6301,7 @@
             <w:pPr>
               <w:spacing w:after="20" w:before="0"/>
             </w:pPr>
-            <w:hyperlink w:history="1" r:id="rIdoiangfb_jyues241jprtq">
+            <w:hyperlink w:history="1" r:id="rIdnau-zmcfoo37oqruyipsr">
               <w:r>
                 <w:rPr>
                   <w:rFonts w:ascii="Arial" w:cs="Arial" w:eastAsia="Arial" w:hAnsi="Arial"/>
@@ -6316,7 +6334,7 @@
               <w:spacing w:after="10" w:before="0"/>
               <w:ind w:left="120"/>
             </w:pPr>
-            <w:hyperlink w:history="1" r:id="rIdp1xs2wohtnwivtyhnmvso">
+            <w:hyperlink w:history="1" r:id="rId8qyfsqoliairlu5wydaaf">
               <w:r>
                 <w:rPr>
                   <w:rFonts w:ascii="Arial" w:cs="Arial" w:eastAsia="Arial" w:hAnsi="Arial"/>
@@ -6463,32 +6481,32 @@
         <w:tc>
           <w:tcPr>
             <w:tcW w:type="dxa" w:w="1520"/>
-            <w:shd w:fill="F2F2F2" w:color="auto" w:val="clear"/>
-            <w:tcMar>
-              <w:top w:type="dxa" w:w="60"/>
-              <w:left w:type="dxa" w:w="120"/>
-              <w:bottom w:type="dxa" w:w="60"/>
-              <w:right w:type="dxa" w:w="120"/>
-            </w:tcMar>
-            <w:vAlign w:val="top"/>
-          </w:tcPr>
-          <w:p>
-            <w:pPr>
-              <w:spacing w:after="40" w:before="0"/>
-              <w:jc w:val="left"/>
-            </w:pPr>
-            <w:r>
-              <w:rPr>
-                <w:rFonts w:ascii="Arial" w:cs="Arial" w:eastAsia="Arial" w:hAnsi="Arial"/>
-                <w:b/>
-                <w:bCs/>
-                <w:i w:val="false"/>
-                <w:iCs w:val="false"/>
-                <w:color w:val="000000"/>
-                <w:sz w:val="18"/>
-                <w:szCs w:val="18"/>
-              </w:rPr>
-              <w:t xml:space="preserve">Phase 2 — Observe</w:t>
+            <w:shd w:fill="D9EEF1" w:color="auto" w:val="clear"/>
+            <w:tcMar>
+              <w:top w:type="dxa" w:w="60"/>
+              <w:left w:type="dxa" w:w="120"/>
+              <w:bottom w:type="dxa" w:w="60"/>
+              <w:right w:type="dxa" w:w="120"/>
+            </w:tcMar>
+            <w:vAlign w:val="top"/>
+          </w:tcPr>
+          <w:p>
+            <w:pPr>
+              <w:spacing w:after="40" w:before="0"/>
+              <w:jc w:val="left"/>
+            </w:pPr>
+            <w:r>
+              <w:rPr>
+                <w:rFonts w:ascii="Arial" w:cs="Arial" w:eastAsia="Arial" w:hAnsi="Arial"/>
+                <w:b/>
+                <w:bCs/>
+                <w:i w:val="false"/>
+                <w:iCs w:val="false"/>
+                <w:color w:val="000000"/>
+                <w:sz w:val="18"/>
+                <w:szCs w:val="18"/>
+              </w:rPr>
+              <w:t xml:space="preserve">Observe Phase</w:t>
             </w:r>
           </w:p>
           <w:p>
@@ -6511,7 +6529,7 @@
             <w:pPr>
               <w:spacing w:after="20" w:before="0"/>
             </w:pPr>
-            <w:hyperlink w:history="1" r:id="rIdfnsrcds_oge2ykli6yodl">
+            <w:hyperlink w:history="1" r:id="rId5fgvtso0k_pey_zqk8len">
               <w:r>
                 <w:rPr>
                   <w:rFonts w:ascii="Arial" w:cs="Arial" w:eastAsia="Arial" w:hAnsi="Arial"/>
@@ -6544,7 +6562,7 @@
               <w:spacing w:after="10" w:before="0"/>
               <w:ind w:left="120"/>
             </w:pPr>
-            <w:hyperlink w:history="1" r:id="rId3bzdtkxx4rugbeens0diy">
+            <w:hyperlink w:history="1" r:id="rIdmar5h4d-rxwdbkatcwbqj">
               <w:r>
                 <w:rPr>
                   <w:rFonts w:ascii="Arial" w:cs="Arial" w:eastAsia="Arial" w:hAnsi="Arial"/>
@@ -6589,7 +6607,7 @@
             <w:pPr>
               <w:spacing w:after="20" w:before="0"/>
             </w:pPr>
-            <w:hyperlink w:history="1" r:id="rIdsblg63t6w9pjiw1gowml1">
+            <w:hyperlink w:history="1" r:id="rIdh2vvjheezlsfiwnyb6au_">
               <w:r>
                 <w:rPr>
                   <w:rFonts w:ascii="Arial" w:cs="Arial" w:eastAsia="Arial" w:hAnsi="Arial"/>
@@ -6622,7 +6640,7 @@
               <w:spacing w:after="10" w:before="0"/>
               <w:ind w:left="120"/>
             </w:pPr>
-            <w:hyperlink w:history="1" r:id="rIdvmubqktl29vgdonuwy6zh">
+            <w:hyperlink w:history="1" r:id="rIdhwdwohadiyalsxyyjcu4l">
               <w:r>
                 <w:rPr>
                   <w:rFonts w:ascii="Arial" w:cs="Arial" w:eastAsia="Arial" w:hAnsi="Arial"/>
@@ -6769,32 +6787,32 @@
         <w:tc>
           <w:tcPr>
             <w:tcW w:type="dxa" w:w="1520"/>
-            <w:shd w:fill="F2F2F2" w:color="auto" w:val="clear"/>
-            <w:tcMar>
-              <w:top w:type="dxa" w:w="60"/>
-              <w:left w:type="dxa" w:w="120"/>
-              <w:bottom w:type="dxa" w:w="60"/>
-              <w:right w:type="dxa" w:w="120"/>
-            </w:tcMar>
-            <w:vAlign w:val="top"/>
-          </w:tcPr>
-          <w:p>
-            <w:pPr>
-              <w:spacing w:after="40" w:before="0"/>
-              <w:jc w:val="left"/>
-            </w:pPr>
-            <w:r>
-              <w:rPr>
-                <w:rFonts w:ascii="Arial" w:cs="Arial" w:eastAsia="Arial" w:hAnsi="Arial"/>
-                <w:b/>
-                <w:bCs/>
-                <w:i w:val="false"/>
-                <w:iCs w:val="false"/>
-                <w:color w:val="000000"/>
-                <w:sz w:val="18"/>
-                <w:szCs w:val="18"/>
-              </w:rPr>
-              <w:t xml:space="preserve">Phase 3 — Explain</w:t>
+            <w:shd w:fill="E2EFDA" w:color="auto" w:val="clear"/>
+            <w:tcMar>
+              <w:top w:type="dxa" w:w="60"/>
+              <w:left w:type="dxa" w:w="120"/>
+              <w:bottom w:type="dxa" w:w="60"/>
+              <w:right w:type="dxa" w:w="120"/>
+            </w:tcMar>
+            <w:vAlign w:val="top"/>
+          </w:tcPr>
+          <w:p>
+            <w:pPr>
+              <w:spacing w:after="40" w:before="0"/>
+              <w:jc w:val="left"/>
+            </w:pPr>
+            <w:r>
+              <w:rPr>
+                <w:rFonts w:ascii="Arial" w:cs="Arial" w:eastAsia="Arial" w:hAnsi="Arial"/>
+                <w:b/>
+                <w:bCs/>
+                <w:i w:val="false"/>
+                <w:iCs w:val="false"/>
+                <w:color w:val="000000"/>
+                <w:sz w:val="18"/>
+                <w:szCs w:val="18"/>
+              </w:rPr>
+              <w:t xml:space="preserve">Explain Phase</w:t>
             </w:r>
           </w:p>
           <w:p>
@@ -6817,7 +6835,7 @@
             <w:pPr>
               <w:spacing w:after="20" w:before="0"/>
             </w:pPr>
-            <w:hyperlink w:history="1" r:id="rId_b3ycf61_p1agpm4bhnqa">
+            <w:hyperlink w:history="1" r:id="rId5xtasx1y_i8li-ihxbh0p">
               <w:r>
                 <w:rPr>
                   <w:rFonts w:ascii="Arial" w:cs="Arial" w:eastAsia="Arial" w:hAnsi="Arial"/>
@@ -6850,7 +6868,7 @@
               <w:spacing w:after="10" w:before="0"/>
               <w:ind w:left="120"/>
             </w:pPr>
-            <w:hyperlink w:history="1" r:id="rId03bgmbt7zkrxaklomx1j5">
+            <w:hyperlink w:history="1" r:id="rIdqxhrfop67bbnjo2ccngqi">
               <w:r>
                 <w:rPr>
                   <w:rFonts w:ascii="Arial" w:cs="Arial" w:eastAsia="Arial" w:hAnsi="Arial"/>
@@ -6895,7 +6913,7 @@
             <w:pPr>
               <w:spacing w:after="20" w:before="0"/>
             </w:pPr>
-            <w:hyperlink w:history="1" r:id="rIdyrsnwx3dkqeoxamjuzwwo">
+            <w:hyperlink w:history="1" r:id="rIdobobkcsdf44ufyzoyiwff">
               <w:r>
                 <w:rPr>
                   <w:rFonts w:ascii="Arial" w:cs="Arial" w:eastAsia="Arial" w:hAnsi="Arial"/>
@@ -6928,7 +6946,7 @@
               <w:spacing w:after="10" w:before="0"/>
               <w:ind w:left="120"/>
             </w:pPr>
-            <w:hyperlink w:history="1" r:id="rId7qujh7l4lqazpsvuw9lvk">
+            <w:hyperlink w:history="1" r:id="rIdgpomgt9jrywr3q6n-w3da">
               <w:r>
                 <w:rPr>
                   <w:rFonts w:ascii="Arial" w:cs="Arial" w:eastAsia="Arial" w:hAnsi="Arial"/>
@@ -7075,32 +7093,32 @@
         <w:tc>
           <w:tcPr>
             <w:tcW w:type="dxa" w:w="1520"/>
-            <w:shd w:fill="F2F2F2" w:color="auto" w:val="clear"/>
-            <w:tcMar>
-              <w:top w:type="dxa" w:w="60"/>
-              <w:left w:type="dxa" w:w="120"/>
-              <w:bottom w:type="dxa" w:w="60"/>
-              <w:right w:type="dxa" w:w="120"/>
-            </w:tcMar>
-            <w:vAlign w:val="top"/>
-          </w:tcPr>
-          <w:p>
-            <w:pPr>
-              <w:spacing w:after="40" w:before="0"/>
-              <w:jc w:val="left"/>
-            </w:pPr>
-            <w:r>
-              <w:rPr>
-                <w:rFonts w:ascii="Arial" w:cs="Arial" w:eastAsia="Arial" w:hAnsi="Arial"/>
-                <w:b/>
-                <w:bCs/>
-                <w:i w:val="false"/>
-                <w:iCs w:val="false"/>
-                <w:color w:val="000000"/>
-                <w:sz w:val="18"/>
-                <w:szCs w:val="18"/>
-              </w:rPr>
-              <w:t xml:space="preserve">Phase 4 — Driving Question Board (DQB) Update</w:t>
+            <w:shd w:fill="FCE4D6" w:color="auto" w:val="clear"/>
+            <w:tcMar>
+              <w:top w:type="dxa" w:w="60"/>
+              <w:left w:type="dxa" w:w="120"/>
+              <w:bottom w:type="dxa" w:w="60"/>
+              <w:right w:type="dxa" w:w="120"/>
+            </w:tcMar>
+            <w:vAlign w:val="top"/>
+          </w:tcPr>
+          <w:p>
+            <w:pPr>
+              <w:spacing w:after="40" w:before="0"/>
+              <w:jc w:val="left"/>
+            </w:pPr>
+            <w:r>
+              <w:rPr>
+                <w:rFonts w:ascii="Arial" w:cs="Arial" w:eastAsia="Arial" w:hAnsi="Arial"/>
+                <w:b/>
+                <w:bCs/>
+                <w:i w:val="false"/>
+                <w:iCs w:val="false"/>
+                <w:color w:val="000000"/>
+                <w:sz w:val="18"/>
+                <w:szCs w:val="18"/>
+              </w:rPr>
+              <w:t xml:space="preserve">Driving Question Board (DQB) Creation</w:t>
             </w:r>
           </w:p>
           <w:p>
@@ -7123,7 +7141,7 @@
             <w:pPr>
               <w:spacing w:after="20" w:before="0"/>
             </w:pPr>
-            <w:hyperlink w:history="1" r:id="rIdyqykgvzsifgozowxz0frx">
+            <w:hyperlink w:history="1" r:id="rId-3szrrqtwwf3fhjwgn5mt">
               <w:r>
                 <w:rPr>
                   <w:rFonts w:ascii="Arial" w:cs="Arial" w:eastAsia="Arial" w:hAnsi="Arial"/>
@@ -7156,7 +7174,7 @@
               <w:spacing w:after="10" w:before="0"/>
               <w:ind w:left="120"/>
             </w:pPr>
-            <w:hyperlink w:history="1" r:id="rIdcenb4muqityq8zltsdt0z">
+            <w:hyperlink w:history="1" r:id="rIdxow6hbwbgmt8gmw27nezf">
               <w:r>
                 <w:rPr>
                   <w:rFonts w:ascii="Arial" w:cs="Arial" w:eastAsia="Arial" w:hAnsi="Arial"/>
@@ -7201,7 +7219,7 @@
             <w:pPr>
               <w:spacing w:after="20" w:before="0"/>
             </w:pPr>
-            <w:hyperlink w:history="1" r:id="rIdsybcoszvp8w6w9nvvvp0q">
+            <w:hyperlink w:history="1" r:id="rIdvmyf7jcebugpkar6nbivu">
               <w:r>
                 <w:rPr>
                   <w:rFonts w:ascii="Arial" w:cs="Arial" w:eastAsia="Arial" w:hAnsi="Arial"/>
@@ -7234,7 +7252,7 @@
               <w:spacing w:after="10" w:before="0"/>
               <w:ind w:left="120"/>
             </w:pPr>
-            <w:hyperlink w:history="1" r:id="rIdtkbqbr_hqbo9ptt3eml17">
+            <w:hyperlink w:history="1" r:id="rId4n6_ic87tj1svomdarann">
               <w:r>
                 <w:rPr>
                   <w:rFonts w:ascii="Arial" w:cs="Arial" w:eastAsia="Arial" w:hAnsi="Arial"/>
@@ -7381,32 +7399,32 @@
         <w:tc>
           <w:tcPr>
             <w:tcW w:type="dxa" w:w="1520"/>
-            <w:shd w:fill="F2F2F2" w:color="auto" w:val="clear"/>
-            <w:tcMar>
-              <w:top w:type="dxa" w:w="60"/>
-              <w:left w:type="dxa" w:w="120"/>
-              <w:bottom w:type="dxa" w:w="60"/>
-              <w:right w:type="dxa" w:w="120"/>
-            </w:tcMar>
-            <w:vAlign w:val="top"/>
-          </w:tcPr>
-          <w:p>
-            <w:pPr>
-              <w:spacing w:after="40" w:before="0"/>
-              <w:jc w:val="left"/>
-            </w:pPr>
-            <w:r>
-              <w:rPr>
-                <w:rFonts w:ascii="Arial" w:cs="Arial" w:eastAsia="Arial" w:hAnsi="Arial"/>
-                <w:b/>
-                <w:bCs/>
-                <w:i w:val="false"/>
-                <w:iCs w:val="false"/>
-                <w:color w:val="000000"/>
-                <w:sz w:val="18"/>
-                <w:szCs w:val="18"/>
-              </w:rPr>
-              <w:t xml:space="preserve">Phase 5 — Model Building</w:t>
+            <w:shd w:fill="D5E8F0" w:color="auto" w:val="clear"/>
+            <w:tcMar>
+              <w:top w:type="dxa" w:w="60"/>
+              <w:left w:type="dxa" w:w="120"/>
+              <w:bottom w:type="dxa" w:w="60"/>
+              <w:right w:type="dxa" w:w="120"/>
+            </w:tcMar>
+            <w:vAlign w:val="top"/>
+          </w:tcPr>
+          <w:p>
+            <w:pPr>
+              <w:spacing w:after="40" w:before="0"/>
+              <w:jc w:val="left"/>
+            </w:pPr>
+            <w:r>
+              <w:rPr>
+                <w:rFonts w:ascii="Arial" w:cs="Arial" w:eastAsia="Arial" w:hAnsi="Arial"/>
+                <w:b/>
+                <w:bCs/>
+                <w:i w:val="false"/>
+                <w:iCs w:val="false"/>
+                <w:color w:val="000000"/>
+                <w:sz w:val="18"/>
+                <w:szCs w:val="18"/>
+              </w:rPr>
+              <w:t xml:space="preserve">Model Building Phase</w:t>
             </w:r>
           </w:p>
           <w:p>
@@ -7429,7 +7447,7 @@
             <w:pPr>
               <w:spacing w:after="20" w:before="0"/>
             </w:pPr>
-            <w:hyperlink w:history="1" r:id="rIdef8p2owbfq-yvh3t4ulzf">
+            <w:hyperlink w:history="1" r:id="rIdxzd7zgois-kfkrg7rcuhy">
               <w:r>
                 <w:rPr>
                   <w:rFonts w:ascii="Arial" w:cs="Arial" w:eastAsia="Arial" w:hAnsi="Arial"/>
@@ -7462,7 +7480,7 @@
               <w:spacing w:after="10" w:before="0"/>
               <w:ind w:left="120"/>
             </w:pPr>
-            <w:hyperlink w:history="1" r:id="rIdyhspz7thpsw1fw3rmrtmr">
+            <w:hyperlink w:history="1" r:id="rId5g67fv_fheducctwyg-b2">
               <w:r>
                 <w:rPr>
                   <w:rFonts w:ascii="Arial" w:cs="Arial" w:eastAsia="Arial" w:hAnsi="Arial"/>
@@ -7507,7 +7525,7 @@
             <w:pPr>
               <w:spacing w:after="20" w:before="0"/>
             </w:pPr>
-            <w:hyperlink w:history="1" r:id="rId1k6l8ml4wocccysgftngq">
+            <w:hyperlink w:history="1" r:id="rIdxbciqubazfnvnus1ilghx">
               <w:r>
                 <w:rPr>
                   <w:rFonts w:ascii="Arial" w:cs="Arial" w:eastAsia="Arial" w:hAnsi="Arial"/>
@@ -7540,7 +7558,7 @@
               <w:spacing w:after="10" w:before="0"/>
               <w:ind w:left="120"/>
             </w:pPr>
-            <w:hyperlink w:history="1" r:id="rIdbj9hqkmh-gyndwftwtmo_">
+            <w:hyperlink w:history="1" r:id="rIdjcjdvztntodftkzhwqor-">
               <w:r>
                 <w:rPr>
                   <w:rFonts w:ascii="Arial" w:cs="Arial" w:eastAsia="Arial" w:hAnsi="Arial"/>
@@ -8979,32 +8997,32 @@
         <w:tc>
           <w:tcPr>
             <w:tcW w:type="dxa" w:w="1520"/>
-            <w:shd w:fill="F2F2F2" w:color="auto" w:val="clear"/>
-            <w:tcMar>
-              <w:top w:type="dxa" w:w="60"/>
-              <w:left w:type="dxa" w:w="120"/>
-              <w:bottom w:type="dxa" w:w="60"/>
-              <w:right w:type="dxa" w:w="120"/>
-            </w:tcMar>
-            <w:vAlign w:val="top"/>
-          </w:tcPr>
-          <w:p>
-            <w:pPr>
-              <w:spacing w:after="40" w:before="0"/>
-              <w:jc w:val="left"/>
-            </w:pPr>
-            <w:r>
-              <w:rPr>
-                <w:rFonts w:ascii="Arial" w:cs="Arial" w:eastAsia="Arial" w:hAnsi="Arial"/>
-                <w:b/>
-                <w:bCs/>
-                <w:i w:val="false"/>
-                <w:iCs w:val="false"/>
-                <w:color w:val="000000"/>
-                <w:sz w:val="18"/>
-                <w:szCs w:val="18"/>
-              </w:rPr>
-              <w:t xml:space="preserve">Phase 1 — Predict (Activate &amp; Problematise)</w:t>
+            <w:shd w:fill="EAD1F5" w:color="auto" w:val="clear"/>
+            <w:tcMar>
+              <w:top w:type="dxa" w:w="60"/>
+              <w:left w:type="dxa" w:w="120"/>
+              <w:bottom w:type="dxa" w:w="60"/>
+              <w:right w:type="dxa" w:w="120"/>
+            </w:tcMar>
+            <w:vAlign w:val="top"/>
+          </w:tcPr>
+          <w:p>
+            <w:pPr>
+              <w:spacing w:after="40" w:before="0"/>
+              <w:jc w:val="left"/>
+            </w:pPr>
+            <w:r>
+              <w:rPr>
+                <w:rFonts w:ascii="Arial" w:cs="Arial" w:eastAsia="Arial" w:hAnsi="Arial"/>
+                <w:b/>
+                <w:bCs/>
+                <w:i w:val="false"/>
+                <w:iCs w:val="false"/>
+                <w:color w:val="000000"/>
+                <w:sz w:val="18"/>
+                <w:szCs w:val="18"/>
+              </w:rPr>
+              <w:t xml:space="preserve">Predict Phase</w:t>
             </w:r>
           </w:p>
           <w:p>
@@ -9027,7 +9045,7 @@
             <w:pPr>
               <w:spacing w:after="20" w:before="0"/>
             </w:pPr>
-            <w:hyperlink w:history="1" r:id="rIdugc2pfizra05kfc8n4vi-">
+            <w:hyperlink w:history="1" r:id="rId6rx1c4iocr2l66zskic_j">
               <w:r>
                 <w:rPr>
                   <w:rFonts w:ascii="Arial" w:cs="Arial" w:eastAsia="Arial" w:hAnsi="Arial"/>
@@ -9060,7 +9078,7 @@
               <w:spacing w:after="10" w:before="0"/>
               <w:ind w:left="120"/>
             </w:pPr>
-            <w:hyperlink w:history="1" r:id="rIdq5aqaehi11jshqh2fjrqp">
+            <w:hyperlink w:history="1" r:id="rIdjgwilhammxdi9xpkjmcj6">
               <w:r>
                 <w:rPr>
                   <w:rFonts w:ascii="Arial" w:cs="Arial" w:eastAsia="Arial" w:hAnsi="Arial"/>
@@ -9105,7 +9123,7 @@
             <w:pPr>
               <w:spacing w:after="20" w:before="0"/>
             </w:pPr>
-            <w:hyperlink w:history="1" r:id="rIdeb1lypc7w7jjdp1z3rhxt">
+            <w:hyperlink w:history="1" r:id="rIdlocywqqrladbsdd3d78ss">
               <w:r>
                 <w:rPr>
                   <w:rFonts w:ascii="Arial" w:cs="Arial" w:eastAsia="Arial" w:hAnsi="Arial"/>
@@ -9138,7 +9156,7 @@
               <w:spacing w:after="10" w:before="0"/>
               <w:ind w:left="120"/>
             </w:pPr>
-            <w:hyperlink w:history="1" r:id="rIdoqidoqbcktwutdkayqmgj">
+            <w:hyperlink w:history="1" r:id="rIdahzco8hwssdnkhfnx9vd6">
               <w:r>
                 <w:rPr>
                   <w:rFonts w:ascii="Arial" w:cs="Arial" w:eastAsia="Arial" w:hAnsi="Arial"/>
@@ -9285,32 +9303,32 @@
         <w:tc>
           <w:tcPr>
             <w:tcW w:type="dxa" w:w="1520"/>
-            <w:shd w:fill="F2F2F2" w:color="auto" w:val="clear"/>
-            <w:tcMar>
-              <w:top w:type="dxa" w:w="60"/>
-              <w:left w:type="dxa" w:w="120"/>
-              <w:bottom w:type="dxa" w:w="60"/>
-              <w:right w:type="dxa" w:w="120"/>
-            </w:tcMar>
-            <w:vAlign w:val="top"/>
-          </w:tcPr>
-          <w:p>
-            <w:pPr>
-              <w:spacing w:after="40" w:before="0"/>
-              <w:jc w:val="left"/>
-            </w:pPr>
-            <w:r>
-              <w:rPr>
-                <w:rFonts w:ascii="Arial" w:cs="Arial" w:eastAsia="Arial" w:hAnsi="Arial"/>
-                <w:b/>
-                <w:bCs/>
-                <w:i w:val="false"/>
-                <w:iCs w:val="false"/>
-                <w:color w:val="000000"/>
-                <w:sz w:val="18"/>
-                <w:szCs w:val="18"/>
-              </w:rPr>
-              <w:t xml:space="preserve">Phase 2 — Observe (Evidence Gathering)</w:t>
+            <w:shd w:fill="D9EEF1" w:color="auto" w:val="clear"/>
+            <w:tcMar>
+              <w:top w:type="dxa" w:w="60"/>
+              <w:left w:type="dxa" w:w="120"/>
+              <w:bottom w:type="dxa" w:w="60"/>
+              <w:right w:type="dxa" w:w="120"/>
+            </w:tcMar>
+            <w:vAlign w:val="top"/>
+          </w:tcPr>
+          <w:p>
+            <w:pPr>
+              <w:spacing w:after="40" w:before="0"/>
+              <w:jc w:val="left"/>
+            </w:pPr>
+            <w:r>
+              <w:rPr>
+                <w:rFonts w:ascii="Arial" w:cs="Arial" w:eastAsia="Arial" w:hAnsi="Arial"/>
+                <w:b/>
+                <w:bCs/>
+                <w:i w:val="false"/>
+                <w:iCs w:val="false"/>
+                <w:color w:val="000000"/>
+                <w:sz w:val="18"/>
+                <w:szCs w:val="18"/>
+              </w:rPr>
+              <w:t xml:space="preserve">Observe Phase</w:t>
             </w:r>
           </w:p>
           <w:p>
@@ -9333,7 +9351,7 @@
             <w:pPr>
               <w:spacing w:after="20" w:before="0"/>
             </w:pPr>
-            <w:hyperlink w:history="1" r:id="rIdbowrtruvrq2smvkbsfqtz">
+            <w:hyperlink w:history="1" r:id="rIdgotdlh9z231u7vcmd-pl6">
               <w:r>
                 <w:rPr>
                   <w:rFonts w:ascii="Arial" w:cs="Arial" w:eastAsia="Arial" w:hAnsi="Arial"/>
@@ -9366,7 +9384,7 @@
               <w:spacing w:after="10" w:before="0"/>
               <w:ind w:left="120"/>
             </w:pPr>
-            <w:hyperlink w:history="1" r:id="rIdbnodn52sqncz7x_8knv8-">
+            <w:hyperlink w:history="1" r:id="rIdqwhz3msbbuv5hzlbobnqs">
               <w:r>
                 <w:rPr>
                   <w:rFonts w:ascii="Arial" w:cs="Arial" w:eastAsia="Arial" w:hAnsi="Arial"/>
@@ -9411,7 +9429,7 @@
             <w:pPr>
               <w:spacing w:after="20" w:before="0"/>
             </w:pPr>
-            <w:hyperlink w:history="1" r:id="rId_gi_wyvobefbysycg-jqr">
+            <w:hyperlink w:history="1" r:id="rIdckimgwxi01pbp44yt9olr">
               <w:r>
                 <w:rPr>
                   <w:rFonts w:ascii="Arial" w:cs="Arial" w:eastAsia="Arial" w:hAnsi="Arial"/>
@@ -9444,7 +9462,7 @@
               <w:spacing w:after="10" w:before="0"/>
               <w:ind w:left="120"/>
             </w:pPr>
-            <w:hyperlink w:history="1" r:id="rIddkb4veyatcb3oqitnhyhx">
+            <w:hyperlink w:history="1" r:id="rIdqwqwqra04js644t5ctkua">
               <w:r>
                 <w:rPr>
                   <w:rFonts w:ascii="Arial" w:cs="Arial" w:eastAsia="Arial" w:hAnsi="Arial"/>
@@ -9591,32 +9609,32 @@
         <w:tc>
           <w:tcPr>
             <w:tcW w:type="dxa" w:w="1520"/>
-            <w:shd w:fill="F2F2F2" w:color="auto" w:val="clear"/>
-            <w:tcMar>
-              <w:top w:type="dxa" w:w="60"/>
-              <w:left w:type="dxa" w:w="120"/>
-              <w:bottom w:type="dxa" w:w="60"/>
-              <w:right w:type="dxa" w:w="120"/>
-            </w:tcMar>
-            <w:vAlign w:val="top"/>
-          </w:tcPr>
-          <w:p>
-            <w:pPr>
-              <w:spacing w:after="40" w:before="0"/>
-              <w:jc w:val="left"/>
-            </w:pPr>
-            <w:r>
-              <w:rPr>
-                <w:rFonts w:ascii="Arial" w:cs="Arial" w:eastAsia="Arial" w:hAnsi="Arial"/>
-                <w:b/>
-                <w:bCs/>
-                <w:i w:val="false"/>
-                <w:iCs w:val="false"/>
-                <w:color w:val="000000"/>
-                <w:sz w:val="18"/>
-                <w:szCs w:val="18"/>
-              </w:rPr>
-              <w:t xml:space="preserve">Phase 3 — Explain (Sensemaking &amp; Concept Construction)</w:t>
+            <w:shd w:fill="E2EFDA" w:color="auto" w:val="clear"/>
+            <w:tcMar>
+              <w:top w:type="dxa" w:w="60"/>
+              <w:left w:type="dxa" w:w="120"/>
+              <w:bottom w:type="dxa" w:w="60"/>
+              <w:right w:type="dxa" w:w="120"/>
+            </w:tcMar>
+            <w:vAlign w:val="top"/>
+          </w:tcPr>
+          <w:p>
+            <w:pPr>
+              <w:spacing w:after="40" w:before="0"/>
+              <w:jc w:val="left"/>
+            </w:pPr>
+            <w:r>
+              <w:rPr>
+                <w:rFonts w:ascii="Arial" w:cs="Arial" w:eastAsia="Arial" w:hAnsi="Arial"/>
+                <w:b/>
+                <w:bCs/>
+                <w:i w:val="false"/>
+                <w:iCs w:val="false"/>
+                <w:color w:val="000000"/>
+                <w:sz w:val="18"/>
+                <w:szCs w:val="18"/>
+              </w:rPr>
+              <w:t xml:space="preserve">Explain Phase</w:t>
             </w:r>
           </w:p>
           <w:p>
@@ -9639,7 +9657,7 @@
             <w:pPr>
               <w:spacing w:after="20" w:before="0"/>
             </w:pPr>
-            <w:hyperlink w:history="1" r:id="rIdtrl9kfwxfjjlzv6gbz5je">
+            <w:hyperlink w:history="1" r:id="rIdr4ww4uoct6lnzwm0i_qgn">
               <w:r>
                 <w:rPr>
                   <w:rFonts w:ascii="Arial" w:cs="Arial" w:eastAsia="Arial" w:hAnsi="Arial"/>
@@ -9672,7 +9690,7 @@
               <w:spacing w:after="10" w:before="0"/>
               <w:ind w:left="120"/>
             </w:pPr>
-            <w:hyperlink w:history="1" r:id="rIdqbslngcwpnb4_mt_4qemb">
+            <w:hyperlink w:history="1" r:id="rIdax0wroklkjasgbvvbgy2n">
               <w:r>
                 <w:rPr>
                   <w:rFonts w:ascii="Arial" w:cs="Arial" w:eastAsia="Arial" w:hAnsi="Arial"/>
@@ -9717,7 +9735,7 @@
             <w:pPr>
               <w:spacing w:after="20" w:before="0"/>
             </w:pPr>
-            <w:hyperlink w:history="1" r:id="rIdtwe3fzupmd3glgi2cz8mp">
+            <w:hyperlink w:history="1" r:id="rId3wu0din3jf2ehffei5wdb">
               <w:r>
                 <w:rPr>
                   <w:rFonts w:ascii="Arial" w:cs="Arial" w:eastAsia="Arial" w:hAnsi="Arial"/>
@@ -9750,7 +9768,7 @@
               <w:spacing w:after="10" w:before="0"/>
               <w:ind w:left="120"/>
             </w:pPr>
-            <w:hyperlink w:history="1" r:id="rIdww8j-s8jwa9kand54oxsa">
+            <w:hyperlink w:history="1" r:id="rIdg2okfjfasa5og0xz-e-p-">
               <w:r>
                 <w:rPr>
                   <w:rFonts w:ascii="Arial" w:cs="Arial" w:eastAsia="Arial" w:hAnsi="Arial"/>
@@ -9897,32 +9915,32 @@
         <w:tc>
           <w:tcPr>
             <w:tcW w:type="dxa" w:w="1520"/>
-            <w:shd w:fill="F2F2F2" w:color="auto" w:val="clear"/>
-            <w:tcMar>
-              <w:top w:type="dxa" w:w="60"/>
-              <w:left w:type="dxa" w:w="120"/>
-              <w:bottom w:type="dxa" w:w="60"/>
-              <w:right w:type="dxa" w:w="120"/>
-            </w:tcMar>
-            <w:vAlign w:val="top"/>
-          </w:tcPr>
-          <w:p>
-            <w:pPr>
-              <w:spacing w:after="40" w:before="0"/>
-              <w:jc w:val="left"/>
-            </w:pPr>
-            <w:r>
-              <w:rPr>
-                <w:rFonts w:ascii="Arial" w:cs="Arial" w:eastAsia="Arial" w:hAnsi="Arial"/>
-                <w:b/>
-                <w:bCs/>
-                <w:i w:val="false"/>
-                <w:iCs w:val="false"/>
-                <w:color w:val="000000"/>
-                <w:sz w:val="18"/>
-                <w:szCs w:val="18"/>
-              </w:rPr>
-              <w:t xml:space="preserve">Phase 4 — Driving Question Board (DQB) Update</w:t>
+            <w:shd w:fill="FCE4D6" w:color="auto" w:val="clear"/>
+            <w:tcMar>
+              <w:top w:type="dxa" w:w="60"/>
+              <w:left w:type="dxa" w:w="120"/>
+              <w:bottom w:type="dxa" w:w="60"/>
+              <w:right w:type="dxa" w:w="120"/>
+            </w:tcMar>
+            <w:vAlign w:val="top"/>
+          </w:tcPr>
+          <w:p>
+            <w:pPr>
+              <w:spacing w:after="40" w:before="0"/>
+              <w:jc w:val="left"/>
+            </w:pPr>
+            <w:r>
+              <w:rPr>
+                <w:rFonts w:ascii="Arial" w:cs="Arial" w:eastAsia="Arial" w:hAnsi="Arial"/>
+                <w:b/>
+                <w:bCs/>
+                <w:i w:val="false"/>
+                <w:iCs w:val="false"/>
+                <w:color w:val="000000"/>
+                <w:sz w:val="18"/>
+                <w:szCs w:val="18"/>
+              </w:rPr>
+              <w:t xml:space="preserve">Driving Question Board (DQB) Creation</w:t>
             </w:r>
           </w:p>
           <w:p>
@@ -9945,7 +9963,7 @@
             <w:pPr>
               <w:spacing w:after="20" w:before="0"/>
             </w:pPr>
-            <w:hyperlink w:history="1" r:id="rIdfuwl9-lcbu4vwqfptkh6u">
+            <w:hyperlink w:history="1" r:id="rIdctipqp-mmbvrcedsbbjxd">
               <w:r>
                 <w:rPr>
                   <w:rFonts w:ascii="Arial" w:cs="Arial" w:eastAsia="Arial" w:hAnsi="Arial"/>
@@ -9978,7 +9996,7 @@
               <w:spacing w:after="10" w:before="0"/>
               <w:ind w:left="120"/>
             </w:pPr>
-            <w:hyperlink w:history="1" r:id="rId9vjllagj8xq-mhnh6we-s">
+            <w:hyperlink w:history="1" r:id="rId-8ne-kzbghj_rkgrlkp-0">
               <w:r>
                 <w:rPr>
                   <w:rFonts w:ascii="Arial" w:cs="Arial" w:eastAsia="Arial" w:hAnsi="Arial"/>
@@ -10023,7 +10041,7 @@
             <w:pPr>
               <w:spacing w:after="20" w:before="0"/>
             </w:pPr>
-            <w:hyperlink w:history="1" r:id="rIdjb-yn9dohjhwlcewwzmzc">
+            <w:hyperlink w:history="1" r:id="rId69s-yldv_yfnta16ip8xg">
               <w:r>
                 <w:rPr>
                   <w:rFonts w:ascii="Arial" w:cs="Arial" w:eastAsia="Arial" w:hAnsi="Arial"/>
@@ -10056,7 +10074,7 @@
               <w:spacing w:after="10" w:before="0"/>
               <w:ind w:left="120"/>
             </w:pPr>
-            <w:hyperlink w:history="1" r:id="rId2hymy9gbx2tluozaiwsvj">
+            <w:hyperlink w:history="1" r:id="rIdbi88mnf75sheqqnzqx1uh">
               <w:r>
                 <w:rPr>
                   <w:rFonts w:ascii="Arial" w:cs="Arial" w:eastAsia="Arial" w:hAnsi="Arial"/>
@@ -10203,32 +10221,32 @@
         <w:tc>
           <w:tcPr>
             <w:tcW w:type="dxa" w:w="1520"/>
-            <w:shd w:fill="F2F2F2" w:color="auto" w:val="clear"/>
-            <w:tcMar>
-              <w:top w:type="dxa" w:w="60"/>
-              <w:left w:type="dxa" w:w="120"/>
-              <w:bottom w:type="dxa" w:w="60"/>
-              <w:right w:type="dxa" w:w="120"/>
-            </w:tcMar>
-            <w:vAlign w:val="top"/>
-          </w:tcPr>
-          <w:p>
-            <w:pPr>
-              <w:spacing w:after="40" w:before="0"/>
-              <w:jc w:val="left"/>
-            </w:pPr>
-            <w:r>
-              <w:rPr>
-                <w:rFonts w:ascii="Arial" w:cs="Arial" w:eastAsia="Arial" w:hAnsi="Arial"/>
-                <w:b/>
-                <w:bCs/>
-                <w:i w:val="false"/>
-                <w:iCs w:val="false"/>
-                <w:color w:val="000000"/>
-                <w:sz w:val="18"/>
-                <w:szCs w:val="18"/>
-              </w:rPr>
-              <w:t xml:space="preserve">Phase 5 — Model Building (Cumulative Model — Version 1)</w:t>
+            <w:shd w:fill="D5E8F0" w:color="auto" w:val="clear"/>
+            <w:tcMar>
+              <w:top w:type="dxa" w:w="60"/>
+              <w:left w:type="dxa" w:w="120"/>
+              <w:bottom w:type="dxa" w:w="60"/>
+              <w:right w:type="dxa" w:w="120"/>
+            </w:tcMar>
+            <w:vAlign w:val="top"/>
+          </w:tcPr>
+          <w:p>
+            <w:pPr>
+              <w:spacing w:after="40" w:before="0"/>
+              <w:jc w:val="left"/>
+            </w:pPr>
+            <w:r>
+              <w:rPr>
+                <w:rFonts w:ascii="Arial" w:cs="Arial" w:eastAsia="Arial" w:hAnsi="Arial"/>
+                <w:b/>
+                <w:bCs/>
+                <w:i w:val="false"/>
+                <w:iCs w:val="false"/>
+                <w:color w:val="000000"/>
+                <w:sz w:val="18"/>
+                <w:szCs w:val="18"/>
+              </w:rPr>
+              <w:t xml:space="preserve">Model Building Phase</w:t>
             </w:r>
           </w:p>
           <w:p>
@@ -10251,7 +10269,7 @@
             <w:pPr>
               <w:spacing w:after="20" w:before="0"/>
             </w:pPr>
-            <w:hyperlink w:history="1" r:id="rId-aitwsnw0yvw_thmlecwn">
+            <w:hyperlink w:history="1" r:id="rIdzhyxm32wuift3bvi_vkr6">
               <w:r>
                 <w:rPr>
                   <w:rFonts w:ascii="Arial" w:cs="Arial" w:eastAsia="Arial" w:hAnsi="Arial"/>
@@ -10284,7 +10302,7 @@
               <w:spacing w:after="10" w:before="0"/>
               <w:ind w:left="120"/>
             </w:pPr>
-            <w:hyperlink w:history="1" r:id="rId82sokjk4-ti6icnibjqzj">
+            <w:hyperlink w:history="1" r:id="rId_yqz7kbmekgtapw7uaiot">
               <w:r>
                 <w:rPr>
                   <w:rFonts w:ascii="Arial" w:cs="Arial" w:eastAsia="Arial" w:hAnsi="Arial"/>
@@ -10329,7 +10347,7 @@
             <w:pPr>
               <w:spacing w:after="20" w:before="0"/>
             </w:pPr>
-            <w:hyperlink w:history="1" r:id="rId59hzdfhppspoux5-jfjyl">
+            <w:hyperlink w:history="1" r:id="rIdlsolw2olkl_urr1wozmd5">
               <w:r>
                 <w:rPr>
                   <w:rFonts w:ascii="Arial" w:cs="Arial" w:eastAsia="Arial" w:hAnsi="Arial"/>
@@ -10362,7 +10380,7 @@
               <w:spacing w:after="10" w:before="0"/>
               <w:ind w:left="120"/>
             </w:pPr>
-            <w:hyperlink w:history="1" r:id="rIdtjmw8iwahdenjnsbflkno">
+            <w:hyperlink w:history="1" r:id="rId-d6fnubxvko4wgjievtvr">
               <w:r>
                 <w:rPr>
                   <w:rFonts w:ascii="Arial" w:cs="Arial" w:eastAsia="Arial" w:hAnsi="Arial"/>
@@ -11802,32 +11820,32 @@
         <w:tc>
           <w:tcPr>
             <w:tcW w:type="dxa" w:w="1520"/>
-            <w:shd w:fill="F2F2F2" w:color="auto" w:val="clear"/>
-            <w:tcMar>
-              <w:top w:type="dxa" w:w="60"/>
-              <w:left w:type="dxa" w:w="120"/>
-              <w:bottom w:type="dxa" w:w="60"/>
-              <w:right w:type="dxa" w:w="120"/>
-            </w:tcMar>
-            <w:vAlign w:val="top"/>
-          </w:tcPr>
-          <w:p>
-            <w:pPr>
-              <w:spacing w:after="40" w:before="0"/>
-              <w:jc w:val="left"/>
-            </w:pPr>
-            <w:r>
-              <w:rPr>
-                <w:rFonts w:ascii="Arial" w:cs="Arial" w:eastAsia="Arial" w:hAnsi="Arial"/>
-                <w:b/>
-                <w:bCs/>
-                <w:i w:val="false"/>
-                <w:iCs w:val="false"/>
-                <w:color w:val="000000"/>
-                <w:sz w:val="18"/>
-                <w:szCs w:val="18"/>
-              </w:rPr>
-              <w:t xml:space="preserve">Phase 1 — Predict</w:t>
+            <w:shd w:fill="EAD1F5" w:color="auto" w:val="clear"/>
+            <w:tcMar>
+              <w:top w:type="dxa" w:w="60"/>
+              <w:left w:type="dxa" w:w="120"/>
+              <w:bottom w:type="dxa" w:w="60"/>
+              <w:right w:type="dxa" w:w="120"/>
+            </w:tcMar>
+            <w:vAlign w:val="top"/>
+          </w:tcPr>
+          <w:p>
+            <w:pPr>
+              <w:spacing w:after="40" w:before="0"/>
+              <w:jc w:val="left"/>
+            </w:pPr>
+            <w:r>
+              <w:rPr>
+                <w:rFonts w:ascii="Arial" w:cs="Arial" w:eastAsia="Arial" w:hAnsi="Arial"/>
+                <w:b/>
+                <w:bCs/>
+                <w:i w:val="false"/>
+                <w:iCs w:val="false"/>
+                <w:color w:val="000000"/>
+                <w:sz w:val="18"/>
+                <w:szCs w:val="18"/>
+              </w:rPr>
+              <w:t xml:space="preserve">Predict Phase</w:t>
             </w:r>
           </w:p>
           <w:p>
@@ -11850,7 +11868,7 @@
             <w:pPr>
               <w:spacing w:after="20" w:before="0"/>
             </w:pPr>
-            <w:hyperlink w:history="1" r:id="rIdigkup1cf1kj1q0dqo8hk3">
+            <w:hyperlink w:history="1" r:id="rIdbb64glzpuvwadhmqyworj">
               <w:r>
                 <w:rPr>
                   <w:rFonts w:ascii="Arial" w:cs="Arial" w:eastAsia="Arial" w:hAnsi="Arial"/>
@@ -11883,7 +11901,7 @@
               <w:spacing w:after="10" w:before="0"/>
               <w:ind w:left="120"/>
             </w:pPr>
-            <w:hyperlink w:history="1" r:id="rIdr0d9y2p_f1rcokkptdxpd">
+            <w:hyperlink w:history="1" r:id="rIdigtyazcs6x9tthqoqw4ql">
               <w:r>
                 <w:rPr>
                   <w:rFonts w:ascii="Arial" w:cs="Arial" w:eastAsia="Arial" w:hAnsi="Arial"/>
@@ -11928,7 +11946,7 @@
             <w:pPr>
               <w:spacing w:after="20" w:before="0"/>
             </w:pPr>
-            <w:hyperlink w:history="1" r:id="rIdjfyq6ls1wwjxosyqgw_rc">
+            <w:hyperlink w:history="1" r:id="rIdq81x6d6ktjv82osvabslz">
               <w:r>
                 <w:rPr>
                   <w:rFonts w:ascii="Arial" w:cs="Arial" w:eastAsia="Arial" w:hAnsi="Arial"/>
@@ -11961,7 +11979,7 @@
               <w:spacing w:after="10" w:before="0"/>
               <w:ind w:left="120"/>
             </w:pPr>
-            <w:hyperlink w:history="1" r:id="rIdfixsz4kevievp-tqxicj4">
+            <w:hyperlink w:history="1" r:id="rIdmb_ru9-apwtaajlamfkzw">
               <w:r>
                 <w:rPr>
                   <w:rFonts w:ascii="Arial" w:cs="Arial" w:eastAsia="Arial" w:hAnsi="Arial"/>
@@ -12108,32 +12126,32 @@
         <w:tc>
           <w:tcPr>
             <w:tcW w:type="dxa" w:w="1520"/>
-            <w:shd w:fill="F2F2F2" w:color="auto" w:val="clear"/>
-            <w:tcMar>
-              <w:top w:type="dxa" w:w="60"/>
-              <w:left w:type="dxa" w:w="120"/>
-              <w:bottom w:type="dxa" w:w="60"/>
-              <w:right w:type="dxa" w:w="120"/>
-            </w:tcMar>
-            <w:vAlign w:val="top"/>
-          </w:tcPr>
-          <w:p>
-            <w:pPr>
-              <w:spacing w:after="40" w:before="0"/>
-              <w:jc w:val="left"/>
-            </w:pPr>
-            <w:r>
-              <w:rPr>
-                <w:rFonts w:ascii="Arial" w:cs="Arial" w:eastAsia="Arial" w:hAnsi="Arial"/>
-                <w:b/>
-                <w:bCs/>
-                <w:i w:val="false"/>
-                <w:iCs w:val="false"/>
-                <w:color w:val="000000"/>
-                <w:sz w:val="18"/>
-                <w:szCs w:val="18"/>
-              </w:rPr>
-              <w:t xml:space="preserve">Phase 2 — Observe</w:t>
+            <w:shd w:fill="D9EEF1" w:color="auto" w:val="clear"/>
+            <w:tcMar>
+              <w:top w:type="dxa" w:w="60"/>
+              <w:left w:type="dxa" w:w="120"/>
+              <w:bottom w:type="dxa" w:w="60"/>
+              <w:right w:type="dxa" w:w="120"/>
+            </w:tcMar>
+            <w:vAlign w:val="top"/>
+          </w:tcPr>
+          <w:p>
+            <w:pPr>
+              <w:spacing w:after="40" w:before="0"/>
+              <w:jc w:val="left"/>
+            </w:pPr>
+            <w:r>
+              <w:rPr>
+                <w:rFonts w:ascii="Arial" w:cs="Arial" w:eastAsia="Arial" w:hAnsi="Arial"/>
+                <w:b/>
+                <w:bCs/>
+                <w:i w:val="false"/>
+                <w:iCs w:val="false"/>
+                <w:color w:val="000000"/>
+                <w:sz w:val="18"/>
+                <w:szCs w:val="18"/>
+              </w:rPr>
+              <w:t xml:space="preserve">Observe Phase</w:t>
             </w:r>
           </w:p>
           <w:p>
@@ -12156,7 +12174,7 @@
             <w:pPr>
               <w:spacing w:after="20" w:before="0"/>
             </w:pPr>
-            <w:hyperlink w:history="1" r:id="rIditwfb00v4thewlrhd5k_f">
+            <w:hyperlink w:history="1" r:id="rIdklajfn8xgii8s-c9nphl_">
               <w:r>
                 <w:rPr>
                   <w:rFonts w:ascii="Arial" w:cs="Arial" w:eastAsia="Arial" w:hAnsi="Arial"/>
@@ -12189,7 +12207,7 @@
               <w:spacing w:after="10" w:before="0"/>
               <w:ind w:left="120"/>
             </w:pPr>
-            <w:hyperlink w:history="1" r:id="rIdoa9x2llaygu_lzdah8hbg">
+            <w:hyperlink w:history="1" r:id="rIdhxixoevxfubwywwl9jmqv">
               <w:r>
                 <w:rPr>
                   <w:rFonts w:ascii="Arial" w:cs="Arial" w:eastAsia="Arial" w:hAnsi="Arial"/>
@@ -12234,7 +12252,7 @@
             <w:pPr>
               <w:spacing w:after="20" w:before="0"/>
             </w:pPr>
-            <w:hyperlink w:history="1" r:id="rIdxtybjlfjbewlcj3xqtx0w">
+            <w:hyperlink w:history="1" r:id="rIdathfvyk4sawe9k6ern6jj">
               <w:r>
                 <w:rPr>
                   <w:rFonts w:ascii="Arial" w:cs="Arial" w:eastAsia="Arial" w:hAnsi="Arial"/>
@@ -12267,7 +12285,7 @@
               <w:spacing w:after="10" w:before="0"/>
               <w:ind w:left="120"/>
             </w:pPr>
-            <w:hyperlink w:history="1" r:id="rIdeonzfrpey74bkagyjtkbe">
+            <w:hyperlink w:history="1" r:id="rIdlzptm9hj2eilh63rjqqpd">
               <w:r>
                 <w:rPr>
                   <w:rFonts w:ascii="Arial" w:cs="Arial" w:eastAsia="Arial" w:hAnsi="Arial"/>
@@ -12414,32 +12432,32 @@
         <w:tc>
           <w:tcPr>
             <w:tcW w:type="dxa" w:w="1520"/>
-            <w:shd w:fill="F2F2F2" w:color="auto" w:val="clear"/>
-            <w:tcMar>
-              <w:top w:type="dxa" w:w="60"/>
-              <w:left w:type="dxa" w:w="120"/>
-              <w:bottom w:type="dxa" w:w="60"/>
-              <w:right w:type="dxa" w:w="120"/>
-            </w:tcMar>
-            <w:vAlign w:val="top"/>
-          </w:tcPr>
-          <w:p>
-            <w:pPr>
-              <w:spacing w:after="40" w:before="0"/>
-              <w:jc w:val="left"/>
-            </w:pPr>
-            <w:r>
-              <w:rPr>
-                <w:rFonts w:ascii="Arial" w:cs="Arial" w:eastAsia="Arial" w:hAnsi="Arial"/>
-                <w:b/>
-                <w:bCs/>
-                <w:i w:val="false"/>
-                <w:iCs w:val="false"/>
-                <w:color w:val="000000"/>
-                <w:sz w:val="18"/>
-                <w:szCs w:val="18"/>
-              </w:rPr>
-              <w:t xml:space="preserve">Phase 3 — Explain</w:t>
+            <w:shd w:fill="E2EFDA" w:color="auto" w:val="clear"/>
+            <w:tcMar>
+              <w:top w:type="dxa" w:w="60"/>
+              <w:left w:type="dxa" w:w="120"/>
+              <w:bottom w:type="dxa" w:w="60"/>
+              <w:right w:type="dxa" w:w="120"/>
+            </w:tcMar>
+            <w:vAlign w:val="top"/>
+          </w:tcPr>
+          <w:p>
+            <w:pPr>
+              <w:spacing w:after="40" w:before="0"/>
+              <w:jc w:val="left"/>
+            </w:pPr>
+            <w:r>
+              <w:rPr>
+                <w:rFonts w:ascii="Arial" w:cs="Arial" w:eastAsia="Arial" w:hAnsi="Arial"/>
+                <w:b/>
+                <w:bCs/>
+                <w:i w:val="false"/>
+                <w:iCs w:val="false"/>
+                <w:color w:val="000000"/>
+                <w:sz w:val="18"/>
+                <w:szCs w:val="18"/>
+              </w:rPr>
+              <w:t xml:space="preserve">Explain Phase</w:t>
             </w:r>
           </w:p>
           <w:p>
@@ -12462,7 +12480,7 @@
             <w:pPr>
               <w:spacing w:after="20" w:before="0"/>
             </w:pPr>
-            <w:hyperlink w:history="1" r:id="rIdo6xdex7jrychkexwndn9z">
+            <w:hyperlink w:history="1" r:id="rIdypmwnbtlijtasmimffevc">
               <w:r>
                 <w:rPr>
                   <w:rFonts w:ascii="Arial" w:cs="Arial" w:eastAsia="Arial" w:hAnsi="Arial"/>
@@ -12495,7 +12513,7 @@
               <w:spacing w:after="10" w:before="0"/>
               <w:ind w:left="120"/>
             </w:pPr>
-            <w:hyperlink w:history="1" r:id="rId5cze1j997w2-ui_zzu4vo">
+            <w:hyperlink w:history="1" r:id="rIdqowtzotf4of1d2nwpxrv7">
               <w:r>
                 <w:rPr>
                   <w:rFonts w:ascii="Arial" w:cs="Arial" w:eastAsia="Arial" w:hAnsi="Arial"/>
@@ -12540,7 +12558,7 @@
             <w:pPr>
               <w:spacing w:after="20" w:before="0"/>
             </w:pPr>
-            <w:hyperlink w:history="1" r:id="rId3kwpvkl48ltrduscif5pv">
+            <w:hyperlink w:history="1" r:id="rIdc-wajoznevtuaqrejw4d2">
               <w:r>
                 <w:rPr>
                   <w:rFonts w:ascii="Arial" w:cs="Arial" w:eastAsia="Arial" w:hAnsi="Arial"/>
@@ -12573,7 +12591,7 @@
               <w:spacing w:after="10" w:before="0"/>
               <w:ind w:left="120"/>
             </w:pPr>
-            <w:hyperlink w:history="1" r:id="rIdxkpyxz5zyvpptiqh1ojib">
+            <w:hyperlink w:history="1" r:id="rIdfegkmvictnykcvp0eim79">
               <w:r>
                 <w:rPr>
                   <w:rFonts w:ascii="Arial" w:cs="Arial" w:eastAsia="Arial" w:hAnsi="Arial"/>
@@ -12720,32 +12738,32 @@
         <w:tc>
           <w:tcPr>
             <w:tcW w:type="dxa" w:w="1520"/>
-            <w:shd w:fill="F2F2F2" w:color="auto" w:val="clear"/>
-            <w:tcMar>
-              <w:top w:type="dxa" w:w="60"/>
-              <w:left w:type="dxa" w:w="120"/>
-              <w:bottom w:type="dxa" w:w="60"/>
-              <w:right w:type="dxa" w:w="120"/>
-            </w:tcMar>
-            <w:vAlign w:val="top"/>
-          </w:tcPr>
-          <w:p>
-            <w:pPr>
-              <w:spacing w:after="40" w:before="0"/>
-              <w:jc w:val="left"/>
-            </w:pPr>
-            <w:r>
-              <w:rPr>
-                <w:rFonts w:ascii="Arial" w:cs="Arial" w:eastAsia="Arial" w:hAnsi="Arial"/>
-                <w:b/>
-                <w:bCs/>
-                <w:i w:val="false"/>
-                <w:iCs w:val="false"/>
-                <w:color w:val="000000"/>
-                <w:sz w:val="18"/>
-                <w:szCs w:val="18"/>
-              </w:rPr>
-              <w:t xml:space="preserve">Phase 4 — Driving Question Board (DQB) Update</w:t>
+            <w:shd w:fill="FCE4D6" w:color="auto" w:val="clear"/>
+            <w:tcMar>
+              <w:top w:type="dxa" w:w="60"/>
+              <w:left w:type="dxa" w:w="120"/>
+              <w:bottom w:type="dxa" w:w="60"/>
+              <w:right w:type="dxa" w:w="120"/>
+            </w:tcMar>
+            <w:vAlign w:val="top"/>
+          </w:tcPr>
+          <w:p>
+            <w:pPr>
+              <w:spacing w:after="40" w:before="0"/>
+              <w:jc w:val="left"/>
+            </w:pPr>
+            <w:r>
+              <w:rPr>
+                <w:rFonts w:ascii="Arial" w:cs="Arial" w:eastAsia="Arial" w:hAnsi="Arial"/>
+                <w:b/>
+                <w:bCs/>
+                <w:i w:val="false"/>
+                <w:iCs w:val="false"/>
+                <w:color w:val="000000"/>
+                <w:sz w:val="18"/>
+                <w:szCs w:val="18"/>
+              </w:rPr>
+              <w:t xml:space="preserve">Driving Question Board (DQB) Creation</w:t>
             </w:r>
           </w:p>
           <w:p>
@@ -12768,7 +12786,7 @@
             <w:pPr>
               <w:spacing w:after="20" w:before="0"/>
             </w:pPr>
-            <w:hyperlink w:history="1" r:id="rIdhwoejcwi1dljuu6f1eoiv">
+            <w:hyperlink w:history="1" r:id="rIdvwb2f9y1q9vstnuqspiq2">
               <w:r>
                 <w:rPr>
                   <w:rFonts w:ascii="Arial" w:cs="Arial" w:eastAsia="Arial" w:hAnsi="Arial"/>
@@ -12801,7 +12819,7 @@
               <w:spacing w:after="10" w:before="0"/>
               <w:ind w:left="120"/>
             </w:pPr>
-            <w:hyperlink w:history="1" r:id="rIdcn18myoacrdibuuz3prvk">
+            <w:hyperlink w:history="1" r:id="rIds-wlkkktv7ovdkfcs4wr3">
               <w:r>
                 <w:rPr>
                   <w:rFonts w:ascii="Arial" w:cs="Arial" w:eastAsia="Arial" w:hAnsi="Arial"/>
@@ -12846,7 +12864,7 @@
             <w:pPr>
               <w:spacing w:after="20" w:before="0"/>
             </w:pPr>
-            <w:hyperlink w:history="1" r:id="rIdxdatsnezmqyhazx9-b2ql">
+            <w:hyperlink w:history="1" r:id="rIdfmst81_jdor-ugdn0pd34">
               <w:r>
                 <w:rPr>
                   <w:rFonts w:ascii="Arial" w:cs="Arial" w:eastAsia="Arial" w:hAnsi="Arial"/>
@@ -12879,7 +12897,7 @@
               <w:spacing w:after="10" w:before="0"/>
               <w:ind w:left="120"/>
             </w:pPr>
-            <w:hyperlink w:history="1" r:id="rId2aru8xuqqtwxvfqdmezid">
+            <w:hyperlink w:history="1" r:id="rIdgm-ldwbs_jsztsbecgxdw">
               <w:r>
                 <w:rPr>
                   <w:rFonts w:ascii="Arial" w:cs="Arial" w:eastAsia="Arial" w:hAnsi="Arial"/>
@@ -13026,32 +13044,32 @@
         <w:tc>
           <w:tcPr>
             <w:tcW w:type="dxa" w:w="1520"/>
-            <w:shd w:fill="F2F2F2" w:color="auto" w:val="clear"/>
-            <w:tcMar>
-              <w:top w:type="dxa" w:w="60"/>
-              <w:left w:type="dxa" w:w="120"/>
-              <w:bottom w:type="dxa" w:w="60"/>
-              <w:right w:type="dxa" w:w="120"/>
-            </w:tcMar>
-            <w:vAlign w:val="top"/>
-          </w:tcPr>
-          <w:p>
-            <w:pPr>
-              <w:spacing w:after="40" w:before="0"/>
-              <w:jc w:val="left"/>
-            </w:pPr>
-            <w:r>
-              <w:rPr>
-                <w:rFonts w:ascii="Arial" w:cs="Arial" w:eastAsia="Arial" w:hAnsi="Arial"/>
-                <w:b/>
-                <w:bCs/>
-                <w:i w:val="false"/>
-                <w:iCs w:val="false"/>
-                <w:color w:val="000000"/>
-                <w:sz w:val="18"/>
-                <w:szCs w:val="18"/>
-              </w:rPr>
-              <w:t xml:space="preserve">Phase 5 — Model Building</w:t>
+            <w:shd w:fill="D5E8F0" w:color="auto" w:val="clear"/>
+            <w:tcMar>
+              <w:top w:type="dxa" w:w="60"/>
+              <w:left w:type="dxa" w:w="120"/>
+              <w:bottom w:type="dxa" w:w="60"/>
+              <w:right w:type="dxa" w:w="120"/>
+            </w:tcMar>
+            <w:vAlign w:val="top"/>
+          </w:tcPr>
+          <w:p>
+            <w:pPr>
+              <w:spacing w:after="40" w:before="0"/>
+              <w:jc w:val="left"/>
+            </w:pPr>
+            <w:r>
+              <w:rPr>
+                <w:rFonts w:ascii="Arial" w:cs="Arial" w:eastAsia="Arial" w:hAnsi="Arial"/>
+                <w:b/>
+                <w:bCs/>
+                <w:i w:val="false"/>
+                <w:iCs w:val="false"/>
+                <w:color w:val="000000"/>
+                <w:sz w:val="18"/>
+                <w:szCs w:val="18"/>
+              </w:rPr>
+              <w:t xml:space="preserve">Model Building Phase</w:t>
             </w:r>
           </w:p>
           <w:p>
@@ -13074,7 +13092,7 @@
             <w:pPr>
               <w:spacing w:after="20" w:before="0"/>
             </w:pPr>
-            <w:hyperlink w:history="1" r:id="rIdersnm-0kznjr-tvdcr_ws">
+            <w:hyperlink w:history="1" r:id="rIddpk8x9bfzbvowfp0bqbew">
               <w:r>
                 <w:rPr>
                   <w:rFonts w:ascii="Arial" w:cs="Arial" w:eastAsia="Arial" w:hAnsi="Arial"/>
@@ -13107,7 +13125,7 @@
               <w:spacing w:after="10" w:before="0"/>
               <w:ind w:left="120"/>
             </w:pPr>
-            <w:hyperlink w:history="1" r:id="rIdpt0_qogg9dcndkvqk3cr6">
+            <w:hyperlink w:history="1" r:id="rIdxwabaieptyjfdox5clisg">
               <w:r>
                 <w:rPr>
                   <w:rFonts w:ascii="Arial" w:cs="Arial" w:eastAsia="Arial" w:hAnsi="Arial"/>
@@ -13152,7 +13170,7 @@
             <w:pPr>
               <w:spacing w:after="20" w:before="0"/>
             </w:pPr>
-            <w:hyperlink w:history="1" r:id="rIdcxoy-gw60kskp7j4oj10j">
+            <w:hyperlink w:history="1" r:id="rIde55yj4mlj-ertr0jwnfdl">
               <w:r>
                 <w:rPr>
                   <w:rFonts w:ascii="Arial" w:cs="Arial" w:eastAsia="Arial" w:hAnsi="Arial"/>
@@ -13185,7 +13203,7 @@
               <w:spacing w:after="10" w:before="0"/>
               <w:ind w:left="120"/>
             </w:pPr>
-            <w:hyperlink w:history="1" r:id="rIdulbfe598gqoyr_hwiodip">
+            <w:hyperlink w:history="1" r:id="rIdkkra6jey4_frwffg2pkie">
               <w:r>
                 <w:rPr>
                   <w:rFonts w:ascii="Arial" w:cs="Arial" w:eastAsia="Arial" w:hAnsi="Arial"/>
@@ -14624,32 +14642,32 @@
         <w:tc>
           <w:tcPr>
             <w:tcW w:type="dxa" w:w="1520"/>
-            <w:shd w:fill="F2F2F2" w:color="auto" w:val="clear"/>
-            <w:tcMar>
-              <w:top w:type="dxa" w:w="60"/>
-              <w:left w:type="dxa" w:w="120"/>
-              <w:bottom w:type="dxa" w:w="60"/>
-              <w:right w:type="dxa" w:w="120"/>
-            </w:tcMar>
-            <w:vAlign w:val="top"/>
-          </w:tcPr>
-          <w:p>
-            <w:pPr>
-              <w:spacing w:after="40" w:before="0"/>
-              <w:jc w:val="left"/>
-            </w:pPr>
-            <w:r>
-              <w:rPr>
-                <w:rFonts w:ascii="Arial" w:cs="Arial" w:eastAsia="Arial" w:hAnsi="Arial"/>
-                <w:b/>
-                <w:bCs/>
-                <w:i w:val="false"/>
-                <w:iCs w:val="false"/>
-                <w:color w:val="000000"/>
-                <w:sz w:val="18"/>
-                <w:szCs w:val="18"/>
-              </w:rPr>
-              <w:t xml:space="preserve">Phase 1 — Predict (15 minutes)</w:t>
+            <w:shd w:fill="EAD1F5" w:color="auto" w:val="clear"/>
+            <w:tcMar>
+              <w:top w:type="dxa" w:w="60"/>
+              <w:left w:type="dxa" w:w="120"/>
+              <w:bottom w:type="dxa" w:w="60"/>
+              <w:right w:type="dxa" w:w="120"/>
+            </w:tcMar>
+            <w:vAlign w:val="top"/>
+          </w:tcPr>
+          <w:p>
+            <w:pPr>
+              <w:spacing w:after="40" w:before="0"/>
+              <w:jc w:val="left"/>
+            </w:pPr>
+            <w:r>
+              <w:rPr>
+                <w:rFonts w:ascii="Arial" w:cs="Arial" w:eastAsia="Arial" w:hAnsi="Arial"/>
+                <w:b/>
+                <w:bCs/>
+                <w:i w:val="false"/>
+                <w:iCs w:val="false"/>
+                <w:color w:val="000000"/>
+                <w:sz w:val="18"/>
+                <w:szCs w:val="18"/>
+              </w:rPr>
+              <w:t xml:space="preserve">Predict Phase</w:t>
             </w:r>
           </w:p>
           <w:p>
@@ -14672,7 +14690,7 @@
             <w:pPr>
               <w:spacing w:after="20" w:before="0"/>
             </w:pPr>
-            <w:hyperlink w:history="1" r:id="rIdzi1ran0rxljbjwulkof1n">
+            <w:hyperlink w:history="1" r:id="rIdf5wexjxif0loi9hk9qqtf">
               <w:r>
                 <w:rPr>
                   <w:rFonts w:ascii="Arial" w:cs="Arial" w:eastAsia="Arial" w:hAnsi="Arial"/>
@@ -14705,7 +14723,7 @@
               <w:spacing w:after="10" w:before="0"/>
               <w:ind w:left="120"/>
             </w:pPr>
-            <w:hyperlink w:history="1" r:id="rId-5gekipdq5miibqgiob5g">
+            <w:hyperlink w:history="1" r:id="rIdgfkrt9k9lfnsemqwrccr7">
               <w:r>
                 <w:rPr>
                   <w:rFonts w:ascii="Arial" w:cs="Arial" w:eastAsia="Arial" w:hAnsi="Arial"/>
@@ -14750,7 +14768,7 @@
             <w:pPr>
               <w:spacing w:after="20" w:before="0"/>
             </w:pPr>
-            <w:hyperlink w:history="1" r:id="rIdxh9k946m4tf_fqv_zesc1">
+            <w:hyperlink w:history="1" r:id="rIdftgn3mmdi1beb4qdkvx4l">
               <w:r>
                 <w:rPr>
                   <w:rFonts w:ascii="Arial" w:cs="Arial" w:eastAsia="Arial" w:hAnsi="Arial"/>
@@ -14783,7 +14801,7 @@
               <w:spacing w:after="10" w:before="0"/>
               <w:ind w:left="120"/>
             </w:pPr>
-            <w:hyperlink w:history="1" r:id="rIdndnonsp8jo0o7htd9mbqr">
+            <w:hyperlink w:history="1" r:id="rId1hpf2ntac6qhg6nwbyuc8">
               <w:r>
                 <w:rPr>
                   <w:rFonts w:ascii="Arial" w:cs="Arial" w:eastAsia="Arial" w:hAnsi="Arial"/>
@@ -14930,32 +14948,32 @@
         <w:tc>
           <w:tcPr>
             <w:tcW w:type="dxa" w:w="1520"/>
-            <w:shd w:fill="F2F2F2" w:color="auto" w:val="clear"/>
-            <w:tcMar>
-              <w:top w:type="dxa" w:w="60"/>
-              <w:left w:type="dxa" w:w="120"/>
-              <w:bottom w:type="dxa" w:w="60"/>
-              <w:right w:type="dxa" w:w="120"/>
-            </w:tcMar>
-            <w:vAlign w:val="top"/>
-          </w:tcPr>
-          <w:p>
-            <w:pPr>
-              <w:spacing w:after="40" w:before="0"/>
-              <w:jc w:val="left"/>
-            </w:pPr>
-            <w:r>
-              <w:rPr>
-                <w:rFonts w:ascii="Arial" w:cs="Arial" w:eastAsia="Arial" w:hAnsi="Arial"/>
-                <w:b/>
-                <w:bCs/>
-                <w:i w:val="false"/>
-                <w:iCs w:val="false"/>
-                <w:color w:val="000000"/>
-                <w:sz w:val="18"/>
-                <w:szCs w:val="18"/>
-              </w:rPr>
-              <w:t xml:space="preserve">Phase 2 — Observe (28 minutes)</w:t>
+            <w:shd w:fill="D9EEF1" w:color="auto" w:val="clear"/>
+            <w:tcMar>
+              <w:top w:type="dxa" w:w="60"/>
+              <w:left w:type="dxa" w:w="120"/>
+              <w:bottom w:type="dxa" w:w="60"/>
+              <w:right w:type="dxa" w:w="120"/>
+            </w:tcMar>
+            <w:vAlign w:val="top"/>
+          </w:tcPr>
+          <w:p>
+            <w:pPr>
+              <w:spacing w:after="40" w:before="0"/>
+              <w:jc w:val="left"/>
+            </w:pPr>
+            <w:r>
+              <w:rPr>
+                <w:rFonts w:ascii="Arial" w:cs="Arial" w:eastAsia="Arial" w:hAnsi="Arial"/>
+                <w:b/>
+                <w:bCs/>
+                <w:i w:val="false"/>
+                <w:iCs w:val="false"/>
+                <w:color w:val="000000"/>
+                <w:sz w:val="18"/>
+                <w:szCs w:val="18"/>
+              </w:rPr>
+              <w:t xml:space="preserve">Observe Phase</w:t>
             </w:r>
           </w:p>
           <w:p>
@@ -14978,7 +14996,7 @@
             <w:pPr>
               <w:spacing w:after="20" w:before="0"/>
             </w:pPr>
-            <w:hyperlink w:history="1" r:id="rIdmmygpkbdgxuh_7hkfmpgu">
+            <w:hyperlink w:history="1" r:id="rIdg5malddsoo7cpm1ssk2ns">
               <w:r>
                 <w:rPr>
                   <w:rFonts w:ascii="Arial" w:cs="Arial" w:eastAsia="Arial" w:hAnsi="Arial"/>
@@ -15011,7 +15029,7 @@
               <w:spacing w:after="10" w:before="0"/>
               <w:ind w:left="120"/>
             </w:pPr>
-            <w:hyperlink w:history="1" r:id="rIdc70v8jdvv174j1nzcfer_">
+            <w:hyperlink w:history="1" r:id="rIdpk3za6ektyqzne_f0dvn6">
               <w:r>
                 <w:rPr>
                   <w:rFonts w:ascii="Arial" w:cs="Arial" w:eastAsia="Arial" w:hAnsi="Arial"/>
@@ -15056,7 +15074,7 @@
             <w:pPr>
               <w:spacing w:after="20" w:before="0"/>
             </w:pPr>
-            <w:hyperlink w:history="1" r:id="rIdd37elw7kpwwhsdzfpskff">
+            <w:hyperlink w:history="1" r:id="rId3gbsgfxebvivsjizgnj_7">
               <w:r>
                 <w:rPr>
                   <w:rFonts w:ascii="Arial" w:cs="Arial" w:eastAsia="Arial" w:hAnsi="Arial"/>
@@ -15089,7 +15107,7 @@
               <w:spacing w:after="10" w:before="0"/>
               <w:ind w:left="120"/>
             </w:pPr>
-            <w:hyperlink w:history="1" r:id="rIdpg9twgft7uzu3z1cfq0co">
+            <w:hyperlink w:history="1" r:id="rIdslwuyrewcyqcw7r_ietok">
               <w:r>
                 <w:rPr>
                   <w:rFonts w:ascii="Arial" w:cs="Arial" w:eastAsia="Arial" w:hAnsi="Arial"/>
@@ -15274,32 +15292,32 @@
         <w:tc>
           <w:tcPr>
             <w:tcW w:type="dxa" w:w="1520"/>
-            <w:shd w:fill="F2F2F2" w:color="auto" w:val="clear"/>
-            <w:tcMar>
-              <w:top w:type="dxa" w:w="60"/>
-              <w:left w:type="dxa" w:w="120"/>
-              <w:bottom w:type="dxa" w:w="60"/>
-              <w:right w:type="dxa" w:w="120"/>
-            </w:tcMar>
-            <w:vAlign w:val="top"/>
-          </w:tcPr>
-          <w:p>
-            <w:pPr>
-              <w:spacing w:after="40" w:before="0"/>
-              <w:jc w:val="left"/>
-            </w:pPr>
-            <w:r>
-              <w:rPr>
-                <w:rFonts w:ascii="Arial" w:cs="Arial" w:eastAsia="Arial" w:hAnsi="Arial"/>
-                <w:b/>
-                <w:bCs/>
-                <w:i w:val="false"/>
-                <w:iCs w:val="false"/>
-                <w:color w:val="000000"/>
-                <w:sz w:val="18"/>
-                <w:szCs w:val="18"/>
-              </w:rPr>
-              <w:t xml:space="preserve">Phase 3 — Explain (20 minutes)</w:t>
+            <w:shd w:fill="E2EFDA" w:color="auto" w:val="clear"/>
+            <w:tcMar>
+              <w:top w:type="dxa" w:w="60"/>
+              <w:left w:type="dxa" w:w="120"/>
+              <w:bottom w:type="dxa" w:w="60"/>
+              <w:right w:type="dxa" w:w="120"/>
+            </w:tcMar>
+            <w:vAlign w:val="top"/>
+          </w:tcPr>
+          <w:p>
+            <w:pPr>
+              <w:spacing w:after="40" w:before="0"/>
+              <w:jc w:val="left"/>
+            </w:pPr>
+            <w:r>
+              <w:rPr>
+                <w:rFonts w:ascii="Arial" w:cs="Arial" w:eastAsia="Arial" w:hAnsi="Arial"/>
+                <w:b/>
+                <w:bCs/>
+                <w:i w:val="false"/>
+                <w:iCs w:val="false"/>
+                <w:color w:val="000000"/>
+                <w:sz w:val="18"/>
+                <w:szCs w:val="18"/>
+              </w:rPr>
+              <w:t xml:space="preserve">Explain Phase</w:t>
             </w:r>
           </w:p>
           <w:p>
@@ -15322,7 +15340,7 @@
             <w:pPr>
               <w:spacing w:after="20" w:before="0"/>
             </w:pPr>
-            <w:hyperlink w:history="1" r:id="rIdkclx4tws4qjrx2wson2bt">
+            <w:hyperlink w:history="1" r:id="rId-dvfn76yv0o2fyjome5xm">
               <w:r>
                 <w:rPr>
                   <w:rFonts w:ascii="Arial" w:cs="Arial" w:eastAsia="Arial" w:hAnsi="Arial"/>
@@ -15355,7 +15373,7 @@
               <w:spacing w:after="10" w:before="0"/>
               <w:ind w:left="120"/>
             </w:pPr>
-            <w:hyperlink w:history="1" r:id="rId55uy41y1jdakmmeauk6vu">
+            <w:hyperlink w:history="1" r:id="rId4bh89vhukfcf3jgsrlwur">
               <w:r>
                 <w:rPr>
                   <w:rFonts w:ascii="Arial" w:cs="Arial" w:eastAsia="Arial" w:hAnsi="Arial"/>
@@ -15400,7 +15418,7 @@
             <w:pPr>
               <w:spacing w:after="20" w:before="0"/>
             </w:pPr>
-            <w:hyperlink w:history="1" r:id="rId3wl3rnvwy83hbgeo07sim">
+            <w:hyperlink w:history="1" r:id="rIdiig36h-eobpokpx83s-bm">
               <w:r>
                 <w:rPr>
                   <w:rFonts w:ascii="Arial" w:cs="Arial" w:eastAsia="Arial" w:hAnsi="Arial"/>
@@ -15433,7 +15451,7 @@
               <w:spacing w:after="10" w:before="0"/>
               <w:ind w:left="120"/>
             </w:pPr>
-            <w:hyperlink w:history="1" r:id="rId9hwdfaoeutvgem3h_dkg5">
+            <w:hyperlink w:history="1" r:id="rIdoedy0zzidga9uu5quixgp">
               <w:r>
                 <w:rPr>
                   <w:rFonts w:ascii="Arial" w:cs="Arial" w:eastAsia="Arial" w:hAnsi="Arial"/>
@@ -15580,32 +15598,32 @@
         <w:tc>
           <w:tcPr>
             <w:tcW w:type="dxa" w:w="1520"/>
-            <w:shd w:fill="F2F2F2" w:color="auto" w:val="clear"/>
-            <w:tcMar>
-              <w:top w:type="dxa" w:w="60"/>
-              <w:left w:type="dxa" w:w="120"/>
-              <w:bottom w:type="dxa" w:w="60"/>
-              <w:right w:type="dxa" w:w="120"/>
-            </w:tcMar>
-            <w:vAlign w:val="top"/>
-          </w:tcPr>
-          <w:p>
-            <w:pPr>
-              <w:spacing w:after="40" w:before="0"/>
-              <w:jc w:val="left"/>
-            </w:pPr>
-            <w:r>
-              <w:rPr>
-                <w:rFonts w:ascii="Arial" w:cs="Arial" w:eastAsia="Arial" w:hAnsi="Arial"/>
-                <w:b/>
-                <w:bCs/>
-                <w:i w:val="false"/>
-                <w:iCs w:val="false"/>
-                <w:color w:val="000000"/>
-                <w:sz w:val="18"/>
-                <w:szCs w:val="18"/>
-              </w:rPr>
-              <w:t xml:space="preserve">Phase 4 — Driving Question Board (DQB) Update (8 minutes)</w:t>
+            <w:shd w:fill="FCE4D6" w:color="auto" w:val="clear"/>
+            <w:tcMar>
+              <w:top w:type="dxa" w:w="60"/>
+              <w:left w:type="dxa" w:w="120"/>
+              <w:bottom w:type="dxa" w:w="60"/>
+              <w:right w:type="dxa" w:w="120"/>
+            </w:tcMar>
+            <w:vAlign w:val="top"/>
+          </w:tcPr>
+          <w:p>
+            <w:pPr>
+              <w:spacing w:after="40" w:before="0"/>
+              <w:jc w:val="left"/>
+            </w:pPr>
+            <w:r>
+              <w:rPr>
+                <w:rFonts w:ascii="Arial" w:cs="Arial" w:eastAsia="Arial" w:hAnsi="Arial"/>
+                <w:b/>
+                <w:bCs/>
+                <w:i w:val="false"/>
+                <w:iCs w:val="false"/>
+                <w:color w:val="000000"/>
+                <w:sz w:val="18"/>
+                <w:szCs w:val="18"/>
+              </w:rPr>
+              <w:t xml:space="preserve">Driving Question Board (DQB) Creation</w:t>
             </w:r>
           </w:p>
           <w:p>
@@ -15628,7 +15646,7 @@
             <w:pPr>
               <w:spacing w:after="20" w:before="0"/>
             </w:pPr>
-            <w:hyperlink w:history="1" r:id="rIdssus-uqf52qpbixntxxy7">
+            <w:hyperlink w:history="1" r:id="rIdhctx6kanlkz96gld8xrwb">
               <w:r>
                 <w:rPr>
                   <w:rFonts w:ascii="Arial" w:cs="Arial" w:eastAsia="Arial" w:hAnsi="Arial"/>
@@ -15661,7 +15679,7 @@
               <w:spacing w:after="10" w:before="0"/>
               <w:ind w:left="120"/>
             </w:pPr>
-            <w:hyperlink w:history="1" r:id="rId8rwmvdelmu498rowx06l-">
+            <w:hyperlink w:history="1" r:id="rIdbjbf9llvppmclkca74w3m">
               <w:r>
                 <w:rPr>
                   <w:rFonts w:ascii="Arial" w:cs="Arial" w:eastAsia="Arial" w:hAnsi="Arial"/>
@@ -15706,7 +15724,7 @@
             <w:pPr>
               <w:spacing w:after="20" w:before="0"/>
             </w:pPr>
-            <w:hyperlink w:history="1" r:id="rIduefzm4mpsjhu0wbhf0d8r">
+            <w:hyperlink w:history="1" r:id="rId0bk8pnkl37ccettywlh__">
               <w:r>
                 <w:rPr>
                   <w:rFonts w:ascii="Arial" w:cs="Arial" w:eastAsia="Arial" w:hAnsi="Arial"/>
@@ -15739,7 +15757,7 @@
               <w:spacing w:after="10" w:before="0"/>
               <w:ind w:left="120"/>
             </w:pPr>
-            <w:hyperlink w:history="1" r:id="rIdu_mpqh2oymsvealg5dbtz">
+            <w:hyperlink w:history="1" r:id="rIdn1c8xs1te5kjorvehvrfh">
               <w:r>
                 <w:rPr>
                   <w:rFonts w:ascii="Arial" w:cs="Arial" w:eastAsia="Arial" w:hAnsi="Arial"/>
@@ -15886,32 +15904,32 @@
         <w:tc>
           <w:tcPr>
             <w:tcW w:type="dxa" w:w="1520"/>
-            <w:shd w:fill="F2F2F2" w:color="auto" w:val="clear"/>
-            <w:tcMar>
-              <w:top w:type="dxa" w:w="60"/>
-              <w:left w:type="dxa" w:w="120"/>
-              <w:bottom w:type="dxa" w:w="60"/>
-              <w:right w:type="dxa" w:w="120"/>
-            </w:tcMar>
-            <w:vAlign w:val="top"/>
-          </w:tcPr>
-          <w:p>
-            <w:pPr>
-              <w:spacing w:after="40" w:before="0"/>
-              <w:jc w:val="left"/>
-            </w:pPr>
-            <w:r>
-              <w:rPr>
-                <w:rFonts w:ascii="Arial" w:cs="Arial" w:eastAsia="Arial" w:hAnsi="Arial"/>
-                <w:b/>
-                <w:bCs/>
-                <w:i w:val="false"/>
-                <w:iCs w:val="false"/>
-                <w:color w:val="000000"/>
-                <w:sz w:val="18"/>
-                <w:szCs w:val="18"/>
-              </w:rPr>
-              <w:t xml:space="preserve">Phase 5 — Model Building (9 minutes)</w:t>
+            <w:shd w:fill="D5E8F0" w:color="auto" w:val="clear"/>
+            <w:tcMar>
+              <w:top w:type="dxa" w:w="60"/>
+              <w:left w:type="dxa" w:w="120"/>
+              <w:bottom w:type="dxa" w:w="60"/>
+              <w:right w:type="dxa" w:w="120"/>
+            </w:tcMar>
+            <w:vAlign w:val="top"/>
+          </w:tcPr>
+          <w:p>
+            <w:pPr>
+              <w:spacing w:after="40" w:before="0"/>
+              <w:jc w:val="left"/>
+            </w:pPr>
+            <w:r>
+              <w:rPr>
+                <w:rFonts w:ascii="Arial" w:cs="Arial" w:eastAsia="Arial" w:hAnsi="Arial"/>
+                <w:b/>
+                <w:bCs/>
+                <w:i w:val="false"/>
+                <w:iCs w:val="false"/>
+                <w:color w:val="000000"/>
+                <w:sz w:val="18"/>
+                <w:szCs w:val="18"/>
+              </w:rPr>
+              <w:t xml:space="preserve">Model Building Phase</w:t>
             </w:r>
           </w:p>
           <w:p>
@@ -15934,7 +15952,7 @@
             <w:pPr>
               <w:spacing w:after="20" w:before="0"/>
             </w:pPr>
-            <w:hyperlink w:history="1" r:id="rIdaksxmh-cjyyjzqx0l9d66">
+            <w:hyperlink w:history="1" r:id="rIdjviay-drat9ck8cr2wdvi">
               <w:r>
                 <w:rPr>
                   <w:rFonts w:ascii="Arial" w:cs="Arial" w:eastAsia="Arial" w:hAnsi="Arial"/>
@@ -15967,7 +15985,7 @@
               <w:spacing w:after="10" w:before="0"/>
               <w:ind w:left="120"/>
             </w:pPr>
-            <w:hyperlink w:history="1" r:id="rIdm5xgrj3kfyhbcibuuulg1">
+            <w:hyperlink w:history="1" r:id="rIdef6upcjepdsygv7malg2r">
               <w:r>
                 <w:rPr>
                   <w:rFonts w:ascii="Arial" w:cs="Arial" w:eastAsia="Arial" w:hAnsi="Arial"/>
@@ -16012,7 +16030,7 @@
             <w:pPr>
               <w:spacing w:after="20" w:before="0"/>
             </w:pPr>
-            <w:hyperlink w:history="1" r:id="rIdwszwqvo7dhstgwt2yo0s6">
+            <w:hyperlink w:history="1" r:id="rIddoi3ttnj-wdos-zzpw2xt">
               <w:r>
                 <w:rPr>
                   <w:rFonts w:ascii="Arial" w:cs="Arial" w:eastAsia="Arial" w:hAnsi="Arial"/>
@@ -16045,7 +16063,7 @@
               <w:spacing w:after="10" w:before="0"/>
               <w:ind w:left="120"/>
             </w:pPr>
-            <w:hyperlink w:history="1" r:id="rIdpkeuvd_ed5xan11la8hne">
+            <w:hyperlink w:history="1" r:id="rIdqac0jdffolq4x7o6o4bfr">
               <w:r>
                 <w:rPr>
                   <w:rFonts w:ascii="Arial" w:cs="Arial" w:eastAsia="Arial" w:hAnsi="Arial"/>
@@ -17579,32 +17597,32 @@
         <w:tc>
           <w:tcPr>
             <w:tcW w:type="dxa" w:w="1520"/>
-            <w:shd w:fill="F2F2F2" w:color="auto" w:val="clear"/>
-            <w:tcMar>
-              <w:top w:type="dxa" w:w="60"/>
-              <w:left w:type="dxa" w:w="120"/>
-              <w:bottom w:type="dxa" w:w="60"/>
-              <w:right w:type="dxa" w:w="120"/>
-            </w:tcMar>
-            <w:vAlign w:val="top"/>
-          </w:tcPr>
-          <w:p>
-            <w:pPr>
-              <w:spacing w:after="40" w:before="0"/>
-              <w:jc w:val="left"/>
-            </w:pPr>
-            <w:r>
-              <w:rPr>
-                <w:rFonts w:ascii="Arial" w:cs="Arial" w:eastAsia="Arial" w:hAnsi="Arial"/>
-                <w:b/>
-                <w:bCs/>
-                <w:i w:val="false"/>
-                <w:iCs w:val="false"/>
-                <w:color w:val="000000"/>
-                <w:sz w:val="18"/>
-                <w:szCs w:val="18"/>
-              </w:rPr>
-              <w:t xml:space="preserve">Phase 1 — Predict</w:t>
+            <w:shd w:fill="EAD1F5" w:color="auto" w:val="clear"/>
+            <w:tcMar>
+              <w:top w:type="dxa" w:w="60"/>
+              <w:left w:type="dxa" w:w="120"/>
+              <w:bottom w:type="dxa" w:w="60"/>
+              <w:right w:type="dxa" w:w="120"/>
+            </w:tcMar>
+            <w:vAlign w:val="top"/>
+          </w:tcPr>
+          <w:p>
+            <w:pPr>
+              <w:spacing w:after="40" w:before="0"/>
+              <w:jc w:val="left"/>
+            </w:pPr>
+            <w:r>
+              <w:rPr>
+                <w:rFonts w:ascii="Arial" w:cs="Arial" w:eastAsia="Arial" w:hAnsi="Arial"/>
+                <w:b/>
+                <w:bCs/>
+                <w:i w:val="false"/>
+                <w:iCs w:val="false"/>
+                <w:color w:val="000000"/>
+                <w:sz w:val="18"/>
+                <w:szCs w:val="18"/>
+              </w:rPr>
+              <w:t xml:space="preserve">Predict Phase</w:t>
             </w:r>
           </w:p>
           <w:p>
@@ -17627,7 +17645,7 @@
             <w:pPr>
               <w:spacing w:after="20" w:before="0"/>
             </w:pPr>
-            <w:hyperlink w:history="1" r:id="rIdd354vhfh012l9-ilez-ux">
+            <w:hyperlink w:history="1" r:id="rIdms9lejl5ihu6mz7p3u10t">
               <w:r>
                 <w:rPr>
                   <w:rFonts w:ascii="Arial" w:cs="Arial" w:eastAsia="Arial" w:hAnsi="Arial"/>
@@ -17660,7 +17678,7 @@
               <w:spacing w:after="10" w:before="0"/>
               <w:ind w:left="120"/>
             </w:pPr>
-            <w:hyperlink w:history="1" r:id="rIdchwaeqlb3hk-85zsizbes">
+            <w:hyperlink w:history="1" r:id="rIdkv1xi7hz8ao2ctvcjbvh2">
               <w:r>
                 <w:rPr>
                   <w:rFonts w:ascii="Arial" w:cs="Arial" w:eastAsia="Arial" w:hAnsi="Arial"/>
@@ -17705,7 +17723,7 @@
             <w:pPr>
               <w:spacing w:after="20" w:before="0"/>
             </w:pPr>
-            <w:hyperlink w:history="1" r:id="rId2wqpczoxdakavkjvjmbcu">
+            <w:hyperlink w:history="1" r:id="rIdun-vcndiedyy7luyf_1_c">
               <w:r>
                 <w:rPr>
                   <w:rFonts w:ascii="Arial" w:cs="Arial" w:eastAsia="Arial" w:hAnsi="Arial"/>
@@ -17738,7 +17756,7 @@
               <w:spacing w:after="10" w:before="0"/>
               <w:ind w:left="120"/>
             </w:pPr>
-            <w:hyperlink w:history="1" r:id="rIdmjdbzlgvcuzsrygid_app">
+            <w:hyperlink w:history="1" r:id="rId2hpug15vmzsufmdc9vj53">
               <w:r>
                 <w:rPr>
                   <w:rFonts w:ascii="Arial" w:cs="Arial" w:eastAsia="Arial" w:hAnsi="Arial"/>
@@ -17885,32 +17903,32 @@
         <w:tc>
           <w:tcPr>
             <w:tcW w:type="dxa" w:w="1520"/>
-            <w:shd w:fill="F2F2F2" w:color="auto" w:val="clear"/>
-            <w:tcMar>
-              <w:top w:type="dxa" w:w="60"/>
-              <w:left w:type="dxa" w:w="120"/>
-              <w:bottom w:type="dxa" w:w="60"/>
-              <w:right w:type="dxa" w:w="120"/>
-            </w:tcMar>
-            <w:vAlign w:val="top"/>
-          </w:tcPr>
-          <w:p>
-            <w:pPr>
-              <w:spacing w:after="40" w:before="0"/>
-              <w:jc w:val="left"/>
-            </w:pPr>
-            <w:r>
-              <w:rPr>
-                <w:rFonts w:ascii="Arial" w:cs="Arial" w:eastAsia="Arial" w:hAnsi="Arial"/>
-                <w:b/>
-                <w:bCs/>
-                <w:i w:val="false"/>
-                <w:iCs w:val="false"/>
-                <w:color w:val="000000"/>
-                <w:sz w:val="18"/>
-                <w:szCs w:val="18"/>
-              </w:rPr>
-              <w:t xml:space="preserve">Phase 2 — Observe</w:t>
+            <w:shd w:fill="D9EEF1" w:color="auto" w:val="clear"/>
+            <w:tcMar>
+              <w:top w:type="dxa" w:w="60"/>
+              <w:left w:type="dxa" w:w="120"/>
+              <w:bottom w:type="dxa" w:w="60"/>
+              <w:right w:type="dxa" w:w="120"/>
+            </w:tcMar>
+            <w:vAlign w:val="top"/>
+          </w:tcPr>
+          <w:p>
+            <w:pPr>
+              <w:spacing w:after="40" w:before="0"/>
+              <w:jc w:val="left"/>
+            </w:pPr>
+            <w:r>
+              <w:rPr>
+                <w:rFonts w:ascii="Arial" w:cs="Arial" w:eastAsia="Arial" w:hAnsi="Arial"/>
+                <w:b/>
+                <w:bCs/>
+                <w:i w:val="false"/>
+                <w:iCs w:val="false"/>
+                <w:color w:val="000000"/>
+                <w:sz w:val="18"/>
+                <w:szCs w:val="18"/>
+              </w:rPr>
+              <w:t xml:space="preserve">Observe Phase</w:t>
             </w:r>
           </w:p>
           <w:p>
@@ -17933,7 +17951,7 @@
             <w:pPr>
               <w:spacing w:after="20" w:before="0"/>
             </w:pPr>
-            <w:hyperlink w:history="1" r:id="rIdbrkz-40_fwdron7pp8q5y">
+            <w:hyperlink w:history="1" r:id="rIdfuuxehzjliq-dqondmys7">
               <w:r>
                 <w:rPr>
                   <w:rFonts w:ascii="Arial" w:cs="Arial" w:eastAsia="Arial" w:hAnsi="Arial"/>
@@ -17966,7 +17984,7 @@
               <w:spacing w:after="10" w:before="0"/>
               <w:ind w:left="120"/>
             </w:pPr>
-            <w:hyperlink w:history="1" r:id="rIdjqplqpstgmnpszmqoeyhp">
+            <w:hyperlink w:history="1" r:id="rId7sjlbdqhmxtnt3t5fbamt">
               <w:r>
                 <w:rPr>
                   <w:rFonts w:ascii="Arial" w:cs="Arial" w:eastAsia="Arial" w:hAnsi="Arial"/>
@@ -18011,7 +18029,7 @@
             <w:pPr>
               <w:spacing w:after="20" w:before="0"/>
             </w:pPr>
-            <w:hyperlink w:history="1" r:id="rIdaf3ig9o_zouf_ez8cqy6c">
+            <w:hyperlink w:history="1" r:id="rIdftmtyvkfr5r9esu7b9ixy">
               <w:r>
                 <w:rPr>
                   <w:rFonts w:ascii="Arial" w:cs="Arial" w:eastAsia="Arial" w:hAnsi="Arial"/>
@@ -18044,7 +18062,7 @@
               <w:spacing w:after="10" w:before="0"/>
               <w:ind w:left="120"/>
             </w:pPr>
-            <w:hyperlink w:history="1" r:id="rId-oni5s6bnbacp3ebq43ad">
+            <w:hyperlink w:history="1" r:id="rId2a08n62nfvy339efpxrhw">
               <w:r>
                 <w:rPr>
                   <w:rFonts w:ascii="Arial" w:cs="Arial" w:eastAsia="Arial" w:hAnsi="Arial"/>
@@ -18419,32 +18437,32 @@
         <w:tc>
           <w:tcPr>
             <w:tcW w:type="dxa" w:w="1520"/>
-            <w:shd w:fill="F2F2F2" w:color="auto" w:val="clear"/>
-            <w:tcMar>
-              <w:top w:type="dxa" w:w="60"/>
-              <w:left w:type="dxa" w:w="120"/>
-              <w:bottom w:type="dxa" w:w="60"/>
-              <w:right w:type="dxa" w:w="120"/>
-            </w:tcMar>
-            <w:vAlign w:val="top"/>
-          </w:tcPr>
-          <w:p>
-            <w:pPr>
-              <w:spacing w:after="40" w:before="0"/>
-              <w:jc w:val="left"/>
-            </w:pPr>
-            <w:r>
-              <w:rPr>
-                <w:rFonts w:ascii="Arial" w:cs="Arial" w:eastAsia="Arial" w:hAnsi="Arial"/>
-                <w:b/>
-                <w:bCs/>
-                <w:i w:val="false"/>
-                <w:iCs w:val="false"/>
-                <w:color w:val="000000"/>
-                <w:sz w:val="18"/>
-                <w:szCs w:val="18"/>
-              </w:rPr>
-              <w:t xml:space="preserve">Phase 3 — Explain</w:t>
+            <w:shd w:fill="E2EFDA" w:color="auto" w:val="clear"/>
+            <w:tcMar>
+              <w:top w:type="dxa" w:w="60"/>
+              <w:left w:type="dxa" w:w="120"/>
+              <w:bottom w:type="dxa" w:w="60"/>
+              <w:right w:type="dxa" w:w="120"/>
+            </w:tcMar>
+            <w:vAlign w:val="top"/>
+          </w:tcPr>
+          <w:p>
+            <w:pPr>
+              <w:spacing w:after="40" w:before="0"/>
+              <w:jc w:val="left"/>
+            </w:pPr>
+            <w:r>
+              <w:rPr>
+                <w:rFonts w:ascii="Arial" w:cs="Arial" w:eastAsia="Arial" w:hAnsi="Arial"/>
+                <w:b/>
+                <w:bCs/>
+                <w:i w:val="false"/>
+                <w:iCs w:val="false"/>
+                <w:color w:val="000000"/>
+                <w:sz w:val="18"/>
+                <w:szCs w:val="18"/>
+              </w:rPr>
+              <w:t xml:space="preserve">Explain Phase</w:t>
             </w:r>
           </w:p>
           <w:p>
@@ -18467,7 +18485,7 @@
             <w:pPr>
               <w:spacing w:after="20" w:before="0"/>
             </w:pPr>
-            <w:hyperlink w:history="1" r:id="rIde1tqdfpsxdlvarupez2ly">
+            <w:hyperlink w:history="1" r:id="rId8h7tmlvbudte0qbzttkzv">
               <w:r>
                 <w:rPr>
                   <w:rFonts w:ascii="Arial" w:cs="Arial" w:eastAsia="Arial" w:hAnsi="Arial"/>
@@ -18500,7 +18518,7 @@
               <w:spacing w:after="10" w:before="0"/>
               <w:ind w:left="120"/>
             </w:pPr>
-            <w:hyperlink w:history="1" r:id="rIdkfsgpj-gjkoivmtxb69w3">
+            <w:hyperlink w:history="1" r:id="rIdsc-ljjpppojlryrk_grwn">
               <w:r>
                 <w:rPr>
                   <w:rFonts w:ascii="Arial" w:cs="Arial" w:eastAsia="Arial" w:hAnsi="Arial"/>
@@ -18545,7 +18563,7 @@
             <w:pPr>
               <w:spacing w:after="20" w:before="0"/>
             </w:pPr>
-            <w:hyperlink w:history="1" r:id="rIdgbzhe3066rk6ezobusdxx">
+            <w:hyperlink w:history="1" r:id="rIdp-xmx7_ysixgw1lkfkrxg">
               <w:r>
                 <w:rPr>
                   <w:rFonts w:ascii="Arial" w:cs="Arial" w:eastAsia="Arial" w:hAnsi="Arial"/>
@@ -18578,7 +18596,7 @@
               <w:spacing w:after="10" w:before="0"/>
               <w:ind w:left="120"/>
             </w:pPr>
-            <w:hyperlink w:history="1" r:id="rIdvp7pp1zzwkgl4qbh3cpws">
+            <w:hyperlink w:history="1" r:id="rIdiccbdutdrrxfc27ugl1as">
               <w:r>
                 <w:rPr>
                   <w:rFonts w:ascii="Arial" w:cs="Arial" w:eastAsia="Arial" w:hAnsi="Arial"/>
@@ -19090,32 +19108,32 @@
         <w:tc>
           <w:tcPr>
             <w:tcW w:type="dxa" w:w="1520"/>
-            <w:shd w:fill="F2F2F2" w:color="auto" w:val="clear"/>
-            <w:tcMar>
-              <w:top w:type="dxa" w:w="60"/>
-              <w:left w:type="dxa" w:w="120"/>
-              <w:bottom w:type="dxa" w:w="60"/>
-              <w:right w:type="dxa" w:w="120"/>
-            </w:tcMar>
-            <w:vAlign w:val="top"/>
-          </w:tcPr>
-          <w:p>
-            <w:pPr>
-              <w:spacing w:after="40" w:before="0"/>
-              <w:jc w:val="left"/>
-            </w:pPr>
-            <w:r>
-              <w:rPr>
-                <w:rFonts w:ascii="Arial" w:cs="Arial" w:eastAsia="Arial" w:hAnsi="Arial"/>
-                <w:b/>
-                <w:bCs/>
-                <w:i w:val="false"/>
-                <w:iCs w:val="false"/>
-                <w:color w:val="000000"/>
-                <w:sz w:val="18"/>
-                <w:szCs w:val="18"/>
-              </w:rPr>
-              <w:t xml:space="preserve">Phase 4 — Driving Question Board (DQB) Update</w:t>
+            <w:shd w:fill="FCE4D6" w:color="auto" w:val="clear"/>
+            <w:tcMar>
+              <w:top w:type="dxa" w:w="60"/>
+              <w:left w:type="dxa" w:w="120"/>
+              <w:bottom w:type="dxa" w:w="60"/>
+              <w:right w:type="dxa" w:w="120"/>
+            </w:tcMar>
+            <w:vAlign w:val="top"/>
+          </w:tcPr>
+          <w:p>
+            <w:pPr>
+              <w:spacing w:after="40" w:before="0"/>
+              <w:jc w:val="left"/>
+            </w:pPr>
+            <w:r>
+              <w:rPr>
+                <w:rFonts w:ascii="Arial" w:cs="Arial" w:eastAsia="Arial" w:hAnsi="Arial"/>
+                <w:b/>
+                <w:bCs/>
+                <w:i w:val="false"/>
+                <w:iCs w:val="false"/>
+                <w:color w:val="000000"/>
+                <w:sz w:val="18"/>
+                <w:szCs w:val="18"/>
+              </w:rPr>
+              <w:t xml:space="preserve">Driving Question Board (DQB) Creation</w:t>
             </w:r>
           </w:p>
           <w:p>
@@ -19138,7 +19156,7 @@
             <w:pPr>
               <w:spacing w:after="20" w:before="0"/>
             </w:pPr>
-            <w:hyperlink w:history="1" r:id="rIdqzrhqrtmkiodzo-vp6s92">
+            <w:hyperlink w:history="1" r:id="rIdsacvvbzvucyvyyt7e5pdm">
               <w:r>
                 <w:rPr>
                   <w:rFonts w:ascii="Arial" w:cs="Arial" w:eastAsia="Arial" w:hAnsi="Arial"/>
@@ -19171,7 +19189,7 @@
               <w:spacing w:after="10" w:before="0"/>
               <w:ind w:left="120"/>
             </w:pPr>
-            <w:hyperlink w:history="1" r:id="rIdjwqzmbm95uoshc2oiaaal">
+            <w:hyperlink w:history="1" r:id="rIdr962ilkdwqbm2x5b69_qn">
               <w:r>
                 <w:rPr>
                   <w:rFonts w:ascii="Arial" w:cs="Arial" w:eastAsia="Arial" w:hAnsi="Arial"/>
@@ -19216,7 +19234,7 @@
             <w:pPr>
               <w:spacing w:after="20" w:before="0"/>
             </w:pPr>
-            <w:hyperlink w:history="1" r:id="rIdlc8dgpcgio4fcemdyn_bk">
+            <w:hyperlink w:history="1" r:id="rIdln433f06zcnycseaus6el">
               <w:r>
                 <w:rPr>
                   <w:rFonts w:ascii="Arial" w:cs="Arial" w:eastAsia="Arial" w:hAnsi="Arial"/>
@@ -19249,7 +19267,7 @@
               <w:spacing w:after="10" w:before="0"/>
               <w:ind w:left="120"/>
             </w:pPr>
-            <w:hyperlink w:history="1" r:id="rIdi4laf8ihfyifbg31l-iof">
+            <w:hyperlink w:history="1" r:id="rIdu_isnegetkp1znmzwq9ss">
               <w:r>
                 <w:rPr>
                   <w:rFonts w:ascii="Arial" w:cs="Arial" w:eastAsia="Arial" w:hAnsi="Arial"/>
@@ -19396,32 +19414,32 @@
         <w:tc>
           <w:tcPr>
             <w:tcW w:type="dxa" w:w="1520"/>
-            <w:shd w:fill="F2F2F2" w:color="auto" w:val="clear"/>
-            <w:tcMar>
-              <w:top w:type="dxa" w:w="60"/>
-              <w:left w:type="dxa" w:w="120"/>
-              <w:bottom w:type="dxa" w:w="60"/>
-              <w:right w:type="dxa" w:w="120"/>
-            </w:tcMar>
-            <w:vAlign w:val="top"/>
-          </w:tcPr>
-          <w:p>
-            <w:pPr>
-              <w:spacing w:after="40" w:before="0"/>
-              <w:jc w:val="left"/>
-            </w:pPr>
-            <w:r>
-              <w:rPr>
-                <w:rFonts w:ascii="Arial" w:cs="Arial" w:eastAsia="Arial" w:hAnsi="Arial"/>
-                <w:b/>
-                <w:bCs/>
-                <w:i w:val="false"/>
-                <w:iCs w:val="false"/>
-                <w:color w:val="000000"/>
-                <w:sz w:val="18"/>
-                <w:szCs w:val="18"/>
-              </w:rPr>
-              <w:t xml:space="preserve">Phase 5 — Model Building</w:t>
+            <w:shd w:fill="D5E8F0" w:color="auto" w:val="clear"/>
+            <w:tcMar>
+              <w:top w:type="dxa" w:w="60"/>
+              <w:left w:type="dxa" w:w="120"/>
+              <w:bottom w:type="dxa" w:w="60"/>
+              <w:right w:type="dxa" w:w="120"/>
+            </w:tcMar>
+            <w:vAlign w:val="top"/>
+          </w:tcPr>
+          <w:p>
+            <w:pPr>
+              <w:spacing w:after="40" w:before="0"/>
+              <w:jc w:val="left"/>
+            </w:pPr>
+            <w:r>
+              <w:rPr>
+                <w:rFonts w:ascii="Arial" w:cs="Arial" w:eastAsia="Arial" w:hAnsi="Arial"/>
+                <w:b/>
+                <w:bCs/>
+                <w:i w:val="false"/>
+                <w:iCs w:val="false"/>
+                <w:color w:val="000000"/>
+                <w:sz w:val="18"/>
+                <w:szCs w:val="18"/>
+              </w:rPr>
+              <w:t xml:space="preserve">Model Building Phase</w:t>
             </w:r>
           </w:p>
           <w:p>
@@ -19444,7 +19462,7 @@
             <w:pPr>
               <w:spacing w:after="20" w:before="0"/>
             </w:pPr>
-            <w:hyperlink w:history="1" r:id="rIduq68dlpbtxotvs50odanj">
+            <w:hyperlink w:history="1" r:id="rIdifp_m5_vk9muocopg1bzh">
               <w:r>
                 <w:rPr>
                   <w:rFonts w:ascii="Arial" w:cs="Arial" w:eastAsia="Arial" w:hAnsi="Arial"/>
@@ -19477,7 +19495,7 @@
               <w:spacing w:after="10" w:before="0"/>
               <w:ind w:left="120"/>
             </w:pPr>
-            <w:hyperlink w:history="1" r:id="rIduy02z8zfgemuk94vqgbha">
+            <w:hyperlink w:history="1" r:id="rIdqzopk-37u5_npsfjstfx1">
               <w:r>
                 <w:rPr>
                   <w:rFonts w:ascii="Arial" w:cs="Arial" w:eastAsia="Arial" w:hAnsi="Arial"/>
@@ -19522,7 +19540,7 @@
             <w:pPr>
               <w:spacing w:after="20" w:before="0"/>
             </w:pPr>
-            <w:hyperlink w:history="1" r:id="rId3wf9dzuhj3j0xsxajsmth">
+            <w:hyperlink w:history="1" r:id="rIdelksqecw4o091zb7dcplq">
               <w:r>
                 <w:rPr>
                   <w:rFonts w:ascii="Arial" w:cs="Arial" w:eastAsia="Arial" w:hAnsi="Arial"/>
@@ -19555,7 +19573,7 @@
               <w:spacing w:after="10" w:before="0"/>
               <w:ind w:left="120"/>
             </w:pPr>
-            <w:hyperlink w:history="1" r:id="rId22swik0gaukeh2uu9tu65">
+            <w:hyperlink w:history="1" r:id="rIdkga_rwdgrwqx73y1duqc6">
               <w:r>
                 <w:rPr>
                   <w:rFonts w:ascii="Arial" w:cs="Arial" w:eastAsia="Arial" w:hAnsi="Arial"/>
@@ -21374,32 +21392,32 @@
         <w:tc>
           <w:tcPr>
             <w:tcW w:type="dxa" w:w="1520"/>
-            <w:shd w:fill="F2F2F2" w:color="auto" w:val="clear"/>
-            <w:tcMar>
-              <w:top w:type="dxa" w:w="60"/>
-              <w:left w:type="dxa" w:w="120"/>
-              <w:bottom w:type="dxa" w:w="60"/>
-              <w:right w:type="dxa" w:w="120"/>
-            </w:tcMar>
-            <w:vAlign w:val="top"/>
-          </w:tcPr>
-          <w:p>
-            <w:pPr>
-              <w:spacing w:after="40" w:before="0"/>
-              <w:jc w:val="left"/>
-            </w:pPr>
-            <w:r>
-              <w:rPr>
-                <w:rFonts w:ascii="Arial" w:cs="Arial" w:eastAsia="Arial" w:hAnsi="Arial"/>
-                <w:b/>
-                <w:bCs/>
-                <w:i w:val="false"/>
-                <w:iCs w:val="false"/>
-                <w:color w:val="000000"/>
-                <w:sz w:val="18"/>
-                <w:szCs w:val="18"/>
-              </w:rPr>
-              <w:t xml:space="preserve">Phase 1 — PREDICT</w:t>
+            <w:shd w:fill="EAD1F5" w:color="auto" w:val="clear"/>
+            <w:tcMar>
+              <w:top w:type="dxa" w:w="60"/>
+              <w:left w:type="dxa" w:w="120"/>
+              <w:bottom w:type="dxa" w:w="60"/>
+              <w:right w:type="dxa" w:w="120"/>
+            </w:tcMar>
+            <w:vAlign w:val="top"/>
+          </w:tcPr>
+          <w:p>
+            <w:pPr>
+              <w:spacing w:after="40" w:before="0"/>
+              <w:jc w:val="left"/>
+            </w:pPr>
+            <w:r>
+              <w:rPr>
+                <w:rFonts w:ascii="Arial" w:cs="Arial" w:eastAsia="Arial" w:hAnsi="Arial"/>
+                <w:b/>
+                <w:bCs/>
+                <w:i w:val="false"/>
+                <w:iCs w:val="false"/>
+                <w:color w:val="000000"/>
+                <w:sz w:val="18"/>
+                <w:szCs w:val="18"/>
+              </w:rPr>
+              <w:t xml:space="preserve">Predict Phase</w:t>
             </w:r>
           </w:p>
           <w:p>
@@ -21422,7 +21440,7 @@
             <w:pPr>
               <w:spacing w:after="20" w:before="0"/>
             </w:pPr>
-            <w:hyperlink w:history="1" r:id="rIdl9g5uofrmukrllmxrmfmj">
+            <w:hyperlink w:history="1" r:id="rIdtjckvo-4lf3wys-u3bqum">
               <w:r>
                 <w:rPr>
                   <w:rFonts w:ascii="Arial" w:cs="Arial" w:eastAsia="Arial" w:hAnsi="Arial"/>
@@ -21455,7 +21473,7 @@
               <w:spacing w:after="10" w:before="0"/>
               <w:ind w:left="120"/>
             </w:pPr>
-            <w:hyperlink w:history="1" r:id="rIdmznsfapibq7bdo-soxn27">
+            <w:hyperlink w:history="1" r:id="rIdvw1yw7ui6nse7wvgpaiti">
               <w:r>
                 <w:rPr>
                   <w:rFonts w:ascii="Arial" w:cs="Arial" w:eastAsia="Arial" w:hAnsi="Arial"/>
@@ -21500,7 +21518,7 @@
             <w:pPr>
               <w:spacing w:after="20" w:before="0"/>
             </w:pPr>
-            <w:hyperlink w:history="1" r:id="rId8chgeqirtizf3qwfzxz1g">
+            <w:hyperlink w:history="1" r:id="rIddofphydulqovi82ajhye-">
               <w:r>
                 <w:rPr>
                   <w:rFonts w:ascii="Arial" w:cs="Arial" w:eastAsia="Arial" w:hAnsi="Arial"/>
@@ -21533,7 +21551,7 @@
               <w:spacing w:after="10" w:before="0"/>
               <w:ind w:left="120"/>
             </w:pPr>
-            <w:hyperlink w:history="1" r:id="rIdgk0xjbrdpma2brp4zdxxv">
+            <w:hyperlink w:history="1" r:id="rIdjf_jrtdnmw4-7su8vqbt8">
               <w:r>
                 <w:rPr>
                   <w:rFonts w:ascii="Arial" w:cs="Arial" w:eastAsia="Arial" w:hAnsi="Arial"/>
@@ -21680,32 +21698,32 @@
         <w:tc>
           <w:tcPr>
             <w:tcW w:type="dxa" w:w="1520"/>
-            <w:shd w:fill="F2F2F2" w:color="auto" w:val="clear"/>
-            <w:tcMar>
-              <w:top w:type="dxa" w:w="60"/>
-              <w:left w:type="dxa" w:w="120"/>
-              <w:bottom w:type="dxa" w:w="60"/>
-              <w:right w:type="dxa" w:w="120"/>
-            </w:tcMar>
-            <w:vAlign w:val="top"/>
-          </w:tcPr>
-          <w:p>
-            <w:pPr>
-              <w:spacing w:after="40" w:before="0"/>
-              <w:jc w:val="left"/>
-            </w:pPr>
-            <w:r>
-              <w:rPr>
-                <w:rFonts w:ascii="Arial" w:cs="Arial" w:eastAsia="Arial" w:hAnsi="Arial"/>
-                <w:b/>
-                <w:bCs/>
-                <w:i w:val="false"/>
-                <w:iCs w:val="false"/>
-                <w:color w:val="000000"/>
-                <w:sz w:val="18"/>
-                <w:szCs w:val="18"/>
-              </w:rPr>
-              <w:t xml:space="preserve">Phase 2 — OBSERVE (Improvised Potometer Investigation)</w:t>
+            <w:shd w:fill="D9EEF1" w:color="auto" w:val="clear"/>
+            <w:tcMar>
+              <w:top w:type="dxa" w:w="60"/>
+              <w:left w:type="dxa" w:w="120"/>
+              <w:bottom w:type="dxa" w:w="60"/>
+              <w:right w:type="dxa" w:w="120"/>
+            </w:tcMar>
+            <w:vAlign w:val="top"/>
+          </w:tcPr>
+          <w:p>
+            <w:pPr>
+              <w:spacing w:after="40" w:before="0"/>
+              <w:jc w:val="left"/>
+            </w:pPr>
+            <w:r>
+              <w:rPr>
+                <w:rFonts w:ascii="Arial" w:cs="Arial" w:eastAsia="Arial" w:hAnsi="Arial"/>
+                <w:b/>
+                <w:bCs/>
+                <w:i w:val="false"/>
+                <w:iCs w:val="false"/>
+                <w:color w:val="000000"/>
+                <w:sz w:val="18"/>
+                <w:szCs w:val="18"/>
+              </w:rPr>
+              <w:t xml:space="preserve">Observe Phase</w:t>
             </w:r>
           </w:p>
           <w:p>
@@ -21728,7 +21746,7 @@
             <w:pPr>
               <w:spacing w:after="20" w:before="0"/>
             </w:pPr>
-            <w:hyperlink w:history="1" r:id="rIdlhfxwte6hmc7skiz3y4yv">
+            <w:hyperlink w:history="1" r:id="rIduzf9a4ocwby4ypav8a-ve">
               <w:r>
                 <w:rPr>
                   <w:rFonts w:ascii="Arial" w:cs="Arial" w:eastAsia="Arial" w:hAnsi="Arial"/>
@@ -21761,7 +21779,7 @@
               <w:spacing w:after="10" w:before="0"/>
               <w:ind w:left="120"/>
             </w:pPr>
-            <w:hyperlink w:history="1" r:id="rIdnpfqtskarwkgelanetsbl">
+            <w:hyperlink w:history="1" r:id="rId6klcyheblsxqwees9rd5h">
               <w:r>
                 <w:rPr>
                   <w:rFonts w:ascii="Arial" w:cs="Arial" w:eastAsia="Arial" w:hAnsi="Arial"/>
@@ -21806,7 +21824,7 @@
             <w:pPr>
               <w:spacing w:after="20" w:before="0"/>
             </w:pPr>
-            <w:hyperlink w:history="1" r:id="rIdkdbzbtemih70ww3d5uawv">
+            <w:hyperlink w:history="1" r:id="rIdpow5ubebukpwtl5uaxnml">
               <w:r>
                 <w:rPr>
                   <w:rFonts w:ascii="Arial" w:cs="Arial" w:eastAsia="Arial" w:hAnsi="Arial"/>
@@ -21839,7 +21857,7 @@
               <w:spacing w:after="10" w:before="0"/>
               <w:ind w:left="120"/>
             </w:pPr>
-            <w:hyperlink w:history="1" r:id="rIdhdl4ciku1pb0ipjatsl53">
+            <w:hyperlink w:history="1" r:id="rIdilaokxynxg2isoljeersy">
               <w:r>
                 <w:rPr>
                   <w:rFonts w:ascii="Arial" w:cs="Arial" w:eastAsia="Arial" w:hAnsi="Arial"/>
@@ -21986,32 +22004,32 @@
         <w:tc>
           <w:tcPr>
             <w:tcW w:type="dxa" w:w="1520"/>
-            <w:shd w:fill="F2F2F2" w:color="auto" w:val="clear"/>
-            <w:tcMar>
-              <w:top w:type="dxa" w:w="60"/>
-              <w:left w:type="dxa" w:w="120"/>
-              <w:bottom w:type="dxa" w:w="60"/>
-              <w:right w:type="dxa" w:w="120"/>
-            </w:tcMar>
-            <w:vAlign w:val="top"/>
-          </w:tcPr>
-          <w:p>
-            <w:pPr>
-              <w:spacing w:after="40" w:before="0"/>
-              <w:jc w:val="left"/>
-            </w:pPr>
-            <w:r>
-              <w:rPr>
-                <w:rFonts w:ascii="Arial" w:cs="Arial" w:eastAsia="Arial" w:hAnsi="Arial"/>
-                <w:b/>
-                <w:bCs/>
-                <w:i w:val="false"/>
-                <w:iCs w:val="false"/>
-                <w:color w:val="000000"/>
-                <w:sz w:val="18"/>
-                <w:szCs w:val="18"/>
-              </w:rPr>
-              <w:t xml:space="preserve">Phase 3 — EXPLAIN (CER + Cohesion-Tension Mechanism)</w:t>
+            <w:shd w:fill="E2EFDA" w:color="auto" w:val="clear"/>
+            <w:tcMar>
+              <w:top w:type="dxa" w:w="60"/>
+              <w:left w:type="dxa" w:w="120"/>
+              <w:bottom w:type="dxa" w:w="60"/>
+              <w:right w:type="dxa" w:w="120"/>
+            </w:tcMar>
+            <w:vAlign w:val="top"/>
+          </w:tcPr>
+          <w:p>
+            <w:pPr>
+              <w:spacing w:after="40" w:before="0"/>
+              <w:jc w:val="left"/>
+            </w:pPr>
+            <w:r>
+              <w:rPr>
+                <w:rFonts w:ascii="Arial" w:cs="Arial" w:eastAsia="Arial" w:hAnsi="Arial"/>
+                <w:b/>
+                <w:bCs/>
+                <w:i w:val="false"/>
+                <w:iCs w:val="false"/>
+                <w:color w:val="000000"/>
+                <w:sz w:val="18"/>
+                <w:szCs w:val="18"/>
+              </w:rPr>
+              <w:t xml:space="preserve">Explain Phase</w:t>
             </w:r>
           </w:p>
           <w:p>
@@ -22034,7 +22052,7 @@
             <w:pPr>
               <w:spacing w:after="20" w:before="0"/>
             </w:pPr>
-            <w:hyperlink w:history="1" r:id="rIdmcl-k9ovcyx1jplo3nu3i">
+            <w:hyperlink w:history="1" r:id="rIdfoj6md6o6qgrcngqlmzj5">
               <w:r>
                 <w:rPr>
                   <w:rFonts w:ascii="Arial" w:cs="Arial" w:eastAsia="Arial" w:hAnsi="Arial"/>
@@ -22067,7 +22085,7 @@
               <w:spacing w:after="10" w:before="0"/>
               <w:ind w:left="120"/>
             </w:pPr>
-            <w:hyperlink w:history="1" r:id="rIdwjpixddzb1agpzswlvogv">
+            <w:hyperlink w:history="1" r:id="rIdt744h98nbyumvwcahrd8t">
               <w:r>
                 <w:rPr>
                   <w:rFonts w:ascii="Arial" w:cs="Arial" w:eastAsia="Arial" w:hAnsi="Arial"/>
@@ -22112,7 +22130,7 @@
             <w:pPr>
               <w:spacing w:after="20" w:before="0"/>
             </w:pPr>
-            <w:hyperlink w:history="1" r:id="rIdnbx__0ni7tkva0jhrmpj_">
+            <w:hyperlink w:history="1" r:id="rIdko2nxffv_9z26niglxbpl">
               <w:r>
                 <w:rPr>
                   <w:rFonts w:ascii="Arial" w:cs="Arial" w:eastAsia="Arial" w:hAnsi="Arial"/>
@@ -22145,7 +22163,7 @@
               <w:spacing w:after="10" w:before="0"/>
               <w:ind w:left="120"/>
             </w:pPr>
-            <w:hyperlink w:history="1" r:id="rIdcktlqq31pixl4_gwpe3ow">
+            <w:hyperlink w:history="1" r:id="rIdsds-stvmd3znfkdabeu3d">
               <w:r>
                 <w:rPr>
                   <w:rFonts w:ascii="Arial" w:cs="Arial" w:eastAsia="Arial" w:hAnsi="Arial"/>
@@ -22292,32 +22310,32 @@
         <w:tc>
           <w:tcPr>
             <w:tcW w:type="dxa" w:w="1520"/>
-            <w:shd w:fill="F2F2F2" w:color="auto" w:val="clear"/>
-            <w:tcMar>
-              <w:top w:type="dxa" w:w="60"/>
-              <w:left w:type="dxa" w:w="120"/>
-              <w:bottom w:type="dxa" w:w="60"/>
-              <w:right w:type="dxa" w:w="120"/>
-            </w:tcMar>
-            <w:vAlign w:val="top"/>
-          </w:tcPr>
-          <w:p>
-            <w:pPr>
-              <w:spacing w:after="40" w:before="0"/>
-              <w:jc w:val="left"/>
-            </w:pPr>
-            <w:r>
-              <w:rPr>
-                <w:rFonts w:ascii="Arial" w:cs="Arial" w:eastAsia="Arial" w:hAnsi="Arial"/>
-                <w:b/>
-                <w:bCs/>
-                <w:i w:val="false"/>
-                <w:iCs w:val="false"/>
-                <w:color w:val="000000"/>
-                <w:sz w:val="18"/>
-                <w:szCs w:val="18"/>
-              </w:rPr>
-              <w:t xml:space="preserve">Phase 4 — DRIVING QUESTION BOARD (DQB) Update</w:t>
+            <w:shd w:fill="FCE4D6" w:color="auto" w:val="clear"/>
+            <w:tcMar>
+              <w:top w:type="dxa" w:w="60"/>
+              <w:left w:type="dxa" w:w="120"/>
+              <w:bottom w:type="dxa" w:w="60"/>
+              <w:right w:type="dxa" w:w="120"/>
+            </w:tcMar>
+            <w:vAlign w:val="top"/>
+          </w:tcPr>
+          <w:p>
+            <w:pPr>
+              <w:spacing w:after="40" w:before="0"/>
+              <w:jc w:val="left"/>
+            </w:pPr>
+            <w:r>
+              <w:rPr>
+                <w:rFonts w:ascii="Arial" w:cs="Arial" w:eastAsia="Arial" w:hAnsi="Arial"/>
+                <w:b/>
+                <w:bCs/>
+                <w:i w:val="false"/>
+                <w:iCs w:val="false"/>
+                <w:color w:val="000000"/>
+                <w:sz w:val="18"/>
+                <w:szCs w:val="18"/>
+              </w:rPr>
+              <w:t xml:space="preserve">Driving Question Board (DQB) Creation</w:t>
             </w:r>
           </w:p>
           <w:p>
@@ -22340,7 +22358,7 @@
             <w:pPr>
               <w:spacing w:after="20" w:before="0"/>
             </w:pPr>
-            <w:hyperlink w:history="1" r:id="rIdivv3ns5a2qpibgth57w_r">
+            <w:hyperlink w:history="1" r:id="rIdhgnidzqpakljyxxfhdbfj">
               <w:r>
                 <w:rPr>
                   <w:rFonts w:ascii="Arial" w:cs="Arial" w:eastAsia="Arial" w:hAnsi="Arial"/>
@@ -22373,7 +22391,7 @@
               <w:spacing w:after="10" w:before="0"/>
               <w:ind w:left="120"/>
             </w:pPr>
-            <w:hyperlink w:history="1" r:id="rId8ci-jcgu92kh8jcc7iwex">
+            <w:hyperlink w:history="1" r:id="rIdvkfcuqxr3b1zwupglr48n">
               <w:r>
                 <w:rPr>
                   <w:rFonts w:ascii="Arial" w:cs="Arial" w:eastAsia="Arial" w:hAnsi="Arial"/>
@@ -22418,7 +22436,7 @@
             <w:pPr>
               <w:spacing w:after="20" w:before="0"/>
             </w:pPr>
-            <w:hyperlink w:history="1" r:id="rIdafgo6rkiv86hmkmaqfc0x">
+            <w:hyperlink w:history="1" r:id="rId2mejzv3laxxwhkcqlwuty">
               <w:r>
                 <w:rPr>
                   <w:rFonts w:ascii="Arial" w:cs="Arial" w:eastAsia="Arial" w:hAnsi="Arial"/>
@@ -22451,7 +22469,7 @@
               <w:spacing w:after="10" w:before="0"/>
               <w:ind w:left="120"/>
             </w:pPr>
-            <w:hyperlink w:history="1" r:id="rIdnicfvaedr3mfadrs61inw">
+            <w:hyperlink w:history="1" r:id="rIdbonppgrxykaynefnnsxal">
               <w:r>
                 <w:rPr>
                   <w:rFonts w:ascii="Arial" w:cs="Arial" w:eastAsia="Arial" w:hAnsi="Arial"/>
@@ -22598,32 +22616,32 @@
         <w:tc>
           <w:tcPr>
             <w:tcW w:type="dxa" w:w="1520"/>
-            <w:shd w:fill="F2F2F2" w:color="auto" w:val="clear"/>
-            <w:tcMar>
-              <w:top w:type="dxa" w:w="60"/>
-              <w:left w:type="dxa" w:w="120"/>
-              <w:bottom w:type="dxa" w:w="60"/>
-              <w:right w:type="dxa" w:w="120"/>
-            </w:tcMar>
-            <w:vAlign w:val="top"/>
-          </w:tcPr>
-          <w:p>
-            <w:pPr>
-              <w:spacing w:after="40" w:before="0"/>
-              <w:jc w:val="left"/>
-            </w:pPr>
-            <w:r>
-              <w:rPr>
-                <w:rFonts w:ascii="Arial" w:cs="Arial" w:eastAsia="Arial" w:hAnsi="Arial"/>
-                <w:b/>
-                <w:bCs/>
-                <w:i w:val="false"/>
-                <w:iCs w:val="false"/>
-                <w:color w:val="000000"/>
-                <w:sz w:val="18"/>
-                <w:szCs w:val="18"/>
-              </w:rPr>
-              <w:t xml:space="preserve">Phase 5 — MODEL BUILDING (Cumulative Model Revision)</w:t>
+            <w:shd w:fill="D5E8F0" w:color="auto" w:val="clear"/>
+            <w:tcMar>
+              <w:top w:type="dxa" w:w="60"/>
+              <w:left w:type="dxa" w:w="120"/>
+              <w:bottom w:type="dxa" w:w="60"/>
+              <w:right w:type="dxa" w:w="120"/>
+            </w:tcMar>
+            <w:vAlign w:val="top"/>
+          </w:tcPr>
+          <w:p>
+            <w:pPr>
+              <w:spacing w:after="40" w:before="0"/>
+              <w:jc w:val="left"/>
+            </w:pPr>
+            <w:r>
+              <w:rPr>
+                <w:rFonts w:ascii="Arial" w:cs="Arial" w:eastAsia="Arial" w:hAnsi="Arial"/>
+                <w:b/>
+                <w:bCs/>
+                <w:i w:val="false"/>
+                <w:iCs w:val="false"/>
+                <w:color w:val="000000"/>
+                <w:sz w:val="18"/>
+                <w:szCs w:val="18"/>
+              </w:rPr>
+              <w:t xml:space="preserve">Model Building Phase</w:t>
             </w:r>
           </w:p>
           <w:p>
@@ -22646,7 +22664,7 @@
             <w:pPr>
               <w:spacing w:after="20" w:before="0"/>
             </w:pPr>
-            <w:hyperlink w:history="1" r:id="rId5o6ntq5ujpihl9l3_zr2r">
+            <w:hyperlink w:history="1" r:id="rIdca0v7yygxiaujujcha88d">
               <w:r>
                 <w:rPr>
                   <w:rFonts w:ascii="Arial" w:cs="Arial" w:eastAsia="Arial" w:hAnsi="Arial"/>
@@ -22679,7 +22697,7 @@
               <w:spacing w:after="10" w:before="0"/>
               <w:ind w:left="120"/>
             </w:pPr>
-            <w:hyperlink w:history="1" r:id="rIdbyewxpnuausn-opdw1f8-">
+            <w:hyperlink w:history="1" r:id="rIdqrlglqnosplxdhedcupoz">
               <w:r>
                 <w:rPr>
                   <w:rFonts w:ascii="Arial" w:cs="Arial" w:eastAsia="Arial" w:hAnsi="Arial"/>
@@ -22724,7 +22742,7 @@
             <w:pPr>
               <w:spacing w:after="20" w:before="0"/>
             </w:pPr>
-            <w:hyperlink w:history="1" r:id="rIdzs3u_eqimzq5jx_jvifaq">
+            <w:hyperlink w:history="1" r:id="rIdrqt03r4qtq_-d1sj1pgrq">
               <w:r>
                 <w:rPr>
                   <w:rFonts w:ascii="Arial" w:cs="Arial" w:eastAsia="Arial" w:hAnsi="Arial"/>
@@ -22757,7 +22775,7 @@
               <w:spacing w:after="10" w:before="0"/>
               <w:ind w:left="120"/>
             </w:pPr>
-            <w:hyperlink w:history="1" r:id="rIduh0l__lswnvq58_2unuxx">
+            <w:hyperlink w:history="1" r:id="rIdkmd285jzxxvutluukrd3f">
               <w:r>
                 <w:rPr>
                   <w:rFonts w:ascii="Arial" w:cs="Arial" w:eastAsia="Arial" w:hAnsi="Arial"/>
@@ -24196,32 +24214,32 @@
         <w:tc>
           <w:tcPr>
             <w:tcW w:type="dxa" w:w="1520"/>
-            <w:shd w:fill="F2F2F2" w:color="auto" w:val="clear"/>
-            <w:tcMar>
-              <w:top w:type="dxa" w:w="60"/>
-              <w:left w:type="dxa" w:w="120"/>
-              <w:bottom w:type="dxa" w:w="60"/>
-              <w:right w:type="dxa" w:w="120"/>
-            </w:tcMar>
-            <w:vAlign w:val="top"/>
-          </w:tcPr>
-          <w:p>
-            <w:pPr>
-              <w:spacing w:after="40" w:before="0"/>
-              <w:jc w:val="left"/>
-            </w:pPr>
-            <w:r>
-              <w:rPr>
-                <w:rFonts w:ascii="Arial" w:cs="Arial" w:eastAsia="Arial" w:hAnsi="Arial"/>
-                <w:b/>
-                <w:bCs/>
-                <w:i w:val="false"/>
-                <w:iCs w:val="false"/>
-                <w:color w:val="000000"/>
-                <w:sz w:val="18"/>
-                <w:szCs w:val="18"/>
-              </w:rPr>
-              <w:t xml:space="preserve">Phase 1 — Predict: What Happens When the Bark Is Removed?</w:t>
+            <w:shd w:fill="EAD1F5" w:color="auto" w:val="clear"/>
+            <w:tcMar>
+              <w:top w:type="dxa" w:w="60"/>
+              <w:left w:type="dxa" w:w="120"/>
+              <w:bottom w:type="dxa" w:w="60"/>
+              <w:right w:type="dxa" w:w="120"/>
+            </w:tcMar>
+            <w:vAlign w:val="top"/>
+          </w:tcPr>
+          <w:p>
+            <w:pPr>
+              <w:spacing w:after="40" w:before="0"/>
+              <w:jc w:val="left"/>
+            </w:pPr>
+            <w:r>
+              <w:rPr>
+                <w:rFonts w:ascii="Arial" w:cs="Arial" w:eastAsia="Arial" w:hAnsi="Arial"/>
+                <w:b/>
+                <w:bCs/>
+                <w:i w:val="false"/>
+                <w:iCs w:val="false"/>
+                <w:color w:val="000000"/>
+                <w:sz w:val="18"/>
+                <w:szCs w:val="18"/>
+              </w:rPr>
+              <w:t xml:space="preserve">Predict Phase</w:t>
             </w:r>
           </w:p>
           <w:p>
@@ -24244,7 +24262,7 @@
             <w:pPr>
               <w:spacing w:after="20" w:before="0"/>
             </w:pPr>
-            <w:hyperlink w:history="1" r:id="rIdl6oqi55iwnzv_dk4j_byg">
+            <w:hyperlink w:history="1" r:id="rIdvjarenz6vzrkiwx_e9ihf">
               <w:r>
                 <w:rPr>
                   <w:rFonts w:ascii="Arial" w:cs="Arial" w:eastAsia="Arial" w:hAnsi="Arial"/>
@@ -24277,7 +24295,7 @@
               <w:spacing w:after="10" w:before="0"/>
               <w:ind w:left="120"/>
             </w:pPr>
-            <w:hyperlink w:history="1" r:id="rIdd0nt1h3tpecdnpqhlet76">
+            <w:hyperlink w:history="1" r:id="rIdo3on6fgoznaw_erx1akqk">
               <w:r>
                 <w:rPr>
                   <w:rFonts w:ascii="Arial" w:cs="Arial" w:eastAsia="Arial" w:hAnsi="Arial"/>
@@ -24322,7 +24340,7 @@
             <w:pPr>
               <w:spacing w:after="20" w:before="0"/>
             </w:pPr>
-            <w:hyperlink w:history="1" r:id="rId40jzaoaho-loagdtkfq7n">
+            <w:hyperlink w:history="1" r:id="rIdc2gdo1ikumivqfxic8te7">
               <w:r>
                 <w:rPr>
                   <w:rFonts w:ascii="Arial" w:cs="Arial" w:eastAsia="Arial" w:hAnsi="Arial"/>
@@ -24355,7 +24373,7 @@
               <w:spacing w:after="10" w:before="0"/>
               <w:ind w:left="120"/>
             </w:pPr>
-            <w:hyperlink w:history="1" r:id="rIdfoswktxl0oauvtza3s-tn">
+            <w:hyperlink w:history="1" r:id="rId6e-ubr0silu31ck8exdbr">
               <w:r>
                 <w:rPr>
                   <w:rFonts w:ascii="Arial" w:cs="Arial" w:eastAsia="Arial" w:hAnsi="Arial"/>
@@ -24502,32 +24520,32 @@
         <w:tc>
           <w:tcPr>
             <w:tcW w:type="dxa" w:w="1520"/>
-            <w:shd w:fill="F2F2F2" w:color="auto" w:val="clear"/>
-            <w:tcMar>
-              <w:top w:type="dxa" w:w="60"/>
-              <w:left w:type="dxa" w:w="120"/>
-              <w:bottom w:type="dxa" w:w="60"/>
-              <w:right w:type="dxa" w:w="120"/>
-            </w:tcMar>
-            <w:vAlign w:val="top"/>
-          </w:tcPr>
-          <w:p>
-            <w:pPr>
-              <w:spacing w:after="40" w:before="0"/>
-              <w:jc w:val="left"/>
-            </w:pPr>
-            <w:r>
-              <w:rPr>
-                <w:rFonts w:ascii="Arial" w:cs="Arial" w:eastAsia="Arial" w:hAnsi="Arial"/>
-                <w:b/>
-                <w:bCs/>
-                <w:i w:val="false"/>
-                <w:iCs w:val="false"/>
-                <w:color w:val="000000"/>
-                <w:sz w:val="18"/>
-                <w:szCs w:val="18"/>
-              </w:rPr>
-              <w:t xml:space="preserve">Phase 2 — Observe: Girdling Evidence + Pressure-Flow Demonstration</w:t>
+            <w:shd w:fill="D9EEF1" w:color="auto" w:val="clear"/>
+            <w:tcMar>
+              <w:top w:type="dxa" w:w="60"/>
+              <w:left w:type="dxa" w:w="120"/>
+              <w:bottom w:type="dxa" w:w="60"/>
+              <w:right w:type="dxa" w:w="120"/>
+            </w:tcMar>
+            <w:vAlign w:val="top"/>
+          </w:tcPr>
+          <w:p>
+            <w:pPr>
+              <w:spacing w:after="40" w:before="0"/>
+              <w:jc w:val="left"/>
+            </w:pPr>
+            <w:r>
+              <w:rPr>
+                <w:rFonts w:ascii="Arial" w:cs="Arial" w:eastAsia="Arial" w:hAnsi="Arial"/>
+                <w:b/>
+                <w:bCs/>
+                <w:i w:val="false"/>
+                <w:iCs w:val="false"/>
+                <w:color w:val="000000"/>
+                <w:sz w:val="18"/>
+                <w:szCs w:val="18"/>
+              </w:rPr>
+              <w:t xml:space="preserve">Observe Phase</w:t>
             </w:r>
           </w:p>
           <w:p>
@@ -24550,7 +24568,7 @@
             <w:pPr>
               <w:spacing w:after="20" w:before="0"/>
             </w:pPr>
-            <w:hyperlink w:history="1" r:id="rIdyeoqcnrys9reaqcuaufa3">
+            <w:hyperlink w:history="1" r:id="rIduhxjspfxhkz88nz9u4om1">
               <w:r>
                 <w:rPr>
                   <w:rFonts w:ascii="Arial" w:cs="Arial" w:eastAsia="Arial" w:hAnsi="Arial"/>
@@ -24583,7 +24601,7 @@
               <w:spacing w:after="10" w:before="0"/>
               <w:ind w:left="120"/>
             </w:pPr>
-            <w:hyperlink w:history="1" r:id="rId41qwvbncbi2pcgs5qtm1_">
+            <w:hyperlink w:history="1" r:id="rIdn9ko-d8ccsl4cwycu8hxh">
               <w:r>
                 <w:rPr>
                   <w:rFonts w:ascii="Arial" w:cs="Arial" w:eastAsia="Arial" w:hAnsi="Arial"/>
@@ -24628,7 +24646,7 @@
             <w:pPr>
               <w:spacing w:after="20" w:before="0"/>
             </w:pPr>
-            <w:hyperlink w:history="1" r:id="rIdcnin4hk4r__xsz4eirum2">
+            <w:hyperlink w:history="1" r:id="rIdt9rlz9adtanvx8pxjtztw">
               <w:r>
                 <w:rPr>
                   <w:rFonts w:ascii="Arial" w:cs="Arial" w:eastAsia="Arial" w:hAnsi="Arial"/>
@@ -24661,7 +24679,7 @@
               <w:spacing w:after="10" w:before="0"/>
               <w:ind w:left="120"/>
             </w:pPr>
-            <w:hyperlink w:history="1" r:id="rIdczudm6k9eawanapwkfrth">
+            <w:hyperlink w:history="1" r:id="rIdejkfryfbgtww1npw9wwi2">
               <w:r>
                 <w:rPr>
                   <w:rFonts w:ascii="Arial" w:cs="Arial" w:eastAsia="Arial" w:hAnsi="Arial"/>
@@ -24808,32 +24826,32 @@
         <w:tc>
           <w:tcPr>
             <w:tcW w:type="dxa" w:w="1520"/>
-            <w:shd w:fill="F2F2F2" w:color="auto" w:val="clear"/>
-            <w:tcMar>
-              <w:top w:type="dxa" w:w="60"/>
-              <w:left w:type="dxa" w:w="120"/>
-              <w:bottom w:type="dxa" w:w="60"/>
-              <w:right w:type="dxa" w:w="120"/>
-            </w:tcMar>
-            <w:vAlign w:val="top"/>
-          </w:tcPr>
-          <w:p>
-            <w:pPr>
-              <w:spacing w:after="40" w:before="0"/>
-              <w:jc w:val="left"/>
-            </w:pPr>
-            <w:r>
-              <w:rPr>
-                <w:rFonts w:ascii="Arial" w:cs="Arial" w:eastAsia="Arial" w:hAnsi="Arial"/>
-                <w:b/>
-                <w:bCs/>
-                <w:i w:val="false"/>
-                <w:iCs w:val="false"/>
-                <w:color w:val="000000"/>
-                <w:sz w:val="18"/>
-                <w:szCs w:val="18"/>
-              </w:rPr>
-              <w:t xml:space="preserve">Phase 3 — Explain: Pressure-Flow Hypothesis and Full Transport System Synthesis</w:t>
+            <w:shd w:fill="E2EFDA" w:color="auto" w:val="clear"/>
+            <w:tcMar>
+              <w:top w:type="dxa" w:w="60"/>
+              <w:left w:type="dxa" w:w="120"/>
+              <w:bottom w:type="dxa" w:w="60"/>
+              <w:right w:type="dxa" w:w="120"/>
+            </w:tcMar>
+            <w:vAlign w:val="top"/>
+          </w:tcPr>
+          <w:p>
+            <w:pPr>
+              <w:spacing w:after="40" w:before="0"/>
+              <w:jc w:val="left"/>
+            </w:pPr>
+            <w:r>
+              <w:rPr>
+                <w:rFonts w:ascii="Arial" w:cs="Arial" w:eastAsia="Arial" w:hAnsi="Arial"/>
+                <w:b/>
+                <w:bCs/>
+                <w:i w:val="false"/>
+                <w:iCs w:val="false"/>
+                <w:color w:val="000000"/>
+                <w:sz w:val="18"/>
+                <w:szCs w:val="18"/>
+              </w:rPr>
+              <w:t xml:space="preserve">Explain Phase</w:t>
             </w:r>
           </w:p>
           <w:p>
@@ -24856,7 +24874,7 @@
             <w:pPr>
               <w:spacing w:after="20" w:before="0"/>
             </w:pPr>
-            <w:hyperlink w:history="1" r:id="rIdmrbaln5cnlaoxblukmib3">
+            <w:hyperlink w:history="1" r:id="rIdpsluhh8xvafa2e5yiq_rt">
               <w:r>
                 <w:rPr>
                   <w:rFonts w:ascii="Arial" w:cs="Arial" w:eastAsia="Arial" w:hAnsi="Arial"/>
@@ -24889,7 +24907,7 @@
               <w:spacing w:after="10" w:before="0"/>
               <w:ind w:left="120"/>
             </w:pPr>
-            <w:hyperlink w:history="1" r:id="rIddubs5kxofmrlzcfhhx8b-">
+            <w:hyperlink w:history="1" r:id="rIdvfddji9-jl0gnr_n082ay">
               <w:r>
                 <w:rPr>
                   <w:rFonts w:ascii="Arial" w:cs="Arial" w:eastAsia="Arial" w:hAnsi="Arial"/>
@@ -24934,7 +24952,7 @@
             <w:pPr>
               <w:spacing w:after="20" w:before="0"/>
             </w:pPr>
-            <w:hyperlink w:history="1" r:id="rIdbjysac0wvtk7ijqrtqno0">
+            <w:hyperlink w:history="1" r:id="rIdeace0opq2ympejnuupgkz">
               <w:r>
                 <w:rPr>
                   <w:rFonts w:ascii="Arial" w:cs="Arial" w:eastAsia="Arial" w:hAnsi="Arial"/>
@@ -24967,7 +24985,7 @@
               <w:spacing w:after="10" w:before="0"/>
               <w:ind w:left="120"/>
             </w:pPr>
-            <w:hyperlink w:history="1" r:id="rId4blvshtswslnygpwvaus1">
+            <w:hyperlink w:history="1" r:id="rIdnhwtomjhiyhegha7hseza">
               <w:r>
                 <w:rPr>
                   <w:rFonts w:ascii="Arial" w:cs="Arial" w:eastAsia="Arial" w:hAnsi="Arial"/>
@@ -25114,32 +25132,32 @@
         <w:tc>
           <w:tcPr>
             <w:tcW w:type="dxa" w:w="1520"/>
-            <w:shd w:fill="F2F2F2" w:color="auto" w:val="clear"/>
-            <w:tcMar>
-              <w:top w:type="dxa" w:w="60"/>
-              <w:left w:type="dxa" w:w="120"/>
-              <w:bottom w:type="dxa" w:w="60"/>
-              <w:right w:type="dxa" w:w="120"/>
-            </w:tcMar>
-            <w:vAlign w:val="top"/>
-          </w:tcPr>
-          <w:p>
-            <w:pPr>
-              <w:spacing w:after="40" w:before="0"/>
-              <w:jc w:val="left"/>
-            </w:pPr>
-            <w:r>
-              <w:rPr>
-                <w:rFonts w:ascii="Arial" w:cs="Arial" w:eastAsia="Arial" w:hAnsi="Arial"/>
-                <w:b/>
-                <w:bCs/>
-                <w:i w:val="false"/>
-                <w:iCs w:val="false"/>
-                <w:color w:val="000000"/>
-                <w:sz w:val="18"/>
-                <w:szCs w:val="18"/>
-              </w:rPr>
-              <w:t xml:space="preserve">Phase 4 — Driving Question Board (DQB) Review: All Questions Answered</w:t>
+            <w:shd w:fill="FCE4D6" w:color="auto" w:val="clear"/>
+            <w:tcMar>
+              <w:top w:type="dxa" w:w="60"/>
+              <w:left w:type="dxa" w:w="120"/>
+              <w:bottom w:type="dxa" w:w="60"/>
+              <w:right w:type="dxa" w:w="120"/>
+            </w:tcMar>
+            <w:vAlign w:val="top"/>
+          </w:tcPr>
+          <w:p>
+            <w:pPr>
+              <w:spacing w:after="40" w:before="0"/>
+              <w:jc w:val="left"/>
+            </w:pPr>
+            <w:r>
+              <w:rPr>
+                <w:rFonts w:ascii="Arial" w:cs="Arial" w:eastAsia="Arial" w:hAnsi="Arial"/>
+                <w:b/>
+                <w:bCs/>
+                <w:i w:val="false"/>
+                <w:iCs w:val="false"/>
+                <w:color w:val="000000"/>
+                <w:sz w:val="18"/>
+                <w:szCs w:val="18"/>
+              </w:rPr>
+              <w:t xml:space="preserve">Driving Question Board (DQB) Creation</w:t>
             </w:r>
           </w:p>
           <w:p>
@@ -25162,7 +25180,7 @@
             <w:pPr>
               <w:spacing w:after="20" w:before="0"/>
             </w:pPr>
-            <w:hyperlink w:history="1" r:id="rId5mhaew4sren1pw21iobw0">
+            <w:hyperlink w:history="1" r:id="rIdqffjoyyugm2fg3rbce7pf">
               <w:r>
                 <w:rPr>
                   <w:rFonts w:ascii="Arial" w:cs="Arial" w:eastAsia="Arial" w:hAnsi="Arial"/>
@@ -25195,7 +25213,7 @@
               <w:spacing w:after="10" w:before="0"/>
               <w:ind w:left="120"/>
             </w:pPr>
-            <w:hyperlink w:history="1" r:id="rIdntpmdxtfui8y2bop2rcz1">
+            <w:hyperlink w:history="1" r:id="rIdbsccomzkgjb-1juqgwr07">
               <w:r>
                 <w:rPr>
                   <w:rFonts w:ascii="Arial" w:cs="Arial" w:eastAsia="Arial" w:hAnsi="Arial"/>
@@ -25240,7 +25258,7 @@
             <w:pPr>
               <w:spacing w:after="20" w:before="0"/>
             </w:pPr>
-            <w:hyperlink w:history="1" r:id="rIdczwoyfngiyhpl_bivj1ie">
+            <w:hyperlink w:history="1" r:id="rIdhurfhwbkzpxowfdsotohz">
               <w:r>
                 <w:rPr>
                   <w:rFonts w:ascii="Arial" w:cs="Arial" w:eastAsia="Arial" w:hAnsi="Arial"/>
@@ -25273,7 +25291,7 @@
               <w:spacing w:after="10" w:before="0"/>
               <w:ind w:left="120"/>
             </w:pPr>
-            <w:hyperlink w:history="1" r:id="rId5bssmn09hf0omdy-0ugu6">
+            <w:hyperlink w:history="1" r:id="rIdr_bnb7bp2d_js6o7hurxg">
               <w:r>
                 <w:rPr>
                   <w:rFonts w:ascii="Arial" w:cs="Arial" w:eastAsia="Arial" w:hAnsi="Arial"/>
@@ -25420,32 +25438,32 @@
         <w:tc>
           <w:tcPr>
             <w:tcW w:type="dxa" w:w="1520"/>
-            <w:shd w:fill="F2F2F2" w:color="auto" w:val="clear"/>
-            <w:tcMar>
-              <w:top w:type="dxa" w:w="60"/>
-              <w:left w:type="dxa" w:w="120"/>
-              <w:bottom w:type="dxa" w:w="60"/>
-              <w:right w:type="dxa" w:w="120"/>
-            </w:tcMar>
-            <w:vAlign w:val="top"/>
-          </w:tcPr>
-          <w:p>
-            <w:pPr>
-              <w:spacing w:after="40" w:before="0"/>
-              <w:jc w:val="left"/>
-            </w:pPr>
-            <w:r>
-              <w:rPr>
-                <w:rFonts w:ascii="Arial" w:cs="Arial" w:eastAsia="Arial" w:hAnsi="Arial"/>
-                <w:b/>
-                <w:bCs/>
-                <w:i w:val="false"/>
-                <w:iCs w:val="false"/>
-                <w:color w:val="000000"/>
-                <w:sz w:val="18"/>
-                <w:szCs w:val="18"/>
-              </w:rPr>
-              <w:t xml:space="preserve">Phase 5 — Final Model Build: Complete Annotated Whole-Plant Transport Model + Written Final Explanation</w:t>
+            <w:shd w:fill="D5E8F0" w:color="auto" w:val="clear"/>
+            <w:tcMar>
+              <w:top w:type="dxa" w:w="60"/>
+              <w:left w:type="dxa" w:w="120"/>
+              <w:bottom w:type="dxa" w:w="60"/>
+              <w:right w:type="dxa" w:w="120"/>
+            </w:tcMar>
+            <w:vAlign w:val="top"/>
+          </w:tcPr>
+          <w:p>
+            <w:pPr>
+              <w:spacing w:after="40" w:before="0"/>
+              <w:jc w:val="left"/>
+            </w:pPr>
+            <w:r>
+              <w:rPr>
+                <w:rFonts w:ascii="Arial" w:cs="Arial" w:eastAsia="Arial" w:hAnsi="Arial"/>
+                <w:b/>
+                <w:bCs/>
+                <w:i w:val="false"/>
+                <w:iCs w:val="false"/>
+                <w:color w:val="000000"/>
+                <w:sz w:val="18"/>
+                <w:szCs w:val="18"/>
+              </w:rPr>
+              <w:t xml:space="preserve">Model Building Phase</w:t>
             </w:r>
           </w:p>
           <w:p>
@@ -25468,7 +25486,7 @@
             <w:pPr>
               <w:spacing w:after="20" w:before="0"/>
             </w:pPr>
-            <w:hyperlink w:history="1" r:id="rIdrfomsn8wyd8ojiepu9ct0">
+            <w:hyperlink w:history="1" r:id="rIdhqcyyi-u6vghqs9uximrt">
               <w:r>
                 <w:rPr>
                   <w:rFonts w:ascii="Arial" w:cs="Arial" w:eastAsia="Arial" w:hAnsi="Arial"/>
@@ -25501,7 +25519,7 @@
               <w:spacing w:after="10" w:before="0"/>
               <w:ind w:left="120"/>
             </w:pPr>
-            <w:hyperlink w:history="1" r:id="rIda4ww1afkwdujw08snhfjt">
+            <w:hyperlink w:history="1" r:id="rIdb2aafkpgnld-inhywrski">
               <w:r>
                 <w:rPr>
                   <w:rFonts w:ascii="Arial" w:cs="Arial" w:eastAsia="Arial" w:hAnsi="Arial"/>
@@ -25546,7 +25564,7 @@
             <w:pPr>
               <w:spacing w:after="20" w:before="0"/>
             </w:pPr>
-            <w:hyperlink w:history="1" r:id="rIdir-8h4sccv7nxijt8qdu0">
+            <w:hyperlink w:history="1" r:id="rIdlv5t7e6bcjj-ex6yfwx-m">
               <w:r>
                 <w:rPr>
                   <w:rFonts w:ascii="Arial" w:cs="Arial" w:eastAsia="Arial" w:hAnsi="Arial"/>
@@ -25579,7 +25597,7 @@
               <w:spacing w:after="10" w:before="0"/>
               <w:ind w:left="120"/>
             </w:pPr>
-            <w:hyperlink w:history="1" r:id="rIdu-dvykliji3w8fgoj8xih">
+            <w:hyperlink w:history="1" r:id="rId0d3zu6hcub76cysan-8_b">
               <w:r>
                 <w:rPr>
                   <w:rFonts w:ascii="Arial" w:cs="Arial" w:eastAsia="Arial" w:hAnsi="Arial"/>

--- a/data/outputs/v2/Biology/SS2.2_Plant_Transport/Biology_Plant_Transport_CBE_LessonSequence.docx
+++ b/data/outputs/v2/Biology/SS2.2_Plant_Transport/Biology_Plant_Transport_CBE_LessonSequence.docx
@@ -3401,7 +3401,7 @@
             <w:pPr>
               <w:spacing w:after="20" w:before="0"/>
             </w:pPr>
-            <w:hyperlink w:history="1" r:id="rIdhil09ocso9um7yk-qcftk">
+            <w:hyperlink w:history="1" r:id="rIdsifldovsszonsvmylwzfl">
               <w:r>
                 <w:rPr>
                   <w:rFonts w:ascii="Arial" w:cs="Arial" w:eastAsia="Arial" w:hAnsi="Arial"/>
@@ -3434,7 +3434,7 @@
               <w:spacing w:after="10" w:before="0"/>
               <w:ind w:left="120"/>
             </w:pPr>
-            <w:hyperlink w:history="1" r:id="rIdlmk_fhxwr3wairiainftj">
+            <w:hyperlink w:history="1" r:id="rIdlv-3h-vgtgmajkel6gfpe">
               <w:r>
                 <w:rPr>
                   <w:rFonts w:ascii="Arial" w:cs="Arial" w:eastAsia="Arial" w:hAnsi="Arial"/>
@@ -3479,7 +3479,7 @@
             <w:pPr>
               <w:spacing w:after="20" w:before="0"/>
             </w:pPr>
-            <w:hyperlink w:history="1" r:id="rIdh72bzvu24zwjyiqgx7yca">
+            <w:hyperlink w:history="1" r:id="rIdwfdbpnjvoscvk0crnfudm">
               <w:r>
                 <w:rPr>
                   <w:rFonts w:ascii="Arial" w:cs="Arial" w:eastAsia="Arial" w:hAnsi="Arial"/>
@@ -3512,7 +3512,7 @@
               <w:spacing w:after="10" w:before="0"/>
               <w:ind w:left="120"/>
             </w:pPr>
-            <w:hyperlink w:history="1" r:id="rIdrck_t5pzgafu7rygespwj">
+            <w:hyperlink w:history="1" r:id="rIdhnz5gikx4terpuoqfxuzw">
               <w:r>
                 <w:rPr>
                   <w:rFonts w:ascii="Arial" w:cs="Arial" w:eastAsia="Arial" w:hAnsi="Arial"/>
@@ -3707,7 +3707,7 @@
             <w:pPr>
               <w:spacing w:after="20" w:before="0"/>
             </w:pPr>
-            <w:hyperlink w:history="1" r:id="rIdzygubbhwmun8cxrafbgch">
+            <w:hyperlink w:history="1" r:id="rIdpk74xazpo_ifgattg1pfi">
               <w:r>
                 <w:rPr>
                   <w:rFonts w:ascii="Arial" w:cs="Arial" w:eastAsia="Arial" w:hAnsi="Arial"/>
@@ -3740,7 +3740,7 @@
               <w:spacing w:after="10" w:before="0"/>
               <w:ind w:left="120"/>
             </w:pPr>
-            <w:hyperlink w:history="1" r:id="rIdjydhvgqwbvecs5xuk1kkj">
+            <w:hyperlink w:history="1" r:id="rId3bltf7i_8rdnyod4wdwqs">
               <w:r>
                 <w:rPr>
                   <w:rFonts w:ascii="Arial" w:cs="Arial" w:eastAsia="Arial" w:hAnsi="Arial"/>
@@ -3785,7 +3785,7 @@
             <w:pPr>
               <w:spacing w:after="20" w:before="0"/>
             </w:pPr>
-            <w:hyperlink w:history="1" r:id="rIdhwsagowuo2bhdcpwobdds">
+            <w:hyperlink w:history="1" r:id="rIdaxqyzikw4qx07nx1rnebf">
               <w:r>
                 <w:rPr>
                   <w:rFonts w:ascii="Arial" w:cs="Arial" w:eastAsia="Arial" w:hAnsi="Arial"/>
@@ -3818,7 +3818,7 @@
               <w:spacing w:after="10" w:before="0"/>
               <w:ind w:left="120"/>
             </w:pPr>
-            <w:hyperlink w:history="1" r:id="rIdvbsamj4bfgdv0p-bvaycu">
+            <w:hyperlink w:history="1" r:id="rIdaqtsndgqlxiaaua1hhz_f">
               <w:r>
                 <w:rPr>
                   <w:rFonts w:ascii="Arial" w:cs="Arial" w:eastAsia="Arial" w:hAnsi="Arial"/>
@@ -4013,7 +4013,7 @@
             <w:pPr>
               <w:spacing w:after="20" w:before="0"/>
             </w:pPr>
-            <w:hyperlink w:history="1" r:id="rId6ee0pzitwzekq7cb4ytfe">
+            <w:hyperlink w:history="1" r:id="rIdnotws4xqcuvcybjp8tgf_">
               <w:r>
                 <w:rPr>
                   <w:rFonts w:ascii="Arial" w:cs="Arial" w:eastAsia="Arial" w:hAnsi="Arial"/>
@@ -4046,7 +4046,7 @@
               <w:spacing w:after="10" w:before="0"/>
               <w:ind w:left="120"/>
             </w:pPr>
-            <w:hyperlink w:history="1" r:id="rIdv5m9tn1krqlr_ggrp7mkd">
+            <w:hyperlink w:history="1" r:id="rId72ppvrku9_in51vqgmebg">
               <w:r>
                 <w:rPr>
                   <w:rFonts w:ascii="Arial" w:cs="Arial" w:eastAsia="Arial" w:hAnsi="Arial"/>
@@ -4091,7 +4091,7 @@
             <w:pPr>
               <w:spacing w:after="20" w:before="0"/>
             </w:pPr>
-            <w:hyperlink w:history="1" r:id="rIdzugfjhr-fs7m0fcybsplv">
+            <w:hyperlink w:history="1" r:id="rIdqydv6mdd4sokxhitsaefe">
               <w:r>
                 <w:rPr>
                   <w:rFonts w:ascii="Arial" w:cs="Arial" w:eastAsia="Arial" w:hAnsi="Arial"/>
@@ -4124,7 +4124,7 @@
               <w:spacing w:after="10" w:before="0"/>
               <w:ind w:left="120"/>
             </w:pPr>
-            <w:hyperlink w:history="1" r:id="rIdfqndykeovcnoupwys79zy">
+            <w:hyperlink w:history="1" r:id="rId8pjfix822nxwgrgabogyf">
               <w:r>
                 <w:rPr>
                   <w:rFonts w:ascii="Arial" w:cs="Arial" w:eastAsia="Arial" w:hAnsi="Arial"/>
@@ -4319,7 +4319,7 @@
             <w:pPr>
               <w:spacing w:after="20" w:before="0"/>
             </w:pPr>
-            <w:hyperlink w:history="1" r:id="rId_3gxudrpm7bpgdl0lihqn">
+            <w:hyperlink w:history="1" r:id="rIdenwpq5ny6ikdokq9iaqd3">
               <w:r>
                 <w:rPr>
                   <w:rFonts w:ascii="Arial" w:cs="Arial" w:eastAsia="Arial" w:hAnsi="Arial"/>
@@ -4352,7 +4352,7 @@
               <w:spacing w:after="10" w:before="0"/>
               <w:ind w:left="120"/>
             </w:pPr>
-            <w:hyperlink w:history="1" r:id="rId_e-nb8voj57lh-pu1azkh">
+            <w:hyperlink w:history="1" r:id="rIdj_5nz-jc16frxxfocja7d">
               <w:r>
                 <w:rPr>
                   <w:rFonts w:ascii="Arial" w:cs="Arial" w:eastAsia="Arial" w:hAnsi="Arial"/>
@@ -4397,7 +4397,7 @@
             <w:pPr>
               <w:spacing w:after="20" w:before="0"/>
             </w:pPr>
-            <w:hyperlink w:history="1" r:id="rIdmh-c1mk_oqk1dovwf2fw6">
+            <w:hyperlink w:history="1" r:id="rIdh81sd19kqztrfxcjwlpxb">
               <w:r>
                 <w:rPr>
                   <w:rFonts w:ascii="Arial" w:cs="Arial" w:eastAsia="Arial" w:hAnsi="Arial"/>
@@ -4430,7 +4430,7 @@
               <w:spacing w:after="10" w:before="0"/>
               <w:ind w:left="120"/>
             </w:pPr>
-            <w:hyperlink w:history="1" r:id="rIdjiohvxjtdmrjet1kcbu4q">
+            <w:hyperlink w:history="1" r:id="rIdfcvhfbfzhuxs9x_vm72mh">
               <w:r>
                 <w:rPr>
                   <w:rFonts w:ascii="Arial" w:cs="Arial" w:eastAsia="Arial" w:hAnsi="Arial"/>
@@ -4625,7 +4625,7 @@
             <w:pPr>
               <w:spacing w:after="20" w:before="0"/>
             </w:pPr>
-            <w:hyperlink w:history="1" r:id="rIdbz2eng-sn_dobnaaykv2y">
+            <w:hyperlink w:history="1" r:id="rIdhogifj9ipnmlypntupnrk">
               <w:r>
                 <w:rPr>
                   <w:rFonts w:ascii="Arial" w:cs="Arial" w:eastAsia="Arial" w:hAnsi="Arial"/>
@@ -4658,7 +4658,7 @@
               <w:spacing w:after="10" w:before="0"/>
               <w:ind w:left="120"/>
             </w:pPr>
-            <w:hyperlink w:history="1" r:id="rIdfzlu_ce149xdgo2v2lur6">
+            <w:hyperlink w:history="1" r:id="rIdwoi4kngqjqqkhwhw4gfk8">
               <w:r>
                 <w:rPr>
                   <w:rFonts w:ascii="Arial" w:cs="Arial" w:eastAsia="Arial" w:hAnsi="Arial"/>
@@ -4703,7 +4703,7 @@
             <w:pPr>
               <w:spacing w:after="20" w:before="0"/>
             </w:pPr>
-            <w:hyperlink w:history="1" r:id="rIdelbvypby3xdhnldoij8of">
+            <w:hyperlink w:history="1" r:id="rIdp6fmysl_sz_txc3dc0pid">
               <w:r>
                 <w:rPr>
                   <w:rFonts w:ascii="Arial" w:cs="Arial" w:eastAsia="Arial" w:hAnsi="Arial"/>
@@ -4736,7 +4736,7 @@
               <w:spacing w:after="10" w:before="0"/>
               <w:ind w:left="120"/>
             </w:pPr>
-            <w:hyperlink w:history="1" r:id="rIdrc_idjtjukddlvgcojstr">
+            <w:hyperlink w:history="1" r:id="rIdpgd_qpzu1fpdhfi_ktjdy">
               <w:r>
                 <w:rPr>
                   <w:rFonts w:ascii="Arial" w:cs="Arial" w:eastAsia="Arial" w:hAnsi="Arial"/>
@@ -6223,7 +6223,7 @@
             <w:pPr>
               <w:spacing w:after="20" w:before="0"/>
             </w:pPr>
-            <w:hyperlink w:history="1" r:id="rIdcvti6ksprofkuh80i-sry">
+            <w:hyperlink w:history="1" r:id="rId7ox1knep_mn-_mh4yzpx1">
               <w:r>
                 <w:rPr>
                   <w:rFonts w:ascii="Arial" w:cs="Arial" w:eastAsia="Arial" w:hAnsi="Arial"/>
@@ -6256,7 +6256,7 @@
               <w:spacing w:after="10" w:before="0"/>
               <w:ind w:left="120"/>
             </w:pPr>
-            <w:hyperlink w:history="1" r:id="rIdpshz_hxxeflapbne-aob2">
+            <w:hyperlink w:history="1" r:id="rIdcnjvuup52e3jduqv2zj9h">
               <w:r>
                 <w:rPr>
                   <w:rFonts w:ascii="Arial" w:cs="Arial" w:eastAsia="Arial" w:hAnsi="Arial"/>
@@ -6301,7 +6301,7 @@
             <w:pPr>
               <w:spacing w:after="20" w:before="0"/>
             </w:pPr>
-            <w:hyperlink w:history="1" r:id="rIdnau-zmcfoo37oqruyipsr">
+            <w:hyperlink w:history="1" r:id="rIdrud2fjyswldg81_8p1rqa">
               <w:r>
                 <w:rPr>
                   <w:rFonts w:ascii="Arial" w:cs="Arial" w:eastAsia="Arial" w:hAnsi="Arial"/>
@@ -6334,7 +6334,7 @@
               <w:spacing w:after="10" w:before="0"/>
               <w:ind w:left="120"/>
             </w:pPr>
-            <w:hyperlink w:history="1" r:id="rId8qyfsqoliairlu5wydaaf">
+            <w:hyperlink w:history="1" r:id="rIdqaquejuu3qk7y-w7csok9">
               <w:r>
                 <w:rPr>
                   <w:rFonts w:ascii="Arial" w:cs="Arial" w:eastAsia="Arial" w:hAnsi="Arial"/>
@@ -6529,7 +6529,7 @@
             <w:pPr>
               <w:spacing w:after="20" w:before="0"/>
             </w:pPr>
-            <w:hyperlink w:history="1" r:id="rId5fgvtso0k_pey_zqk8len">
+            <w:hyperlink w:history="1" r:id="rIdbxd-836kg2pbq4aplgapw">
               <w:r>
                 <w:rPr>
                   <w:rFonts w:ascii="Arial" w:cs="Arial" w:eastAsia="Arial" w:hAnsi="Arial"/>
@@ -6562,7 +6562,7 @@
               <w:spacing w:after="10" w:before="0"/>
               <w:ind w:left="120"/>
             </w:pPr>
-            <w:hyperlink w:history="1" r:id="rIdmar5h4d-rxwdbkatcwbqj">
+            <w:hyperlink w:history="1" r:id="rIdluehhx7jjc_4b7rf1q37t">
               <w:r>
                 <w:rPr>
                   <w:rFonts w:ascii="Arial" w:cs="Arial" w:eastAsia="Arial" w:hAnsi="Arial"/>
@@ -6607,7 +6607,7 @@
             <w:pPr>
               <w:spacing w:after="20" w:before="0"/>
             </w:pPr>
-            <w:hyperlink w:history="1" r:id="rIdh2vvjheezlsfiwnyb6au_">
+            <w:hyperlink w:history="1" r:id="rIdo9sp6cccpehaql5cmou0p">
               <w:r>
                 <w:rPr>
                   <w:rFonts w:ascii="Arial" w:cs="Arial" w:eastAsia="Arial" w:hAnsi="Arial"/>
@@ -6640,7 +6640,7 @@
               <w:spacing w:after="10" w:before="0"/>
               <w:ind w:left="120"/>
             </w:pPr>
-            <w:hyperlink w:history="1" r:id="rIdhwdwohadiyalsxyyjcu4l">
+            <w:hyperlink w:history="1" r:id="rIdh-cduwoui4871qjavqcl1">
               <w:r>
                 <w:rPr>
                   <w:rFonts w:ascii="Arial" w:cs="Arial" w:eastAsia="Arial" w:hAnsi="Arial"/>
@@ -6835,7 +6835,7 @@
             <w:pPr>
               <w:spacing w:after="20" w:before="0"/>
             </w:pPr>
-            <w:hyperlink w:history="1" r:id="rId5xtasx1y_i8li-ihxbh0p">
+            <w:hyperlink w:history="1" r:id="rIdvpwxjb2drya1mfexo_qn5">
               <w:r>
                 <w:rPr>
                   <w:rFonts w:ascii="Arial" w:cs="Arial" w:eastAsia="Arial" w:hAnsi="Arial"/>
@@ -6868,7 +6868,7 @@
               <w:spacing w:after="10" w:before="0"/>
               <w:ind w:left="120"/>
             </w:pPr>
-            <w:hyperlink w:history="1" r:id="rIdqxhrfop67bbnjo2ccngqi">
+            <w:hyperlink w:history="1" r:id="rIdlivgyvrdacb7qyoql5pl9">
               <w:r>
                 <w:rPr>
                   <w:rFonts w:ascii="Arial" w:cs="Arial" w:eastAsia="Arial" w:hAnsi="Arial"/>
@@ -6913,7 +6913,7 @@
             <w:pPr>
               <w:spacing w:after="20" w:before="0"/>
             </w:pPr>
-            <w:hyperlink w:history="1" r:id="rIdobobkcsdf44ufyzoyiwff">
+            <w:hyperlink w:history="1" r:id="rIds1bs4vspadr1nkcl3lyim">
               <w:r>
                 <w:rPr>
                   <w:rFonts w:ascii="Arial" w:cs="Arial" w:eastAsia="Arial" w:hAnsi="Arial"/>
@@ -6946,7 +6946,7 @@
               <w:spacing w:after="10" w:before="0"/>
               <w:ind w:left="120"/>
             </w:pPr>
-            <w:hyperlink w:history="1" r:id="rIdgpomgt9jrywr3q6n-w3da">
+            <w:hyperlink w:history="1" r:id="rIdwplxhxasoyc7fjtaosqfu">
               <w:r>
                 <w:rPr>
                   <w:rFonts w:ascii="Arial" w:cs="Arial" w:eastAsia="Arial" w:hAnsi="Arial"/>
@@ -7141,7 +7141,7 @@
             <w:pPr>
               <w:spacing w:after="20" w:before="0"/>
             </w:pPr>
-            <w:hyperlink w:history="1" r:id="rId-3szrrqtwwf3fhjwgn5mt">
+            <w:hyperlink w:history="1" r:id="rIdtjg927lbsurksf1we0d7z">
               <w:r>
                 <w:rPr>
                   <w:rFonts w:ascii="Arial" w:cs="Arial" w:eastAsia="Arial" w:hAnsi="Arial"/>
@@ -7174,7 +7174,7 @@
               <w:spacing w:after="10" w:before="0"/>
               <w:ind w:left="120"/>
             </w:pPr>
-            <w:hyperlink w:history="1" r:id="rIdxow6hbwbgmt8gmw27nezf">
+            <w:hyperlink w:history="1" r:id="rId6cwgikeaoh7uq96paa-rm">
               <w:r>
                 <w:rPr>
                   <w:rFonts w:ascii="Arial" w:cs="Arial" w:eastAsia="Arial" w:hAnsi="Arial"/>
@@ -7219,7 +7219,7 @@
             <w:pPr>
               <w:spacing w:after="20" w:before="0"/>
             </w:pPr>
-            <w:hyperlink w:history="1" r:id="rIdvmyf7jcebugpkar6nbivu">
+            <w:hyperlink w:history="1" r:id="rIdgx-btepipz9mla72tecgz">
               <w:r>
                 <w:rPr>
                   <w:rFonts w:ascii="Arial" w:cs="Arial" w:eastAsia="Arial" w:hAnsi="Arial"/>
@@ -7252,7 +7252,7 @@
               <w:spacing w:after="10" w:before="0"/>
               <w:ind w:left="120"/>
             </w:pPr>
-            <w:hyperlink w:history="1" r:id="rId4n6_ic87tj1svomdarann">
+            <w:hyperlink w:history="1" r:id="rIdhwlwuf8abmn1g_ffzdj-x">
               <w:r>
                 <w:rPr>
                   <w:rFonts w:ascii="Arial" w:cs="Arial" w:eastAsia="Arial" w:hAnsi="Arial"/>
@@ -7447,7 +7447,7 @@
             <w:pPr>
               <w:spacing w:after="20" w:before="0"/>
             </w:pPr>
-            <w:hyperlink w:history="1" r:id="rIdxzd7zgois-kfkrg7rcuhy">
+            <w:hyperlink w:history="1" r:id="rIdblp8q_if476dcnnirzev5">
               <w:r>
                 <w:rPr>
                   <w:rFonts w:ascii="Arial" w:cs="Arial" w:eastAsia="Arial" w:hAnsi="Arial"/>
@@ -7480,7 +7480,7 @@
               <w:spacing w:after="10" w:before="0"/>
               <w:ind w:left="120"/>
             </w:pPr>
-            <w:hyperlink w:history="1" r:id="rId5g67fv_fheducctwyg-b2">
+            <w:hyperlink w:history="1" r:id="rId2nyvav0qnyicpmt3x5q4n">
               <w:r>
                 <w:rPr>
                   <w:rFonts w:ascii="Arial" w:cs="Arial" w:eastAsia="Arial" w:hAnsi="Arial"/>
@@ -7525,7 +7525,7 @@
             <w:pPr>
               <w:spacing w:after="20" w:before="0"/>
             </w:pPr>
-            <w:hyperlink w:history="1" r:id="rIdxbciqubazfnvnus1ilghx">
+            <w:hyperlink w:history="1" r:id="rIdjuye7b9jrmen_dnxtppoj">
               <w:r>
                 <w:rPr>
                   <w:rFonts w:ascii="Arial" w:cs="Arial" w:eastAsia="Arial" w:hAnsi="Arial"/>
@@ -7558,7 +7558,7 @@
               <w:spacing w:after="10" w:before="0"/>
               <w:ind w:left="120"/>
             </w:pPr>
-            <w:hyperlink w:history="1" r:id="rIdjcjdvztntodftkzhwqor-">
+            <w:hyperlink w:history="1" r:id="rIddc729vmjsbhnbdfkqgv2s">
               <w:r>
                 <w:rPr>
                   <w:rFonts w:ascii="Arial" w:cs="Arial" w:eastAsia="Arial" w:hAnsi="Arial"/>
@@ -9045,7 +9045,7 @@
             <w:pPr>
               <w:spacing w:after="20" w:before="0"/>
             </w:pPr>
-            <w:hyperlink w:history="1" r:id="rId6rx1c4iocr2l66zskic_j">
+            <w:hyperlink w:history="1" r:id="rIdqzwzjdvufscun8amd06dg">
               <w:r>
                 <w:rPr>
                   <w:rFonts w:ascii="Arial" w:cs="Arial" w:eastAsia="Arial" w:hAnsi="Arial"/>
@@ -9078,7 +9078,7 @@
               <w:spacing w:after="10" w:before="0"/>
               <w:ind w:left="120"/>
             </w:pPr>
-            <w:hyperlink w:history="1" r:id="rIdjgwilhammxdi9xpkjmcj6">
+            <w:hyperlink w:history="1" r:id="rIdlu1v_jtf-d1kzm4pq_om5">
               <w:r>
                 <w:rPr>
                   <w:rFonts w:ascii="Arial" w:cs="Arial" w:eastAsia="Arial" w:hAnsi="Arial"/>
@@ -9123,7 +9123,7 @@
             <w:pPr>
               <w:spacing w:after="20" w:before="0"/>
             </w:pPr>
-            <w:hyperlink w:history="1" r:id="rIdlocywqqrladbsdd3d78ss">
+            <w:hyperlink w:history="1" r:id="rIdj6hodxomajd7icsjfdmx0">
               <w:r>
                 <w:rPr>
                   <w:rFonts w:ascii="Arial" w:cs="Arial" w:eastAsia="Arial" w:hAnsi="Arial"/>
@@ -9156,7 +9156,7 @@
               <w:spacing w:after="10" w:before="0"/>
               <w:ind w:left="120"/>
             </w:pPr>
-            <w:hyperlink w:history="1" r:id="rIdahzco8hwssdnkhfnx9vd6">
+            <w:hyperlink w:history="1" r:id="rIdcpibsjhide4cfx6vprvz9">
               <w:r>
                 <w:rPr>
                   <w:rFonts w:ascii="Arial" w:cs="Arial" w:eastAsia="Arial" w:hAnsi="Arial"/>
@@ -9351,7 +9351,7 @@
             <w:pPr>
               <w:spacing w:after="20" w:before="0"/>
             </w:pPr>
-            <w:hyperlink w:history="1" r:id="rIdgotdlh9z231u7vcmd-pl6">
+            <w:hyperlink w:history="1" r:id="rIdlgp6t6blc7fa3wbd-p3eh">
               <w:r>
                 <w:rPr>
                   <w:rFonts w:ascii="Arial" w:cs="Arial" w:eastAsia="Arial" w:hAnsi="Arial"/>
@@ -9384,7 +9384,7 @@
               <w:spacing w:after="10" w:before="0"/>
               <w:ind w:left="120"/>
             </w:pPr>
-            <w:hyperlink w:history="1" r:id="rIdqwhz3msbbuv5hzlbobnqs">
+            <w:hyperlink w:history="1" r:id="rIdz89drxzvo1yhisidgvbnh">
               <w:r>
                 <w:rPr>
                   <w:rFonts w:ascii="Arial" w:cs="Arial" w:eastAsia="Arial" w:hAnsi="Arial"/>
@@ -9429,7 +9429,7 @@
             <w:pPr>
               <w:spacing w:after="20" w:before="0"/>
             </w:pPr>
-            <w:hyperlink w:history="1" r:id="rIdckimgwxi01pbp44yt9olr">
+            <w:hyperlink w:history="1" r:id="rIdq8fwrzao46tj1ipzwxdqb">
               <w:r>
                 <w:rPr>
                   <w:rFonts w:ascii="Arial" w:cs="Arial" w:eastAsia="Arial" w:hAnsi="Arial"/>
@@ -9462,7 +9462,7 @@
               <w:spacing w:after="10" w:before="0"/>
               <w:ind w:left="120"/>
             </w:pPr>
-            <w:hyperlink w:history="1" r:id="rIdqwqwqra04js644t5ctkua">
+            <w:hyperlink w:history="1" r:id="rIdjlmdqtidv0g8gtgrsoprx">
               <w:r>
                 <w:rPr>
                   <w:rFonts w:ascii="Arial" w:cs="Arial" w:eastAsia="Arial" w:hAnsi="Arial"/>
@@ -9657,7 +9657,7 @@
             <w:pPr>
               <w:spacing w:after="20" w:before="0"/>
             </w:pPr>
-            <w:hyperlink w:history="1" r:id="rIdr4ww4uoct6lnzwm0i_qgn">
+            <w:hyperlink w:history="1" r:id="rIdkmt7fh3g3p48vawlqrerf">
               <w:r>
                 <w:rPr>
                   <w:rFonts w:ascii="Arial" w:cs="Arial" w:eastAsia="Arial" w:hAnsi="Arial"/>
@@ -9690,7 +9690,7 @@
               <w:spacing w:after="10" w:before="0"/>
               <w:ind w:left="120"/>
             </w:pPr>
-            <w:hyperlink w:history="1" r:id="rIdax0wroklkjasgbvvbgy2n">
+            <w:hyperlink w:history="1" r:id="rIdtvk9mpxhalhvfuymg0aay">
               <w:r>
                 <w:rPr>
                   <w:rFonts w:ascii="Arial" w:cs="Arial" w:eastAsia="Arial" w:hAnsi="Arial"/>
@@ -9735,7 +9735,7 @@
             <w:pPr>
               <w:spacing w:after="20" w:before="0"/>
             </w:pPr>
-            <w:hyperlink w:history="1" r:id="rId3wu0din3jf2ehffei5wdb">
+            <w:hyperlink w:history="1" r:id="rIdayv9c98qs3raojefxzjy1">
               <w:r>
                 <w:rPr>
                   <w:rFonts w:ascii="Arial" w:cs="Arial" w:eastAsia="Arial" w:hAnsi="Arial"/>
@@ -9768,7 +9768,7 @@
               <w:spacing w:after="10" w:before="0"/>
               <w:ind w:left="120"/>
             </w:pPr>
-            <w:hyperlink w:history="1" r:id="rIdg2okfjfasa5og0xz-e-p-">
+            <w:hyperlink w:history="1" r:id="rId8mrcpazfjdc0rsniks5uq">
               <w:r>
                 <w:rPr>
                   <w:rFonts w:ascii="Arial" w:cs="Arial" w:eastAsia="Arial" w:hAnsi="Arial"/>
@@ -9963,7 +9963,7 @@
             <w:pPr>
               <w:spacing w:after="20" w:before="0"/>
             </w:pPr>
-            <w:hyperlink w:history="1" r:id="rIdctipqp-mmbvrcedsbbjxd">
+            <w:hyperlink w:history="1" r:id="rId00uts0kpkilgnsei0_1ho">
               <w:r>
                 <w:rPr>
                   <w:rFonts w:ascii="Arial" w:cs="Arial" w:eastAsia="Arial" w:hAnsi="Arial"/>
@@ -9996,7 +9996,7 @@
               <w:spacing w:after="10" w:before="0"/>
               <w:ind w:left="120"/>
             </w:pPr>
-            <w:hyperlink w:history="1" r:id="rId-8ne-kzbghj_rkgrlkp-0">
+            <w:hyperlink w:history="1" r:id="rIdqufokd_q2nrn1ujuglzeb">
               <w:r>
                 <w:rPr>
                   <w:rFonts w:ascii="Arial" w:cs="Arial" w:eastAsia="Arial" w:hAnsi="Arial"/>
@@ -10041,7 +10041,7 @@
             <w:pPr>
               <w:spacing w:after="20" w:before="0"/>
             </w:pPr>
-            <w:hyperlink w:history="1" r:id="rId69s-yldv_yfnta16ip8xg">
+            <w:hyperlink w:history="1" r:id="rIdsb2lkngkfevtjgutknhyj">
               <w:r>
                 <w:rPr>
                   <w:rFonts w:ascii="Arial" w:cs="Arial" w:eastAsia="Arial" w:hAnsi="Arial"/>
@@ -10074,7 +10074,7 @@
               <w:spacing w:after="10" w:before="0"/>
               <w:ind w:left="120"/>
             </w:pPr>
-            <w:hyperlink w:history="1" r:id="rIdbi88mnf75sheqqnzqx1uh">
+            <w:hyperlink w:history="1" r:id="rId23lxwps2c3wdvrrpr0wtr">
               <w:r>
                 <w:rPr>
                   <w:rFonts w:ascii="Arial" w:cs="Arial" w:eastAsia="Arial" w:hAnsi="Arial"/>
@@ -10269,7 +10269,7 @@
             <w:pPr>
               <w:spacing w:after="20" w:before="0"/>
             </w:pPr>
-            <w:hyperlink w:history="1" r:id="rIdzhyxm32wuift3bvi_vkr6">
+            <w:hyperlink w:history="1" r:id="rId5kpug7ouelyjgegm3wusw">
               <w:r>
                 <w:rPr>
                   <w:rFonts w:ascii="Arial" w:cs="Arial" w:eastAsia="Arial" w:hAnsi="Arial"/>
@@ -10302,7 +10302,7 @@
               <w:spacing w:after="10" w:before="0"/>
               <w:ind w:left="120"/>
             </w:pPr>
-            <w:hyperlink w:history="1" r:id="rId_yqz7kbmekgtapw7uaiot">
+            <w:hyperlink w:history="1" r:id="rIdqjjvdokssufucv0xy5j0_">
               <w:r>
                 <w:rPr>
                   <w:rFonts w:ascii="Arial" w:cs="Arial" w:eastAsia="Arial" w:hAnsi="Arial"/>
@@ -10347,7 +10347,7 @@
             <w:pPr>
               <w:spacing w:after="20" w:before="0"/>
             </w:pPr>
-            <w:hyperlink w:history="1" r:id="rIdlsolw2olkl_urr1wozmd5">
+            <w:hyperlink w:history="1" r:id="rIdukit4p-h1wzrgcuthbdd7">
               <w:r>
                 <w:rPr>
                   <w:rFonts w:ascii="Arial" w:cs="Arial" w:eastAsia="Arial" w:hAnsi="Arial"/>
@@ -10380,7 +10380,7 @@
               <w:spacing w:after="10" w:before="0"/>
               <w:ind w:left="120"/>
             </w:pPr>
-            <w:hyperlink w:history="1" r:id="rId-d6fnubxvko4wgjievtvr">
+            <w:hyperlink w:history="1" r:id="rIdhfq4mjmfee1bcdligujre">
               <w:r>
                 <w:rPr>
                   <w:rFonts w:ascii="Arial" w:cs="Arial" w:eastAsia="Arial" w:hAnsi="Arial"/>
@@ -11868,7 +11868,7 @@
             <w:pPr>
               <w:spacing w:after="20" w:before="0"/>
             </w:pPr>
-            <w:hyperlink w:history="1" r:id="rIdbb64glzpuvwadhmqyworj">
+            <w:hyperlink w:history="1" r:id="rIdc5syi9gitgwvwocz5q8ob">
               <w:r>
                 <w:rPr>
                   <w:rFonts w:ascii="Arial" w:cs="Arial" w:eastAsia="Arial" w:hAnsi="Arial"/>
@@ -11901,7 +11901,7 @@
               <w:spacing w:after="10" w:before="0"/>
               <w:ind w:left="120"/>
             </w:pPr>
-            <w:hyperlink w:history="1" r:id="rIdigtyazcs6x9tthqoqw4ql">
+            <w:hyperlink w:history="1" r:id="rIdgwsavcmkworkbxzp0ha87">
               <w:r>
                 <w:rPr>
                   <w:rFonts w:ascii="Arial" w:cs="Arial" w:eastAsia="Arial" w:hAnsi="Arial"/>
@@ -11946,7 +11946,7 @@
             <w:pPr>
               <w:spacing w:after="20" w:before="0"/>
             </w:pPr>
-            <w:hyperlink w:history="1" r:id="rIdq81x6d6ktjv82osvabslz">
+            <w:hyperlink w:history="1" r:id="rIdmmkvy2rj7kd1ysgtp6wqb">
               <w:r>
                 <w:rPr>
                   <w:rFonts w:ascii="Arial" w:cs="Arial" w:eastAsia="Arial" w:hAnsi="Arial"/>
@@ -11979,7 +11979,7 @@
               <w:spacing w:after="10" w:before="0"/>
               <w:ind w:left="120"/>
             </w:pPr>
-            <w:hyperlink w:history="1" r:id="rIdmb_ru9-apwtaajlamfkzw">
+            <w:hyperlink w:history="1" r:id="rIdzg505q6-xtvrqfnxslair">
               <w:r>
                 <w:rPr>
                   <w:rFonts w:ascii="Arial" w:cs="Arial" w:eastAsia="Arial" w:hAnsi="Arial"/>
@@ -12174,7 +12174,7 @@
             <w:pPr>
               <w:spacing w:after="20" w:before="0"/>
             </w:pPr>
-            <w:hyperlink w:history="1" r:id="rIdklajfn8xgii8s-c9nphl_">
+            <w:hyperlink w:history="1" r:id="rIdhbyeymi5q1j-pzhbbjmsm">
               <w:r>
                 <w:rPr>
                   <w:rFonts w:ascii="Arial" w:cs="Arial" w:eastAsia="Arial" w:hAnsi="Arial"/>
@@ -12207,7 +12207,7 @@
               <w:spacing w:after="10" w:before="0"/>
               <w:ind w:left="120"/>
             </w:pPr>
-            <w:hyperlink w:history="1" r:id="rIdhxixoevxfubwywwl9jmqv">
+            <w:hyperlink w:history="1" r:id="rId1d4v4kquqzkdz5zsfsy8i">
               <w:r>
                 <w:rPr>
                   <w:rFonts w:ascii="Arial" w:cs="Arial" w:eastAsia="Arial" w:hAnsi="Arial"/>
@@ -12252,7 +12252,7 @@
             <w:pPr>
               <w:spacing w:after="20" w:before="0"/>
             </w:pPr>
-            <w:hyperlink w:history="1" r:id="rIdathfvyk4sawe9k6ern6jj">
+            <w:hyperlink w:history="1" r:id="rIdi2mzqrytuwzp37vgi65jc">
               <w:r>
                 <w:rPr>
                   <w:rFonts w:ascii="Arial" w:cs="Arial" w:eastAsia="Arial" w:hAnsi="Arial"/>
@@ -12285,7 +12285,7 @@
               <w:spacing w:after="10" w:before="0"/>
               <w:ind w:left="120"/>
             </w:pPr>
-            <w:hyperlink w:history="1" r:id="rIdlzptm9hj2eilh63rjqqpd">
+            <w:hyperlink w:history="1" r:id="rIdrmg9pwzeywtxdmllsznlg">
               <w:r>
                 <w:rPr>
                   <w:rFonts w:ascii="Arial" w:cs="Arial" w:eastAsia="Arial" w:hAnsi="Arial"/>
@@ -12480,7 +12480,7 @@
             <w:pPr>
               <w:spacing w:after="20" w:before="0"/>
             </w:pPr>
-            <w:hyperlink w:history="1" r:id="rIdypmwnbtlijtasmimffevc">
+            <w:hyperlink w:history="1" r:id="rIdzilqq1uzt7qtjvg4fzkcl">
               <w:r>
                 <w:rPr>
                   <w:rFonts w:ascii="Arial" w:cs="Arial" w:eastAsia="Arial" w:hAnsi="Arial"/>
@@ -12513,7 +12513,7 @@
               <w:spacing w:after="10" w:before="0"/>
               <w:ind w:left="120"/>
             </w:pPr>
-            <w:hyperlink w:history="1" r:id="rIdqowtzotf4of1d2nwpxrv7">
+            <w:hyperlink w:history="1" r:id="rIdcvolkmuxivrviazjo3sut">
               <w:r>
                 <w:rPr>
                   <w:rFonts w:ascii="Arial" w:cs="Arial" w:eastAsia="Arial" w:hAnsi="Arial"/>
@@ -12558,7 +12558,7 @@
             <w:pPr>
               <w:spacing w:after="20" w:before="0"/>
             </w:pPr>
-            <w:hyperlink w:history="1" r:id="rIdc-wajoznevtuaqrejw4d2">
+            <w:hyperlink w:history="1" r:id="rIdwjkpmjl85onxhcljlgkpv">
               <w:r>
                 <w:rPr>
                   <w:rFonts w:ascii="Arial" w:cs="Arial" w:eastAsia="Arial" w:hAnsi="Arial"/>
@@ -12591,7 +12591,7 @@
               <w:spacing w:after="10" w:before="0"/>
               <w:ind w:left="120"/>
             </w:pPr>
-            <w:hyperlink w:history="1" r:id="rIdfegkmvictnykcvp0eim79">
+            <w:hyperlink w:history="1" r:id="rIdzobwfsp48y4ty-pji1yc3">
               <w:r>
                 <w:rPr>
                   <w:rFonts w:ascii="Arial" w:cs="Arial" w:eastAsia="Arial" w:hAnsi="Arial"/>
@@ -12786,7 +12786,7 @@
             <w:pPr>
               <w:spacing w:after="20" w:before="0"/>
             </w:pPr>
-            <w:hyperlink w:history="1" r:id="rIdvwb2f9y1q9vstnuqspiq2">
+            <w:hyperlink w:history="1" r:id="rIdips53bd7nto8luao7wfbv">
               <w:r>
                 <w:rPr>
                   <w:rFonts w:ascii="Arial" w:cs="Arial" w:eastAsia="Arial" w:hAnsi="Arial"/>
@@ -12819,7 +12819,7 @@
               <w:spacing w:after="10" w:before="0"/>
               <w:ind w:left="120"/>
             </w:pPr>
-            <w:hyperlink w:history="1" r:id="rIds-wlkkktv7ovdkfcs4wr3">
+            <w:hyperlink w:history="1" r:id="rIdrgicw94h_zljkxglvkonl">
               <w:r>
                 <w:rPr>
                   <w:rFonts w:ascii="Arial" w:cs="Arial" w:eastAsia="Arial" w:hAnsi="Arial"/>
@@ -12864,7 +12864,7 @@
             <w:pPr>
               <w:spacing w:after="20" w:before="0"/>
             </w:pPr>
-            <w:hyperlink w:history="1" r:id="rIdfmst81_jdor-ugdn0pd34">
+            <w:hyperlink w:history="1" r:id="rIdh-kjhpqfbe22tqtllzyjd">
               <w:r>
                 <w:rPr>
                   <w:rFonts w:ascii="Arial" w:cs="Arial" w:eastAsia="Arial" w:hAnsi="Arial"/>
@@ -12897,7 +12897,7 @@
               <w:spacing w:after="10" w:before="0"/>
               <w:ind w:left="120"/>
             </w:pPr>
-            <w:hyperlink w:history="1" r:id="rIdgm-ldwbs_jsztsbecgxdw">
+            <w:hyperlink w:history="1" r:id="rIdx1_3t3ptoxfw3mfryfzq2">
               <w:r>
                 <w:rPr>
                   <w:rFonts w:ascii="Arial" w:cs="Arial" w:eastAsia="Arial" w:hAnsi="Arial"/>
@@ -13092,7 +13092,7 @@
             <w:pPr>
               <w:spacing w:after="20" w:before="0"/>
             </w:pPr>
-            <w:hyperlink w:history="1" r:id="rIddpk8x9bfzbvowfp0bqbew">
+            <w:hyperlink w:history="1" r:id="rIdnjper27tobyhsrgbfxmiv">
               <w:r>
                 <w:rPr>
                   <w:rFonts w:ascii="Arial" w:cs="Arial" w:eastAsia="Arial" w:hAnsi="Arial"/>
@@ -13125,7 +13125,7 @@
               <w:spacing w:after="10" w:before="0"/>
               <w:ind w:left="120"/>
             </w:pPr>
-            <w:hyperlink w:history="1" r:id="rIdxwabaieptyjfdox5clisg">
+            <w:hyperlink w:history="1" r:id="rIdgsnbeb4hekzqdmw7jgibp">
               <w:r>
                 <w:rPr>
                   <w:rFonts w:ascii="Arial" w:cs="Arial" w:eastAsia="Arial" w:hAnsi="Arial"/>
@@ -13170,7 +13170,7 @@
             <w:pPr>
               <w:spacing w:after="20" w:before="0"/>
             </w:pPr>
-            <w:hyperlink w:history="1" r:id="rIde55yj4mlj-ertr0jwnfdl">
+            <w:hyperlink w:history="1" r:id="rIdikdnt5vt3uazabwkrkizw">
               <w:r>
                 <w:rPr>
                   <w:rFonts w:ascii="Arial" w:cs="Arial" w:eastAsia="Arial" w:hAnsi="Arial"/>
@@ -13203,7 +13203,7 @@
               <w:spacing w:after="10" w:before="0"/>
               <w:ind w:left="120"/>
             </w:pPr>
-            <w:hyperlink w:history="1" r:id="rIdkkra6jey4_frwffg2pkie">
+            <w:hyperlink w:history="1" r:id="rIdeepz8rwlyl2aoik0zauer">
               <w:r>
                 <w:rPr>
                   <w:rFonts w:ascii="Arial" w:cs="Arial" w:eastAsia="Arial" w:hAnsi="Arial"/>
@@ -14690,7 +14690,7 @@
             <w:pPr>
               <w:spacing w:after="20" w:before="0"/>
             </w:pPr>
-            <w:hyperlink w:history="1" r:id="rIdf5wexjxif0loi9hk9qqtf">
+            <w:hyperlink w:history="1" r:id="rIdqu5ye3nur8hfgaowbw_tj">
               <w:r>
                 <w:rPr>
                   <w:rFonts w:ascii="Arial" w:cs="Arial" w:eastAsia="Arial" w:hAnsi="Arial"/>
@@ -14723,7 +14723,7 @@
               <w:spacing w:after="10" w:before="0"/>
               <w:ind w:left="120"/>
             </w:pPr>
-            <w:hyperlink w:history="1" r:id="rIdgfkrt9k9lfnsemqwrccr7">
+            <w:hyperlink w:history="1" r:id="rIdywpwxbtyjntusfnfm8qj5">
               <w:r>
                 <w:rPr>
                   <w:rFonts w:ascii="Arial" w:cs="Arial" w:eastAsia="Arial" w:hAnsi="Arial"/>
@@ -14768,7 +14768,7 @@
             <w:pPr>
               <w:spacing w:after="20" w:before="0"/>
             </w:pPr>
-            <w:hyperlink w:history="1" r:id="rIdftgn3mmdi1beb4qdkvx4l">
+            <w:hyperlink w:history="1" r:id="rId4siyq0gjzvpkwx2g0g8ya">
               <w:r>
                 <w:rPr>
                   <w:rFonts w:ascii="Arial" w:cs="Arial" w:eastAsia="Arial" w:hAnsi="Arial"/>
@@ -14801,7 +14801,7 @@
               <w:spacing w:after="10" w:before="0"/>
               <w:ind w:left="120"/>
             </w:pPr>
-            <w:hyperlink w:history="1" r:id="rId1hpf2ntac6qhg6nwbyuc8">
+            <w:hyperlink w:history="1" r:id="rIdfl73rurhs1o4r72qwnls5">
               <w:r>
                 <w:rPr>
                   <w:rFonts w:ascii="Arial" w:cs="Arial" w:eastAsia="Arial" w:hAnsi="Arial"/>
@@ -14996,7 +14996,7 @@
             <w:pPr>
               <w:spacing w:after="20" w:before="0"/>
             </w:pPr>
-            <w:hyperlink w:history="1" r:id="rIdg5malddsoo7cpm1ssk2ns">
+            <w:hyperlink w:history="1" r:id="rIdbecxfknwxpzb3dlixto_r">
               <w:r>
                 <w:rPr>
                   <w:rFonts w:ascii="Arial" w:cs="Arial" w:eastAsia="Arial" w:hAnsi="Arial"/>
@@ -15029,7 +15029,7 @@
               <w:spacing w:after="10" w:before="0"/>
               <w:ind w:left="120"/>
             </w:pPr>
-            <w:hyperlink w:history="1" r:id="rIdpk3za6ektyqzne_f0dvn6">
+            <w:hyperlink w:history="1" r:id="rIdk5roml9y3fo8_xknxxy_7">
               <w:r>
                 <w:rPr>
                   <w:rFonts w:ascii="Arial" w:cs="Arial" w:eastAsia="Arial" w:hAnsi="Arial"/>
@@ -15074,7 +15074,7 @@
             <w:pPr>
               <w:spacing w:after="20" w:before="0"/>
             </w:pPr>
-            <w:hyperlink w:history="1" r:id="rId3gbsgfxebvivsjizgnj_7">
+            <w:hyperlink w:history="1" r:id="rId_84aczah5roo4r_bu859j">
               <w:r>
                 <w:rPr>
                   <w:rFonts w:ascii="Arial" w:cs="Arial" w:eastAsia="Arial" w:hAnsi="Arial"/>
@@ -15107,7 +15107,7 @@
               <w:spacing w:after="10" w:before="0"/>
               <w:ind w:left="120"/>
             </w:pPr>
-            <w:hyperlink w:history="1" r:id="rIdslwuyrewcyqcw7r_ietok">
+            <w:hyperlink w:history="1" r:id="rIdxzm_buyrcktb5st4xb82r">
               <w:r>
                 <w:rPr>
                   <w:rFonts w:ascii="Arial" w:cs="Arial" w:eastAsia="Arial" w:hAnsi="Arial"/>
@@ -15340,7 +15340,7 @@
             <w:pPr>
               <w:spacing w:after="20" w:before="0"/>
             </w:pPr>
-            <w:hyperlink w:history="1" r:id="rId-dvfn76yv0o2fyjome5xm">
+            <w:hyperlink w:history="1" r:id="rIdjdtded6pshogkhqgav7kb">
               <w:r>
                 <w:rPr>
                   <w:rFonts w:ascii="Arial" w:cs="Arial" w:eastAsia="Arial" w:hAnsi="Arial"/>
@@ -15373,7 +15373,7 @@
               <w:spacing w:after="10" w:before="0"/>
               <w:ind w:left="120"/>
             </w:pPr>
-            <w:hyperlink w:history="1" r:id="rId4bh89vhukfcf3jgsrlwur">
+            <w:hyperlink w:history="1" r:id="rIdpdrwkj60bdfju2oflxdem">
               <w:r>
                 <w:rPr>
                   <w:rFonts w:ascii="Arial" w:cs="Arial" w:eastAsia="Arial" w:hAnsi="Arial"/>
@@ -15418,7 +15418,7 @@
             <w:pPr>
               <w:spacing w:after="20" w:before="0"/>
             </w:pPr>
-            <w:hyperlink w:history="1" r:id="rIdiig36h-eobpokpx83s-bm">
+            <w:hyperlink w:history="1" r:id="rId0vmvvq15xxnn-pg1ciw45">
               <w:r>
                 <w:rPr>
                   <w:rFonts w:ascii="Arial" w:cs="Arial" w:eastAsia="Arial" w:hAnsi="Arial"/>
@@ -15451,7 +15451,7 @@
               <w:spacing w:after="10" w:before="0"/>
               <w:ind w:left="120"/>
             </w:pPr>
-            <w:hyperlink w:history="1" r:id="rIdoedy0zzidga9uu5quixgp">
+            <w:hyperlink w:history="1" r:id="rIdh91s2ivatnbhanrzg1din">
               <w:r>
                 <w:rPr>
                   <w:rFonts w:ascii="Arial" w:cs="Arial" w:eastAsia="Arial" w:hAnsi="Arial"/>
@@ -15646,7 +15646,7 @@
             <w:pPr>
               <w:spacing w:after="20" w:before="0"/>
             </w:pPr>
-            <w:hyperlink w:history="1" r:id="rIdhctx6kanlkz96gld8xrwb">
+            <w:hyperlink w:history="1" r:id="rIdtjccpzah09bjclo2dnpz6">
               <w:r>
                 <w:rPr>
                   <w:rFonts w:ascii="Arial" w:cs="Arial" w:eastAsia="Arial" w:hAnsi="Arial"/>
@@ -15679,7 +15679,7 @@
               <w:spacing w:after="10" w:before="0"/>
               <w:ind w:left="120"/>
             </w:pPr>
-            <w:hyperlink w:history="1" r:id="rIdbjbf9llvppmclkca74w3m">
+            <w:hyperlink w:history="1" r:id="rIdkqzskkmnz8ytby5xne3h_">
               <w:r>
                 <w:rPr>
                   <w:rFonts w:ascii="Arial" w:cs="Arial" w:eastAsia="Arial" w:hAnsi="Arial"/>
@@ -15724,7 +15724,7 @@
             <w:pPr>
               <w:spacing w:after="20" w:before="0"/>
             </w:pPr>
-            <w:hyperlink w:history="1" r:id="rId0bk8pnkl37ccettywlh__">
+            <w:hyperlink w:history="1" r:id="rIdhrssemrhpzfvkx9vvvhob">
               <w:r>
                 <w:rPr>
                   <w:rFonts w:ascii="Arial" w:cs="Arial" w:eastAsia="Arial" w:hAnsi="Arial"/>
@@ -15757,7 +15757,7 @@
               <w:spacing w:after="10" w:before="0"/>
               <w:ind w:left="120"/>
             </w:pPr>
-            <w:hyperlink w:history="1" r:id="rIdn1c8xs1te5kjorvehvrfh">
+            <w:hyperlink w:history="1" r:id="rId0ub0bl2trnqnk8p_hb5or">
               <w:r>
                 <w:rPr>
                   <w:rFonts w:ascii="Arial" w:cs="Arial" w:eastAsia="Arial" w:hAnsi="Arial"/>
@@ -15952,7 +15952,7 @@
             <w:pPr>
               <w:spacing w:after="20" w:before="0"/>
             </w:pPr>
-            <w:hyperlink w:history="1" r:id="rIdjviay-drat9ck8cr2wdvi">
+            <w:hyperlink w:history="1" r:id="rIdl9m4gxdspusrindsn0t3y">
               <w:r>
                 <w:rPr>
                   <w:rFonts w:ascii="Arial" w:cs="Arial" w:eastAsia="Arial" w:hAnsi="Arial"/>
@@ -15985,7 +15985,7 @@
               <w:spacing w:after="10" w:before="0"/>
               <w:ind w:left="120"/>
             </w:pPr>
-            <w:hyperlink w:history="1" r:id="rIdef6upcjepdsygv7malg2r">
+            <w:hyperlink w:history="1" r:id="rIdriet1oxpb6dotttcr4_eg">
               <w:r>
                 <w:rPr>
                   <w:rFonts w:ascii="Arial" w:cs="Arial" w:eastAsia="Arial" w:hAnsi="Arial"/>
@@ -16030,7 +16030,7 @@
             <w:pPr>
               <w:spacing w:after="20" w:before="0"/>
             </w:pPr>
-            <w:hyperlink w:history="1" r:id="rIddoi3ttnj-wdos-zzpw2xt">
+            <w:hyperlink w:history="1" r:id="rIdsakdecnkh8g-nhwt7vc2i">
               <w:r>
                 <w:rPr>
                   <w:rFonts w:ascii="Arial" w:cs="Arial" w:eastAsia="Arial" w:hAnsi="Arial"/>
@@ -16063,7 +16063,7 @@
               <w:spacing w:after="10" w:before="0"/>
               <w:ind w:left="120"/>
             </w:pPr>
-            <w:hyperlink w:history="1" r:id="rIdqac0jdffolq4x7o6o4bfr">
+            <w:hyperlink w:history="1" r:id="rId5stzoa4eu2osozzv4l3xp">
               <w:r>
                 <w:rPr>
                   <w:rFonts w:ascii="Arial" w:cs="Arial" w:eastAsia="Arial" w:hAnsi="Arial"/>
@@ -17645,7 +17645,7 @@
             <w:pPr>
               <w:spacing w:after="20" w:before="0"/>
             </w:pPr>
-            <w:hyperlink w:history="1" r:id="rIdms9lejl5ihu6mz7p3u10t">
+            <w:hyperlink w:history="1" r:id="rIddm7sonkczlunps7yhpg-o">
               <w:r>
                 <w:rPr>
                   <w:rFonts w:ascii="Arial" w:cs="Arial" w:eastAsia="Arial" w:hAnsi="Arial"/>
@@ -17678,7 +17678,7 @@
               <w:spacing w:after="10" w:before="0"/>
               <w:ind w:left="120"/>
             </w:pPr>
-            <w:hyperlink w:history="1" r:id="rIdkv1xi7hz8ao2ctvcjbvh2">
+            <w:hyperlink w:history="1" r:id="rIdaxaza4cqgdo3tykeng0fo">
               <w:r>
                 <w:rPr>
                   <w:rFonts w:ascii="Arial" w:cs="Arial" w:eastAsia="Arial" w:hAnsi="Arial"/>
@@ -17723,7 +17723,7 @@
             <w:pPr>
               <w:spacing w:after="20" w:before="0"/>
             </w:pPr>
-            <w:hyperlink w:history="1" r:id="rIdun-vcndiedyy7luyf_1_c">
+            <w:hyperlink w:history="1" r:id="rIdgxmeacqppqdlvrdgpqb2n">
               <w:r>
                 <w:rPr>
                   <w:rFonts w:ascii="Arial" w:cs="Arial" w:eastAsia="Arial" w:hAnsi="Arial"/>
@@ -17756,7 +17756,7 @@
               <w:spacing w:after="10" w:before="0"/>
               <w:ind w:left="120"/>
             </w:pPr>
-            <w:hyperlink w:history="1" r:id="rId2hpug15vmzsufmdc9vj53">
+            <w:hyperlink w:history="1" r:id="rIdanjg3p3levtucgt6x4nf3">
               <w:r>
                 <w:rPr>
                   <w:rFonts w:ascii="Arial" w:cs="Arial" w:eastAsia="Arial" w:hAnsi="Arial"/>
@@ -17951,7 +17951,7 @@
             <w:pPr>
               <w:spacing w:after="20" w:before="0"/>
             </w:pPr>
-            <w:hyperlink w:history="1" r:id="rIdfuuxehzjliq-dqondmys7">
+            <w:hyperlink w:history="1" r:id="rIdf_oixowkdjtxlcipval9h">
               <w:r>
                 <w:rPr>
                   <w:rFonts w:ascii="Arial" w:cs="Arial" w:eastAsia="Arial" w:hAnsi="Arial"/>
@@ -17984,7 +17984,7 @@
               <w:spacing w:after="10" w:before="0"/>
               <w:ind w:left="120"/>
             </w:pPr>
-            <w:hyperlink w:history="1" r:id="rId7sjlbdqhmxtnt3t5fbamt">
+            <w:hyperlink w:history="1" r:id="rIdv-xlpkh1n9qn7nmgmtmya">
               <w:r>
                 <w:rPr>
                   <w:rFonts w:ascii="Arial" w:cs="Arial" w:eastAsia="Arial" w:hAnsi="Arial"/>
@@ -18029,7 +18029,7 @@
             <w:pPr>
               <w:spacing w:after="20" w:before="0"/>
             </w:pPr>
-            <w:hyperlink w:history="1" r:id="rIdftmtyvkfr5r9esu7b9ixy">
+            <w:hyperlink w:history="1" r:id="rIdxlojgzlzvzwqfcce5hozm">
               <w:r>
                 <w:rPr>
                   <w:rFonts w:ascii="Arial" w:cs="Arial" w:eastAsia="Arial" w:hAnsi="Arial"/>
@@ -18062,7 +18062,7 @@
               <w:spacing w:after="10" w:before="0"/>
               <w:ind w:left="120"/>
             </w:pPr>
-            <w:hyperlink w:history="1" r:id="rId2a08n62nfvy339efpxrhw">
+            <w:hyperlink w:history="1" r:id="rIdjowszcvwjc-moop3mvs6v">
               <w:r>
                 <w:rPr>
                   <w:rFonts w:ascii="Arial" w:cs="Arial" w:eastAsia="Arial" w:hAnsi="Arial"/>
@@ -18485,7 +18485,7 @@
             <w:pPr>
               <w:spacing w:after="20" w:before="0"/>
             </w:pPr>
-            <w:hyperlink w:history="1" r:id="rId8h7tmlvbudte0qbzttkzv">
+            <w:hyperlink w:history="1" r:id="rIdwzk0fzssvnlxkrcqdokyf">
               <w:r>
                 <w:rPr>
                   <w:rFonts w:ascii="Arial" w:cs="Arial" w:eastAsia="Arial" w:hAnsi="Arial"/>
@@ -18518,7 +18518,7 @@
               <w:spacing w:after="10" w:before="0"/>
               <w:ind w:left="120"/>
             </w:pPr>
-            <w:hyperlink w:history="1" r:id="rIdsc-ljjpppojlryrk_grwn">
+            <w:hyperlink w:history="1" r:id="rIdzq7csf92gle5gvowenwtg">
               <w:r>
                 <w:rPr>
                   <w:rFonts w:ascii="Arial" w:cs="Arial" w:eastAsia="Arial" w:hAnsi="Arial"/>
@@ -18563,7 +18563,7 @@
             <w:pPr>
               <w:spacing w:after="20" w:before="0"/>
             </w:pPr>
-            <w:hyperlink w:history="1" r:id="rIdp-xmx7_ysixgw1lkfkrxg">
+            <w:hyperlink w:history="1" r:id="rIdbbe_8m35httu6nwksxjui">
               <w:r>
                 <w:rPr>
                   <w:rFonts w:ascii="Arial" w:cs="Arial" w:eastAsia="Arial" w:hAnsi="Arial"/>
@@ -18596,7 +18596,7 @@
               <w:spacing w:after="10" w:before="0"/>
               <w:ind w:left="120"/>
             </w:pPr>
-            <w:hyperlink w:history="1" r:id="rIdiccbdutdrrxfc27ugl1as">
+            <w:hyperlink w:history="1" r:id="rId9vnss2se1wu5a4z24ozhs">
               <w:r>
                 <w:rPr>
                   <w:rFonts w:ascii="Arial" w:cs="Arial" w:eastAsia="Arial" w:hAnsi="Arial"/>
@@ -19156,7 +19156,7 @@
             <w:pPr>
               <w:spacing w:after="20" w:before="0"/>
             </w:pPr>
-            <w:hyperlink w:history="1" r:id="rIdsacvvbzvucyvyyt7e5pdm">
+            <w:hyperlink w:history="1" r:id="rIdn9n8bei0uvlxfu_addt_2">
               <w:r>
                 <w:rPr>
                   <w:rFonts w:ascii="Arial" w:cs="Arial" w:eastAsia="Arial" w:hAnsi="Arial"/>
@@ -19189,7 +19189,7 @@
               <w:spacing w:after="10" w:before="0"/>
               <w:ind w:left="120"/>
             </w:pPr>
-            <w:hyperlink w:history="1" r:id="rIdr962ilkdwqbm2x5b69_qn">
+            <w:hyperlink w:history="1" r:id="rIdpkqaii_aw1aqyyl63m333">
               <w:r>
                 <w:rPr>
                   <w:rFonts w:ascii="Arial" w:cs="Arial" w:eastAsia="Arial" w:hAnsi="Arial"/>
@@ -19234,7 +19234,7 @@
             <w:pPr>
               <w:spacing w:after="20" w:before="0"/>
             </w:pPr>
-            <w:hyperlink w:history="1" r:id="rIdln433f06zcnycseaus6el">
+            <w:hyperlink w:history="1" r:id="rIdcswybd2dxdnrtcqzpx7dn">
               <w:r>
                 <w:rPr>
                   <w:rFonts w:ascii="Arial" w:cs="Arial" w:eastAsia="Arial" w:hAnsi="Arial"/>
@@ -19267,7 +19267,7 @@
               <w:spacing w:after="10" w:before="0"/>
               <w:ind w:left="120"/>
             </w:pPr>
-            <w:hyperlink w:history="1" r:id="rIdu_isnegetkp1znmzwq9ss">
+            <w:hyperlink w:history="1" r:id="rIdhvh2kdtvaffp52mx5hzbp">
               <w:r>
                 <w:rPr>
                   <w:rFonts w:ascii="Arial" w:cs="Arial" w:eastAsia="Arial" w:hAnsi="Arial"/>
@@ -19462,7 +19462,7 @@
             <w:pPr>
               <w:spacing w:after="20" w:before="0"/>
             </w:pPr>
-            <w:hyperlink w:history="1" r:id="rIdifp_m5_vk9muocopg1bzh">
+            <w:hyperlink w:history="1" r:id="rIdvig-qymh7omi1jxhyau-l">
               <w:r>
                 <w:rPr>
                   <w:rFonts w:ascii="Arial" w:cs="Arial" w:eastAsia="Arial" w:hAnsi="Arial"/>
@@ -19495,7 +19495,7 @@
               <w:spacing w:after="10" w:before="0"/>
               <w:ind w:left="120"/>
             </w:pPr>
-            <w:hyperlink w:history="1" r:id="rIdqzopk-37u5_npsfjstfx1">
+            <w:hyperlink w:history="1" r:id="rIdiafv3oc84nw3ddhvecbdb">
               <w:r>
                 <w:rPr>
                   <w:rFonts w:ascii="Arial" w:cs="Arial" w:eastAsia="Arial" w:hAnsi="Arial"/>
@@ -19540,7 +19540,7 @@
             <w:pPr>
               <w:spacing w:after="20" w:before="0"/>
             </w:pPr>
-            <w:hyperlink w:history="1" r:id="rIdelksqecw4o091zb7dcplq">
+            <w:hyperlink w:history="1" r:id="rId0mulfbmsdjnlqjn4ik9ad">
               <w:r>
                 <w:rPr>
                   <w:rFonts w:ascii="Arial" w:cs="Arial" w:eastAsia="Arial" w:hAnsi="Arial"/>
@@ -19573,7 +19573,7 @@
               <w:spacing w:after="10" w:before="0"/>
               <w:ind w:left="120"/>
             </w:pPr>
-            <w:hyperlink w:history="1" r:id="rIdkga_rwdgrwqx73y1duqc6">
+            <w:hyperlink w:history="1" r:id="rIdlm7ufhb9pgtk4vfdzkvps">
               <w:r>
                 <w:rPr>
                   <w:rFonts w:ascii="Arial" w:cs="Arial" w:eastAsia="Arial" w:hAnsi="Arial"/>
@@ -21440,7 +21440,7 @@
             <w:pPr>
               <w:spacing w:after="20" w:before="0"/>
             </w:pPr>
-            <w:hyperlink w:history="1" r:id="rIdtjckvo-4lf3wys-u3bqum">
+            <w:hyperlink w:history="1" r:id="rIdxwmii5bnuje_0yaeasark">
               <w:r>
                 <w:rPr>
                   <w:rFonts w:ascii="Arial" w:cs="Arial" w:eastAsia="Arial" w:hAnsi="Arial"/>
@@ -21473,7 +21473,7 @@
               <w:spacing w:after="10" w:before="0"/>
               <w:ind w:left="120"/>
             </w:pPr>
-            <w:hyperlink w:history="1" r:id="rIdvw1yw7ui6nse7wvgpaiti">
+            <w:hyperlink w:history="1" r:id="rId5ovm_ir4kfgowkirk_dtu">
               <w:r>
                 <w:rPr>
                   <w:rFonts w:ascii="Arial" w:cs="Arial" w:eastAsia="Arial" w:hAnsi="Arial"/>
@@ -21518,7 +21518,7 @@
             <w:pPr>
               <w:spacing w:after="20" w:before="0"/>
             </w:pPr>
-            <w:hyperlink w:history="1" r:id="rIddofphydulqovi82ajhye-">
+            <w:hyperlink w:history="1" r:id="rIdthjlt1za_di_kaleij-qu">
               <w:r>
                 <w:rPr>
                   <w:rFonts w:ascii="Arial" w:cs="Arial" w:eastAsia="Arial" w:hAnsi="Arial"/>
@@ -21551,7 +21551,7 @@
               <w:spacing w:after="10" w:before="0"/>
               <w:ind w:left="120"/>
             </w:pPr>
-            <w:hyperlink w:history="1" r:id="rIdjf_jrtdnmw4-7su8vqbt8">
+            <w:hyperlink w:history="1" r:id="rIdrairx6ykuflwttxdo9aii">
               <w:r>
                 <w:rPr>
                   <w:rFonts w:ascii="Arial" w:cs="Arial" w:eastAsia="Arial" w:hAnsi="Arial"/>
@@ -21746,7 +21746,7 @@
             <w:pPr>
               <w:spacing w:after="20" w:before="0"/>
             </w:pPr>
-            <w:hyperlink w:history="1" r:id="rIduzf9a4ocwby4ypav8a-ve">
+            <w:hyperlink w:history="1" r:id="rIdykeuzxxxqlrjyhtjzgdmg">
               <w:r>
                 <w:rPr>
                   <w:rFonts w:ascii="Arial" w:cs="Arial" w:eastAsia="Arial" w:hAnsi="Arial"/>
@@ -21779,7 +21779,7 @@
               <w:spacing w:after="10" w:before="0"/>
               <w:ind w:left="120"/>
             </w:pPr>
-            <w:hyperlink w:history="1" r:id="rId6klcyheblsxqwees9rd5h">
+            <w:hyperlink w:history="1" r:id="rIdfgreeph4h_yojvurgrkiw">
               <w:r>
                 <w:rPr>
                   <w:rFonts w:ascii="Arial" w:cs="Arial" w:eastAsia="Arial" w:hAnsi="Arial"/>
@@ -21824,7 +21824,7 @@
             <w:pPr>
               <w:spacing w:after="20" w:before="0"/>
             </w:pPr>
-            <w:hyperlink w:history="1" r:id="rIdpow5ubebukpwtl5uaxnml">
+            <w:hyperlink w:history="1" r:id="rIdkgfoeclxdxyghf2cfyktw">
               <w:r>
                 <w:rPr>
                   <w:rFonts w:ascii="Arial" w:cs="Arial" w:eastAsia="Arial" w:hAnsi="Arial"/>
@@ -21857,7 +21857,7 @@
               <w:spacing w:after="10" w:before="0"/>
               <w:ind w:left="120"/>
             </w:pPr>
-            <w:hyperlink w:history="1" r:id="rIdilaokxynxg2isoljeersy">
+            <w:hyperlink w:history="1" r:id="rId2o_m-30nqjncuflymqmxb">
               <w:r>
                 <w:rPr>
                   <w:rFonts w:ascii="Arial" w:cs="Arial" w:eastAsia="Arial" w:hAnsi="Arial"/>
@@ -22052,7 +22052,7 @@
             <w:pPr>
               <w:spacing w:after="20" w:before="0"/>
             </w:pPr>
-            <w:hyperlink w:history="1" r:id="rIdfoj6md6o6qgrcngqlmzj5">
+            <w:hyperlink w:history="1" r:id="rIdh_a0ccrzqwzkmpks5wrjw">
               <w:r>
                 <w:rPr>
                   <w:rFonts w:ascii="Arial" w:cs="Arial" w:eastAsia="Arial" w:hAnsi="Arial"/>
@@ -22085,7 +22085,7 @@
               <w:spacing w:after="10" w:before="0"/>
               <w:ind w:left="120"/>
             </w:pPr>
-            <w:hyperlink w:history="1" r:id="rIdt744h98nbyumvwcahrd8t">
+            <w:hyperlink w:history="1" r:id="rIdqkqco7lly0k_j1zpxfbsv">
               <w:r>
                 <w:rPr>
                   <w:rFonts w:ascii="Arial" w:cs="Arial" w:eastAsia="Arial" w:hAnsi="Arial"/>
@@ -22130,7 +22130,7 @@
             <w:pPr>
               <w:spacing w:after="20" w:before="0"/>
             </w:pPr>
-            <w:hyperlink w:history="1" r:id="rIdko2nxffv_9z26niglxbpl">
+            <w:hyperlink w:history="1" r:id="rIdufcdbhn7yblrh3ax4oec7">
               <w:r>
                 <w:rPr>
                   <w:rFonts w:ascii="Arial" w:cs="Arial" w:eastAsia="Arial" w:hAnsi="Arial"/>
@@ -22163,7 +22163,7 @@
               <w:spacing w:after="10" w:before="0"/>
               <w:ind w:left="120"/>
             </w:pPr>
-            <w:hyperlink w:history="1" r:id="rIdsds-stvmd3znfkdabeu3d">
+            <w:hyperlink w:history="1" r:id="rIdtdg1_zmezmzhb8gkbhehs">
               <w:r>
                 <w:rPr>
                   <w:rFonts w:ascii="Arial" w:cs="Arial" w:eastAsia="Arial" w:hAnsi="Arial"/>
@@ -22358,7 +22358,7 @@
             <w:pPr>
               <w:spacing w:after="20" w:before="0"/>
             </w:pPr>
-            <w:hyperlink w:history="1" r:id="rIdhgnidzqpakljyxxfhdbfj">
+            <w:hyperlink w:history="1" r:id="rIdhtfihc6vbxddl8p36uima">
               <w:r>
                 <w:rPr>
                   <w:rFonts w:ascii="Arial" w:cs="Arial" w:eastAsia="Arial" w:hAnsi="Arial"/>
@@ -22391,7 +22391,7 @@
               <w:spacing w:after="10" w:before="0"/>
               <w:ind w:left="120"/>
             </w:pPr>
-            <w:hyperlink w:history="1" r:id="rIdvkfcuqxr3b1zwupglr48n">
+            <w:hyperlink w:history="1" r:id="rIdsi3pmh4ku0rrlkvhzrqcc">
               <w:r>
                 <w:rPr>
                   <w:rFonts w:ascii="Arial" w:cs="Arial" w:eastAsia="Arial" w:hAnsi="Arial"/>
@@ -22436,7 +22436,7 @@
             <w:pPr>
               <w:spacing w:after="20" w:before="0"/>
             </w:pPr>
-            <w:hyperlink w:history="1" r:id="rId2mejzv3laxxwhkcqlwuty">
+            <w:hyperlink w:history="1" r:id="rIdbzkht7coa7pwojxru7tyg">
               <w:r>
                 <w:rPr>
                   <w:rFonts w:ascii="Arial" w:cs="Arial" w:eastAsia="Arial" w:hAnsi="Arial"/>
@@ -22469,7 +22469,7 @@
               <w:spacing w:after="10" w:before="0"/>
               <w:ind w:left="120"/>
             </w:pPr>
-            <w:hyperlink w:history="1" r:id="rIdbonppgrxykaynefnnsxal">
+            <w:hyperlink w:history="1" r:id="rId1fbbc-8pwj_v_m3occnif">
               <w:r>
                 <w:rPr>
                   <w:rFonts w:ascii="Arial" w:cs="Arial" w:eastAsia="Arial" w:hAnsi="Arial"/>
@@ -22664,7 +22664,7 @@
             <w:pPr>
               <w:spacing w:after="20" w:before="0"/>
             </w:pPr>
-            <w:hyperlink w:history="1" r:id="rIdca0v7yygxiaujujcha88d">
+            <w:hyperlink w:history="1" r:id="rIdvha8fey0d4cr8tc-wi0gy">
               <w:r>
                 <w:rPr>
                   <w:rFonts w:ascii="Arial" w:cs="Arial" w:eastAsia="Arial" w:hAnsi="Arial"/>
@@ -22697,7 +22697,7 @@
               <w:spacing w:after="10" w:before="0"/>
               <w:ind w:left="120"/>
             </w:pPr>
-            <w:hyperlink w:history="1" r:id="rIdqrlglqnosplxdhedcupoz">
+            <w:hyperlink w:history="1" r:id="rIdytccp1tkduy4fpq2b7wda">
               <w:r>
                 <w:rPr>
                   <w:rFonts w:ascii="Arial" w:cs="Arial" w:eastAsia="Arial" w:hAnsi="Arial"/>
@@ -22742,7 +22742,7 @@
             <w:pPr>
               <w:spacing w:after="20" w:before="0"/>
             </w:pPr>
-            <w:hyperlink w:history="1" r:id="rIdrqt03r4qtq_-d1sj1pgrq">
+            <w:hyperlink w:history="1" r:id="rIdvytuepwoxzz1k5mbaoba2">
               <w:r>
                 <w:rPr>
                   <w:rFonts w:ascii="Arial" w:cs="Arial" w:eastAsia="Arial" w:hAnsi="Arial"/>
@@ -22775,7 +22775,7 @@
               <w:spacing w:after="10" w:before="0"/>
               <w:ind w:left="120"/>
             </w:pPr>
-            <w:hyperlink w:history="1" r:id="rIdkmd285jzxxvutluukrd3f">
+            <w:hyperlink w:history="1" r:id="rId_chgm7rjeexxyiy2xsp4p">
               <w:r>
                 <w:rPr>
                   <w:rFonts w:ascii="Arial" w:cs="Arial" w:eastAsia="Arial" w:hAnsi="Arial"/>
@@ -24262,7 +24262,7 @@
             <w:pPr>
               <w:spacing w:after="20" w:before="0"/>
             </w:pPr>
-            <w:hyperlink w:history="1" r:id="rIdvjarenz6vzrkiwx_e9ihf">
+            <w:hyperlink w:history="1" r:id="rId6titkpyuwbdzyg6ymsds3">
               <w:r>
                 <w:rPr>
                   <w:rFonts w:ascii="Arial" w:cs="Arial" w:eastAsia="Arial" w:hAnsi="Arial"/>
@@ -24295,7 +24295,7 @@
               <w:spacing w:after="10" w:before="0"/>
               <w:ind w:left="120"/>
             </w:pPr>
-            <w:hyperlink w:history="1" r:id="rIdo3on6fgoznaw_erx1akqk">
+            <w:hyperlink w:history="1" r:id="rId_toncbenfj4ajdr0fdbnz">
               <w:r>
                 <w:rPr>
                   <w:rFonts w:ascii="Arial" w:cs="Arial" w:eastAsia="Arial" w:hAnsi="Arial"/>
@@ -24340,7 +24340,7 @@
             <w:pPr>
               <w:spacing w:after="20" w:before="0"/>
             </w:pPr>
-            <w:hyperlink w:history="1" r:id="rIdc2gdo1ikumivqfxic8te7">
+            <w:hyperlink w:history="1" r:id="rId6abdw-scglupgvxde3eul">
               <w:r>
                 <w:rPr>
                   <w:rFonts w:ascii="Arial" w:cs="Arial" w:eastAsia="Arial" w:hAnsi="Arial"/>
@@ -24373,7 +24373,7 @@
               <w:spacing w:after="10" w:before="0"/>
               <w:ind w:left="120"/>
             </w:pPr>
-            <w:hyperlink w:history="1" r:id="rId6e-ubr0silu31ck8exdbr">
+            <w:hyperlink w:history="1" r:id="rIdaz8cwrbgsfyvuf3jhcsih">
               <w:r>
                 <w:rPr>
                   <w:rFonts w:ascii="Arial" w:cs="Arial" w:eastAsia="Arial" w:hAnsi="Arial"/>
@@ -24568,7 +24568,7 @@
             <w:pPr>
               <w:spacing w:after="20" w:before="0"/>
             </w:pPr>
-            <w:hyperlink w:history="1" r:id="rIduhxjspfxhkz88nz9u4om1">
+            <w:hyperlink w:history="1" r:id="rIdryfkg37zlmw9hdbnkrxqf">
               <w:r>
                 <w:rPr>
                   <w:rFonts w:ascii="Arial" w:cs="Arial" w:eastAsia="Arial" w:hAnsi="Arial"/>
@@ -24601,7 +24601,7 @@
               <w:spacing w:after="10" w:before="0"/>
               <w:ind w:left="120"/>
             </w:pPr>
-            <w:hyperlink w:history="1" r:id="rIdn9ko-d8ccsl4cwycu8hxh">
+            <w:hyperlink w:history="1" r:id="rId531ywc7lvrig6xqbrv3u_">
               <w:r>
                 <w:rPr>
                   <w:rFonts w:ascii="Arial" w:cs="Arial" w:eastAsia="Arial" w:hAnsi="Arial"/>
@@ -24646,7 +24646,7 @@
             <w:pPr>
               <w:spacing w:after="20" w:before="0"/>
             </w:pPr>
-            <w:hyperlink w:history="1" r:id="rIdt9rlz9adtanvx8pxjtztw">
+            <w:hyperlink w:history="1" r:id="rIdzwohhazu3oihjnjadsyp5">
               <w:r>
                 <w:rPr>
                   <w:rFonts w:ascii="Arial" w:cs="Arial" w:eastAsia="Arial" w:hAnsi="Arial"/>
@@ -24679,7 +24679,7 @@
               <w:spacing w:after="10" w:before="0"/>
               <w:ind w:left="120"/>
             </w:pPr>
-            <w:hyperlink w:history="1" r:id="rIdejkfryfbgtww1npw9wwi2">
+            <w:hyperlink w:history="1" r:id="rIdkv2izw1s9c-eudtasmqpr">
               <w:r>
                 <w:rPr>
                   <w:rFonts w:ascii="Arial" w:cs="Arial" w:eastAsia="Arial" w:hAnsi="Arial"/>
@@ -24874,7 +24874,7 @@
             <w:pPr>
               <w:spacing w:after="20" w:before="0"/>
             </w:pPr>
-            <w:hyperlink w:history="1" r:id="rIdpsluhh8xvafa2e5yiq_rt">
+            <w:hyperlink w:history="1" r:id="rIdxfbmvw2xdkvt205djuib4">
               <w:r>
                 <w:rPr>
                   <w:rFonts w:ascii="Arial" w:cs="Arial" w:eastAsia="Arial" w:hAnsi="Arial"/>
@@ -24907,7 +24907,7 @@
               <w:spacing w:after="10" w:before="0"/>
               <w:ind w:left="120"/>
             </w:pPr>
-            <w:hyperlink w:history="1" r:id="rIdvfddji9-jl0gnr_n082ay">
+            <w:hyperlink w:history="1" r:id="rIdgfx7nexmw0pfjlzep2ins">
               <w:r>
                 <w:rPr>
                   <w:rFonts w:ascii="Arial" w:cs="Arial" w:eastAsia="Arial" w:hAnsi="Arial"/>
@@ -24952,7 +24952,7 @@
             <w:pPr>
               <w:spacing w:after="20" w:before="0"/>
             </w:pPr>
-            <w:hyperlink w:history="1" r:id="rIdeace0opq2ympejnuupgkz">
+            <w:hyperlink w:history="1" r:id="rId0wcjnipxavcknwlxh1ucm">
               <w:r>
                 <w:rPr>
                   <w:rFonts w:ascii="Arial" w:cs="Arial" w:eastAsia="Arial" w:hAnsi="Arial"/>
@@ -24985,7 +24985,7 @@
               <w:spacing w:after="10" w:before="0"/>
               <w:ind w:left="120"/>
             </w:pPr>
-            <w:hyperlink w:history="1" r:id="rIdnhwtomjhiyhegha7hseza">
+            <w:hyperlink w:history="1" r:id="rIdmpe_j9snsytujef9ehwuo">
               <w:r>
                 <w:rPr>
                   <w:rFonts w:ascii="Arial" w:cs="Arial" w:eastAsia="Arial" w:hAnsi="Arial"/>
@@ -25180,7 +25180,7 @@
             <w:pPr>
               <w:spacing w:after="20" w:before="0"/>
             </w:pPr>
-            <w:hyperlink w:history="1" r:id="rIdqffjoyyugm2fg3rbce7pf">
+            <w:hyperlink w:history="1" r:id="rIdroatvgrfmgz_ocl3mpbf0">
               <w:r>
                 <w:rPr>
                   <w:rFonts w:ascii="Arial" w:cs="Arial" w:eastAsia="Arial" w:hAnsi="Arial"/>
@@ -25213,7 +25213,7 @@
               <w:spacing w:after="10" w:before="0"/>
               <w:ind w:left="120"/>
             </w:pPr>
-            <w:hyperlink w:history="1" r:id="rIdbsccomzkgjb-1juqgwr07">
+            <w:hyperlink w:history="1" r:id="rIdttxjqmrfy5rhlcj_f9tms">
               <w:r>
                 <w:rPr>
                   <w:rFonts w:ascii="Arial" w:cs="Arial" w:eastAsia="Arial" w:hAnsi="Arial"/>
@@ -25258,7 +25258,7 @@
             <w:pPr>
               <w:spacing w:after="20" w:before="0"/>
             </w:pPr>
-            <w:hyperlink w:history="1" r:id="rIdhurfhwbkzpxowfdsotohz">
+            <w:hyperlink w:history="1" r:id="rIdfsoizu9uexhavztzn84i_">
               <w:r>
                 <w:rPr>
                   <w:rFonts w:ascii="Arial" w:cs="Arial" w:eastAsia="Arial" w:hAnsi="Arial"/>
@@ -25291,7 +25291,7 @@
               <w:spacing w:after="10" w:before="0"/>
               <w:ind w:left="120"/>
             </w:pPr>
-            <w:hyperlink w:history="1" r:id="rIdr_bnb7bp2d_js6o7hurxg">
+            <w:hyperlink w:history="1" r:id="rId_2wcaka8f68ymstyxzl5f">
               <w:r>
                 <w:rPr>
                   <w:rFonts w:ascii="Arial" w:cs="Arial" w:eastAsia="Arial" w:hAnsi="Arial"/>
@@ -25486,7 +25486,7 @@
             <w:pPr>
               <w:spacing w:after="20" w:before="0"/>
             </w:pPr>
-            <w:hyperlink w:history="1" r:id="rIdhqcyyi-u6vghqs9uximrt">
+            <w:hyperlink w:history="1" r:id="rIdsa6m_vvulfk9zd2fm5x0s">
               <w:r>
                 <w:rPr>
                   <w:rFonts w:ascii="Arial" w:cs="Arial" w:eastAsia="Arial" w:hAnsi="Arial"/>
@@ -25519,7 +25519,7 @@
               <w:spacing w:after="10" w:before="0"/>
               <w:ind w:left="120"/>
             </w:pPr>
-            <w:hyperlink w:history="1" r:id="rIdb2aafkpgnld-inhywrski">
+            <w:hyperlink w:history="1" r:id="rId3f0uhrhhe7xoxg4bnigxb">
               <w:r>
                 <w:rPr>
                   <w:rFonts w:ascii="Arial" w:cs="Arial" w:eastAsia="Arial" w:hAnsi="Arial"/>
@@ -25564,7 +25564,7 @@
             <w:pPr>
               <w:spacing w:after="20" w:before="0"/>
             </w:pPr>
-            <w:hyperlink w:history="1" r:id="rIdlv5t7e6bcjj-ex6yfwx-m">
+            <w:hyperlink w:history="1" r:id="rIdl7hmmke9h-uw6w4oiq8hk">
               <w:r>
                 <w:rPr>
                   <w:rFonts w:ascii="Arial" w:cs="Arial" w:eastAsia="Arial" w:hAnsi="Arial"/>
@@ -25597,7 +25597,7 @@
               <w:spacing w:after="10" w:before="0"/>
               <w:ind w:left="120"/>
             </w:pPr>
-            <w:hyperlink w:history="1" r:id="rId0d3zu6hcub76cysan-8_b">
+            <w:hyperlink w:history="1" r:id="rId8vhirjfj1bzjff4-byqxm">
               <w:r>
                 <w:rPr>
                   <w:rFonts w:ascii="Arial" w:cs="Arial" w:eastAsia="Arial" w:hAnsi="Arial"/>

--- a/data/outputs/v2/Biology/SS2.2_Plant_Transport/Biology_Plant_Transport_CBE_LessonSequence.docx
+++ b/data/outputs/v2/Biology/SS2.2_Plant_Transport/Biology_Plant_Transport_CBE_LessonSequence.docx
@@ -3401,7 +3401,7 @@
             <w:pPr>
               <w:spacing w:after="20" w:before="0"/>
             </w:pPr>
-            <w:hyperlink w:history="1" r:id="rIdsifldovsszonsvmylwzfl">
+            <w:hyperlink w:history="1" r:id="rId2lupnygbb0g7id9d7cqms">
               <w:r>
                 <w:rPr>
                   <w:rFonts w:ascii="Arial" w:cs="Arial" w:eastAsia="Arial" w:hAnsi="Arial"/>
@@ -3434,7 +3434,7 @@
               <w:spacing w:after="10" w:before="0"/>
               <w:ind w:left="120"/>
             </w:pPr>
-            <w:hyperlink w:history="1" r:id="rIdlv-3h-vgtgmajkel6gfpe">
+            <w:hyperlink w:history="1" r:id="rId7stbxhkzmxapefinyjq5x">
               <w:r>
                 <w:rPr>
                   <w:rFonts w:ascii="Arial" w:cs="Arial" w:eastAsia="Arial" w:hAnsi="Arial"/>
@@ -3479,7 +3479,7 @@
             <w:pPr>
               <w:spacing w:after="20" w:before="0"/>
             </w:pPr>
-            <w:hyperlink w:history="1" r:id="rIdwfdbpnjvoscvk0crnfudm">
+            <w:hyperlink w:history="1" r:id="rId5nsvm3pt19auq8vhdiw8a">
               <w:r>
                 <w:rPr>
                   <w:rFonts w:ascii="Arial" w:cs="Arial" w:eastAsia="Arial" w:hAnsi="Arial"/>
@@ -3512,7 +3512,7 @@
               <w:spacing w:after="10" w:before="0"/>
               <w:ind w:left="120"/>
             </w:pPr>
-            <w:hyperlink w:history="1" r:id="rIdhnz5gikx4terpuoqfxuzw">
+            <w:hyperlink w:history="1" r:id="rId0lkys8hqi3xoqyg3mljce">
               <w:r>
                 <w:rPr>
                   <w:rFonts w:ascii="Arial" w:cs="Arial" w:eastAsia="Arial" w:hAnsi="Arial"/>
@@ -3707,7 +3707,7 @@
             <w:pPr>
               <w:spacing w:after="20" w:before="0"/>
             </w:pPr>
-            <w:hyperlink w:history="1" r:id="rIdpk74xazpo_ifgattg1pfi">
+            <w:hyperlink w:history="1" r:id="rIdauekb-pwqfrxfrvhcmgnd">
               <w:r>
                 <w:rPr>
                   <w:rFonts w:ascii="Arial" w:cs="Arial" w:eastAsia="Arial" w:hAnsi="Arial"/>
@@ -3740,7 +3740,7 @@
               <w:spacing w:after="10" w:before="0"/>
               <w:ind w:left="120"/>
             </w:pPr>
-            <w:hyperlink w:history="1" r:id="rId3bltf7i_8rdnyod4wdwqs">
+            <w:hyperlink w:history="1" r:id="rId1ry-x2ehqcljxtqq7nddl">
               <w:r>
                 <w:rPr>
                   <w:rFonts w:ascii="Arial" w:cs="Arial" w:eastAsia="Arial" w:hAnsi="Arial"/>
@@ -3785,7 +3785,7 @@
             <w:pPr>
               <w:spacing w:after="20" w:before="0"/>
             </w:pPr>
-            <w:hyperlink w:history="1" r:id="rIdaxqyzikw4qx07nx1rnebf">
+            <w:hyperlink w:history="1" r:id="rIdgbylisezwtlbijl7p3inp">
               <w:r>
                 <w:rPr>
                   <w:rFonts w:ascii="Arial" w:cs="Arial" w:eastAsia="Arial" w:hAnsi="Arial"/>
@@ -3818,7 +3818,7 @@
               <w:spacing w:after="10" w:before="0"/>
               <w:ind w:left="120"/>
             </w:pPr>
-            <w:hyperlink w:history="1" r:id="rIdaqtsndgqlxiaaua1hhz_f">
+            <w:hyperlink w:history="1" r:id="rIdxesuyy9fl1bei_e4ajlaa">
               <w:r>
                 <w:rPr>
                   <w:rFonts w:ascii="Arial" w:cs="Arial" w:eastAsia="Arial" w:hAnsi="Arial"/>
@@ -4013,7 +4013,7 @@
             <w:pPr>
               <w:spacing w:after="20" w:before="0"/>
             </w:pPr>
-            <w:hyperlink w:history="1" r:id="rIdnotws4xqcuvcybjp8tgf_">
+            <w:hyperlink w:history="1" r:id="rIdzogjtevzfetp9rwvnj0ze">
               <w:r>
                 <w:rPr>
                   <w:rFonts w:ascii="Arial" w:cs="Arial" w:eastAsia="Arial" w:hAnsi="Arial"/>
@@ -4046,7 +4046,7 @@
               <w:spacing w:after="10" w:before="0"/>
               <w:ind w:left="120"/>
             </w:pPr>
-            <w:hyperlink w:history="1" r:id="rId72ppvrku9_in51vqgmebg">
+            <w:hyperlink w:history="1" r:id="rIddpdhtgao4_1lrwzgbifuz">
               <w:r>
                 <w:rPr>
                   <w:rFonts w:ascii="Arial" w:cs="Arial" w:eastAsia="Arial" w:hAnsi="Arial"/>
@@ -4091,7 +4091,7 @@
             <w:pPr>
               <w:spacing w:after="20" w:before="0"/>
             </w:pPr>
-            <w:hyperlink w:history="1" r:id="rIdqydv6mdd4sokxhitsaefe">
+            <w:hyperlink w:history="1" r:id="rIdojgmvpnf86dauyeuiv2h-">
               <w:r>
                 <w:rPr>
                   <w:rFonts w:ascii="Arial" w:cs="Arial" w:eastAsia="Arial" w:hAnsi="Arial"/>
@@ -4124,7 +4124,7 @@
               <w:spacing w:after="10" w:before="0"/>
               <w:ind w:left="120"/>
             </w:pPr>
-            <w:hyperlink w:history="1" r:id="rId8pjfix822nxwgrgabogyf">
+            <w:hyperlink w:history="1" r:id="rIddb6ais-wgo64m2na_2rd0">
               <w:r>
                 <w:rPr>
                   <w:rFonts w:ascii="Arial" w:cs="Arial" w:eastAsia="Arial" w:hAnsi="Arial"/>
@@ -4319,7 +4319,7 @@
             <w:pPr>
               <w:spacing w:after="20" w:before="0"/>
             </w:pPr>
-            <w:hyperlink w:history="1" r:id="rIdenwpq5ny6ikdokq9iaqd3">
+            <w:hyperlink w:history="1" r:id="rIdo_6xz1zgicv05wzfghoew">
               <w:r>
                 <w:rPr>
                   <w:rFonts w:ascii="Arial" w:cs="Arial" w:eastAsia="Arial" w:hAnsi="Arial"/>
@@ -4352,7 +4352,7 @@
               <w:spacing w:after="10" w:before="0"/>
               <w:ind w:left="120"/>
             </w:pPr>
-            <w:hyperlink w:history="1" r:id="rIdj_5nz-jc16frxxfocja7d">
+            <w:hyperlink w:history="1" r:id="rIdr_7oztnmznc_ihs38say5">
               <w:r>
                 <w:rPr>
                   <w:rFonts w:ascii="Arial" w:cs="Arial" w:eastAsia="Arial" w:hAnsi="Arial"/>
@@ -4397,7 +4397,7 @@
             <w:pPr>
               <w:spacing w:after="20" w:before="0"/>
             </w:pPr>
-            <w:hyperlink w:history="1" r:id="rIdh81sd19kqztrfxcjwlpxb">
+            <w:hyperlink w:history="1" r:id="rIdym1kogyn8gnyds6tqlrby">
               <w:r>
                 <w:rPr>
                   <w:rFonts w:ascii="Arial" w:cs="Arial" w:eastAsia="Arial" w:hAnsi="Arial"/>
@@ -4430,7 +4430,7 @@
               <w:spacing w:after="10" w:before="0"/>
               <w:ind w:left="120"/>
             </w:pPr>
-            <w:hyperlink w:history="1" r:id="rIdfcvhfbfzhuxs9x_vm72mh">
+            <w:hyperlink w:history="1" r:id="rIdciazbnoyl-xjhghepkmnq">
               <w:r>
                 <w:rPr>
                   <w:rFonts w:ascii="Arial" w:cs="Arial" w:eastAsia="Arial" w:hAnsi="Arial"/>
@@ -4625,7 +4625,7 @@
             <w:pPr>
               <w:spacing w:after="20" w:before="0"/>
             </w:pPr>
-            <w:hyperlink w:history="1" r:id="rIdhogifj9ipnmlypntupnrk">
+            <w:hyperlink w:history="1" r:id="rId86mvgekilkngftiarw1oh">
               <w:r>
                 <w:rPr>
                   <w:rFonts w:ascii="Arial" w:cs="Arial" w:eastAsia="Arial" w:hAnsi="Arial"/>
@@ -4658,7 +4658,7 @@
               <w:spacing w:after="10" w:before="0"/>
               <w:ind w:left="120"/>
             </w:pPr>
-            <w:hyperlink w:history="1" r:id="rIdwoi4kngqjqqkhwhw4gfk8">
+            <w:hyperlink w:history="1" r:id="rIdh0keio1n18f31yfdaiwsf">
               <w:r>
                 <w:rPr>
                   <w:rFonts w:ascii="Arial" w:cs="Arial" w:eastAsia="Arial" w:hAnsi="Arial"/>
@@ -4703,7 +4703,7 @@
             <w:pPr>
               <w:spacing w:after="20" w:before="0"/>
             </w:pPr>
-            <w:hyperlink w:history="1" r:id="rIdp6fmysl_sz_txc3dc0pid">
+            <w:hyperlink w:history="1" r:id="rIdnfxstbz8lflnyiyemqy8v">
               <w:r>
                 <w:rPr>
                   <w:rFonts w:ascii="Arial" w:cs="Arial" w:eastAsia="Arial" w:hAnsi="Arial"/>
@@ -4736,7 +4736,7 @@
               <w:spacing w:after="10" w:before="0"/>
               <w:ind w:left="120"/>
             </w:pPr>
-            <w:hyperlink w:history="1" r:id="rIdpgd_qpzu1fpdhfi_ktjdy">
+            <w:hyperlink w:history="1" r:id="rIdpqy8fgf7rmj2fvqm8xqmp">
               <w:r>
                 <w:rPr>
                   <w:rFonts w:ascii="Arial" w:cs="Arial" w:eastAsia="Arial" w:hAnsi="Arial"/>
@@ -6223,7 +6223,7 @@
             <w:pPr>
               <w:spacing w:after="20" w:before="0"/>
             </w:pPr>
-            <w:hyperlink w:history="1" r:id="rId7ox1knep_mn-_mh4yzpx1">
+            <w:hyperlink w:history="1" r:id="rIdzkn6bejoagin9oqomt5dl">
               <w:r>
                 <w:rPr>
                   <w:rFonts w:ascii="Arial" w:cs="Arial" w:eastAsia="Arial" w:hAnsi="Arial"/>
@@ -6256,7 +6256,7 @@
               <w:spacing w:after="10" w:before="0"/>
               <w:ind w:left="120"/>
             </w:pPr>
-            <w:hyperlink w:history="1" r:id="rIdcnjvuup52e3jduqv2zj9h">
+            <w:hyperlink w:history="1" r:id="rIdmxq02upadi7icytnoyjhh">
               <w:r>
                 <w:rPr>
                   <w:rFonts w:ascii="Arial" w:cs="Arial" w:eastAsia="Arial" w:hAnsi="Arial"/>
@@ -6301,7 +6301,7 @@
             <w:pPr>
               <w:spacing w:after="20" w:before="0"/>
             </w:pPr>
-            <w:hyperlink w:history="1" r:id="rIdrud2fjyswldg81_8p1rqa">
+            <w:hyperlink w:history="1" r:id="rIdmacqqdiuvizbzhdlyyd-j">
               <w:r>
                 <w:rPr>
                   <w:rFonts w:ascii="Arial" w:cs="Arial" w:eastAsia="Arial" w:hAnsi="Arial"/>
@@ -6334,7 +6334,7 @@
               <w:spacing w:after="10" w:before="0"/>
               <w:ind w:left="120"/>
             </w:pPr>
-            <w:hyperlink w:history="1" r:id="rIdqaquejuu3qk7y-w7csok9">
+            <w:hyperlink w:history="1" r:id="rIdot7e1h9dwjor-azmlwszs">
               <w:r>
                 <w:rPr>
                   <w:rFonts w:ascii="Arial" w:cs="Arial" w:eastAsia="Arial" w:hAnsi="Arial"/>
@@ -6529,7 +6529,7 @@
             <w:pPr>
               <w:spacing w:after="20" w:before="0"/>
             </w:pPr>
-            <w:hyperlink w:history="1" r:id="rIdbxd-836kg2pbq4aplgapw">
+            <w:hyperlink w:history="1" r:id="rIdx2otfvqsq4rd87bjg_i49">
               <w:r>
                 <w:rPr>
                   <w:rFonts w:ascii="Arial" w:cs="Arial" w:eastAsia="Arial" w:hAnsi="Arial"/>
@@ -6562,7 +6562,7 @@
               <w:spacing w:after="10" w:before="0"/>
               <w:ind w:left="120"/>
             </w:pPr>
-            <w:hyperlink w:history="1" r:id="rIdluehhx7jjc_4b7rf1q37t">
+            <w:hyperlink w:history="1" r:id="rId9nbgvaxupvxpdjcbpq56k">
               <w:r>
                 <w:rPr>
                   <w:rFonts w:ascii="Arial" w:cs="Arial" w:eastAsia="Arial" w:hAnsi="Arial"/>
@@ -6607,7 +6607,7 @@
             <w:pPr>
               <w:spacing w:after="20" w:before="0"/>
             </w:pPr>
-            <w:hyperlink w:history="1" r:id="rIdo9sp6cccpehaql5cmou0p">
+            <w:hyperlink w:history="1" r:id="rIdv5s_zbkkhwndf5fwxo_xk">
               <w:r>
                 <w:rPr>
                   <w:rFonts w:ascii="Arial" w:cs="Arial" w:eastAsia="Arial" w:hAnsi="Arial"/>
@@ -6640,7 +6640,7 @@
               <w:spacing w:after="10" w:before="0"/>
               <w:ind w:left="120"/>
             </w:pPr>
-            <w:hyperlink w:history="1" r:id="rIdh-cduwoui4871qjavqcl1">
+            <w:hyperlink w:history="1" r:id="rId8g8e3_cg09sfolh-fo0f_">
               <w:r>
                 <w:rPr>
                   <w:rFonts w:ascii="Arial" w:cs="Arial" w:eastAsia="Arial" w:hAnsi="Arial"/>
@@ -6835,7 +6835,7 @@
             <w:pPr>
               <w:spacing w:after="20" w:before="0"/>
             </w:pPr>
-            <w:hyperlink w:history="1" r:id="rIdvpwxjb2drya1mfexo_qn5">
+            <w:hyperlink w:history="1" r:id="rIdz_txrbnecb0rxk-yh6vpw">
               <w:r>
                 <w:rPr>
                   <w:rFonts w:ascii="Arial" w:cs="Arial" w:eastAsia="Arial" w:hAnsi="Arial"/>
@@ -6868,7 +6868,7 @@
               <w:spacing w:after="10" w:before="0"/>
               <w:ind w:left="120"/>
             </w:pPr>
-            <w:hyperlink w:history="1" r:id="rIdlivgyvrdacb7qyoql5pl9">
+            <w:hyperlink w:history="1" r:id="rIdbv7kueetiqidpgobba1fo">
               <w:r>
                 <w:rPr>
                   <w:rFonts w:ascii="Arial" w:cs="Arial" w:eastAsia="Arial" w:hAnsi="Arial"/>
@@ -6913,7 +6913,7 @@
             <w:pPr>
               <w:spacing w:after="20" w:before="0"/>
             </w:pPr>
-            <w:hyperlink w:history="1" r:id="rIds1bs4vspadr1nkcl3lyim">
+            <w:hyperlink w:history="1" r:id="rIdbfuchijhxa9xngkxbziuc">
               <w:r>
                 <w:rPr>
                   <w:rFonts w:ascii="Arial" w:cs="Arial" w:eastAsia="Arial" w:hAnsi="Arial"/>
@@ -6946,7 +6946,7 @@
               <w:spacing w:after="10" w:before="0"/>
               <w:ind w:left="120"/>
             </w:pPr>
-            <w:hyperlink w:history="1" r:id="rIdwplxhxasoyc7fjtaosqfu">
+            <w:hyperlink w:history="1" r:id="rIder0biola7idm2feyc1tbd">
               <w:r>
                 <w:rPr>
                   <w:rFonts w:ascii="Arial" w:cs="Arial" w:eastAsia="Arial" w:hAnsi="Arial"/>
@@ -7141,7 +7141,7 @@
             <w:pPr>
               <w:spacing w:after="20" w:before="0"/>
             </w:pPr>
-            <w:hyperlink w:history="1" r:id="rIdtjg927lbsurksf1we0d7z">
+            <w:hyperlink w:history="1" r:id="rId-vbi3c3h-s0x518clqt1n">
               <w:r>
                 <w:rPr>
                   <w:rFonts w:ascii="Arial" w:cs="Arial" w:eastAsia="Arial" w:hAnsi="Arial"/>
@@ -7174,7 +7174,7 @@
               <w:spacing w:after="10" w:before="0"/>
               <w:ind w:left="120"/>
             </w:pPr>
-            <w:hyperlink w:history="1" r:id="rId6cwgikeaoh7uq96paa-rm">
+            <w:hyperlink w:history="1" r:id="rIdvagjr9njdw6vd7of1cimn">
               <w:r>
                 <w:rPr>
                   <w:rFonts w:ascii="Arial" w:cs="Arial" w:eastAsia="Arial" w:hAnsi="Arial"/>
@@ -7219,7 +7219,7 @@
             <w:pPr>
               <w:spacing w:after="20" w:before="0"/>
             </w:pPr>
-            <w:hyperlink w:history="1" r:id="rIdgx-btepipz9mla72tecgz">
+            <w:hyperlink w:history="1" r:id="rIdtx9j51fqjpid3gggsrk54">
               <w:r>
                 <w:rPr>
                   <w:rFonts w:ascii="Arial" w:cs="Arial" w:eastAsia="Arial" w:hAnsi="Arial"/>
@@ -7252,7 +7252,7 @@
               <w:spacing w:after="10" w:before="0"/>
               <w:ind w:left="120"/>
             </w:pPr>
-            <w:hyperlink w:history="1" r:id="rIdhwlwuf8abmn1g_ffzdj-x">
+            <w:hyperlink w:history="1" r:id="rIdiv4rnplx-4nqvgd32tbrd">
               <w:r>
                 <w:rPr>
                   <w:rFonts w:ascii="Arial" w:cs="Arial" w:eastAsia="Arial" w:hAnsi="Arial"/>
@@ -7447,7 +7447,7 @@
             <w:pPr>
               <w:spacing w:after="20" w:before="0"/>
             </w:pPr>
-            <w:hyperlink w:history="1" r:id="rIdblp8q_if476dcnnirzev5">
+            <w:hyperlink w:history="1" r:id="rIdkmx_gsparflvcy6_73giy">
               <w:r>
                 <w:rPr>
                   <w:rFonts w:ascii="Arial" w:cs="Arial" w:eastAsia="Arial" w:hAnsi="Arial"/>
@@ -7480,7 +7480,7 @@
               <w:spacing w:after="10" w:before="0"/>
               <w:ind w:left="120"/>
             </w:pPr>
-            <w:hyperlink w:history="1" r:id="rId2nyvav0qnyicpmt3x5q4n">
+            <w:hyperlink w:history="1" r:id="rIdhs7hrwbsanqx9smvhligq">
               <w:r>
                 <w:rPr>
                   <w:rFonts w:ascii="Arial" w:cs="Arial" w:eastAsia="Arial" w:hAnsi="Arial"/>
@@ -7525,7 +7525,7 @@
             <w:pPr>
               <w:spacing w:after="20" w:before="0"/>
             </w:pPr>
-            <w:hyperlink w:history="1" r:id="rIdjuye7b9jrmen_dnxtppoj">
+            <w:hyperlink w:history="1" r:id="rIdytdma6lxzpxhztivznhbx">
               <w:r>
                 <w:rPr>
                   <w:rFonts w:ascii="Arial" w:cs="Arial" w:eastAsia="Arial" w:hAnsi="Arial"/>
@@ -7558,7 +7558,7 @@
               <w:spacing w:after="10" w:before="0"/>
               <w:ind w:left="120"/>
             </w:pPr>
-            <w:hyperlink w:history="1" r:id="rIddc729vmjsbhnbdfkqgv2s">
+            <w:hyperlink w:history="1" r:id="rId17ac3vfdx-c5zlopikkvz">
               <w:r>
                 <w:rPr>
                   <w:rFonts w:ascii="Arial" w:cs="Arial" w:eastAsia="Arial" w:hAnsi="Arial"/>
@@ -9045,7 +9045,7 @@
             <w:pPr>
               <w:spacing w:after="20" w:before="0"/>
             </w:pPr>
-            <w:hyperlink w:history="1" r:id="rIdqzwzjdvufscun8amd06dg">
+            <w:hyperlink w:history="1" r:id="rId6y2ifk2qgszur4bxfwuq1">
               <w:r>
                 <w:rPr>
                   <w:rFonts w:ascii="Arial" w:cs="Arial" w:eastAsia="Arial" w:hAnsi="Arial"/>
@@ -9078,7 +9078,7 @@
               <w:spacing w:after="10" w:before="0"/>
               <w:ind w:left="120"/>
             </w:pPr>
-            <w:hyperlink w:history="1" r:id="rIdlu1v_jtf-d1kzm4pq_om5">
+            <w:hyperlink w:history="1" r:id="rIdygnqvkxljenkfbcvivlni">
               <w:r>
                 <w:rPr>
                   <w:rFonts w:ascii="Arial" w:cs="Arial" w:eastAsia="Arial" w:hAnsi="Arial"/>
@@ -9123,7 +9123,7 @@
             <w:pPr>
               <w:spacing w:after="20" w:before="0"/>
             </w:pPr>
-            <w:hyperlink w:history="1" r:id="rIdj6hodxomajd7icsjfdmx0">
+            <w:hyperlink w:history="1" r:id="rIdvumw9moz3o7912awqo00w">
               <w:r>
                 <w:rPr>
                   <w:rFonts w:ascii="Arial" w:cs="Arial" w:eastAsia="Arial" w:hAnsi="Arial"/>
@@ -9156,7 +9156,7 @@
               <w:spacing w:after="10" w:before="0"/>
               <w:ind w:left="120"/>
             </w:pPr>
-            <w:hyperlink w:history="1" r:id="rIdcpibsjhide4cfx6vprvz9">
+            <w:hyperlink w:history="1" r:id="rIdopttosscgmupkye-dvujs">
               <w:r>
                 <w:rPr>
                   <w:rFonts w:ascii="Arial" w:cs="Arial" w:eastAsia="Arial" w:hAnsi="Arial"/>
@@ -9351,7 +9351,7 @@
             <w:pPr>
               <w:spacing w:after="20" w:before="0"/>
             </w:pPr>
-            <w:hyperlink w:history="1" r:id="rIdlgp6t6blc7fa3wbd-p3eh">
+            <w:hyperlink w:history="1" r:id="rIdsndmm0xlfwtoxphg9tv0q">
               <w:r>
                 <w:rPr>
                   <w:rFonts w:ascii="Arial" w:cs="Arial" w:eastAsia="Arial" w:hAnsi="Arial"/>
@@ -9384,7 +9384,7 @@
               <w:spacing w:after="10" w:before="0"/>
               <w:ind w:left="120"/>
             </w:pPr>
-            <w:hyperlink w:history="1" r:id="rIdz89drxzvo1yhisidgvbnh">
+            <w:hyperlink w:history="1" r:id="rIdd2hc9wdlqljhuui6umll5">
               <w:r>
                 <w:rPr>
                   <w:rFonts w:ascii="Arial" w:cs="Arial" w:eastAsia="Arial" w:hAnsi="Arial"/>
@@ -9429,7 +9429,7 @@
             <w:pPr>
               <w:spacing w:after="20" w:before="0"/>
             </w:pPr>
-            <w:hyperlink w:history="1" r:id="rIdq8fwrzao46tj1ipzwxdqb">
+            <w:hyperlink w:history="1" r:id="rIdnmvc4pzj5bntxwfh4xv1i">
               <w:r>
                 <w:rPr>
                   <w:rFonts w:ascii="Arial" w:cs="Arial" w:eastAsia="Arial" w:hAnsi="Arial"/>
@@ -9462,7 +9462,7 @@
               <w:spacing w:after="10" w:before="0"/>
               <w:ind w:left="120"/>
             </w:pPr>
-            <w:hyperlink w:history="1" r:id="rIdjlmdqtidv0g8gtgrsoprx">
+            <w:hyperlink w:history="1" r:id="rIdt8mcgfpeettpueecrzncu">
               <w:r>
                 <w:rPr>
                   <w:rFonts w:ascii="Arial" w:cs="Arial" w:eastAsia="Arial" w:hAnsi="Arial"/>
@@ -9657,7 +9657,7 @@
             <w:pPr>
               <w:spacing w:after="20" w:before="0"/>
             </w:pPr>
-            <w:hyperlink w:history="1" r:id="rIdkmt7fh3g3p48vawlqrerf">
+            <w:hyperlink w:history="1" r:id="rIdes-eqtbawixdwo0bqlufk">
               <w:r>
                 <w:rPr>
                   <w:rFonts w:ascii="Arial" w:cs="Arial" w:eastAsia="Arial" w:hAnsi="Arial"/>
@@ -9690,7 +9690,7 @@
               <w:spacing w:after="10" w:before="0"/>
               <w:ind w:left="120"/>
             </w:pPr>
-            <w:hyperlink w:history="1" r:id="rIdtvk9mpxhalhvfuymg0aay">
+            <w:hyperlink w:history="1" r:id="rIdydqqjflxz_9j6lncwleaj">
               <w:r>
                 <w:rPr>
                   <w:rFonts w:ascii="Arial" w:cs="Arial" w:eastAsia="Arial" w:hAnsi="Arial"/>
@@ -9735,7 +9735,7 @@
             <w:pPr>
               <w:spacing w:after="20" w:before="0"/>
             </w:pPr>
-            <w:hyperlink w:history="1" r:id="rIdayv9c98qs3raojefxzjy1">
+            <w:hyperlink w:history="1" r:id="rIdiry1by2thqr0kt9j2qkdt">
               <w:r>
                 <w:rPr>
                   <w:rFonts w:ascii="Arial" w:cs="Arial" w:eastAsia="Arial" w:hAnsi="Arial"/>
@@ -9768,7 +9768,7 @@
               <w:spacing w:after="10" w:before="0"/>
               <w:ind w:left="120"/>
             </w:pPr>
-            <w:hyperlink w:history="1" r:id="rId8mrcpazfjdc0rsniks5uq">
+            <w:hyperlink w:history="1" r:id="rIdscpd465thyfn45leffreo">
               <w:r>
                 <w:rPr>
                   <w:rFonts w:ascii="Arial" w:cs="Arial" w:eastAsia="Arial" w:hAnsi="Arial"/>
@@ -9963,7 +9963,7 @@
             <w:pPr>
               <w:spacing w:after="20" w:before="0"/>
             </w:pPr>
-            <w:hyperlink w:history="1" r:id="rId00uts0kpkilgnsei0_1ho">
+            <w:hyperlink w:history="1" r:id="rIdibbw0x9weliviopplr4i7">
               <w:r>
                 <w:rPr>
                   <w:rFonts w:ascii="Arial" w:cs="Arial" w:eastAsia="Arial" w:hAnsi="Arial"/>
@@ -9996,7 +9996,7 @@
               <w:spacing w:after="10" w:before="0"/>
               <w:ind w:left="120"/>
             </w:pPr>
-            <w:hyperlink w:history="1" r:id="rIdqufokd_q2nrn1ujuglzeb">
+            <w:hyperlink w:history="1" r:id="rIdmcykv36_kbj1z5m-mvuh7">
               <w:r>
                 <w:rPr>
                   <w:rFonts w:ascii="Arial" w:cs="Arial" w:eastAsia="Arial" w:hAnsi="Arial"/>
@@ -10041,7 +10041,7 @@
             <w:pPr>
               <w:spacing w:after="20" w:before="0"/>
             </w:pPr>
-            <w:hyperlink w:history="1" r:id="rIdsb2lkngkfevtjgutknhyj">
+            <w:hyperlink w:history="1" r:id="rIdxsufkgprvcjygmngehrq9">
               <w:r>
                 <w:rPr>
                   <w:rFonts w:ascii="Arial" w:cs="Arial" w:eastAsia="Arial" w:hAnsi="Arial"/>
@@ -10074,7 +10074,7 @@
               <w:spacing w:after="10" w:before="0"/>
               <w:ind w:left="120"/>
             </w:pPr>
-            <w:hyperlink w:history="1" r:id="rId23lxwps2c3wdvrrpr0wtr">
+            <w:hyperlink w:history="1" r:id="rIdwsldnwoxo0o5un8w7kgxu">
               <w:r>
                 <w:rPr>
                   <w:rFonts w:ascii="Arial" w:cs="Arial" w:eastAsia="Arial" w:hAnsi="Arial"/>
@@ -10269,7 +10269,7 @@
             <w:pPr>
               <w:spacing w:after="20" w:before="0"/>
             </w:pPr>
-            <w:hyperlink w:history="1" r:id="rId5kpug7ouelyjgegm3wusw">
+            <w:hyperlink w:history="1" r:id="rIdd_ujsauqt-2vw6frvlgny">
               <w:r>
                 <w:rPr>
                   <w:rFonts w:ascii="Arial" w:cs="Arial" w:eastAsia="Arial" w:hAnsi="Arial"/>
@@ -10302,7 +10302,7 @@
               <w:spacing w:after="10" w:before="0"/>
               <w:ind w:left="120"/>
             </w:pPr>
-            <w:hyperlink w:history="1" r:id="rIdqjjvdokssufucv0xy5j0_">
+            <w:hyperlink w:history="1" r:id="rIdmlpt6b3io2qhc3tgsx60d">
               <w:r>
                 <w:rPr>
                   <w:rFonts w:ascii="Arial" w:cs="Arial" w:eastAsia="Arial" w:hAnsi="Arial"/>
@@ -10347,7 +10347,7 @@
             <w:pPr>
               <w:spacing w:after="20" w:before="0"/>
             </w:pPr>
-            <w:hyperlink w:history="1" r:id="rIdukit4p-h1wzrgcuthbdd7">
+            <w:hyperlink w:history="1" r:id="rId72ifi7c94dhu9l11evcfu">
               <w:r>
                 <w:rPr>
                   <w:rFonts w:ascii="Arial" w:cs="Arial" w:eastAsia="Arial" w:hAnsi="Arial"/>
@@ -10380,7 +10380,7 @@
               <w:spacing w:after="10" w:before="0"/>
               <w:ind w:left="120"/>
             </w:pPr>
-            <w:hyperlink w:history="1" r:id="rIdhfq4mjmfee1bcdligujre">
+            <w:hyperlink w:history="1" r:id="rId6st5nscthfcotbeafz3ms">
               <w:r>
                 <w:rPr>
                   <w:rFonts w:ascii="Arial" w:cs="Arial" w:eastAsia="Arial" w:hAnsi="Arial"/>
@@ -11868,7 +11868,7 @@
             <w:pPr>
               <w:spacing w:after="20" w:before="0"/>
             </w:pPr>
-            <w:hyperlink w:history="1" r:id="rIdc5syi9gitgwvwocz5q8ob">
+            <w:hyperlink w:history="1" r:id="rIdb6eecmx_3ptpnakfqwtiz">
               <w:r>
                 <w:rPr>
                   <w:rFonts w:ascii="Arial" w:cs="Arial" w:eastAsia="Arial" w:hAnsi="Arial"/>
@@ -11901,7 +11901,7 @@
               <w:spacing w:after="10" w:before="0"/>
               <w:ind w:left="120"/>
             </w:pPr>
-            <w:hyperlink w:history="1" r:id="rIdgwsavcmkworkbxzp0ha87">
+            <w:hyperlink w:history="1" r:id="rIdutxunlflm9idwcaskrc-y">
               <w:r>
                 <w:rPr>
                   <w:rFonts w:ascii="Arial" w:cs="Arial" w:eastAsia="Arial" w:hAnsi="Arial"/>
@@ -11946,7 +11946,7 @@
             <w:pPr>
               <w:spacing w:after="20" w:before="0"/>
             </w:pPr>
-            <w:hyperlink w:history="1" r:id="rIdmmkvy2rj7kd1ysgtp6wqb">
+            <w:hyperlink w:history="1" r:id="rIdl6cmnxn5bzydk0t1c2lba">
               <w:r>
                 <w:rPr>
                   <w:rFonts w:ascii="Arial" w:cs="Arial" w:eastAsia="Arial" w:hAnsi="Arial"/>
@@ -11979,7 +11979,7 @@
               <w:spacing w:after="10" w:before="0"/>
               <w:ind w:left="120"/>
             </w:pPr>
-            <w:hyperlink w:history="1" r:id="rIdzg505q6-xtvrqfnxslair">
+            <w:hyperlink w:history="1" r:id="rIddmdm5jcnprcdgdw1qo_0o">
               <w:r>
                 <w:rPr>
                   <w:rFonts w:ascii="Arial" w:cs="Arial" w:eastAsia="Arial" w:hAnsi="Arial"/>
@@ -12174,7 +12174,7 @@
             <w:pPr>
               <w:spacing w:after="20" w:before="0"/>
             </w:pPr>
-            <w:hyperlink w:history="1" r:id="rIdhbyeymi5q1j-pzhbbjmsm">
+            <w:hyperlink w:history="1" r:id="rIdy0ju97kh3kjtxn4xyfkrp">
               <w:r>
                 <w:rPr>
                   <w:rFonts w:ascii="Arial" w:cs="Arial" w:eastAsia="Arial" w:hAnsi="Arial"/>
@@ -12207,7 +12207,7 @@
               <w:spacing w:after="10" w:before="0"/>
               <w:ind w:left="120"/>
             </w:pPr>
-            <w:hyperlink w:history="1" r:id="rId1d4v4kquqzkdz5zsfsy8i">
+            <w:hyperlink w:history="1" r:id="rIdke9mlj1yrqavz8asnhnbf">
               <w:r>
                 <w:rPr>
                   <w:rFonts w:ascii="Arial" w:cs="Arial" w:eastAsia="Arial" w:hAnsi="Arial"/>
@@ -12252,7 +12252,7 @@
             <w:pPr>
               <w:spacing w:after="20" w:before="0"/>
             </w:pPr>
-            <w:hyperlink w:history="1" r:id="rIdi2mzqrytuwzp37vgi65jc">
+            <w:hyperlink w:history="1" r:id="rIdi1mb7mchtdnuoqkfjmdgo">
               <w:r>
                 <w:rPr>
                   <w:rFonts w:ascii="Arial" w:cs="Arial" w:eastAsia="Arial" w:hAnsi="Arial"/>
@@ -12285,7 +12285,7 @@
               <w:spacing w:after="10" w:before="0"/>
               <w:ind w:left="120"/>
             </w:pPr>
-            <w:hyperlink w:history="1" r:id="rIdrmg9pwzeywtxdmllsznlg">
+            <w:hyperlink w:history="1" r:id="rIdwyppmj5ypi8q2dwdg3l4u">
               <w:r>
                 <w:rPr>
                   <w:rFonts w:ascii="Arial" w:cs="Arial" w:eastAsia="Arial" w:hAnsi="Arial"/>
@@ -12480,7 +12480,7 @@
             <w:pPr>
               <w:spacing w:after="20" w:before="0"/>
             </w:pPr>
-            <w:hyperlink w:history="1" r:id="rIdzilqq1uzt7qtjvg4fzkcl">
+            <w:hyperlink w:history="1" r:id="rIdqfdqfltweu7ofdsrqt182">
               <w:r>
                 <w:rPr>
                   <w:rFonts w:ascii="Arial" w:cs="Arial" w:eastAsia="Arial" w:hAnsi="Arial"/>
@@ -12513,7 +12513,7 @@
               <w:spacing w:after="10" w:before="0"/>
               <w:ind w:left="120"/>
             </w:pPr>
-            <w:hyperlink w:history="1" r:id="rIdcvolkmuxivrviazjo3sut">
+            <w:hyperlink w:history="1" r:id="rIdaymrbimfumqug-lzm2twh">
               <w:r>
                 <w:rPr>
                   <w:rFonts w:ascii="Arial" w:cs="Arial" w:eastAsia="Arial" w:hAnsi="Arial"/>
@@ -12558,7 +12558,7 @@
             <w:pPr>
               <w:spacing w:after="20" w:before="0"/>
             </w:pPr>
-            <w:hyperlink w:history="1" r:id="rIdwjkpmjl85onxhcljlgkpv">
+            <w:hyperlink w:history="1" r:id="rIdrvi-abjaideq7hwkqyrh7">
               <w:r>
                 <w:rPr>
                   <w:rFonts w:ascii="Arial" w:cs="Arial" w:eastAsia="Arial" w:hAnsi="Arial"/>
@@ -12591,7 +12591,7 @@
               <w:spacing w:after="10" w:before="0"/>
               <w:ind w:left="120"/>
             </w:pPr>
-            <w:hyperlink w:history="1" r:id="rIdzobwfsp48y4ty-pji1yc3">
+            <w:hyperlink w:history="1" r:id="rId0njyrj8ubwteacoa2gxyt">
               <w:r>
                 <w:rPr>
                   <w:rFonts w:ascii="Arial" w:cs="Arial" w:eastAsia="Arial" w:hAnsi="Arial"/>
@@ -12786,7 +12786,7 @@
             <w:pPr>
               <w:spacing w:after="20" w:before="0"/>
             </w:pPr>
-            <w:hyperlink w:history="1" r:id="rIdips53bd7nto8luao7wfbv">
+            <w:hyperlink w:history="1" r:id="rId6fs0zydni8bi6hbw4yuqi">
               <w:r>
                 <w:rPr>
                   <w:rFonts w:ascii="Arial" w:cs="Arial" w:eastAsia="Arial" w:hAnsi="Arial"/>
@@ -12819,7 +12819,7 @@
               <w:spacing w:after="10" w:before="0"/>
               <w:ind w:left="120"/>
             </w:pPr>
-            <w:hyperlink w:history="1" r:id="rIdrgicw94h_zljkxglvkonl">
+            <w:hyperlink w:history="1" r:id="rIdxln9upxvgfkpqopylxwzx">
               <w:r>
                 <w:rPr>
                   <w:rFonts w:ascii="Arial" w:cs="Arial" w:eastAsia="Arial" w:hAnsi="Arial"/>
@@ -12864,7 +12864,7 @@
             <w:pPr>
               <w:spacing w:after="20" w:before="0"/>
             </w:pPr>
-            <w:hyperlink w:history="1" r:id="rIdh-kjhpqfbe22tqtllzyjd">
+            <w:hyperlink w:history="1" r:id="rIdpb9mngnu9yalnsqouos8-">
               <w:r>
                 <w:rPr>
                   <w:rFonts w:ascii="Arial" w:cs="Arial" w:eastAsia="Arial" w:hAnsi="Arial"/>
@@ -12897,7 +12897,7 @@
               <w:spacing w:after="10" w:before="0"/>
               <w:ind w:left="120"/>
             </w:pPr>
-            <w:hyperlink w:history="1" r:id="rIdx1_3t3ptoxfw3mfryfzq2">
+            <w:hyperlink w:history="1" r:id="rIdwwpnxh42ibvfo9fryhpho">
               <w:r>
                 <w:rPr>
                   <w:rFonts w:ascii="Arial" w:cs="Arial" w:eastAsia="Arial" w:hAnsi="Arial"/>
@@ -13092,7 +13092,7 @@
             <w:pPr>
               <w:spacing w:after="20" w:before="0"/>
             </w:pPr>
-            <w:hyperlink w:history="1" r:id="rIdnjper27tobyhsrgbfxmiv">
+            <w:hyperlink w:history="1" r:id="rId1ammc2x6dtgjmwetzdn-q">
               <w:r>
                 <w:rPr>
                   <w:rFonts w:ascii="Arial" w:cs="Arial" w:eastAsia="Arial" w:hAnsi="Arial"/>
@@ -13125,7 +13125,7 @@
               <w:spacing w:after="10" w:before="0"/>
               <w:ind w:left="120"/>
             </w:pPr>
-            <w:hyperlink w:history="1" r:id="rIdgsnbeb4hekzqdmw7jgibp">
+            <w:hyperlink w:history="1" r:id="rIdhgxh-i5emtwxrr8vsvhta">
               <w:r>
                 <w:rPr>
                   <w:rFonts w:ascii="Arial" w:cs="Arial" w:eastAsia="Arial" w:hAnsi="Arial"/>
@@ -13170,7 +13170,7 @@
             <w:pPr>
               <w:spacing w:after="20" w:before="0"/>
             </w:pPr>
-            <w:hyperlink w:history="1" r:id="rIdikdnt5vt3uazabwkrkizw">
+            <w:hyperlink w:history="1" r:id="rIdbsot9hy_6vgxy2qvi7njq">
               <w:r>
                 <w:rPr>
                   <w:rFonts w:ascii="Arial" w:cs="Arial" w:eastAsia="Arial" w:hAnsi="Arial"/>
@@ -13203,7 +13203,7 @@
               <w:spacing w:after="10" w:before="0"/>
               <w:ind w:left="120"/>
             </w:pPr>
-            <w:hyperlink w:history="1" r:id="rIdeepz8rwlyl2aoik0zauer">
+            <w:hyperlink w:history="1" r:id="rIdhzjubbgvueevh6xl2bhto">
               <w:r>
                 <w:rPr>
                   <w:rFonts w:ascii="Arial" w:cs="Arial" w:eastAsia="Arial" w:hAnsi="Arial"/>
@@ -14690,7 +14690,7 @@
             <w:pPr>
               <w:spacing w:after="20" w:before="0"/>
             </w:pPr>
-            <w:hyperlink w:history="1" r:id="rIdqu5ye3nur8hfgaowbw_tj">
+            <w:hyperlink w:history="1" r:id="rIdh4mb3vthwvq5_yvzwcwds">
               <w:r>
                 <w:rPr>
                   <w:rFonts w:ascii="Arial" w:cs="Arial" w:eastAsia="Arial" w:hAnsi="Arial"/>
@@ -14723,7 +14723,7 @@
               <w:spacing w:after="10" w:before="0"/>
               <w:ind w:left="120"/>
             </w:pPr>
-            <w:hyperlink w:history="1" r:id="rIdywpwxbtyjntusfnfm8qj5">
+            <w:hyperlink w:history="1" r:id="rId_he8wjpepdqehubxuhtuj">
               <w:r>
                 <w:rPr>
                   <w:rFonts w:ascii="Arial" w:cs="Arial" w:eastAsia="Arial" w:hAnsi="Arial"/>
@@ -14768,7 +14768,7 @@
             <w:pPr>
               <w:spacing w:after="20" w:before="0"/>
             </w:pPr>
-            <w:hyperlink w:history="1" r:id="rId4siyq0gjzvpkwx2g0g8ya">
+            <w:hyperlink w:history="1" r:id="rIduez9liavouaftvxgdvase">
               <w:r>
                 <w:rPr>
                   <w:rFonts w:ascii="Arial" w:cs="Arial" w:eastAsia="Arial" w:hAnsi="Arial"/>
@@ -14801,7 +14801,7 @@
               <w:spacing w:after="10" w:before="0"/>
               <w:ind w:left="120"/>
             </w:pPr>
-            <w:hyperlink w:history="1" r:id="rIdfl73rurhs1o4r72qwnls5">
+            <w:hyperlink w:history="1" r:id="rIdj1g02eokroalef4bj245c">
               <w:r>
                 <w:rPr>
                   <w:rFonts w:ascii="Arial" w:cs="Arial" w:eastAsia="Arial" w:hAnsi="Arial"/>
@@ -14996,7 +14996,7 @@
             <w:pPr>
               <w:spacing w:after="20" w:before="0"/>
             </w:pPr>
-            <w:hyperlink w:history="1" r:id="rIdbecxfknwxpzb3dlixto_r">
+            <w:hyperlink w:history="1" r:id="rIdjbrrwipcf1ae8nwb6qomt">
               <w:r>
                 <w:rPr>
                   <w:rFonts w:ascii="Arial" w:cs="Arial" w:eastAsia="Arial" w:hAnsi="Arial"/>
@@ -15029,7 +15029,7 @@
               <w:spacing w:after="10" w:before="0"/>
               <w:ind w:left="120"/>
             </w:pPr>
-            <w:hyperlink w:history="1" r:id="rIdk5roml9y3fo8_xknxxy_7">
+            <w:hyperlink w:history="1" r:id="rIdl0ctzs_eis60t8fohha6p">
               <w:r>
                 <w:rPr>
                   <w:rFonts w:ascii="Arial" w:cs="Arial" w:eastAsia="Arial" w:hAnsi="Arial"/>
@@ -15074,7 +15074,7 @@
             <w:pPr>
               <w:spacing w:after="20" w:before="0"/>
             </w:pPr>
-            <w:hyperlink w:history="1" r:id="rId_84aczah5roo4r_bu859j">
+            <w:hyperlink w:history="1" r:id="rId5whmmtsrgrrn3jm4wuzqn">
               <w:r>
                 <w:rPr>
                   <w:rFonts w:ascii="Arial" w:cs="Arial" w:eastAsia="Arial" w:hAnsi="Arial"/>
@@ -15107,7 +15107,7 @@
               <w:spacing w:after="10" w:before="0"/>
               <w:ind w:left="120"/>
             </w:pPr>
-            <w:hyperlink w:history="1" r:id="rIdxzm_buyrcktb5st4xb82r">
+            <w:hyperlink w:history="1" r:id="rIdgdzag8suzbazf0ubuwvgd">
               <w:r>
                 <w:rPr>
                   <w:rFonts w:ascii="Arial" w:cs="Arial" w:eastAsia="Arial" w:hAnsi="Arial"/>
@@ -15340,7 +15340,7 @@
             <w:pPr>
               <w:spacing w:after="20" w:before="0"/>
             </w:pPr>
-            <w:hyperlink w:history="1" r:id="rIdjdtded6pshogkhqgav7kb">
+            <w:hyperlink w:history="1" r:id="rIdub4jmashgbcep4o6xkb3_">
               <w:r>
                 <w:rPr>
                   <w:rFonts w:ascii="Arial" w:cs="Arial" w:eastAsia="Arial" w:hAnsi="Arial"/>
@@ -15373,7 +15373,7 @@
               <w:spacing w:after="10" w:before="0"/>
               <w:ind w:left="120"/>
             </w:pPr>
-            <w:hyperlink w:history="1" r:id="rIdpdrwkj60bdfju2oflxdem">
+            <w:hyperlink w:history="1" r:id="rIdanxh5yprq-w2dxprsouse">
               <w:r>
                 <w:rPr>
                   <w:rFonts w:ascii="Arial" w:cs="Arial" w:eastAsia="Arial" w:hAnsi="Arial"/>
@@ -15418,7 +15418,7 @@
             <w:pPr>
               <w:spacing w:after="20" w:before="0"/>
             </w:pPr>
-            <w:hyperlink w:history="1" r:id="rId0vmvvq15xxnn-pg1ciw45">
+            <w:hyperlink w:history="1" r:id="rIdbwytc9wai6hkkkpwacryy">
               <w:r>
                 <w:rPr>
                   <w:rFonts w:ascii="Arial" w:cs="Arial" w:eastAsia="Arial" w:hAnsi="Arial"/>
@@ -15451,7 +15451,7 @@
               <w:spacing w:after="10" w:before="0"/>
               <w:ind w:left="120"/>
             </w:pPr>
-            <w:hyperlink w:history="1" r:id="rIdh91s2ivatnbhanrzg1din">
+            <w:hyperlink w:history="1" r:id="rId1afi0-f50us5ezquvv-bq">
               <w:r>
                 <w:rPr>
                   <w:rFonts w:ascii="Arial" w:cs="Arial" w:eastAsia="Arial" w:hAnsi="Arial"/>
@@ -15646,7 +15646,7 @@
             <w:pPr>
               <w:spacing w:after="20" w:before="0"/>
             </w:pPr>
-            <w:hyperlink w:history="1" r:id="rIdtjccpzah09bjclo2dnpz6">
+            <w:hyperlink w:history="1" r:id="rIdpv4bbyu_alm2jr9vnzl5s">
               <w:r>
                 <w:rPr>
                   <w:rFonts w:ascii="Arial" w:cs="Arial" w:eastAsia="Arial" w:hAnsi="Arial"/>
@@ -15679,7 +15679,7 @@
               <w:spacing w:after="10" w:before="0"/>
               <w:ind w:left="120"/>
             </w:pPr>
-            <w:hyperlink w:history="1" r:id="rIdkqzskkmnz8ytby5xne3h_">
+            <w:hyperlink w:history="1" r:id="rId1hvdzfxsxls55tluydwmh">
               <w:r>
                 <w:rPr>
                   <w:rFonts w:ascii="Arial" w:cs="Arial" w:eastAsia="Arial" w:hAnsi="Arial"/>
@@ -15724,7 +15724,7 @@
             <w:pPr>
               <w:spacing w:after="20" w:before="0"/>
             </w:pPr>
-            <w:hyperlink w:history="1" r:id="rIdhrssemrhpzfvkx9vvvhob">
+            <w:hyperlink w:history="1" r:id="rIdl7j9tsihpxltt_vf-5kwo">
               <w:r>
                 <w:rPr>
                   <w:rFonts w:ascii="Arial" w:cs="Arial" w:eastAsia="Arial" w:hAnsi="Arial"/>
@@ -15757,7 +15757,7 @@
               <w:spacing w:after="10" w:before="0"/>
               <w:ind w:left="120"/>
             </w:pPr>
-            <w:hyperlink w:history="1" r:id="rId0ub0bl2trnqnk8p_hb5or">
+            <w:hyperlink w:history="1" r:id="rIdzvrmgit1nr2mwqc198jkm">
               <w:r>
                 <w:rPr>
                   <w:rFonts w:ascii="Arial" w:cs="Arial" w:eastAsia="Arial" w:hAnsi="Arial"/>
@@ -15952,7 +15952,7 @@
             <w:pPr>
               <w:spacing w:after="20" w:before="0"/>
             </w:pPr>
-            <w:hyperlink w:history="1" r:id="rIdl9m4gxdspusrindsn0t3y">
+            <w:hyperlink w:history="1" r:id="rIdvcas9grrh9zqb7as9dty4">
               <w:r>
                 <w:rPr>
                   <w:rFonts w:ascii="Arial" w:cs="Arial" w:eastAsia="Arial" w:hAnsi="Arial"/>
@@ -15985,7 +15985,7 @@
               <w:spacing w:after="10" w:before="0"/>
               <w:ind w:left="120"/>
             </w:pPr>
-            <w:hyperlink w:history="1" r:id="rIdriet1oxpb6dotttcr4_eg">
+            <w:hyperlink w:history="1" r:id="rIdlnhblbltuohir3syrsmfq">
               <w:r>
                 <w:rPr>
                   <w:rFonts w:ascii="Arial" w:cs="Arial" w:eastAsia="Arial" w:hAnsi="Arial"/>
@@ -16030,7 +16030,7 @@
             <w:pPr>
               <w:spacing w:after="20" w:before="0"/>
             </w:pPr>
-            <w:hyperlink w:history="1" r:id="rIdsakdecnkh8g-nhwt7vc2i">
+            <w:hyperlink w:history="1" r:id="rIdt9zef7rqjzzqkr1-tqnhr">
               <w:r>
                 <w:rPr>
                   <w:rFonts w:ascii="Arial" w:cs="Arial" w:eastAsia="Arial" w:hAnsi="Arial"/>
@@ -16063,7 +16063,7 @@
               <w:spacing w:after="10" w:before="0"/>
               <w:ind w:left="120"/>
             </w:pPr>
-            <w:hyperlink w:history="1" r:id="rId5stzoa4eu2osozzv4l3xp">
+            <w:hyperlink w:history="1" r:id="rIdefdcxjobo70b2fxr63i-0">
               <w:r>
                 <w:rPr>
                   <w:rFonts w:ascii="Arial" w:cs="Arial" w:eastAsia="Arial" w:hAnsi="Arial"/>
@@ -17645,7 +17645,7 @@
             <w:pPr>
               <w:spacing w:after="20" w:before="0"/>
             </w:pPr>
-            <w:hyperlink w:history="1" r:id="rIddm7sonkczlunps7yhpg-o">
+            <w:hyperlink w:history="1" r:id="rIdlrextb2kqsebq6ybc7r8e">
               <w:r>
                 <w:rPr>
                   <w:rFonts w:ascii="Arial" w:cs="Arial" w:eastAsia="Arial" w:hAnsi="Arial"/>
@@ -17678,7 +17678,7 @@
               <w:spacing w:after="10" w:before="0"/>
               <w:ind w:left="120"/>
             </w:pPr>
-            <w:hyperlink w:history="1" r:id="rIdaxaza4cqgdo3tykeng0fo">
+            <w:hyperlink w:history="1" r:id="rIdbraxcbwvjlmgnidmtpgwa">
               <w:r>
                 <w:rPr>
                   <w:rFonts w:ascii="Arial" w:cs="Arial" w:eastAsia="Arial" w:hAnsi="Arial"/>
@@ -17723,7 +17723,7 @@
             <w:pPr>
               <w:spacing w:after="20" w:before="0"/>
             </w:pPr>
-            <w:hyperlink w:history="1" r:id="rIdgxmeacqppqdlvrdgpqb2n">
+            <w:hyperlink w:history="1" r:id="rIduoq3uf_b5f7lp2jupzw2g">
               <w:r>
                 <w:rPr>
                   <w:rFonts w:ascii="Arial" w:cs="Arial" w:eastAsia="Arial" w:hAnsi="Arial"/>
@@ -17756,7 +17756,7 @@
               <w:spacing w:after="10" w:before="0"/>
               <w:ind w:left="120"/>
             </w:pPr>
-            <w:hyperlink w:history="1" r:id="rIdanjg3p3levtucgt6x4nf3">
+            <w:hyperlink w:history="1" r:id="rIdjqukx-eqi0nlpbd_maev0">
               <w:r>
                 <w:rPr>
                   <w:rFonts w:ascii="Arial" w:cs="Arial" w:eastAsia="Arial" w:hAnsi="Arial"/>
@@ -17951,7 +17951,7 @@
             <w:pPr>
               <w:spacing w:after="20" w:before="0"/>
             </w:pPr>
-            <w:hyperlink w:history="1" r:id="rIdf_oixowkdjtxlcipval9h">
+            <w:hyperlink w:history="1" r:id="rId6rgi2mnqqjvicwootpsbd">
               <w:r>
                 <w:rPr>
                   <w:rFonts w:ascii="Arial" w:cs="Arial" w:eastAsia="Arial" w:hAnsi="Arial"/>
@@ -17984,7 +17984,7 @@
               <w:spacing w:after="10" w:before="0"/>
               <w:ind w:left="120"/>
             </w:pPr>
-            <w:hyperlink w:history="1" r:id="rIdv-xlpkh1n9qn7nmgmtmya">
+            <w:hyperlink w:history="1" r:id="rIdfd-uk2szgk1kw657wpmfs">
               <w:r>
                 <w:rPr>
                   <w:rFonts w:ascii="Arial" w:cs="Arial" w:eastAsia="Arial" w:hAnsi="Arial"/>
@@ -18029,7 +18029,7 @@
             <w:pPr>
               <w:spacing w:after="20" w:before="0"/>
             </w:pPr>
-            <w:hyperlink w:history="1" r:id="rIdxlojgzlzvzwqfcce5hozm">
+            <w:hyperlink w:history="1" r:id="rIdiwav-2focybxnllywwul8">
               <w:r>
                 <w:rPr>
                   <w:rFonts w:ascii="Arial" w:cs="Arial" w:eastAsia="Arial" w:hAnsi="Arial"/>
@@ -18062,7 +18062,7 @@
               <w:spacing w:after="10" w:before="0"/>
               <w:ind w:left="120"/>
             </w:pPr>
-            <w:hyperlink w:history="1" r:id="rIdjowszcvwjc-moop3mvs6v">
+            <w:hyperlink w:history="1" r:id="rIdfxvqpdciioiop5oe3ayiy">
               <w:r>
                 <w:rPr>
                   <w:rFonts w:ascii="Arial" w:cs="Arial" w:eastAsia="Arial" w:hAnsi="Arial"/>
@@ -18485,7 +18485,7 @@
             <w:pPr>
               <w:spacing w:after="20" w:before="0"/>
             </w:pPr>
-            <w:hyperlink w:history="1" r:id="rIdwzk0fzssvnlxkrcqdokyf">
+            <w:hyperlink w:history="1" r:id="rIdqtflj3x5cdjknfgmv1rcq">
               <w:r>
                 <w:rPr>
                   <w:rFonts w:ascii="Arial" w:cs="Arial" w:eastAsia="Arial" w:hAnsi="Arial"/>
@@ -18518,7 +18518,7 @@
               <w:spacing w:after="10" w:before="0"/>
               <w:ind w:left="120"/>
             </w:pPr>
-            <w:hyperlink w:history="1" r:id="rIdzq7csf92gle5gvowenwtg">
+            <w:hyperlink w:history="1" r:id="rIdkqwpsnhgvy1igatbistsy">
               <w:r>
                 <w:rPr>
                   <w:rFonts w:ascii="Arial" w:cs="Arial" w:eastAsia="Arial" w:hAnsi="Arial"/>
@@ -18563,7 +18563,7 @@
             <w:pPr>
               <w:spacing w:after="20" w:before="0"/>
             </w:pPr>
-            <w:hyperlink w:history="1" r:id="rIdbbe_8m35httu6nwksxjui">
+            <w:hyperlink w:history="1" r:id="rIdrdxq3oftoxsmx-zpm0udb">
               <w:r>
                 <w:rPr>
                   <w:rFonts w:ascii="Arial" w:cs="Arial" w:eastAsia="Arial" w:hAnsi="Arial"/>
@@ -18596,7 +18596,7 @@
               <w:spacing w:after="10" w:before="0"/>
               <w:ind w:left="120"/>
             </w:pPr>
-            <w:hyperlink w:history="1" r:id="rId9vnss2se1wu5a4z24ozhs">
+            <w:hyperlink w:history="1" r:id="rIddsqt81n1toklxltytkyha">
               <w:r>
                 <w:rPr>
                   <w:rFonts w:ascii="Arial" w:cs="Arial" w:eastAsia="Arial" w:hAnsi="Arial"/>
@@ -19156,7 +19156,7 @@
             <w:pPr>
               <w:spacing w:after="20" w:before="0"/>
             </w:pPr>
-            <w:hyperlink w:history="1" r:id="rIdn9n8bei0uvlxfu_addt_2">
+            <w:hyperlink w:history="1" r:id="rId8cc-t223d--n_orkurg-q">
               <w:r>
                 <w:rPr>
                   <w:rFonts w:ascii="Arial" w:cs="Arial" w:eastAsia="Arial" w:hAnsi="Arial"/>
@@ -19189,7 +19189,7 @@
               <w:spacing w:after="10" w:before="0"/>
               <w:ind w:left="120"/>
             </w:pPr>
-            <w:hyperlink w:history="1" r:id="rIdpkqaii_aw1aqyyl63m333">
+            <w:hyperlink w:history="1" r:id="rIdy2enijgukkprxi52puzy2">
               <w:r>
                 <w:rPr>
                   <w:rFonts w:ascii="Arial" w:cs="Arial" w:eastAsia="Arial" w:hAnsi="Arial"/>
@@ -19234,7 +19234,7 @@
             <w:pPr>
               <w:spacing w:after="20" w:before="0"/>
             </w:pPr>
-            <w:hyperlink w:history="1" r:id="rIdcswybd2dxdnrtcqzpx7dn">
+            <w:hyperlink w:history="1" r:id="rIdb48sxznqryeelyx84n5ty">
               <w:r>
                 <w:rPr>
                   <w:rFonts w:ascii="Arial" w:cs="Arial" w:eastAsia="Arial" w:hAnsi="Arial"/>
@@ -19267,7 +19267,7 @@
               <w:spacing w:after="10" w:before="0"/>
               <w:ind w:left="120"/>
             </w:pPr>
-            <w:hyperlink w:history="1" r:id="rIdhvh2kdtvaffp52mx5hzbp">
+            <w:hyperlink w:history="1" r:id="rIdajtxz3x0u4kjok6cbts85">
               <w:r>
                 <w:rPr>
                   <w:rFonts w:ascii="Arial" w:cs="Arial" w:eastAsia="Arial" w:hAnsi="Arial"/>
@@ -19462,7 +19462,7 @@
             <w:pPr>
               <w:spacing w:after="20" w:before="0"/>
             </w:pPr>
-            <w:hyperlink w:history="1" r:id="rIdvig-qymh7omi1jxhyau-l">
+            <w:hyperlink w:history="1" r:id="rIdonhs6fjkzwfyv4t6xjmmw">
               <w:r>
                 <w:rPr>
                   <w:rFonts w:ascii="Arial" w:cs="Arial" w:eastAsia="Arial" w:hAnsi="Arial"/>
@@ -19495,7 +19495,7 @@
               <w:spacing w:after="10" w:before="0"/>
               <w:ind w:left="120"/>
             </w:pPr>
-            <w:hyperlink w:history="1" r:id="rIdiafv3oc84nw3ddhvecbdb">
+            <w:hyperlink w:history="1" r:id="rId1whsba7u_rutb5dosrv0o">
               <w:r>
                 <w:rPr>
                   <w:rFonts w:ascii="Arial" w:cs="Arial" w:eastAsia="Arial" w:hAnsi="Arial"/>
@@ -19540,7 +19540,7 @@
             <w:pPr>
               <w:spacing w:after="20" w:before="0"/>
             </w:pPr>
-            <w:hyperlink w:history="1" r:id="rId0mulfbmsdjnlqjn4ik9ad">
+            <w:hyperlink w:history="1" r:id="rId5rqsc-slmbduvporbfdwq">
               <w:r>
                 <w:rPr>
                   <w:rFonts w:ascii="Arial" w:cs="Arial" w:eastAsia="Arial" w:hAnsi="Arial"/>
@@ -19573,7 +19573,7 @@
               <w:spacing w:after="10" w:before="0"/>
               <w:ind w:left="120"/>
             </w:pPr>
-            <w:hyperlink w:history="1" r:id="rIdlm7ufhb9pgtk4vfdzkvps">
+            <w:hyperlink w:history="1" r:id="rId-t9x2kzdqdhuizdc9uvuh">
               <w:r>
                 <w:rPr>
                   <w:rFonts w:ascii="Arial" w:cs="Arial" w:eastAsia="Arial" w:hAnsi="Arial"/>
@@ -21440,7 +21440,7 @@
             <w:pPr>
               <w:spacing w:after="20" w:before="0"/>
             </w:pPr>
-            <w:hyperlink w:history="1" r:id="rIdxwmii5bnuje_0yaeasark">
+            <w:hyperlink w:history="1" r:id="rIdsmrukbbce2dyczu2alklo">
               <w:r>
                 <w:rPr>
                   <w:rFonts w:ascii="Arial" w:cs="Arial" w:eastAsia="Arial" w:hAnsi="Arial"/>
@@ -21473,7 +21473,7 @@
               <w:spacing w:after="10" w:before="0"/>
               <w:ind w:left="120"/>
             </w:pPr>
-            <w:hyperlink w:history="1" r:id="rId5ovm_ir4kfgowkirk_dtu">
+            <w:hyperlink w:history="1" r:id="rId4-9usddcwnsrfmu1zkyq-">
               <w:r>
                 <w:rPr>
                   <w:rFonts w:ascii="Arial" w:cs="Arial" w:eastAsia="Arial" w:hAnsi="Arial"/>
@@ -21518,7 +21518,7 @@
             <w:pPr>
               <w:spacing w:after="20" w:before="0"/>
             </w:pPr>
-            <w:hyperlink w:history="1" r:id="rIdthjlt1za_di_kaleij-qu">
+            <w:hyperlink w:history="1" r:id="rIdv2hdq75el4wuhd-umejgs">
               <w:r>
                 <w:rPr>
                   <w:rFonts w:ascii="Arial" w:cs="Arial" w:eastAsia="Arial" w:hAnsi="Arial"/>
@@ -21551,7 +21551,7 @@
               <w:spacing w:after="10" w:before="0"/>
               <w:ind w:left="120"/>
             </w:pPr>
-            <w:hyperlink w:history="1" r:id="rIdrairx6ykuflwttxdo9aii">
+            <w:hyperlink w:history="1" r:id="rIdwi8zxby1cxldw-d4tqx6m">
               <w:r>
                 <w:rPr>
                   <w:rFonts w:ascii="Arial" w:cs="Arial" w:eastAsia="Arial" w:hAnsi="Arial"/>
@@ -21746,7 +21746,7 @@
             <w:pPr>
               <w:spacing w:after="20" w:before="0"/>
             </w:pPr>
-            <w:hyperlink w:history="1" r:id="rIdykeuzxxxqlrjyhtjzgdmg">
+            <w:hyperlink w:history="1" r:id="rIdeydafp-zgliccm-jgqehb">
               <w:r>
                 <w:rPr>
                   <w:rFonts w:ascii="Arial" w:cs="Arial" w:eastAsia="Arial" w:hAnsi="Arial"/>
@@ -21779,7 +21779,7 @@
               <w:spacing w:after="10" w:before="0"/>
               <w:ind w:left="120"/>
             </w:pPr>
-            <w:hyperlink w:history="1" r:id="rIdfgreeph4h_yojvurgrkiw">
+            <w:hyperlink w:history="1" r:id="rIdrpjeyizz2qygublrbqzd6">
               <w:r>
                 <w:rPr>
                   <w:rFonts w:ascii="Arial" w:cs="Arial" w:eastAsia="Arial" w:hAnsi="Arial"/>
@@ -21824,7 +21824,7 @@
             <w:pPr>
               <w:spacing w:after="20" w:before="0"/>
             </w:pPr>
-            <w:hyperlink w:history="1" r:id="rIdkgfoeclxdxyghf2cfyktw">
+            <w:hyperlink w:history="1" r:id="rIdh5cq9tihke0axgy7lygnp">
               <w:r>
                 <w:rPr>
                   <w:rFonts w:ascii="Arial" w:cs="Arial" w:eastAsia="Arial" w:hAnsi="Arial"/>
@@ -21857,7 +21857,7 @@
               <w:spacing w:after="10" w:before="0"/>
               <w:ind w:left="120"/>
             </w:pPr>
-            <w:hyperlink w:history="1" r:id="rId2o_m-30nqjncuflymqmxb">
+            <w:hyperlink w:history="1" r:id="rId1zihi4w8loyh4kpz22cxb">
               <w:r>
                 <w:rPr>
                   <w:rFonts w:ascii="Arial" w:cs="Arial" w:eastAsia="Arial" w:hAnsi="Arial"/>
@@ -22052,7 +22052,7 @@
             <w:pPr>
               <w:spacing w:after="20" w:before="0"/>
             </w:pPr>
-            <w:hyperlink w:history="1" r:id="rIdh_a0ccrzqwzkmpks5wrjw">
+            <w:hyperlink w:history="1" r:id="rIdg7liiw-ta1npxt4bobapz">
               <w:r>
                 <w:rPr>
                   <w:rFonts w:ascii="Arial" w:cs="Arial" w:eastAsia="Arial" w:hAnsi="Arial"/>
@@ -22085,7 +22085,7 @@
               <w:spacing w:after="10" w:before="0"/>
               <w:ind w:left="120"/>
             </w:pPr>
-            <w:hyperlink w:history="1" r:id="rIdqkqco7lly0k_j1zpxfbsv">
+            <w:hyperlink w:history="1" r:id="rIdsebvng158nisdbfsy969y">
               <w:r>
                 <w:rPr>
                   <w:rFonts w:ascii="Arial" w:cs="Arial" w:eastAsia="Arial" w:hAnsi="Arial"/>
@@ -22130,7 +22130,7 @@
             <w:pPr>
               <w:spacing w:after="20" w:before="0"/>
             </w:pPr>
-            <w:hyperlink w:history="1" r:id="rIdufcdbhn7yblrh3ax4oec7">
+            <w:hyperlink w:history="1" r:id="rIdq-vuhjno38ogyy11sxfd6">
               <w:r>
                 <w:rPr>
                   <w:rFonts w:ascii="Arial" w:cs="Arial" w:eastAsia="Arial" w:hAnsi="Arial"/>
@@ -22163,7 +22163,7 @@
               <w:spacing w:after="10" w:before="0"/>
               <w:ind w:left="120"/>
             </w:pPr>
-            <w:hyperlink w:history="1" r:id="rIdtdg1_zmezmzhb8gkbhehs">
+            <w:hyperlink w:history="1" r:id="rIdxuu_hlqk1f_2oqnr1cefu">
               <w:r>
                 <w:rPr>
                   <w:rFonts w:ascii="Arial" w:cs="Arial" w:eastAsia="Arial" w:hAnsi="Arial"/>
@@ -22358,7 +22358,7 @@
             <w:pPr>
               <w:spacing w:after="20" w:before="0"/>
             </w:pPr>
-            <w:hyperlink w:history="1" r:id="rIdhtfihc6vbxddl8p36uima">
+            <w:hyperlink w:history="1" r:id="rIdz5h1ybvb9firm3b12iya4">
               <w:r>
                 <w:rPr>
                   <w:rFonts w:ascii="Arial" w:cs="Arial" w:eastAsia="Arial" w:hAnsi="Arial"/>
@@ -22391,7 +22391,7 @@
               <w:spacing w:after="10" w:before="0"/>
               <w:ind w:left="120"/>
             </w:pPr>
-            <w:hyperlink w:history="1" r:id="rIdsi3pmh4ku0rrlkvhzrqcc">
+            <w:hyperlink w:history="1" r:id="rId-cqlb6puonq3potp87g1k">
               <w:r>
                 <w:rPr>
                   <w:rFonts w:ascii="Arial" w:cs="Arial" w:eastAsia="Arial" w:hAnsi="Arial"/>
@@ -22436,7 +22436,7 @@
             <w:pPr>
               <w:spacing w:after="20" w:before="0"/>
             </w:pPr>
-            <w:hyperlink w:history="1" r:id="rIdbzkht7coa7pwojxru7tyg">
+            <w:hyperlink w:history="1" r:id="rId9ka88-_mlnip83bzllakl">
               <w:r>
                 <w:rPr>
                   <w:rFonts w:ascii="Arial" w:cs="Arial" w:eastAsia="Arial" w:hAnsi="Arial"/>
@@ -22469,7 +22469,7 @@
               <w:spacing w:after="10" w:before="0"/>
               <w:ind w:left="120"/>
             </w:pPr>
-            <w:hyperlink w:history="1" r:id="rId1fbbc-8pwj_v_m3occnif">
+            <w:hyperlink w:history="1" r:id="rId4ekcslqok35ylygmucova">
               <w:r>
                 <w:rPr>
                   <w:rFonts w:ascii="Arial" w:cs="Arial" w:eastAsia="Arial" w:hAnsi="Arial"/>
@@ -22664,7 +22664,7 @@
             <w:pPr>
               <w:spacing w:after="20" w:before="0"/>
             </w:pPr>
-            <w:hyperlink w:history="1" r:id="rIdvha8fey0d4cr8tc-wi0gy">
+            <w:hyperlink w:history="1" r:id="rId89pynasyboir3f1gzgdd6">
               <w:r>
                 <w:rPr>
                   <w:rFonts w:ascii="Arial" w:cs="Arial" w:eastAsia="Arial" w:hAnsi="Arial"/>
@@ -22697,7 +22697,7 @@
               <w:spacing w:after="10" w:before="0"/>
               <w:ind w:left="120"/>
             </w:pPr>
-            <w:hyperlink w:history="1" r:id="rIdytccp1tkduy4fpq2b7wda">
+            <w:hyperlink w:history="1" r:id="rIdg8ywn67c-oxwqpyzgpcu1">
               <w:r>
                 <w:rPr>
                   <w:rFonts w:ascii="Arial" w:cs="Arial" w:eastAsia="Arial" w:hAnsi="Arial"/>
@@ -22742,7 +22742,7 @@
             <w:pPr>
               <w:spacing w:after="20" w:before="0"/>
             </w:pPr>
-            <w:hyperlink w:history="1" r:id="rIdvytuepwoxzz1k5mbaoba2">
+            <w:hyperlink w:history="1" r:id="rIdthgznht66cufokujavvv2">
               <w:r>
                 <w:rPr>
                   <w:rFonts w:ascii="Arial" w:cs="Arial" w:eastAsia="Arial" w:hAnsi="Arial"/>
@@ -22775,7 +22775,7 @@
               <w:spacing w:after="10" w:before="0"/>
               <w:ind w:left="120"/>
             </w:pPr>
-            <w:hyperlink w:history="1" r:id="rId_chgm7rjeexxyiy2xsp4p">
+            <w:hyperlink w:history="1" r:id="rId4zqqticd0dyquo6xbxnhd">
               <w:r>
                 <w:rPr>
                   <w:rFonts w:ascii="Arial" w:cs="Arial" w:eastAsia="Arial" w:hAnsi="Arial"/>
@@ -24262,7 +24262,7 @@
             <w:pPr>
               <w:spacing w:after="20" w:before="0"/>
             </w:pPr>
-            <w:hyperlink w:history="1" r:id="rId6titkpyuwbdzyg6ymsds3">
+            <w:hyperlink w:history="1" r:id="rIdqzaegpl6dyslo6icameu-">
               <w:r>
                 <w:rPr>
                   <w:rFonts w:ascii="Arial" w:cs="Arial" w:eastAsia="Arial" w:hAnsi="Arial"/>
@@ -24295,7 +24295,7 @@
               <w:spacing w:after="10" w:before="0"/>
               <w:ind w:left="120"/>
             </w:pPr>
-            <w:hyperlink w:history="1" r:id="rId_toncbenfj4ajdr0fdbnz">
+            <w:hyperlink w:history="1" r:id="rIdlhvxys40fibg_p42cmvht">
               <w:r>
                 <w:rPr>
                   <w:rFonts w:ascii="Arial" w:cs="Arial" w:eastAsia="Arial" w:hAnsi="Arial"/>
@@ -24340,7 +24340,7 @@
             <w:pPr>
               <w:spacing w:after="20" w:before="0"/>
             </w:pPr>
-            <w:hyperlink w:history="1" r:id="rId6abdw-scglupgvxde3eul">
+            <w:hyperlink w:history="1" r:id="rIdk3pnroz-q4y1j15kmseqa">
               <w:r>
                 <w:rPr>
                   <w:rFonts w:ascii="Arial" w:cs="Arial" w:eastAsia="Arial" w:hAnsi="Arial"/>
@@ -24373,7 +24373,7 @@
               <w:spacing w:after="10" w:before="0"/>
               <w:ind w:left="120"/>
             </w:pPr>
-            <w:hyperlink w:history="1" r:id="rIdaz8cwrbgsfyvuf3jhcsih">
+            <w:hyperlink w:history="1" r:id="rIdtxo8b_s4peo8lqnqbkwup">
               <w:r>
                 <w:rPr>
                   <w:rFonts w:ascii="Arial" w:cs="Arial" w:eastAsia="Arial" w:hAnsi="Arial"/>
@@ -24568,7 +24568,7 @@
             <w:pPr>
               <w:spacing w:after="20" w:before="0"/>
             </w:pPr>
-            <w:hyperlink w:history="1" r:id="rIdryfkg37zlmw9hdbnkrxqf">
+            <w:hyperlink w:history="1" r:id="rIdjpepxs90kbhtufcguliop">
               <w:r>
                 <w:rPr>
                   <w:rFonts w:ascii="Arial" w:cs="Arial" w:eastAsia="Arial" w:hAnsi="Arial"/>
@@ -24601,7 +24601,7 @@
               <w:spacing w:after="10" w:before="0"/>
               <w:ind w:left="120"/>
             </w:pPr>
-            <w:hyperlink w:history="1" r:id="rId531ywc7lvrig6xqbrv3u_">
+            <w:hyperlink w:history="1" r:id="rId61cwtgltcp2tifjwmtsob">
               <w:r>
                 <w:rPr>
                   <w:rFonts w:ascii="Arial" w:cs="Arial" w:eastAsia="Arial" w:hAnsi="Arial"/>
@@ -24646,7 +24646,7 @@
             <w:pPr>
               <w:spacing w:after="20" w:before="0"/>
             </w:pPr>
-            <w:hyperlink w:history="1" r:id="rIdzwohhazu3oihjnjadsyp5">
+            <w:hyperlink w:history="1" r:id="rIdaxjgxutuuffzz-jfsjff1">
               <w:r>
                 <w:rPr>
                   <w:rFonts w:ascii="Arial" w:cs="Arial" w:eastAsia="Arial" w:hAnsi="Arial"/>
@@ -24679,7 +24679,7 @@
               <w:spacing w:after="10" w:before="0"/>
               <w:ind w:left="120"/>
             </w:pPr>
-            <w:hyperlink w:history="1" r:id="rIdkv2izw1s9c-eudtasmqpr">
+            <w:hyperlink w:history="1" r:id="rId1hvukn6ijlox0ljrmkpm4">
               <w:r>
                 <w:rPr>
                   <w:rFonts w:ascii="Arial" w:cs="Arial" w:eastAsia="Arial" w:hAnsi="Arial"/>
@@ -24874,7 +24874,7 @@
             <w:pPr>
               <w:spacing w:after="20" w:before="0"/>
             </w:pPr>
-            <w:hyperlink w:history="1" r:id="rIdxfbmvw2xdkvt205djuib4">
+            <w:hyperlink w:history="1" r:id="rIdktgbcqguyqlxmpipaqbj8">
               <w:r>
                 <w:rPr>
                   <w:rFonts w:ascii="Arial" w:cs="Arial" w:eastAsia="Arial" w:hAnsi="Arial"/>
@@ -24907,7 +24907,7 @@
               <w:spacing w:after="10" w:before="0"/>
               <w:ind w:left="120"/>
             </w:pPr>
-            <w:hyperlink w:history="1" r:id="rIdgfx7nexmw0pfjlzep2ins">
+            <w:hyperlink w:history="1" r:id="rIdlhx6axocrxloltuviy8lz">
               <w:r>
                 <w:rPr>
                   <w:rFonts w:ascii="Arial" w:cs="Arial" w:eastAsia="Arial" w:hAnsi="Arial"/>
@@ -24952,7 +24952,7 @@
             <w:pPr>
               <w:spacing w:after="20" w:before="0"/>
             </w:pPr>
-            <w:hyperlink w:history="1" r:id="rId0wcjnipxavcknwlxh1ucm">
+            <w:hyperlink w:history="1" r:id="rId3au0aoa4wixsxyxcxpbrf">
               <w:r>
                 <w:rPr>
                   <w:rFonts w:ascii="Arial" w:cs="Arial" w:eastAsia="Arial" w:hAnsi="Arial"/>
@@ -24985,7 +24985,7 @@
               <w:spacing w:after="10" w:before="0"/>
               <w:ind w:left="120"/>
             </w:pPr>
-            <w:hyperlink w:history="1" r:id="rIdmpe_j9snsytujef9ehwuo">
+            <w:hyperlink w:history="1" r:id="rIdoculxg8kcmv9y7fy3y3ir">
               <w:r>
                 <w:rPr>
                   <w:rFonts w:ascii="Arial" w:cs="Arial" w:eastAsia="Arial" w:hAnsi="Arial"/>
@@ -25180,7 +25180,7 @@
             <w:pPr>
               <w:spacing w:after="20" w:before="0"/>
             </w:pPr>
-            <w:hyperlink w:history="1" r:id="rIdroatvgrfmgz_ocl3mpbf0">
+            <w:hyperlink w:history="1" r:id="rIda3w6csfuiljb0h1bb9eep">
               <w:r>
                 <w:rPr>
                   <w:rFonts w:ascii="Arial" w:cs="Arial" w:eastAsia="Arial" w:hAnsi="Arial"/>
@@ -25213,7 +25213,7 @@
               <w:spacing w:after="10" w:before="0"/>
               <w:ind w:left="120"/>
             </w:pPr>
-            <w:hyperlink w:history="1" r:id="rIdttxjqmrfy5rhlcj_f9tms">
+            <w:hyperlink w:history="1" r:id="rIdostp6zolatoenwwivowrw">
               <w:r>
                 <w:rPr>
                   <w:rFonts w:ascii="Arial" w:cs="Arial" w:eastAsia="Arial" w:hAnsi="Arial"/>
@@ -25258,7 +25258,7 @@
             <w:pPr>
               <w:spacing w:after="20" w:before="0"/>
             </w:pPr>
-            <w:hyperlink w:history="1" r:id="rIdfsoizu9uexhavztzn84i_">
+            <w:hyperlink w:history="1" r:id="rIdm3qrzecranh-cwc_vcqyy">
               <w:r>
                 <w:rPr>
                   <w:rFonts w:ascii="Arial" w:cs="Arial" w:eastAsia="Arial" w:hAnsi="Arial"/>
@@ -25291,7 +25291,7 @@
               <w:spacing w:after="10" w:before="0"/>
               <w:ind w:left="120"/>
             </w:pPr>
-            <w:hyperlink w:history="1" r:id="rId_2wcaka8f68ymstyxzl5f">
+            <w:hyperlink w:history="1" r:id="rIdtoy2r010cobi1-wvsd4al">
               <w:r>
                 <w:rPr>
                   <w:rFonts w:ascii="Arial" w:cs="Arial" w:eastAsia="Arial" w:hAnsi="Arial"/>
@@ -25486,7 +25486,7 @@
             <w:pPr>
               <w:spacing w:after="20" w:before="0"/>
             </w:pPr>
-            <w:hyperlink w:history="1" r:id="rIdsa6m_vvulfk9zd2fm5x0s">
+            <w:hyperlink w:history="1" r:id="rIdlm_mpxq59cgmdzui59bhu">
               <w:r>
                 <w:rPr>
                   <w:rFonts w:ascii="Arial" w:cs="Arial" w:eastAsia="Arial" w:hAnsi="Arial"/>
@@ -25519,7 +25519,7 @@
               <w:spacing w:after="10" w:before="0"/>
               <w:ind w:left="120"/>
             </w:pPr>
-            <w:hyperlink w:history="1" r:id="rId3f0uhrhhe7xoxg4bnigxb">
+            <w:hyperlink w:history="1" r:id="rIdekcn2qnd4sxzfduziffkd">
               <w:r>
                 <w:rPr>
                   <w:rFonts w:ascii="Arial" w:cs="Arial" w:eastAsia="Arial" w:hAnsi="Arial"/>
@@ -25564,7 +25564,7 @@
             <w:pPr>
               <w:spacing w:after="20" w:before="0"/>
             </w:pPr>
-            <w:hyperlink w:history="1" r:id="rIdl7hmmke9h-uw6w4oiq8hk">
+            <w:hyperlink w:history="1" r:id="rIdt2nbkr7d_srz7upxzyjzk">
               <w:r>
                 <w:rPr>
                   <w:rFonts w:ascii="Arial" w:cs="Arial" w:eastAsia="Arial" w:hAnsi="Arial"/>
@@ -25597,7 +25597,7 @@
               <w:spacing w:after="10" w:before="0"/>
               <w:ind w:left="120"/>
             </w:pPr>
-            <w:hyperlink w:history="1" r:id="rId8vhirjfj1bzjff4-byqxm">
+            <w:hyperlink w:history="1" r:id="rIdixi4v4t0ev7nr0m_ivr9s">
               <w:r>
                 <w:rPr>
                   <w:rFonts w:ascii="Arial" w:cs="Arial" w:eastAsia="Arial" w:hAnsi="Arial"/>

--- a/data/outputs/v2/Biology/SS2.2_Plant_Transport/Biology_Plant_Transport_CBE_LessonSequence.docx
+++ b/data/outputs/v2/Biology/SS2.2_Plant_Transport/Biology_Plant_Transport_CBE_LessonSequence.docx
@@ -3401,7 +3401,7 @@
             <w:pPr>
               <w:spacing w:after="20" w:before="0"/>
             </w:pPr>
-            <w:hyperlink w:history="1" r:id="rId2lupnygbb0g7id9d7cqms">
+            <w:hyperlink w:history="1" r:id="rIdvn58fbmctkfeip9o_jh4w">
               <w:r>
                 <w:rPr>
                   <w:rFonts w:ascii="Arial" w:cs="Arial" w:eastAsia="Arial" w:hAnsi="Arial"/>
@@ -3434,7 +3434,7 @@
               <w:spacing w:after="10" w:before="0"/>
               <w:ind w:left="120"/>
             </w:pPr>
-            <w:hyperlink w:history="1" r:id="rId7stbxhkzmxapefinyjq5x">
+            <w:hyperlink w:history="1" r:id="rIdyhivthvf2nt8eadhuu0d-">
               <w:r>
                 <w:rPr>
                   <w:rFonts w:ascii="Arial" w:cs="Arial" w:eastAsia="Arial" w:hAnsi="Arial"/>
@@ -3479,7 +3479,7 @@
             <w:pPr>
               <w:spacing w:after="20" w:before="0"/>
             </w:pPr>
-            <w:hyperlink w:history="1" r:id="rId5nsvm3pt19auq8vhdiw8a">
+            <w:hyperlink w:history="1" r:id="rIdjl7n0syb4w2t2mwp7rj3t">
               <w:r>
                 <w:rPr>
                   <w:rFonts w:ascii="Arial" w:cs="Arial" w:eastAsia="Arial" w:hAnsi="Arial"/>
@@ -3512,7 +3512,7 @@
               <w:spacing w:after="10" w:before="0"/>
               <w:ind w:left="120"/>
             </w:pPr>
-            <w:hyperlink w:history="1" r:id="rId0lkys8hqi3xoqyg3mljce">
+            <w:hyperlink w:history="1" r:id="rId5tyoebzy6k_ylxctiwmra">
               <w:r>
                 <w:rPr>
                   <w:rFonts w:ascii="Arial" w:cs="Arial" w:eastAsia="Arial" w:hAnsi="Arial"/>
@@ -3707,7 +3707,7 @@
             <w:pPr>
               <w:spacing w:after="20" w:before="0"/>
             </w:pPr>
-            <w:hyperlink w:history="1" r:id="rIdauekb-pwqfrxfrvhcmgnd">
+            <w:hyperlink w:history="1" r:id="rIdteot1zlmm5udjkhe1j_jg">
               <w:r>
                 <w:rPr>
                   <w:rFonts w:ascii="Arial" w:cs="Arial" w:eastAsia="Arial" w:hAnsi="Arial"/>
@@ -3740,7 +3740,7 @@
               <w:spacing w:after="10" w:before="0"/>
               <w:ind w:left="120"/>
             </w:pPr>
-            <w:hyperlink w:history="1" r:id="rId1ry-x2ehqcljxtqq7nddl">
+            <w:hyperlink w:history="1" r:id="rIdnttwy0t-vytcxhfanedu3">
               <w:r>
                 <w:rPr>
                   <w:rFonts w:ascii="Arial" w:cs="Arial" w:eastAsia="Arial" w:hAnsi="Arial"/>
@@ -3785,7 +3785,7 @@
             <w:pPr>
               <w:spacing w:after="20" w:before="0"/>
             </w:pPr>
-            <w:hyperlink w:history="1" r:id="rIdgbylisezwtlbijl7p3inp">
+            <w:hyperlink w:history="1" r:id="rIdnhbop1hvut0urdobf6xbm">
               <w:r>
                 <w:rPr>
                   <w:rFonts w:ascii="Arial" w:cs="Arial" w:eastAsia="Arial" w:hAnsi="Arial"/>
@@ -3818,7 +3818,7 @@
               <w:spacing w:after="10" w:before="0"/>
               <w:ind w:left="120"/>
             </w:pPr>
-            <w:hyperlink w:history="1" r:id="rIdxesuyy9fl1bei_e4ajlaa">
+            <w:hyperlink w:history="1" r:id="rIdoav84zjtcxswnybwtpbwf">
               <w:r>
                 <w:rPr>
                   <w:rFonts w:ascii="Arial" w:cs="Arial" w:eastAsia="Arial" w:hAnsi="Arial"/>
@@ -4013,7 +4013,7 @@
             <w:pPr>
               <w:spacing w:after="20" w:before="0"/>
             </w:pPr>
-            <w:hyperlink w:history="1" r:id="rIdzogjtevzfetp9rwvnj0ze">
+            <w:hyperlink w:history="1" r:id="rIdobifrtttpgxkowojnlwtm">
               <w:r>
                 <w:rPr>
                   <w:rFonts w:ascii="Arial" w:cs="Arial" w:eastAsia="Arial" w:hAnsi="Arial"/>
@@ -4046,7 +4046,7 @@
               <w:spacing w:after="10" w:before="0"/>
               <w:ind w:left="120"/>
             </w:pPr>
-            <w:hyperlink w:history="1" r:id="rIddpdhtgao4_1lrwzgbifuz">
+            <w:hyperlink w:history="1" r:id="rIdaammlldshgpxcxo1mjrjd">
               <w:r>
                 <w:rPr>
                   <w:rFonts w:ascii="Arial" w:cs="Arial" w:eastAsia="Arial" w:hAnsi="Arial"/>
@@ -4091,7 +4091,7 @@
             <w:pPr>
               <w:spacing w:after="20" w:before="0"/>
             </w:pPr>
-            <w:hyperlink w:history="1" r:id="rIdojgmvpnf86dauyeuiv2h-">
+            <w:hyperlink w:history="1" r:id="rIdafpfkrymt2nk268j8wvk9">
               <w:r>
                 <w:rPr>
                   <w:rFonts w:ascii="Arial" w:cs="Arial" w:eastAsia="Arial" w:hAnsi="Arial"/>
@@ -4124,7 +4124,7 @@
               <w:spacing w:after="10" w:before="0"/>
               <w:ind w:left="120"/>
             </w:pPr>
-            <w:hyperlink w:history="1" r:id="rIddb6ais-wgo64m2na_2rd0">
+            <w:hyperlink w:history="1" r:id="rIdvwhmnnriadrhsr6dn0pfs">
               <w:r>
                 <w:rPr>
                   <w:rFonts w:ascii="Arial" w:cs="Arial" w:eastAsia="Arial" w:hAnsi="Arial"/>
@@ -4319,7 +4319,7 @@
             <w:pPr>
               <w:spacing w:after="20" w:before="0"/>
             </w:pPr>
-            <w:hyperlink w:history="1" r:id="rIdo_6xz1zgicv05wzfghoew">
+            <w:hyperlink w:history="1" r:id="rIdw-agm1nz9x8vnvz_rwdne">
               <w:r>
                 <w:rPr>
                   <w:rFonts w:ascii="Arial" w:cs="Arial" w:eastAsia="Arial" w:hAnsi="Arial"/>
@@ -4352,7 +4352,7 @@
               <w:spacing w:after="10" w:before="0"/>
               <w:ind w:left="120"/>
             </w:pPr>
-            <w:hyperlink w:history="1" r:id="rIdr_7oztnmznc_ihs38say5">
+            <w:hyperlink w:history="1" r:id="rIdhsiv5tlvhw6b5r8ash3x7">
               <w:r>
                 <w:rPr>
                   <w:rFonts w:ascii="Arial" w:cs="Arial" w:eastAsia="Arial" w:hAnsi="Arial"/>
@@ -4397,7 +4397,7 @@
             <w:pPr>
               <w:spacing w:after="20" w:before="0"/>
             </w:pPr>
-            <w:hyperlink w:history="1" r:id="rIdym1kogyn8gnyds6tqlrby">
+            <w:hyperlink w:history="1" r:id="rIdblexyuf6fyhhzkg1f-xlo">
               <w:r>
                 <w:rPr>
                   <w:rFonts w:ascii="Arial" w:cs="Arial" w:eastAsia="Arial" w:hAnsi="Arial"/>
@@ -4430,7 +4430,7 @@
               <w:spacing w:after="10" w:before="0"/>
               <w:ind w:left="120"/>
             </w:pPr>
-            <w:hyperlink w:history="1" r:id="rIdciazbnoyl-xjhghepkmnq">
+            <w:hyperlink w:history="1" r:id="rIdz5wpjeuh1k51xkg0x4xvr">
               <w:r>
                 <w:rPr>
                   <w:rFonts w:ascii="Arial" w:cs="Arial" w:eastAsia="Arial" w:hAnsi="Arial"/>
@@ -4625,7 +4625,7 @@
             <w:pPr>
               <w:spacing w:after="20" w:before="0"/>
             </w:pPr>
-            <w:hyperlink w:history="1" r:id="rId86mvgekilkngftiarw1oh">
+            <w:hyperlink w:history="1" r:id="rIdsxtqr5eppef5kxcesoaxy">
               <w:r>
                 <w:rPr>
                   <w:rFonts w:ascii="Arial" w:cs="Arial" w:eastAsia="Arial" w:hAnsi="Arial"/>
@@ -4658,7 +4658,7 @@
               <w:spacing w:after="10" w:before="0"/>
               <w:ind w:left="120"/>
             </w:pPr>
-            <w:hyperlink w:history="1" r:id="rIdh0keio1n18f31yfdaiwsf">
+            <w:hyperlink w:history="1" r:id="rIdiqs2s655hcsysqmhsvm-3">
               <w:r>
                 <w:rPr>
                   <w:rFonts w:ascii="Arial" w:cs="Arial" w:eastAsia="Arial" w:hAnsi="Arial"/>
@@ -4703,7 +4703,7 @@
             <w:pPr>
               <w:spacing w:after="20" w:before="0"/>
             </w:pPr>
-            <w:hyperlink w:history="1" r:id="rIdnfxstbz8lflnyiyemqy8v">
+            <w:hyperlink w:history="1" r:id="rIdsb4fjyo6er6jfvk8danzy">
               <w:r>
                 <w:rPr>
                   <w:rFonts w:ascii="Arial" w:cs="Arial" w:eastAsia="Arial" w:hAnsi="Arial"/>
@@ -4736,7 +4736,7 @@
               <w:spacing w:after="10" w:before="0"/>
               <w:ind w:left="120"/>
             </w:pPr>
-            <w:hyperlink w:history="1" r:id="rIdpqy8fgf7rmj2fvqm8xqmp">
+            <w:hyperlink w:history="1" r:id="rIdnhjhyaa9amscr7fwwbf6t">
               <w:r>
                 <w:rPr>
                   <w:rFonts w:ascii="Arial" w:cs="Arial" w:eastAsia="Arial" w:hAnsi="Arial"/>
@@ -6223,7 +6223,7 @@
             <w:pPr>
               <w:spacing w:after="20" w:before="0"/>
             </w:pPr>
-            <w:hyperlink w:history="1" r:id="rIdzkn6bejoagin9oqomt5dl">
+            <w:hyperlink w:history="1" r:id="rIdlel5b0of0wn_et-hsen5g">
               <w:r>
                 <w:rPr>
                   <w:rFonts w:ascii="Arial" w:cs="Arial" w:eastAsia="Arial" w:hAnsi="Arial"/>
@@ -6256,7 +6256,7 @@
               <w:spacing w:after="10" w:before="0"/>
               <w:ind w:left="120"/>
             </w:pPr>
-            <w:hyperlink w:history="1" r:id="rIdmxq02upadi7icytnoyjhh">
+            <w:hyperlink w:history="1" r:id="rIdnj_m6tmt-zoxvqyqubopq">
               <w:r>
                 <w:rPr>
                   <w:rFonts w:ascii="Arial" w:cs="Arial" w:eastAsia="Arial" w:hAnsi="Arial"/>
@@ -6301,7 +6301,7 @@
             <w:pPr>
               <w:spacing w:after="20" w:before="0"/>
             </w:pPr>
-            <w:hyperlink w:history="1" r:id="rIdmacqqdiuvizbzhdlyyd-j">
+            <w:hyperlink w:history="1" r:id="rIdwcwqbgzycrntoteu7yro5">
               <w:r>
                 <w:rPr>
                   <w:rFonts w:ascii="Arial" w:cs="Arial" w:eastAsia="Arial" w:hAnsi="Arial"/>
@@ -6334,7 +6334,7 @@
               <w:spacing w:after="10" w:before="0"/>
               <w:ind w:left="120"/>
             </w:pPr>
-            <w:hyperlink w:history="1" r:id="rIdot7e1h9dwjor-azmlwszs">
+            <w:hyperlink w:history="1" r:id="rIdlgoo1ly7nkwrvapijxmfn">
               <w:r>
                 <w:rPr>
                   <w:rFonts w:ascii="Arial" w:cs="Arial" w:eastAsia="Arial" w:hAnsi="Arial"/>
@@ -6529,7 +6529,7 @@
             <w:pPr>
               <w:spacing w:after="20" w:before="0"/>
             </w:pPr>
-            <w:hyperlink w:history="1" r:id="rIdx2otfvqsq4rd87bjg_i49">
+            <w:hyperlink w:history="1" r:id="rIdeb8rxe13qcyvhere9q4xg">
               <w:r>
                 <w:rPr>
                   <w:rFonts w:ascii="Arial" w:cs="Arial" w:eastAsia="Arial" w:hAnsi="Arial"/>
@@ -6562,7 +6562,7 @@
               <w:spacing w:after="10" w:before="0"/>
               <w:ind w:left="120"/>
             </w:pPr>
-            <w:hyperlink w:history="1" r:id="rId9nbgvaxupvxpdjcbpq56k">
+            <w:hyperlink w:history="1" r:id="rIdjr8fbdgnjlz8uricihgji">
               <w:r>
                 <w:rPr>
                   <w:rFonts w:ascii="Arial" w:cs="Arial" w:eastAsia="Arial" w:hAnsi="Arial"/>
@@ -6607,7 +6607,7 @@
             <w:pPr>
               <w:spacing w:after="20" w:before="0"/>
             </w:pPr>
-            <w:hyperlink w:history="1" r:id="rIdv5s_zbkkhwndf5fwxo_xk">
+            <w:hyperlink w:history="1" r:id="rIdwvl_dho5pr-_88jtvmvys">
               <w:r>
                 <w:rPr>
                   <w:rFonts w:ascii="Arial" w:cs="Arial" w:eastAsia="Arial" w:hAnsi="Arial"/>
@@ -6640,7 +6640,7 @@
               <w:spacing w:after="10" w:before="0"/>
               <w:ind w:left="120"/>
             </w:pPr>
-            <w:hyperlink w:history="1" r:id="rId8g8e3_cg09sfolh-fo0f_">
+            <w:hyperlink w:history="1" r:id="rIdoiuytwm8blfyl-wmpygi9">
               <w:r>
                 <w:rPr>
                   <w:rFonts w:ascii="Arial" w:cs="Arial" w:eastAsia="Arial" w:hAnsi="Arial"/>
@@ -6835,7 +6835,7 @@
             <w:pPr>
               <w:spacing w:after="20" w:before="0"/>
             </w:pPr>
-            <w:hyperlink w:history="1" r:id="rIdz_txrbnecb0rxk-yh6vpw">
+            <w:hyperlink w:history="1" r:id="rIdb7ti1mvflw2mnhpl6tooe">
               <w:r>
                 <w:rPr>
                   <w:rFonts w:ascii="Arial" w:cs="Arial" w:eastAsia="Arial" w:hAnsi="Arial"/>
@@ -6868,7 +6868,7 @@
               <w:spacing w:after="10" w:before="0"/>
               <w:ind w:left="120"/>
             </w:pPr>
-            <w:hyperlink w:history="1" r:id="rIdbv7kueetiqidpgobba1fo">
+            <w:hyperlink w:history="1" r:id="rIddwlgxpeua0gvjhjbkp43z">
               <w:r>
                 <w:rPr>
                   <w:rFonts w:ascii="Arial" w:cs="Arial" w:eastAsia="Arial" w:hAnsi="Arial"/>
@@ -6913,7 +6913,7 @@
             <w:pPr>
               <w:spacing w:after="20" w:before="0"/>
             </w:pPr>
-            <w:hyperlink w:history="1" r:id="rIdbfuchijhxa9xngkxbziuc">
+            <w:hyperlink w:history="1" r:id="rId1ysr579nup4jfxcewercp">
               <w:r>
                 <w:rPr>
                   <w:rFonts w:ascii="Arial" w:cs="Arial" w:eastAsia="Arial" w:hAnsi="Arial"/>
@@ -6946,7 +6946,7 @@
               <w:spacing w:after="10" w:before="0"/>
               <w:ind w:left="120"/>
             </w:pPr>
-            <w:hyperlink w:history="1" r:id="rIder0biola7idm2feyc1tbd">
+            <w:hyperlink w:history="1" r:id="rIdpr0nagpcqfu4baodgcf-6">
               <w:r>
                 <w:rPr>
                   <w:rFonts w:ascii="Arial" w:cs="Arial" w:eastAsia="Arial" w:hAnsi="Arial"/>
@@ -7141,7 +7141,7 @@
             <w:pPr>
               <w:spacing w:after="20" w:before="0"/>
             </w:pPr>
-            <w:hyperlink w:history="1" r:id="rId-vbi3c3h-s0x518clqt1n">
+            <w:hyperlink w:history="1" r:id="rIdwnz_cadguj9gfqmmsdsdc">
               <w:r>
                 <w:rPr>
                   <w:rFonts w:ascii="Arial" w:cs="Arial" w:eastAsia="Arial" w:hAnsi="Arial"/>
@@ -7174,7 +7174,7 @@
               <w:spacing w:after="10" w:before="0"/>
               <w:ind w:left="120"/>
             </w:pPr>
-            <w:hyperlink w:history="1" r:id="rIdvagjr9njdw6vd7of1cimn">
+            <w:hyperlink w:history="1" r:id="rIdamgfbutbbzwbz60srmme_">
               <w:r>
                 <w:rPr>
                   <w:rFonts w:ascii="Arial" w:cs="Arial" w:eastAsia="Arial" w:hAnsi="Arial"/>
@@ -7219,7 +7219,7 @@
             <w:pPr>
               <w:spacing w:after="20" w:before="0"/>
             </w:pPr>
-            <w:hyperlink w:history="1" r:id="rIdtx9j51fqjpid3gggsrk54">
+            <w:hyperlink w:history="1" r:id="rIdycs4_xyswti_eenv94nkm">
               <w:r>
                 <w:rPr>
                   <w:rFonts w:ascii="Arial" w:cs="Arial" w:eastAsia="Arial" w:hAnsi="Arial"/>
@@ -7252,7 +7252,7 @@
               <w:spacing w:after="10" w:before="0"/>
               <w:ind w:left="120"/>
             </w:pPr>
-            <w:hyperlink w:history="1" r:id="rIdiv4rnplx-4nqvgd32tbrd">
+            <w:hyperlink w:history="1" r:id="rIdqwroo_0clbpia7ske20mu">
               <w:r>
                 <w:rPr>
                   <w:rFonts w:ascii="Arial" w:cs="Arial" w:eastAsia="Arial" w:hAnsi="Arial"/>
@@ -7447,7 +7447,7 @@
             <w:pPr>
               <w:spacing w:after="20" w:before="0"/>
             </w:pPr>
-            <w:hyperlink w:history="1" r:id="rIdkmx_gsparflvcy6_73giy">
+            <w:hyperlink w:history="1" r:id="rId-rooakypjxucysvyhxjne">
               <w:r>
                 <w:rPr>
                   <w:rFonts w:ascii="Arial" w:cs="Arial" w:eastAsia="Arial" w:hAnsi="Arial"/>
@@ -7480,7 +7480,7 @@
               <w:spacing w:after="10" w:before="0"/>
               <w:ind w:left="120"/>
             </w:pPr>
-            <w:hyperlink w:history="1" r:id="rIdhs7hrwbsanqx9smvhligq">
+            <w:hyperlink w:history="1" r:id="rIdoqwnardzwxpyudpto0y21">
               <w:r>
                 <w:rPr>
                   <w:rFonts w:ascii="Arial" w:cs="Arial" w:eastAsia="Arial" w:hAnsi="Arial"/>
@@ -7525,7 +7525,7 @@
             <w:pPr>
               <w:spacing w:after="20" w:before="0"/>
             </w:pPr>
-            <w:hyperlink w:history="1" r:id="rIdytdma6lxzpxhztivznhbx">
+            <w:hyperlink w:history="1" r:id="rId61tsv2jsmrxj5_ii_teua">
               <w:r>
                 <w:rPr>
                   <w:rFonts w:ascii="Arial" w:cs="Arial" w:eastAsia="Arial" w:hAnsi="Arial"/>
@@ -7558,7 +7558,7 @@
               <w:spacing w:after="10" w:before="0"/>
               <w:ind w:left="120"/>
             </w:pPr>
-            <w:hyperlink w:history="1" r:id="rId17ac3vfdx-c5zlopikkvz">
+            <w:hyperlink w:history="1" r:id="rIdqykqaom7kdj1c6iywgqwp">
               <w:r>
                 <w:rPr>
                   <w:rFonts w:ascii="Arial" w:cs="Arial" w:eastAsia="Arial" w:hAnsi="Arial"/>
@@ -9045,7 +9045,7 @@
             <w:pPr>
               <w:spacing w:after="20" w:before="0"/>
             </w:pPr>
-            <w:hyperlink w:history="1" r:id="rId6y2ifk2qgszur4bxfwuq1">
+            <w:hyperlink w:history="1" r:id="rIdlenx09-04hrdcv5gdo3zb">
               <w:r>
                 <w:rPr>
                   <w:rFonts w:ascii="Arial" w:cs="Arial" w:eastAsia="Arial" w:hAnsi="Arial"/>
@@ -9078,7 +9078,7 @@
               <w:spacing w:after="10" w:before="0"/>
               <w:ind w:left="120"/>
             </w:pPr>
-            <w:hyperlink w:history="1" r:id="rIdygnqvkxljenkfbcvivlni">
+            <w:hyperlink w:history="1" r:id="rIdhepcxigjyltdfx1wuo9tb">
               <w:r>
                 <w:rPr>
                   <w:rFonts w:ascii="Arial" w:cs="Arial" w:eastAsia="Arial" w:hAnsi="Arial"/>
@@ -9123,7 +9123,7 @@
             <w:pPr>
               <w:spacing w:after="20" w:before="0"/>
             </w:pPr>
-            <w:hyperlink w:history="1" r:id="rIdvumw9moz3o7912awqo00w">
+            <w:hyperlink w:history="1" r:id="rId0evgg0oenhbvsqgniucje">
               <w:r>
                 <w:rPr>
                   <w:rFonts w:ascii="Arial" w:cs="Arial" w:eastAsia="Arial" w:hAnsi="Arial"/>
@@ -9156,7 +9156,7 @@
               <w:spacing w:after="10" w:before="0"/>
               <w:ind w:left="120"/>
             </w:pPr>
-            <w:hyperlink w:history="1" r:id="rIdopttosscgmupkye-dvujs">
+            <w:hyperlink w:history="1" r:id="rIdp5ic5kv5qfhkevc_oof6b">
               <w:r>
                 <w:rPr>
                   <w:rFonts w:ascii="Arial" w:cs="Arial" w:eastAsia="Arial" w:hAnsi="Arial"/>
@@ -9351,7 +9351,7 @@
             <w:pPr>
               <w:spacing w:after="20" w:before="0"/>
             </w:pPr>
-            <w:hyperlink w:history="1" r:id="rIdsndmm0xlfwtoxphg9tv0q">
+            <w:hyperlink w:history="1" r:id="rIdgfuhki31n6vrb_cd0qb4s">
               <w:r>
                 <w:rPr>
                   <w:rFonts w:ascii="Arial" w:cs="Arial" w:eastAsia="Arial" w:hAnsi="Arial"/>
@@ -9384,7 +9384,7 @@
               <w:spacing w:after="10" w:before="0"/>
               <w:ind w:left="120"/>
             </w:pPr>
-            <w:hyperlink w:history="1" r:id="rIdd2hc9wdlqljhuui6umll5">
+            <w:hyperlink w:history="1" r:id="rId0qhqb8oeslnczcirx66la">
               <w:r>
                 <w:rPr>
                   <w:rFonts w:ascii="Arial" w:cs="Arial" w:eastAsia="Arial" w:hAnsi="Arial"/>
@@ -9429,7 +9429,7 @@
             <w:pPr>
               <w:spacing w:after="20" w:before="0"/>
             </w:pPr>
-            <w:hyperlink w:history="1" r:id="rIdnmvc4pzj5bntxwfh4xv1i">
+            <w:hyperlink w:history="1" r:id="rIdfsel8k1-0sr7_nife0wps">
               <w:r>
                 <w:rPr>
                   <w:rFonts w:ascii="Arial" w:cs="Arial" w:eastAsia="Arial" w:hAnsi="Arial"/>
@@ -9462,7 +9462,7 @@
               <w:spacing w:after="10" w:before="0"/>
               <w:ind w:left="120"/>
             </w:pPr>
-            <w:hyperlink w:history="1" r:id="rIdt8mcgfpeettpueecrzncu">
+            <w:hyperlink w:history="1" r:id="rIdjlma9uklacdvklzzgjpy_">
               <w:r>
                 <w:rPr>
                   <w:rFonts w:ascii="Arial" w:cs="Arial" w:eastAsia="Arial" w:hAnsi="Arial"/>
@@ -9657,7 +9657,7 @@
             <w:pPr>
               <w:spacing w:after="20" w:before="0"/>
             </w:pPr>
-            <w:hyperlink w:history="1" r:id="rIdes-eqtbawixdwo0bqlufk">
+            <w:hyperlink w:history="1" r:id="rIdxhwyytudmdahvv9glidoo">
               <w:r>
                 <w:rPr>
                   <w:rFonts w:ascii="Arial" w:cs="Arial" w:eastAsia="Arial" w:hAnsi="Arial"/>
@@ -9690,7 +9690,7 @@
               <w:spacing w:after="10" w:before="0"/>
               <w:ind w:left="120"/>
             </w:pPr>
-            <w:hyperlink w:history="1" r:id="rIdydqqjflxz_9j6lncwleaj">
+            <w:hyperlink w:history="1" r:id="rIdki40fduimiln9cu5b8kll">
               <w:r>
                 <w:rPr>
                   <w:rFonts w:ascii="Arial" w:cs="Arial" w:eastAsia="Arial" w:hAnsi="Arial"/>
@@ -9735,7 +9735,7 @@
             <w:pPr>
               <w:spacing w:after="20" w:before="0"/>
             </w:pPr>
-            <w:hyperlink w:history="1" r:id="rIdiry1by2thqr0kt9j2qkdt">
+            <w:hyperlink w:history="1" r:id="rIdxs-rdskdbqpxmwntmazd9">
               <w:r>
                 <w:rPr>
                   <w:rFonts w:ascii="Arial" w:cs="Arial" w:eastAsia="Arial" w:hAnsi="Arial"/>
@@ -9768,7 +9768,7 @@
               <w:spacing w:after="10" w:before="0"/>
               <w:ind w:left="120"/>
             </w:pPr>
-            <w:hyperlink w:history="1" r:id="rIdscpd465thyfn45leffreo">
+            <w:hyperlink w:history="1" r:id="rId5takvr2egicvmght31q2a">
               <w:r>
                 <w:rPr>
                   <w:rFonts w:ascii="Arial" w:cs="Arial" w:eastAsia="Arial" w:hAnsi="Arial"/>
@@ -9963,7 +9963,7 @@
             <w:pPr>
               <w:spacing w:after="20" w:before="0"/>
             </w:pPr>
-            <w:hyperlink w:history="1" r:id="rIdibbw0x9weliviopplr4i7">
+            <w:hyperlink w:history="1" r:id="rIdhs7gzndpjktqpngnzggzm">
               <w:r>
                 <w:rPr>
                   <w:rFonts w:ascii="Arial" w:cs="Arial" w:eastAsia="Arial" w:hAnsi="Arial"/>
@@ -9996,7 +9996,7 @@
               <w:spacing w:after="10" w:before="0"/>
               <w:ind w:left="120"/>
             </w:pPr>
-            <w:hyperlink w:history="1" r:id="rIdmcykv36_kbj1z5m-mvuh7">
+            <w:hyperlink w:history="1" r:id="rIdsi2xzss4t4_ib8kv-mcq8">
               <w:r>
                 <w:rPr>
                   <w:rFonts w:ascii="Arial" w:cs="Arial" w:eastAsia="Arial" w:hAnsi="Arial"/>
@@ -10041,7 +10041,7 @@
             <w:pPr>
               <w:spacing w:after="20" w:before="0"/>
             </w:pPr>
-            <w:hyperlink w:history="1" r:id="rIdxsufkgprvcjygmngehrq9">
+            <w:hyperlink w:history="1" r:id="rIdbtuoh6mjq62u7i8rimiwb">
               <w:r>
                 <w:rPr>
                   <w:rFonts w:ascii="Arial" w:cs="Arial" w:eastAsia="Arial" w:hAnsi="Arial"/>
@@ -10074,7 +10074,7 @@
               <w:spacing w:after="10" w:before="0"/>
               <w:ind w:left="120"/>
             </w:pPr>
-            <w:hyperlink w:history="1" r:id="rIdwsldnwoxo0o5un8w7kgxu">
+            <w:hyperlink w:history="1" r:id="rIdtcqxck5r9oat3zif2yzng">
               <w:r>
                 <w:rPr>
                   <w:rFonts w:ascii="Arial" w:cs="Arial" w:eastAsia="Arial" w:hAnsi="Arial"/>
@@ -10269,7 +10269,7 @@
             <w:pPr>
               <w:spacing w:after="20" w:before="0"/>
             </w:pPr>
-            <w:hyperlink w:history="1" r:id="rIdd_ujsauqt-2vw6frvlgny">
+            <w:hyperlink w:history="1" r:id="rIdv-lucud2q_vjgtdyugi4k">
               <w:r>
                 <w:rPr>
                   <w:rFonts w:ascii="Arial" w:cs="Arial" w:eastAsia="Arial" w:hAnsi="Arial"/>
@@ -10302,7 +10302,7 @@
               <w:spacing w:after="10" w:before="0"/>
               <w:ind w:left="120"/>
             </w:pPr>
-            <w:hyperlink w:history="1" r:id="rIdmlpt6b3io2qhc3tgsx60d">
+            <w:hyperlink w:history="1" r:id="rIdgp1eykbigduqv3cn7pod4">
               <w:r>
                 <w:rPr>
                   <w:rFonts w:ascii="Arial" w:cs="Arial" w:eastAsia="Arial" w:hAnsi="Arial"/>
@@ -10347,7 +10347,7 @@
             <w:pPr>
               <w:spacing w:after="20" w:before="0"/>
             </w:pPr>
-            <w:hyperlink w:history="1" r:id="rId72ifi7c94dhu9l11evcfu">
+            <w:hyperlink w:history="1" r:id="rIdtmmtzyqn5c9e4kgdsavr0">
               <w:r>
                 <w:rPr>
                   <w:rFonts w:ascii="Arial" w:cs="Arial" w:eastAsia="Arial" w:hAnsi="Arial"/>
@@ -10380,7 +10380,7 @@
               <w:spacing w:after="10" w:before="0"/>
               <w:ind w:left="120"/>
             </w:pPr>
-            <w:hyperlink w:history="1" r:id="rId6st5nscthfcotbeafz3ms">
+            <w:hyperlink w:history="1" r:id="rIdchqr7ulxjamq7slotweh1">
               <w:r>
                 <w:rPr>
                   <w:rFonts w:ascii="Arial" w:cs="Arial" w:eastAsia="Arial" w:hAnsi="Arial"/>
@@ -11868,7 +11868,7 @@
             <w:pPr>
               <w:spacing w:after="20" w:before="0"/>
             </w:pPr>
-            <w:hyperlink w:history="1" r:id="rIdb6eecmx_3ptpnakfqwtiz">
+            <w:hyperlink w:history="1" r:id="rIdlzadwc4pe12j4fndcq6lf">
               <w:r>
                 <w:rPr>
                   <w:rFonts w:ascii="Arial" w:cs="Arial" w:eastAsia="Arial" w:hAnsi="Arial"/>
@@ -11901,7 +11901,7 @@
               <w:spacing w:after="10" w:before="0"/>
               <w:ind w:left="120"/>
             </w:pPr>
-            <w:hyperlink w:history="1" r:id="rIdutxunlflm9idwcaskrc-y">
+            <w:hyperlink w:history="1" r:id="rIdke11noidxbfa1tngy4-vs">
               <w:r>
                 <w:rPr>
                   <w:rFonts w:ascii="Arial" w:cs="Arial" w:eastAsia="Arial" w:hAnsi="Arial"/>
@@ -11946,7 +11946,7 @@
             <w:pPr>
               <w:spacing w:after="20" w:before="0"/>
             </w:pPr>
-            <w:hyperlink w:history="1" r:id="rIdl6cmnxn5bzydk0t1c2lba">
+            <w:hyperlink w:history="1" r:id="rIdvpmvcenebv7o69a87w4gh">
               <w:r>
                 <w:rPr>
                   <w:rFonts w:ascii="Arial" w:cs="Arial" w:eastAsia="Arial" w:hAnsi="Arial"/>
@@ -11979,7 +11979,7 @@
               <w:spacing w:after="10" w:before="0"/>
               <w:ind w:left="120"/>
             </w:pPr>
-            <w:hyperlink w:history="1" r:id="rIddmdm5jcnprcdgdw1qo_0o">
+            <w:hyperlink w:history="1" r:id="rIdph22rffjikaloha_fsue5">
               <w:r>
                 <w:rPr>
                   <w:rFonts w:ascii="Arial" w:cs="Arial" w:eastAsia="Arial" w:hAnsi="Arial"/>
@@ -12174,7 +12174,7 @@
             <w:pPr>
               <w:spacing w:after="20" w:before="0"/>
             </w:pPr>
-            <w:hyperlink w:history="1" r:id="rIdy0ju97kh3kjtxn4xyfkrp">
+            <w:hyperlink w:history="1" r:id="rIdmcu68v0etj2fhlbumfxzd">
               <w:r>
                 <w:rPr>
                   <w:rFonts w:ascii="Arial" w:cs="Arial" w:eastAsia="Arial" w:hAnsi="Arial"/>
@@ -12207,7 +12207,7 @@
               <w:spacing w:after="10" w:before="0"/>
               <w:ind w:left="120"/>
             </w:pPr>
-            <w:hyperlink w:history="1" r:id="rIdke9mlj1yrqavz8asnhnbf">
+            <w:hyperlink w:history="1" r:id="rIdmsowwtmabvn0pwwfdt5af">
               <w:r>
                 <w:rPr>
                   <w:rFonts w:ascii="Arial" w:cs="Arial" w:eastAsia="Arial" w:hAnsi="Arial"/>
@@ -12252,7 +12252,7 @@
             <w:pPr>
               <w:spacing w:after="20" w:before="0"/>
             </w:pPr>
-            <w:hyperlink w:history="1" r:id="rIdi1mb7mchtdnuoqkfjmdgo">
+            <w:hyperlink w:history="1" r:id="rIdevohbb9knajofvmn36yp1">
               <w:r>
                 <w:rPr>
                   <w:rFonts w:ascii="Arial" w:cs="Arial" w:eastAsia="Arial" w:hAnsi="Arial"/>
@@ -12285,7 +12285,7 @@
               <w:spacing w:after="10" w:before="0"/>
               <w:ind w:left="120"/>
             </w:pPr>
-            <w:hyperlink w:history="1" r:id="rIdwyppmj5ypi8q2dwdg3l4u">
+            <w:hyperlink w:history="1" r:id="rId1bi_eq7aqm-caxi1q4tww">
               <w:r>
                 <w:rPr>
                   <w:rFonts w:ascii="Arial" w:cs="Arial" w:eastAsia="Arial" w:hAnsi="Arial"/>
@@ -12480,7 +12480,7 @@
             <w:pPr>
               <w:spacing w:after="20" w:before="0"/>
             </w:pPr>
-            <w:hyperlink w:history="1" r:id="rIdqfdqfltweu7ofdsrqt182">
+            <w:hyperlink w:history="1" r:id="rIdquyr9m0pgxlsyyzleh5rk">
               <w:r>
                 <w:rPr>
                   <w:rFonts w:ascii="Arial" w:cs="Arial" w:eastAsia="Arial" w:hAnsi="Arial"/>
@@ -12513,7 +12513,7 @@
               <w:spacing w:after="10" w:before="0"/>
               <w:ind w:left="120"/>
             </w:pPr>
-            <w:hyperlink w:history="1" r:id="rIdaymrbimfumqug-lzm2twh">
+            <w:hyperlink w:history="1" r:id="rIdidy_-jxl4ln0xlldkskj4">
               <w:r>
                 <w:rPr>
                   <w:rFonts w:ascii="Arial" w:cs="Arial" w:eastAsia="Arial" w:hAnsi="Arial"/>
@@ -12558,7 +12558,7 @@
             <w:pPr>
               <w:spacing w:after="20" w:before="0"/>
             </w:pPr>
-            <w:hyperlink w:history="1" r:id="rIdrvi-abjaideq7hwkqyrh7">
+            <w:hyperlink w:history="1" r:id="rIdrjcugy9l_-vcygo05md0g">
               <w:r>
                 <w:rPr>
                   <w:rFonts w:ascii="Arial" w:cs="Arial" w:eastAsia="Arial" w:hAnsi="Arial"/>
@@ -12591,7 +12591,7 @@
               <w:spacing w:after="10" w:before="0"/>
               <w:ind w:left="120"/>
             </w:pPr>
-            <w:hyperlink w:history="1" r:id="rId0njyrj8ubwteacoa2gxyt">
+            <w:hyperlink w:history="1" r:id="rId3jbtha4vbddcxsykv0waa">
               <w:r>
                 <w:rPr>
                   <w:rFonts w:ascii="Arial" w:cs="Arial" w:eastAsia="Arial" w:hAnsi="Arial"/>
@@ -12786,7 +12786,7 @@
             <w:pPr>
               <w:spacing w:after="20" w:before="0"/>
             </w:pPr>
-            <w:hyperlink w:history="1" r:id="rId6fs0zydni8bi6hbw4yuqi">
+            <w:hyperlink w:history="1" r:id="rIdaowbhjk-rz8cbiawa4i5b">
               <w:r>
                 <w:rPr>
                   <w:rFonts w:ascii="Arial" w:cs="Arial" w:eastAsia="Arial" w:hAnsi="Arial"/>
@@ -12819,7 +12819,7 @@
               <w:spacing w:after="10" w:before="0"/>
               <w:ind w:left="120"/>
             </w:pPr>
-            <w:hyperlink w:history="1" r:id="rIdxln9upxvgfkpqopylxwzx">
+            <w:hyperlink w:history="1" r:id="rIdp1k5tn17d7ehvtwklktle">
               <w:r>
                 <w:rPr>
                   <w:rFonts w:ascii="Arial" w:cs="Arial" w:eastAsia="Arial" w:hAnsi="Arial"/>
@@ -12864,7 +12864,7 @@
             <w:pPr>
               <w:spacing w:after="20" w:before="0"/>
             </w:pPr>
-            <w:hyperlink w:history="1" r:id="rIdpb9mngnu9yalnsqouos8-">
+            <w:hyperlink w:history="1" r:id="rIdlx5uu8eaj-vg_fkpmjx_y">
               <w:r>
                 <w:rPr>
                   <w:rFonts w:ascii="Arial" w:cs="Arial" w:eastAsia="Arial" w:hAnsi="Arial"/>
@@ -12897,7 +12897,7 @@
               <w:spacing w:after="10" w:before="0"/>
               <w:ind w:left="120"/>
             </w:pPr>
-            <w:hyperlink w:history="1" r:id="rIdwwpnxh42ibvfo9fryhpho">
+            <w:hyperlink w:history="1" r:id="rIdgkl9wgnznzbdcxuz9xzxj">
               <w:r>
                 <w:rPr>
                   <w:rFonts w:ascii="Arial" w:cs="Arial" w:eastAsia="Arial" w:hAnsi="Arial"/>
@@ -13092,7 +13092,7 @@
             <w:pPr>
               <w:spacing w:after="20" w:before="0"/>
             </w:pPr>
-            <w:hyperlink w:history="1" r:id="rId1ammc2x6dtgjmwetzdn-q">
+            <w:hyperlink w:history="1" r:id="rIdiywxuf1eupgh0tiof8ovc">
               <w:r>
                 <w:rPr>
                   <w:rFonts w:ascii="Arial" w:cs="Arial" w:eastAsia="Arial" w:hAnsi="Arial"/>
@@ -13125,7 +13125,7 @@
               <w:spacing w:after="10" w:before="0"/>
               <w:ind w:left="120"/>
             </w:pPr>
-            <w:hyperlink w:history="1" r:id="rIdhgxh-i5emtwxrr8vsvhta">
+            <w:hyperlink w:history="1" r:id="rIdjfbqrwhnecurahcvl_ymo">
               <w:r>
                 <w:rPr>
                   <w:rFonts w:ascii="Arial" w:cs="Arial" w:eastAsia="Arial" w:hAnsi="Arial"/>
@@ -13170,7 +13170,7 @@
             <w:pPr>
               <w:spacing w:after="20" w:before="0"/>
             </w:pPr>
-            <w:hyperlink w:history="1" r:id="rIdbsot9hy_6vgxy2qvi7njq">
+            <w:hyperlink w:history="1" r:id="rIdslqe5lwjk7ehxmfilxbzh">
               <w:r>
                 <w:rPr>
                   <w:rFonts w:ascii="Arial" w:cs="Arial" w:eastAsia="Arial" w:hAnsi="Arial"/>
@@ -13203,7 +13203,7 @@
               <w:spacing w:after="10" w:before="0"/>
               <w:ind w:left="120"/>
             </w:pPr>
-            <w:hyperlink w:history="1" r:id="rIdhzjubbgvueevh6xl2bhto">
+            <w:hyperlink w:history="1" r:id="rIdcaqhl-elzbgbvh3tbjp7z">
               <w:r>
                 <w:rPr>
                   <w:rFonts w:ascii="Arial" w:cs="Arial" w:eastAsia="Arial" w:hAnsi="Arial"/>
@@ -14690,7 +14690,7 @@
             <w:pPr>
               <w:spacing w:after="20" w:before="0"/>
             </w:pPr>
-            <w:hyperlink w:history="1" r:id="rIdh4mb3vthwvq5_yvzwcwds">
+            <w:hyperlink w:history="1" r:id="rId1f9tbfzka7lonnxlf3_eq">
               <w:r>
                 <w:rPr>
                   <w:rFonts w:ascii="Arial" w:cs="Arial" w:eastAsia="Arial" w:hAnsi="Arial"/>
@@ -14723,7 +14723,7 @@
               <w:spacing w:after="10" w:before="0"/>
               <w:ind w:left="120"/>
             </w:pPr>
-            <w:hyperlink w:history="1" r:id="rId_he8wjpepdqehubxuhtuj">
+            <w:hyperlink w:history="1" r:id="rIdievsjinaqs5zdyjo6yode">
               <w:r>
                 <w:rPr>
                   <w:rFonts w:ascii="Arial" w:cs="Arial" w:eastAsia="Arial" w:hAnsi="Arial"/>
@@ -14768,7 +14768,7 @@
             <w:pPr>
               <w:spacing w:after="20" w:before="0"/>
             </w:pPr>
-            <w:hyperlink w:history="1" r:id="rIduez9liavouaftvxgdvase">
+            <w:hyperlink w:history="1" r:id="rIdd-jwgov5usg-n-bev5o-9">
               <w:r>
                 <w:rPr>
                   <w:rFonts w:ascii="Arial" w:cs="Arial" w:eastAsia="Arial" w:hAnsi="Arial"/>
@@ -14801,7 +14801,7 @@
               <w:spacing w:after="10" w:before="0"/>
               <w:ind w:left="120"/>
             </w:pPr>
-            <w:hyperlink w:history="1" r:id="rIdj1g02eokroalef4bj245c">
+            <w:hyperlink w:history="1" r:id="rIdsic18biu0_z6fagfi_nvl">
               <w:r>
                 <w:rPr>
                   <w:rFonts w:ascii="Arial" w:cs="Arial" w:eastAsia="Arial" w:hAnsi="Arial"/>
@@ -14996,7 +14996,7 @@
             <w:pPr>
               <w:spacing w:after="20" w:before="0"/>
             </w:pPr>
-            <w:hyperlink w:history="1" r:id="rIdjbrrwipcf1ae8nwb6qomt">
+            <w:hyperlink w:history="1" r:id="rIdcomt4x6suzkvubxumx0xq">
               <w:r>
                 <w:rPr>
                   <w:rFonts w:ascii="Arial" w:cs="Arial" w:eastAsia="Arial" w:hAnsi="Arial"/>
@@ -15029,7 +15029,7 @@
               <w:spacing w:after="10" w:before="0"/>
               <w:ind w:left="120"/>
             </w:pPr>
-            <w:hyperlink w:history="1" r:id="rIdl0ctzs_eis60t8fohha6p">
+            <w:hyperlink w:history="1" r:id="rIdi2wvdhjyiaw8jlj0hq_fg">
               <w:r>
                 <w:rPr>
                   <w:rFonts w:ascii="Arial" w:cs="Arial" w:eastAsia="Arial" w:hAnsi="Arial"/>
@@ -15074,7 +15074,7 @@
             <w:pPr>
               <w:spacing w:after="20" w:before="0"/>
             </w:pPr>
-            <w:hyperlink w:history="1" r:id="rId5whmmtsrgrrn3jm4wuzqn">
+            <w:hyperlink w:history="1" r:id="rIdwdzvnil-e559mps2orp4j">
               <w:r>
                 <w:rPr>
                   <w:rFonts w:ascii="Arial" w:cs="Arial" w:eastAsia="Arial" w:hAnsi="Arial"/>
@@ -15107,7 +15107,7 @@
               <w:spacing w:after="10" w:before="0"/>
               <w:ind w:left="120"/>
             </w:pPr>
-            <w:hyperlink w:history="1" r:id="rIdgdzag8suzbazf0ubuwvgd">
+            <w:hyperlink w:history="1" r:id="rIdm2uwu_irg_yxjiypyjhmz">
               <w:r>
                 <w:rPr>
                   <w:rFonts w:ascii="Arial" w:cs="Arial" w:eastAsia="Arial" w:hAnsi="Arial"/>
@@ -15340,7 +15340,7 @@
             <w:pPr>
               <w:spacing w:after="20" w:before="0"/>
             </w:pPr>
-            <w:hyperlink w:history="1" r:id="rIdub4jmashgbcep4o6xkb3_">
+            <w:hyperlink w:history="1" r:id="rIdhivraargxer_zp308txic">
               <w:r>
                 <w:rPr>
                   <w:rFonts w:ascii="Arial" w:cs="Arial" w:eastAsia="Arial" w:hAnsi="Arial"/>
@@ -15373,7 +15373,7 @@
               <w:spacing w:after="10" w:before="0"/>
               <w:ind w:left="120"/>
             </w:pPr>
-            <w:hyperlink w:history="1" r:id="rIdanxh5yprq-w2dxprsouse">
+            <w:hyperlink w:history="1" r:id="rIdfr2nbng1qgmeavqna7duo">
               <w:r>
                 <w:rPr>
                   <w:rFonts w:ascii="Arial" w:cs="Arial" w:eastAsia="Arial" w:hAnsi="Arial"/>
@@ -15418,7 +15418,7 @@
             <w:pPr>
               <w:spacing w:after="20" w:before="0"/>
             </w:pPr>
-            <w:hyperlink w:history="1" r:id="rIdbwytc9wai6hkkkpwacryy">
+            <w:hyperlink w:history="1" r:id="rIdwwjmzesyhazor9motr0cl">
               <w:r>
                 <w:rPr>
                   <w:rFonts w:ascii="Arial" w:cs="Arial" w:eastAsia="Arial" w:hAnsi="Arial"/>
@@ -15451,7 +15451,7 @@
               <w:spacing w:after="10" w:before="0"/>
               <w:ind w:left="120"/>
             </w:pPr>
-            <w:hyperlink w:history="1" r:id="rId1afi0-f50us5ezquvv-bq">
+            <w:hyperlink w:history="1" r:id="rIdoir7n_t0ot-wubvjf7jax">
               <w:r>
                 <w:rPr>
                   <w:rFonts w:ascii="Arial" w:cs="Arial" w:eastAsia="Arial" w:hAnsi="Arial"/>
@@ -15646,7 +15646,7 @@
             <w:pPr>
               <w:spacing w:after="20" w:before="0"/>
             </w:pPr>
-            <w:hyperlink w:history="1" r:id="rIdpv4bbyu_alm2jr9vnzl5s">
+            <w:hyperlink w:history="1" r:id="rIdcwaaj66grgjza7hiao2j2">
               <w:r>
                 <w:rPr>
                   <w:rFonts w:ascii="Arial" w:cs="Arial" w:eastAsia="Arial" w:hAnsi="Arial"/>
@@ -15679,7 +15679,7 @@
               <w:spacing w:after="10" w:before="0"/>
               <w:ind w:left="120"/>
             </w:pPr>
-            <w:hyperlink w:history="1" r:id="rId1hvdzfxsxls55tluydwmh">
+            <w:hyperlink w:history="1" r:id="rId16izwxabtsrtydrimwe-i">
               <w:r>
                 <w:rPr>
                   <w:rFonts w:ascii="Arial" w:cs="Arial" w:eastAsia="Arial" w:hAnsi="Arial"/>
@@ -15724,7 +15724,7 @@
             <w:pPr>
               <w:spacing w:after="20" w:before="0"/>
             </w:pPr>
-            <w:hyperlink w:history="1" r:id="rIdl7j9tsihpxltt_vf-5kwo">
+            <w:hyperlink w:history="1" r:id="rIdidxzikkjpt_napvmfv1bx">
               <w:r>
                 <w:rPr>
                   <w:rFonts w:ascii="Arial" w:cs="Arial" w:eastAsia="Arial" w:hAnsi="Arial"/>
@@ -15757,7 +15757,7 @@
               <w:spacing w:after="10" w:before="0"/>
               <w:ind w:left="120"/>
             </w:pPr>
-            <w:hyperlink w:history="1" r:id="rIdzvrmgit1nr2mwqc198jkm">
+            <w:hyperlink w:history="1" r:id="rIdw32erm_csk8ohlqwtqfcr">
               <w:r>
                 <w:rPr>
                   <w:rFonts w:ascii="Arial" w:cs="Arial" w:eastAsia="Arial" w:hAnsi="Arial"/>
@@ -15952,7 +15952,7 @@
             <w:pPr>
               <w:spacing w:after="20" w:before="0"/>
             </w:pPr>
-            <w:hyperlink w:history="1" r:id="rIdvcas9grrh9zqb7as9dty4">
+            <w:hyperlink w:history="1" r:id="rIdgc-f9mvcviyab4ueqhea9">
               <w:r>
                 <w:rPr>
                   <w:rFonts w:ascii="Arial" w:cs="Arial" w:eastAsia="Arial" w:hAnsi="Arial"/>
@@ -15985,7 +15985,7 @@
               <w:spacing w:after="10" w:before="0"/>
               <w:ind w:left="120"/>
             </w:pPr>
-            <w:hyperlink w:history="1" r:id="rIdlnhblbltuohir3syrsmfq">
+            <w:hyperlink w:history="1" r:id="rIdip7jrjfgznf2vr16slbsb">
               <w:r>
                 <w:rPr>
                   <w:rFonts w:ascii="Arial" w:cs="Arial" w:eastAsia="Arial" w:hAnsi="Arial"/>
@@ -16030,7 +16030,7 @@
             <w:pPr>
               <w:spacing w:after="20" w:before="0"/>
             </w:pPr>
-            <w:hyperlink w:history="1" r:id="rIdt9zef7rqjzzqkr1-tqnhr">
+            <w:hyperlink w:history="1" r:id="rIdyv6jbb7wuihpoz-htx7lh">
               <w:r>
                 <w:rPr>
                   <w:rFonts w:ascii="Arial" w:cs="Arial" w:eastAsia="Arial" w:hAnsi="Arial"/>
@@ -16063,7 +16063,7 @@
               <w:spacing w:after="10" w:before="0"/>
               <w:ind w:left="120"/>
             </w:pPr>
-            <w:hyperlink w:history="1" r:id="rIdefdcxjobo70b2fxr63i-0">
+            <w:hyperlink w:history="1" r:id="rIdsfcbflq7sfhicwdvyae_3">
               <w:r>
                 <w:rPr>
                   <w:rFonts w:ascii="Arial" w:cs="Arial" w:eastAsia="Arial" w:hAnsi="Arial"/>
@@ -17645,7 +17645,7 @@
             <w:pPr>
               <w:spacing w:after="20" w:before="0"/>
             </w:pPr>
-            <w:hyperlink w:history="1" r:id="rIdlrextb2kqsebq6ybc7r8e">
+            <w:hyperlink w:history="1" r:id="rIdrgex6cudmpfn90l66_lhw">
               <w:r>
                 <w:rPr>
                   <w:rFonts w:ascii="Arial" w:cs="Arial" w:eastAsia="Arial" w:hAnsi="Arial"/>
@@ -17678,7 +17678,7 @@
               <w:spacing w:after="10" w:before="0"/>
               <w:ind w:left="120"/>
             </w:pPr>
-            <w:hyperlink w:history="1" r:id="rIdbraxcbwvjlmgnidmtpgwa">
+            <w:hyperlink w:history="1" r:id="rIdtqllhtjphuhx4mou6xtum">
               <w:r>
                 <w:rPr>
                   <w:rFonts w:ascii="Arial" w:cs="Arial" w:eastAsia="Arial" w:hAnsi="Arial"/>
@@ -17723,7 +17723,7 @@
             <w:pPr>
               <w:spacing w:after="20" w:before="0"/>
             </w:pPr>
-            <w:hyperlink w:history="1" r:id="rIduoq3uf_b5f7lp2jupzw2g">
+            <w:hyperlink w:history="1" r:id="rIdegigxn0yfgb1pof1it0wo">
               <w:r>
                 <w:rPr>
                   <w:rFonts w:ascii="Arial" w:cs="Arial" w:eastAsia="Arial" w:hAnsi="Arial"/>
@@ -17756,7 +17756,7 @@
               <w:spacing w:after="10" w:before="0"/>
               <w:ind w:left="120"/>
             </w:pPr>
-            <w:hyperlink w:history="1" r:id="rIdjqukx-eqi0nlpbd_maev0">
+            <w:hyperlink w:history="1" r:id="rIdh9enm9vtloafdbo6hnbng">
               <w:r>
                 <w:rPr>
                   <w:rFonts w:ascii="Arial" w:cs="Arial" w:eastAsia="Arial" w:hAnsi="Arial"/>
@@ -17951,7 +17951,7 @@
             <w:pPr>
               <w:spacing w:after="20" w:before="0"/>
             </w:pPr>
-            <w:hyperlink w:history="1" r:id="rId6rgi2mnqqjvicwootpsbd">
+            <w:hyperlink w:history="1" r:id="rIdplwepdmbt5zf0w4mpndhn">
               <w:r>
                 <w:rPr>
                   <w:rFonts w:ascii="Arial" w:cs="Arial" w:eastAsia="Arial" w:hAnsi="Arial"/>
@@ -17984,7 +17984,7 @@
               <w:spacing w:after="10" w:before="0"/>
               <w:ind w:left="120"/>
             </w:pPr>
-            <w:hyperlink w:history="1" r:id="rIdfd-uk2szgk1kw657wpmfs">
+            <w:hyperlink w:history="1" r:id="rId0snz9xmkkiaoihb98k6h-">
               <w:r>
                 <w:rPr>
                   <w:rFonts w:ascii="Arial" w:cs="Arial" w:eastAsia="Arial" w:hAnsi="Arial"/>
@@ -18029,7 +18029,7 @@
             <w:pPr>
               <w:spacing w:after="20" w:before="0"/>
             </w:pPr>
-            <w:hyperlink w:history="1" r:id="rIdiwav-2focybxnllywwul8">
+            <w:hyperlink w:history="1" r:id="rIdb9gmgipaalkkg3xespww1">
               <w:r>
                 <w:rPr>
                   <w:rFonts w:ascii="Arial" w:cs="Arial" w:eastAsia="Arial" w:hAnsi="Arial"/>
@@ -18062,7 +18062,7 @@
               <w:spacing w:after="10" w:before="0"/>
               <w:ind w:left="120"/>
             </w:pPr>
-            <w:hyperlink w:history="1" r:id="rIdfxvqpdciioiop5oe3ayiy">
+            <w:hyperlink w:history="1" r:id="rId7kr3j2bnyf5tmcapeo3ej">
               <w:r>
                 <w:rPr>
                   <w:rFonts w:ascii="Arial" w:cs="Arial" w:eastAsia="Arial" w:hAnsi="Arial"/>
@@ -18485,7 +18485,7 @@
             <w:pPr>
               <w:spacing w:after="20" w:before="0"/>
             </w:pPr>
-            <w:hyperlink w:history="1" r:id="rIdqtflj3x5cdjknfgmv1rcq">
+            <w:hyperlink w:history="1" r:id="rIdxxnwrjc9oxyisdfdequ4c">
               <w:r>
                 <w:rPr>
                   <w:rFonts w:ascii="Arial" w:cs="Arial" w:eastAsia="Arial" w:hAnsi="Arial"/>
@@ -18518,7 +18518,7 @@
               <w:spacing w:after="10" w:before="0"/>
               <w:ind w:left="120"/>
             </w:pPr>
-            <w:hyperlink w:history="1" r:id="rIdkqwpsnhgvy1igatbistsy">
+            <w:hyperlink w:history="1" r:id="rIdvk4kzow20tl4nbgivlcof">
               <w:r>
                 <w:rPr>
                   <w:rFonts w:ascii="Arial" w:cs="Arial" w:eastAsia="Arial" w:hAnsi="Arial"/>
@@ -18563,7 +18563,7 @@
             <w:pPr>
               <w:spacing w:after="20" w:before="0"/>
             </w:pPr>
-            <w:hyperlink w:history="1" r:id="rIdrdxq3oftoxsmx-zpm0udb">
+            <w:hyperlink w:history="1" r:id="rIdgp2oinmc0cv6w8t_rfvsd">
               <w:r>
                 <w:rPr>
                   <w:rFonts w:ascii="Arial" w:cs="Arial" w:eastAsia="Arial" w:hAnsi="Arial"/>
@@ -18596,7 +18596,7 @@
               <w:spacing w:after="10" w:before="0"/>
               <w:ind w:left="120"/>
             </w:pPr>
-            <w:hyperlink w:history="1" r:id="rIddsqt81n1toklxltytkyha">
+            <w:hyperlink w:history="1" r:id="rIdwqy1t82wflibvjmhmuznf">
               <w:r>
                 <w:rPr>
                   <w:rFonts w:ascii="Arial" w:cs="Arial" w:eastAsia="Arial" w:hAnsi="Arial"/>
@@ -19156,7 +19156,7 @@
             <w:pPr>
               <w:spacing w:after="20" w:before="0"/>
             </w:pPr>
-            <w:hyperlink w:history="1" r:id="rId8cc-t223d--n_orkurg-q">
+            <w:hyperlink w:history="1" r:id="rIdlv4vq30f7gj8rhuzycl55">
               <w:r>
                 <w:rPr>
                   <w:rFonts w:ascii="Arial" w:cs="Arial" w:eastAsia="Arial" w:hAnsi="Arial"/>
@@ -19189,7 +19189,7 @@
               <w:spacing w:after="10" w:before="0"/>
               <w:ind w:left="120"/>
             </w:pPr>
-            <w:hyperlink w:history="1" r:id="rIdy2enijgukkprxi52puzy2">
+            <w:hyperlink w:history="1" r:id="rId0jdqmed6pank3bryo_x3s">
               <w:r>
                 <w:rPr>
                   <w:rFonts w:ascii="Arial" w:cs="Arial" w:eastAsia="Arial" w:hAnsi="Arial"/>
@@ -19234,7 +19234,7 @@
             <w:pPr>
               <w:spacing w:after="20" w:before="0"/>
             </w:pPr>
-            <w:hyperlink w:history="1" r:id="rIdb48sxznqryeelyx84n5ty">
+            <w:hyperlink w:history="1" r:id="rIdmyllmmhxulbxxyp2zgipm">
               <w:r>
                 <w:rPr>
                   <w:rFonts w:ascii="Arial" w:cs="Arial" w:eastAsia="Arial" w:hAnsi="Arial"/>
@@ -19267,7 +19267,7 @@
               <w:spacing w:after="10" w:before="0"/>
               <w:ind w:left="120"/>
             </w:pPr>
-            <w:hyperlink w:history="1" r:id="rIdajtxz3x0u4kjok6cbts85">
+            <w:hyperlink w:history="1" r:id="rIdb51s353i72nip5lszzdcx">
               <w:r>
                 <w:rPr>
                   <w:rFonts w:ascii="Arial" w:cs="Arial" w:eastAsia="Arial" w:hAnsi="Arial"/>
@@ -19462,7 +19462,7 @@
             <w:pPr>
               <w:spacing w:after="20" w:before="0"/>
             </w:pPr>
-            <w:hyperlink w:history="1" r:id="rIdonhs6fjkzwfyv4t6xjmmw">
+            <w:hyperlink w:history="1" r:id="rId9h2k0-heclvoqc8kycd2z">
               <w:r>
                 <w:rPr>
                   <w:rFonts w:ascii="Arial" w:cs="Arial" w:eastAsia="Arial" w:hAnsi="Arial"/>
@@ -19495,7 +19495,7 @@
               <w:spacing w:after="10" w:before="0"/>
               <w:ind w:left="120"/>
             </w:pPr>
-            <w:hyperlink w:history="1" r:id="rId1whsba7u_rutb5dosrv0o">
+            <w:hyperlink w:history="1" r:id="rIdx40ipi8zanlrw-smiohcm">
               <w:r>
                 <w:rPr>
                   <w:rFonts w:ascii="Arial" w:cs="Arial" w:eastAsia="Arial" w:hAnsi="Arial"/>
@@ -19540,7 +19540,7 @@
             <w:pPr>
               <w:spacing w:after="20" w:before="0"/>
             </w:pPr>
-            <w:hyperlink w:history="1" r:id="rId5rqsc-slmbduvporbfdwq">
+            <w:hyperlink w:history="1" r:id="rIdkmlgxz0hhybcnphezlcb0">
               <w:r>
                 <w:rPr>
                   <w:rFonts w:ascii="Arial" w:cs="Arial" w:eastAsia="Arial" w:hAnsi="Arial"/>
@@ -19573,7 +19573,7 @@
               <w:spacing w:after="10" w:before="0"/>
               <w:ind w:left="120"/>
             </w:pPr>
-            <w:hyperlink w:history="1" r:id="rId-t9x2kzdqdhuizdc9uvuh">
+            <w:hyperlink w:history="1" r:id="rId6drxpmpjtlwy0xzv1730i">
               <w:r>
                 <w:rPr>
                   <w:rFonts w:ascii="Arial" w:cs="Arial" w:eastAsia="Arial" w:hAnsi="Arial"/>
@@ -21440,7 +21440,7 @@
             <w:pPr>
               <w:spacing w:after="20" w:before="0"/>
             </w:pPr>
-            <w:hyperlink w:history="1" r:id="rIdsmrukbbce2dyczu2alklo">
+            <w:hyperlink w:history="1" r:id="rId0tyvrrszyvttroxkw04lo">
               <w:r>
                 <w:rPr>
                   <w:rFonts w:ascii="Arial" w:cs="Arial" w:eastAsia="Arial" w:hAnsi="Arial"/>
@@ -21473,7 +21473,7 @@
               <w:spacing w:after="10" w:before="0"/>
               <w:ind w:left="120"/>
             </w:pPr>
-            <w:hyperlink w:history="1" r:id="rId4-9usddcwnsrfmu1zkyq-">
+            <w:hyperlink w:history="1" r:id="rIdgkkl_tkeepr0egej0cx1f">
               <w:r>
                 <w:rPr>
                   <w:rFonts w:ascii="Arial" w:cs="Arial" w:eastAsia="Arial" w:hAnsi="Arial"/>
@@ -21518,7 +21518,7 @@
             <w:pPr>
               <w:spacing w:after="20" w:before="0"/>
             </w:pPr>
-            <w:hyperlink w:history="1" r:id="rIdv2hdq75el4wuhd-umejgs">
+            <w:hyperlink w:history="1" r:id="rId47gb-rt1ywhkhwbrthkz9">
               <w:r>
                 <w:rPr>
                   <w:rFonts w:ascii="Arial" w:cs="Arial" w:eastAsia="Arial" w:hAnsi="Arial"/>
@@ -21551,7 +21551,7 @@
               <w:spacing w:after="10" w:before="0"/>
               <w:ind w:left="120"/>
             </w:pPr>
-            <w:hyperlink w:history="1" r:id="rIdwi8zxby1cxldw-d4tqx6m">
+            <w:hyperlink w:history="1" r:id="rId1et4ho7qbv5pavmr4nhmy">
               <w:r>
                 <w:rPr>
                   <w:rFonts w:ascii="Arial" w:cs="Arial" w:eastAsia="Arial" w:hAnsi="Arial"/>
@@ -21746,7 +21746,7 @@
             <w:pPr>
               <w:spacing w:after="20" w:before="0"/>
             </w:pPr>
-            <w:hyperlink w:history="1" r:id="rIdeydafp-zgliccm-jgqehb">
+            <w:hyperlink w:history="1" r:id="rIdby1exlx921b4jf2koqu0o">
               <w:r>
                 <w:rPr>
                   <w:rFonts w:ascii="Arial" w:cs="Arial" w:eastAsia="Arial" w:hAnsi="Arial"/>
@@ -21779,7 +21779,7 @@
               <w:spacing w:after="10" w:before="0"/>
               <w:ind w:left="120"/>
             </w:pPr>
-            <w:hyperlink w:history="1" r:id="rIdrpjeyizz2qygublrbqzd6">
+            <w:hyperlink w:history="1" r:id="rIdckijcjofllrvkhtyi0rq-">
               <w:r>
                 <w:rPr>
                   <w:rFonts w:ascii="Arial" w:cs="Arial" w:eastAsia="Arial" w:hAnsi="Arial"/>
@@ -21824,7 +21824,7 @@
             <w:pPr>
               <w:spacing w:after="20" w:before="0"/>
             </w:pPr>
-            <w:hyperlink w:history="1" r:id="rIdh5cq9tihke0axgy7lygnp">
+            <w:hyperlink w:history="1" r:id="rIdrdhpb12ixdwi37o68plzk">
               <w:r>
                 <w:rPr>
                   <w:rFonts w:ascii="Arial" w:cs="Arial" w:eastAsia="Arial" w:hAnsi="Arial"/>
@@ -21857,7 +21857,7 @@
               <w:spacing w:after="10" w:before="0"/>
               <w:ind w:left="120"/>
             </w:pPr>
-            <w:hyperlink w:history="1" r:id="rId1zihi4w8loyh4kpz22cxb">
+            <w:hyperlink w:history="1" r:id="rIdlluglwi3gk3mhtfwjasvd">
               <w:r>
                 <w:rPr>
                   <w:rFonts w:ascii="Arial" w:cs="Arial" w:eastAsia="Arial" w:hAnsi="Arial"/>
@@ -22052,7 +22052,7 @@
             <w:pPr>
               <w:spacing w:after="20" w:before="0"/>
             </w:pPr>
-            <w:hyperlink w:history="1" r:id="rIdg7liiw-ta1npxt4bobapz">
+            <w:hyperlink w:history="1" r:id="rIdurvj0xznyp7v1tzqfbzhr">
               <w:r>
                 <w:rPr>
                   <w:rFonts w:ascii="Arial" w:cs="Arial" w:eastAsia="Arial" w:hAnsi="Arial"/>
@@ -22085,7 +22085,7 @@
               <w:spacing w:after="10" w:before="0"/>
               <w:ind w:left="120"/>
             </w:pPr>
-            <w:hyperlink w:history="1" r:id="rIdsebvng158nisdbfsy969y">
+            <w:hyperlink w:history="1" r:id="rIdfdgi2ntxsu5tt5fufiqd8">
               <w:r>
                 <w:rPr>
                   <w:rFonts w:ascii="Arial" w:cs="Arial" w:eastAsia="Arial" w:hAnsi="Arial"/>
@@ -22130,7 +22130,7 @@
             <w:pPr>
               <w:spacing w:after="20" w:before="0"/>
             </w:pPr>
-            <w:hyperlink w:history="1" r:id="rIdq-vuhjno38ogyy11sxfd6">
+            <w:hyperlink w:history="1" r:id="rIdhx6m_uymb3vvi8gm3aupl">
               <w:r>
                 <w:rPr>
                   <w:rFonts w:ascii="Arial" w:cs="Arial" w:eastAsia="Arial" w:hAnsi="Arial"/>
@@ -22163,7 +22163,7 @@
               <w:spacing w:after="10" w:before="0"/>
               <w:ind w:left="120"/>
             </w:pPr>
-            <w:hyperlink w:history="1" r:id="rIdxuu_hlqk1f_2oqnr1cefu">
+            <w:hyperlink w:history="1" r:id="rIdp48oxmuc8mvuzlunjicfe">
               <w:r>
                 <w:rPr>
                   <w:rFonts w:ascii="Arial" w:cs="Arial" w:eastAsia="Arial" w:hAnsi="Arial"/>
@@ -22358,7 +22358,7 @@
             <w:pPr>
               <w:spacing w:after="20" w:before="0"/>
             </w:pPr>
-            <w:hyperlink w:history="1" r:id="rIdz5h1ybvb9firm3b12iya4">
+            <w:hyperlink w:history="1" r:id="rIdk3gbe1teilzm3ah8hexzw">
               <w:r>
                 <w:rPr>
                   <w:rFonts w:ascii="Arial" w:cs="Arial" w:eastAsia="Arial" w:hAnsi="Arial"/>
@@ -22391,7 +22391,7 @@
               <w:spacing w:after="10" w:before="0"/>
               <w:ind w:left="120"/>
             </w:pPr>
-            <w:hyperlink w:history="1" r:id="rId-cqlb6puonq3potp87g1k">
+            <w:hyperlink w:history="1" r:id="rIdlhej-rf-3wof81wnehwyn">
               <w:r>
                 <w:rPr>
                   <w:rFonts w:ascii="Arial" w:cs="Arial" w:eastAsia="Arial" w:hAnsi="Arial"/>
@@ -22436,7 +22436,7 @@
             <w:pPr>
               <w:spacing w:after="20" w:before="0"/>
             </w:pPr>
-            <w:hyperlink w:history="1" r:id="rId9ka88-_mlnip83bzllakl">
+            <w:hyperlink w:history="1" r:id="rIdrqlemeymqd7ot16p_xi5o">
               <w:r>
                 <w:rPr>
                   <w:rFonts w:ascii="Arial" w:cs="Arial" w:eastAsia="Arial" w:hAnsi="Arial"/>
@@ -22469,7 +22469,7 @@
               <w:spacing w:after="10" w:before="0"/>
               <w:ind w:left="120"/>
             </w:pPr>
-            <w:hyperlink w:history="1" r:id="rId4ekcslqok35ylygmucova">
+            <w:hyperlink w:history="1" r:id="rIdwsiilwknhdye8igywg9vv">
               <w:r>
                 <w:rPr>
                   <w:rFonts w:ascii="Arial" w:cs="Arial" w:eastAsia="Arial" w:hAnsi="Arial"/>
@@ -22664,7 +22664,7 @@
             <w:pPr>
               <w:spacing w:after="20" w:before="0"/>
             </w:pPr>
-            <w:hyperlink w:history="1" r:id="rId89pynasyboir3f1gzgdd6">
+            <w:hyperlink w:history="1" r:id="rIdao7xintkgezovf3o43vfq">
               <w:r>
                 <w:rPr>
                   <w:rFonts w:ascii="Arial" w:cs="Arial" w:eastAsia="Arial" w:hAnsi="Arial"/>
@@ -22697,7 +22697,7 @@
               <w:spacing w:after="10" w:before="0"/>
               <w:ind w:left="120"/>
             </w:pPr>
-            <w:hyperlink w:history="1" r:id="rIdg8ywn67c-oxwqpyzgpcu1">
+            <w:hyperlink w:history="1" r:id="rIddvm8tcumqw6h7unbhqgpm">
               <w:r>
                 <w:rPr>
                   <w:rFonts w:ascii="Arial" w:cs="Arial" w:eastAsia="Arial" w:hAnsi="Arial"/>
@@ -22742,7 +22742,7 @@
             <w:pPr>
               <w:spacing w:after="20" w:before="0"/>
             </w:pPr>
-            <w:hyperlink w:history="1" r:id="rIdthgznht66cufokujavvv2">
+            <w:hyperlink w:history="1" r:id="rIddde9n585zhew1ghqom51k">
               <w:r>
                 <w:rPr>
                   <w:rFonts w:ascii="Arial" w:cs="Arial" w:eastAsia="Arial" w:hAnsi="Arial"/>
@@ -22775,7 +22775,7 @@
               <w:spacing w:after="10" w:before="0"/>
               <w:ind w:left="120"/>
             </w:pPr>
-            <w:hyperlink w:history="1" r:id="rId4zqqticd0dyquo6xbxnhd">
+            <w:hyperlink w:history="1" r:id="rIdt8s80q7cf90tmyfu_3pmp">
               <w:r>
                 <w:rPr>
                   <w:rFonts w:ascii="Arial" w:cs="Arial" w:eastAsia="Arial" w:hAnsi="Arial"/>
@@ -24262,7 +24262,7 @@
             <w:pPr>
               <w:spacing w:after="20" w:before="0"/>
             </w:pPr>
-            <w:hyperlink w:history="1" r:id="rIdqzaegpl6dyslo6icameu-">
+            <w:hyperlink w:history="1" r:id="rId7exx-e1yhhdjufl-kwuwp">
               <w:r>
                 <w:rPr>
                   <w:rFonts w:ascii="Arial" w:cs="Arial" w:eastAsia="Arial" w:hAnsi="Arial"/>
@@ -24295,7 +24295,7 @@
               <w:spacing w:after="10" w:before="0"/>
               <w:ind w:left="120"/>
             </w:pPr>
-            <w:hyperlink w:history="1" r:id="rIdlhvxys40fibg_p42cmvht">
+            <w:hyperlink w:history="1" r:id="rIdd_yfpmn2s6rjicg5z5gee">
               <w:r>
                 <w:rPr>
                   <w:rFonts w:ascii="Arial" w:cs="Arial" w:eastAsia="Arial" w:hAnsi="Arial"/>
@@ -24340,7 +24340,7 @@
             <w:pPr>
               <w:spacing w:after="20" w:before="0"/>
             </w:pPr>
-            <w:hyperlink w:history="1" r:id="rIdk3pnroz-q4y1j15kmseqa">
+            <w:hyperlink w:history="1" r:id="rIdculnd5xnfuw2eryxkjt1f">
               <w:r>
                 <w:rPr>
                   <w:rFonts w:ascii="Arial" w:cs="Arial" w:eastAsia="Arial" w:hAnsi="Arial"/>
@@ -24373,7 +24373,7 @@
               <w:spacing w:after="10" w:before="0"/>
               <w:ind w:left="120"/>
             </w:pPr>
-            <w:hyperlink w:history="1" r:id="rIdtxo8b_s4peo8lqnqbkwup">
+            <w:hyperlink w:history="1" r:id="rIdyfomqneknn3141qja4n1w">
               <w:r>
                 <w:rPr>
                   <w:rFonts w:ascii="Arial" w:cs="Arial" w:eastAsia="Arial" w:hAnsi="Arial"/>
@@ -24568,7 +24568,7 @@
             <w:pPr>
               <w:spacing w:after="20" w:before="0"/>
             </w:pPr>
-            <w:hyperlink w:history="1" r:id="rIdjpepxs90kbhtufcguliop">
+            <w:hyperlink w:history="1" r:id="rIdqnz5gd_0sciratafpgnli">
               <w:r>
                 <w:rPr>
                   <w:rFonts w:ascii="Arial" w:cs="Arial" w:eastAsia="Arial" w:hAnsi="Arial"/>
@@ -24601,7 +24601,7 @@
               <w:spacing w:after="10" w:before="0"/>
               <w:ind w:left="120"/>
             </w:pPr>
-            <w:hyperlink w:history="1" r:id="rId61cwtgltcp2tifjwmtsob">
+            <w:hyperlink w:history="1" r:id="rIdvqhqvdnk_qf_77d7dm6lc">
               <w:r>
                 <w:rPr>
                   <w:rFonts w:ascii="Arial" w:cs="Arial" w:eastAsia="Arial" w:hAnsi="Arial"/>
@@ -24646,7 +24646,7 @@
             <w:pPr>
               <w:spacing w:after="20" w:before="0"/>
             </w:pPr>
-            <w:hyperlink w:history="1" r:id="rIdaxjgxutuuffzz-jfsjff1">
+            <w:hyperlink w:history="1" r:id="rIdpfoyplspadouagr3vakns">
               <w:r>
                 <w:rPr>
                   <w:rFonts w:ascii="Arial" w:cs="Arial" w:eastAsia="Arial" w:hAnsi="Arial"/>
@@ -24679,7 +24679,7 @@
               <w:spacing w:after="10" w:before="0"/>
               <w:ind w:left="120"/>
             </w:pPr>
-            <w:hyperlink w:history="1" r:id="rId1hvukn6ijlox0ljrmkpm4">
+            <w:hyperlink w:history="1" r:id="rIdodbw2wd_jci_989_fjywv">
               <w:r>
                 <w:rPr>
                   <w:rFonts w:ascii="Arial" w:cs="Arial" w:eastAsia="Arial" w:hAnsi="Arial"/>
@@ -24874,7 +24874,7 @@
             <w:pPr>
               <w:spacing w:after="20" w:before="0"/>
             </w:pPr>
-            <w:hyperlink w:history="1" r:id="rIdktgbcqguyqlxmpipaqbj8">
+            <w:hyperlink w:history="1" r:id="rId3nwfol00xumkrneeim8-t">
               <w:r>
                 <w:rPr>
                   <w:rFonts w:ascii="Arial" w:cs="Arial" w:eastAsia="Arial" w:hAnsi="Arial"/>
@@ -24907,7 +24907,7 @@
               <w:spacing w:after="10" w:before="0"/>
               <w:ind w:left="120"/>
             </w:pPr>
-            <w:hyperlink w:history="1" r:id="rIdlhx6axocrxloltuviy8lz">
+            <w:hyperlink w:history="1" r:id="rId2vt_fuwnwdo7seeqtxbe2">
               <w:r>
                 <w:rPr>
                   <w:rFonts w:ascii="Arial" w:cs="Arial" w:eastAsia="Arial" w:hAnsi="Arial"/>
@@ -24952,7 +24952,7 @@
             <w:pPr>
               <w:spacing w:after="20" w:before="0"/>
             </w:pPr>
-            <w:hyperlink w:history="1" r:id="rId3au0aoa4wixsxyxcxpbrf">
+            <w:hyperlink w:history="1" r:id="rIdy0gjwf9pyb5gjjhqiwbeu">
               <w:r>
                 <w:rPr>
                   <w:rFonts w:ascii="Arial" w:cs="Arial" w:eastAsia="Arial" w:hAnsi="Arial"/>
@@ -24985,7 +24985,7 @@
               <w:spacing w:after="10" w:before="0"/>
               <w:ind w:left="120"/>
             </w:pPr>
-            <w:hyperlink w:history="1" r:id="rIdoculxg8kcmv9y7fy3y3ir">
+            <w:hyperlink w:history="1" r:id="rIddmo-io6md4ysm1wk79-jw">
               <w:r>
                 <w:rPr>
                   <w:rFonts w:ascii="Arial" w:cs="Arial" w:eastAsia="Arial" w:hAnsi="Arial"/>
@@ -25180,7 +25180,7 @@
             <w:pPr>
               <w:spacing w:after="20" w:before="0"/>
             </w:pPr>
-            <w:hyperlink w:history="1" r:id="rIda3w6csfuiljb0h1bb9eep">
+            <w:hyperlink w:history="1" r:id="rIdpyneytoyjxw7lltrvzrdb">
               <w:r>
                 <w:rPr>
                   <w:rFonts w:ascii="Arial" w:cs="Arial" w:eastAsia="Arial" w:hAnsi="Arial"/>
@@ -25213,7 +25213,7 @@
               <w:spacing w:after="10" w:before="0"/>
               <w:ind w:left="120"/>
             </w:pPr>
-            <w:hyperlink w:history="1" r:id="rIdostp6zolatoenwwivowrw">
+            <w:hyperlink w:history="1" r:id="rIdnrpeq12qg0urqupg3wloi">
               <w:r>
                 <w:rPr>
                   <w:rFonts w:ascii="Arial" w:cs="Arial" w:eastAsia="Arial" w:hAnsi="Arial"/>
@@ -25258,7 +25258,7 @@
             <w:pPr>
               <w:spacing w:after="20" w:before="0"/>
             </w:pPr>
-            <w:hyperlink w:history="1" r:id="rIdm3qrzecranh-cwc_vcqyy">
+            <w:hyperlink w:history="1" r:id="rIdr9iyfot66gt8uuqunotz5">
               <w:r>
                 <w:rPr>
                   <w:rFonts w:ascii="Arial" w:cs="Arial" w:eastAsia="Arial" w:hAnsi="Arial"/>
@@ -25291,7 +25291,7 @@
               <w:spacing w:after="10" w:before="0"/>
               <w:ind w:left="120"/>
             </w:pPr>
-            <w:hyperlink w:history="1" r:id="rIdtoy2r010cobi1-wvsd4al">
+            <w:hyperlink w:history="1" r:id="rIdog_vhbesxa0yi85nyeyfw">
               <w:r>
                 <w:rPr>
                   <w:rFonts w:ascii="Arial" w:cs="Arial" w:eastAsia="Arial" w:hAnsi="Arial"/>
@@ -25486,7 +25486,7 @@
             <w:pPr>
               <w:spacing w:after="20" w:before="0"/>
             </w:pPr>
-            <w:hyperlink w:history="1" r:id="rIdlm_mpxq59cgmdzui59bhu">
+            <w:hyperlink w:history="1" r:id="rIdvyaxulr0elzup3v7b6wvk">
               <w:r>
                 <w:rPr>
                   <w:rFonts w:ascii="Arial" w:cs="Arial" w:eastAsia="Arial" w:hAnsi="Arial"/>
@@ -25519,7 +25519,7 @@
               <w:spacing w:after="10" w:before="0"/>
               <w:ind w:left="120"/>
             </w:pPr>
-            <w:hyperlink w:history="1" r:id="rIdekcn2qnd4sxzfduziffkd">
+            <w:hyperlink w:history="1" r:id="rIdj9xt8bwovxovtfmlei05z">
               <w:r>
                 <w:rPr>
                   <w:rFonts w:ascii="Arial" w:cs="Arial" w:eastAsia="Arial" w:hAnsi="Arial"/>
@@ -25564,7 +25564,7 @@
             <w:pPr>
               <w:spacing w:after="20" w:before="0"/>
             </w:pPr>
-            <w:hyperlink w:history="1" r:id="rIdt2nbkr7d_srz7upxzyjzk">
+            <w:hyperlink w:history="1" r:id="rId0i8sd9e9-gpq8_nbozws6">
               <w:r>
                 <w:rPr>
                   <w:rFonts w:ascii="Arial" w:cs="Arial" w:eastAsia="Arial" w:hAnsi="Arial"/>
@@ -25597,7 +25597,7 @@
               <w:spacing w:after="10" w:before="0"/>
               <w:ind w:left="120"/>
             </w:pPr>
-            <w:hyperlink w:history="1" r:id="rIdixi4v4t0ev7nr0m_ivr9s">
+            <w:hyperlink w:history="1" r:id="rId_fxxa7ztxqekvwvaojrnu">
               <w:r>
                 <w:rPr>
                   <w:rFonts w:ascii="Arial" w:cs="Arial" w:eastAsia="Arial" w:hAnsi="Arial"/>

--- a/data/outputs/v2/Biology/SS2.2_Plant_Transport/Biology_Plant_Transport_CBE_LessonSequence.docx
+++ b/data/outputs/v2/Biology/SS2.2_Plant_Transport/Biology_Plant_Transport_CBE_LessonSequence.docx
@@ -3401,7 +3401,7 @@
             <w:pPr>
               <w:spacing w:after="20" w:before="0"/>
             </w:pPr>
-            <w:hyperlink w:history="1" r:id="rIdvn58fbmctkfeip9o_jh4w">
+            <w:hyperlink w:history="1" r:id="rIdfmez1da2augkibs5u_77q">
               <w:r>
                 <w:rPr>
                   <w:rFonts w:ascii="Arial" w:cs="Arial" w:eastAsia="Arial" w:hAnsi="Arial"/>
@@ -3434,7 +3434,7 @@
               <w:spacing w:after="10" w:before="0"/>
               <w:ind w:left="120"/>
             </w:pPr>
-            <w:hyperlink w:history="1" r:id="rIdyhivthvf2nt8eadhuu0d-">
+            <w:hyperlink w:history="1" r:id="rIdqxkgeppxtl8nsaoxff3es">
               <w:r>
                 <w:rPr>
                   <w:rFonts w:ascii="Arial" w:cs="Arial" w:eastAsia="Arial" w:hAnsi="Arial"/>
@@ -3479,7 +3479,7 @@
             <w:pPr>
               <w:spacing w:after="20" w:before="0"/>
             </w:pPr>
-            <w:hyperlink w:history="1" r:id="rIdjl7n0syb4w2t2mwp7rj3t">
+            <w:hyperlink w:history="1" r:id="rIdaicvgsgbwouy3jdjwy-t4">
               <w:r>
                 <w:rPr>
                   <w:rFonts w:ascii="Arial" w:cs="Arial" w:eastAsia="Arial" w:hAnsi="Arial"/>
@@ -3512,7 +3512,7 @@
               <w:spacing w:after="10" w:before="0"/>
               <w:ind w:left="120"/>
             </w:pPr>
-            <w:hyperlink w:history="1" r:id="rId5tyoebzy6k_ylxctiwmra">
+            <w:hyperlink w:history="1" r:id="rIdtkeiffwjuv8lwyhpivcil">
               <w:r>
                 <w:rPr>
                   <w:rFonts w:ascii="Arial" w:cs="Arial" w:eastAsia="Arial" w:hAnsi="Arial"/>
@@ -3707,7 +3707,7 @@
             <w:pPr>
               <w:spacing w:after="20" w:before="0"/>
             </w:pPr>
-            <w:hyperlink w:history="1" r:id="rIdteot1zlmm5udjkhe1j_jg">
+            <w:hyperlink w:history="1" r:id="rIdob8a5e2kdxtzw8aogz7c5">
               <w:r>
                 <w:rPr>
                   <w:rFonts w:ascii="Arial" w:cs="Arial" w:eastAsia="Arial" w:hAnsi="Arial"/>
@@ -3740,7 +3740,7 @@
               <w:spacing w:after="10" w:before="0"/>
               <w:ind w:left="120"/>
             </w:pPr>
-            <w:hyperlink w:history="1" r:id="rIdnttwy0t-vytcxhfanedu3">
+            <w:hyperlink w:history="1" r:id="rIdljujqwywivvio-rwfprdx">
               <w:r>
                 <w:rPr>
                   <w:rFonts w:ascii="Arial" w:cs="Arial" w:eastAsia="Arial" w:hAnsi="Arial"/>
@@ -3785,7 +3785,7 @@
             <w:pPr>
               <w:spacing w:after="20" w:before="0"/>
             </w:pPr>
-            <w:hyperlink w:history="1" r:id="rIdnhbop1hvut0urdobf6xbm">
+            <w:hyperlink w:history="1" r:id="rIdmerffq34iydx3xlbv37le">
               <w:r>
                 <w:rPr>
                   <w:rFonts w:ascii="Arial" w:cs="Arial" w:eastAsia="Arial" w:hAnsi="Arial"/>
@@ -3818,7 +3818,7 @@
               <w:spacing w:after="10" w:before="0"/>
               <w:ind w:left="120"/>
             </w:pPr>
-            <w:hyperlink w:history="1" r:id="rIdoav84zjtcxswnybwtpbwf">
+            <w:hyperlink w:history="1" r:id="rIdtygum0ng87-us4pn99k3p">
               <w:r>
                 <w:rPr>
                   <w:rFonts w:ascii="Arial" w:cs="Arial" w:eastAsia="Arial" w:hAnsi="Arial"/>
@@ -4013,7 +4013,7 @@
             <w:pPr>
               <w:spacing w:after="20" w:before="0"/>
             </w:pPr>
-            <w:hyperlink w:history="1" r:id="rIdobifrtttpgxkowojnlwtm">
+            <w:hyperlink w:history="1" r:id="rId7r02kgfb3iystnr_39nfo">
               <w:r>
                 <w:rPr>
                   <w:rFonts w:ascii="Arial" w:cs="Arial" w:eastAsia="Arial" w:hAnsi="Arial"/>
@@ -4046,7 +4046,7 @@
               <w:spacing w:after="10" w:before="0"/>
               <w:ind w:left="120"/>
             </w:pPr>
-            <w:hyperlink w:history="1" r:id="rIdaammlldshgpxcxo1mjrjd">
+            <w:hyperlink w:history="1" r:id="rId_jxtonaexbown6yrsuimn">
               <w:r>
                 <w:rPr>
                   <w:rFonts w:ascii="Arial" w:cs="Arial" w:eastAsia="Arial" w:hAnsi="Arial"/>
@@ -4091,7 +4091,7 @@
             <w:pPr>
               <w:spacing w:after="20" w:before="0"/>
             </w:pPr>
-            <w:hyperlink w:history="1" r:id="rIdafpfkrymt2nk268j8wvk9">
+            <w:hyperlink w:history="1" r:id="rIdp17r6-tr6yi4ywdolwngy">
               <w:r>
                 <w:rPr>
                   <w:rFonts w:ascii="Arial" w:cs="Arial" w:eastAsia="Arial" w:hAnsi="Arial"/>
@@ -4124,7 +4124,7 @@
               <w:spacing w:after="10" w:before="0"/>
               <w:ind w:left="120"/>
             </w:pPr>
-            <w:hyperlink w:history="1" r:id="rIdvwhmnnriadrhsr6dn0pfs">
+            <w:hyperlink w:history="1" r:id="rIdsseoyx85ab8gjum_u58gb">
               <w:r>
                 <w:rPr>
                   <w:rFonts w:ascii="Arial" w:cs="Arial" w:eastAsia="Arial" w:hAnsi="Arial"/>
@@ -4319,7 +4319,7 @@
             <w:pPr>
               <w:spacing w:after="20" w:before="0"/>
             </w:pPr>
-            <w:hyperlink w:history="1" r:id="rIdw-agm1nz9x8vnvz_rwdne">
+            <w:hyperlink w:history="1" r:id="rId-3he3aswtwhwaifs9y6bw">
               <w:r>
                 <w:rPr>
                   <w:rFonts w:ascii="Arial" w:cs="Arial" w:eastAsia="Arial" w:hAnsi="Arial"/>
@@ -4352,7 +4352,7 @@
               <w:spacing w:after="10" w:before="0"/>
               <w:ind w:left="120"/>
             </w:pPr>
-            <w:hyperlink w:history="1" r:id="rIdhsiv5tlvhw6b5r8ash3x7">
+            <w:hyperlink w:history="1" r:id="rIdrl3o3a3le7454dgb_noc7">
               <w:r>
                 <w:rPr>
                   <w:rFonts w:ascii="Arial" w:cs="Arial" w:eastAsia="Arial" w:hAnsi="Arial"/>
@@ -4397,7 +4397,7 @@
             <w:pPr>
               <w:spacing w:after="20" w:before="0"/>
             </w:pPr>
-            <w:hyperlink w:history="1" r:id="rIdblexyuf6fyhhzkg1f-xlo">
+            <w:hyperlink w:history="1" r:id="rIdtl632nc9e0qnbfi1uantp">
               <w:r>
                 <w:rPr>
                   <w:rFonts w:ascii="Arial" w:cs="Arial" w:eastAsia="Arial" w:hAnsi="Arial"/>
@@ -4430,7 +4430,7 @@
               <w:spacing w:after="10" w:before="0"/>
               <w:ind w:left="120"/>
             </w:pPr>
-            <w:hyperlink w:history="1" r:id="rIdz5wpjeuh1k51xkg0x4xvr">
+            <w:hyperlink w:history="1" r:id="rId7bcifonqzgcev3g0_9jl1">
               <w:r>
                 <w:rPr>
                   <w:rFonts w:ascii="Arial" w:cs="Arial" w:eastAsia="Arial" w:hAnsi="Arial"/>
@@ -4625,7 +4625,7 @@
             <w:pPr>
               <w:spacing w:after="20" w:before="0"/>
             </w:pPr>
-            <w:hyperlink w:history="1" r:id="rIdsxtqr5eppef5kxcesoaxy">
+            <w:hyperlink w:history="1" r:id="rIde9vzs8bw6kqeh17g2gove">
               <w:r>
                 <w:rPr>
                   <w:rFonts w:ascii="Arial" w:cs="Arial" w:eastAsia="Arial" w:hAnsi="Arial"/>
@@ -4658,7 +4658,7 @@
               <w:spacing w:after="10" w:before="0"/>
               <w:ind w:left="120"/>
             </w:pPr>
-            <w:hyperlink w:history="1" r:id="rIdiqs2s655hcsysqmhsvm-3">
+            <w:hyperlink w:history="1" r:id="rIdku07fwdn87-_lyswjbqbf">
               <w:r>
                 <w:rPr>
                   <w:rFonts w:ascii="Arial" w:cs="Arial" w:eastAsia="Arial" w:hAnsi="Arial"/>
@@ -4703,7 +4703,7 @@
             <w:pPr>
               <w:spacing w:after="20" w:before="0"/>
             </w:pPr>
-            <w:hyperlink w:history="1" r:id="rIdsb4fjyo6er6jfvk8danzy">
+            <w:hyperlink w:history="1" r:id="rIdp0fcab6x-actceqpom0pi">
               <w:r>
                 <w:rPr>
                   <w:rFonts w:ascii="Arial" w:cs="Arial" w:eastAsia="Arial" w:hAnsi="Arial"/>
@@ -4736,7 +4736,7 @@
               <w:spacing w:after="10" w:before="0"/>
               <w:ind w:left="120"/>
             </w:pPr>
-            <w:hyperlink w:history="1" r:id="rIdnhjhyaa9amscr7fwwbf6t">
+            <w:hyperlink w:history="1" r:id="rId91cjzrzaxr6gtk0xfcllm">
               <w:r>
                 <w:rPr>
                   <w:rFonts w:ascii="Arial" w:cs="Arial" w:eastAsia="Arial" w:hAnsi="Arial"/>
@@ -6223,7 +6223,7 @@
             <w:pPr>
               <w:spacing w:after="20" w:before="0"/>
             </w:pPr>
-            <w:hyperlink w:history="1" r:id="rIdlel5b0of0wn_et-hsen5g">
+            <w:hyperlink w:history="1" r:id="rId0715urtc-xmo2zhtplt1e">
               <w:r>
                 <w:rPr>
                   <w:rFonts w:ascii="Arial" w:cs="Arial" w:eastAsia="Arial" w:hAnsi="Arial"/>
@@ -6256,7 +6256,7 @@
               <w:spacing w:after="10" w:before="0"/>
               <w:ind w:left="120"/>
             </w:pPr>
-            <w:hyperlink w:history="1" r:id="rIdnj_m6tmt-zoxvqyqubopq">
+            <w:hyperlink w:history="1" r:id="rIdyp-ymib4tem19bzirckdg">
               <w:r>
                 <w:rPr>
                   <w:rFonts w:ascii="Arial" w:cs="Arial" w:eastAsia="Arial" w:hAnsi="Arial"/>
@@ -6301,7 +6301,7 @@
             <w:pPr>
               <w:spacing w:after="20" w:before="0"/>
             </w:pPr>
-            <w:hyperlink w:history="1" r:id="rIdwcwqbgzycrntoteu7yro5">
+            <w:hyperlink w:history="1" r:id="rIdcsafd6sg8v4pfdwt9hohn">
               <w:r>
                 <w:rPr>
                   <w:rFonts w:ascii="Arial" w:cs="Arial" w:eastAsia="Arial" w:hAnsi="Arial"/>
@@ -6334,7 +6334,7 @@
               <w:spacing w:after="10" w:before="0"/>
               <w:ind w:left="120"/>
             </w:pPr>
-            <w:hyperlink w:history="1" r:id="rIdlgoo1ly7nkwrvapijxmfn">
+            <w:hyperlink w:history="1" r:id="rIdwvypgpbftnxrw6yq871wy">
               <w:r>
                 <w:rPr>
                   <w:rFonts w:ascii="Arial" w:cs="Arial" w:eastAsia="Arial" w:hAnsi="Arial"/>
@@ -6529,7 +6529,7 @@
             <w:pPr>
               <w:spacing w:after="20" w:before="0"/>
             </w:pPr>
-            <w:hyperlink w:history="1" r:id="rIdeb8rxe13qcyvhere9q4xg">
+            <w:hyperlink w:history="1" r:id="rIdicrcii1hngb6xa35q_xlb">
               <w:r>
                 <w:rPr>
                   <w:rFonts w:ascii="Arial" w:cs="Arial" w:eastAsia="Arial" w:hAnsi="Arial"/>
@@ -6562,7 +6562,7 @@
               <w:spacing w:after="10" w:before="0"/>
               <w:ind w:left="120"/>
             </w:pPr>
-            <w:hyperlink w:history="1" r:id="rIdjr8fbdgnjlz8uricihgji">
+            <w:hyperlink w:history="1" r:id="rId3kzyj0gkrzqjd3s8ofoqc">
               <w:r>
                 <w:rPr>
                   <w:rFonts w:ascii="Arial" w:cs="Arial" w:eastAsia="Arial" w:hAnsi="Arial"/>
@@ -6607,7 +6607,7 @@
             <w:pPr>
               <w:spacing w:after="20" w:before="0"/>
             </w:pPr>
-            <w:hyperlink w:history="1" r:id="rIdwvl_dho5pr-_88jtvmvys">
+            <w:hyperlink w:history="1" r:id="rIdt3x79f1us3tb6ypymgbxv">
               <w:r>
                 <w:rPr>
                   <w:rFonts w:ascii="Arial" w:cs="Arial" w:eastAsia="Arial" w:hAnsi="Arial"/>
@@ -6640,7 +6640,7 @@
               <w:spacing w:after="10" w:before="0"/>
               <w:ind w:left="120"/>
             </w:pPr>
-            <w:hyperlink w:history="1" r:id="rIdoiuytwm8blfyl-wmpygi9">
+            <w:hyperlink w:history="1" r:id="rIdcugtdudxrc8nj8ekf9xrw">
               <w:r>
                 <w:rPr>
                   <w:rFonts w:ascii="Arial" w:cs="Arial" w:eastAsia="Arial" w:hAnsi="Arial"/>
@@ -6835,7 +6835,7 @@
             <w:pPr>
               <w:spacing w:after="20" w:before="0"/>
             </w:pPr>
-            <w:hyperlink w:history="1" r:id="rIdb7ti1mvflw2mnhpl6tooe">
+            <w:hyperlink w:history="1" r:id="rIdu75byzoyhcjqrc6se1yqb">
               <w:r>
                 <w:rPr>
                   <w:rFonts w:ascii="Arial" w:cs="Arial" w:eastAsia="Arial" w:hAnsi="Arial"/>
@@ -6868,7 +6868,7 @@
               <w:spacing w:after="10" w:before="0"/>
               <w:ind w:left="120"/>
             </w:pPr>
-            <w:hyperlink w:history="1" r:id="rIddwlgxpeua0gvjhjbkp43z">
+            <w:hyperlink w:history="1" r:id="rIddl36ulcvymtbu1fgyz408">
               <w:r>
                 <w:rPr>
                   <w:rFonts w:ascii="Arial" w:cs="Arial" w:eastAsia="Arial" w:hAnsi="Arial"/>
@@ -6913,7 +6913,7 @@
             <w:pPr>
               <w:spacing w:after="20" w:before="0"/>
             </w:pPr>
-            <w:hyperlink w:history="1" r:id="rId1ysr579nup4jfxcewercp">
+            <w:hyperlink w:history="1" r:id="rIdoktu8popwmgidygxhkkww">
               <w:r>
                 <w:rPr>
                   <w:rFonts w:ascii="Arial" w:cs="Arial" w:eastAsia="Arial" w:hAnsi="Arial"/>
@@ -6946,7 +6946,7 @@
               <w:spacing w:after="10" w:before="0"/>
               <w:ind w:left="120"/>
             </w:pPr>
-            <w:hyperlink w:history="1" r:id="rIdpr0nagpcqfu4baodgcf-6">
+            <w:hyperlink w:history="1" r:id="rId0t7pe8pd8xqhk7zhzeecb">
               <w:r>
                 <w:rPr>
                   <w:rFonts w:ascii="Arial" w:cs="Arial" w:eastAsia="Arial" w:hAnsi="Arial"/>
@@ -7141,7 +7141,7 @@
             <w:pPr>
               <w:spacing w:after="20" w:before="0"/>
             </w:pPr>
-            <w:hyperlink w:history="1" r:id="rIdwnz_cadguj9gfqmmsdsdc">
+            <w:hyperlink w:history="1" r:id="rIdiqu0fi5dafqhj2iz2cwei">
               <w:r>
                 <w:rPr>
                   <w:rFonts w:ascii="Arial" w:cs="Arial" w:eastAsia="Arial" w:hAnsi="Arial"/>
@@ -7174,7 +7174,7 @@
               <w:spacing w:after="10" w:before="0"/>
               <w:ind w:left="120"/>
             </w:pPr>
-            <w:hyperlink w:history="1" r:id="rIdamgfbutbbzwbz60srmme_">
+            <w:hyperlink w:history="1" r:id="rId8_zxsyf57zlzpk-rhztl3">
               <w:r>
                 <w:rPr>
                   <w:rFonts w:ascii="Arial" w:cs="Arial" w:eastAsia="Arial" w:hAnsi="Arial"/>
@@ -7219,7 +7219,7 @@
             <w:pPr>
               <w:spacing w:after="20" w:before="0"/>
             </w:pPr>
-            <w:hyperlink w:history="1" r:id="rIdycs4_xyswti_eenv94nkm">
+            <w:hyperlink w:history="1" r:id="rIdowyd41khol009hr0oxmda">
               <w:r>
                 <w:rPr>
                   <w:rFonts w:ascii="Arial" w:cs="Arial" w:eastAsia="Arial" w:hAnsi="Arial"/>
@@ -7252,7 +7252,7 @@
               <w:spacing w:after="10" w:before="0"/>
               <w:ind w:left="120"/>
             </w:pPr>
-            <w:hyperlink w:history="1" r:id="rIdqwroo_0clbpia7ske20mu">
+            <w:hyperlink w:history="1" r:id="rIdtk-3g0bhwlfczsouorx7a">
               <w:r>
                 <w:rPr>
                   <w:rFonts w:ascii="Arial" w:cs="Arial" w:eastAsia="Arial" w:hAnsi="Arial"/>
@@ -7447,7 +7447,7 @@
             <w:pPr>
               <w:spacing w:after="20" w:before="0"/>
             </w:pPr>
-            <w:hyperlink w:history="1" r:id="rId-rooakypjxucysvyhxjne">
+            <w:hyperlink w:history="1" r:id="rIdnw4pi1bozeocxy1qa9q2w">
               <w:r>
                 <w:rPr>
                   <w:rFonts w:ascii="Arial" w:cs="Arial" w:eastAsia="Arial" w:hAnsi="Arial"/>
@@ -7480,7 +7480,7 @@
               <w:spacing w:after="10" w:before="0"/>
               <w:ind w:left="120"/>
             </w:pPr>
-            <w:hyperlink w:history="1" r:id="rIdoqwnardzwxpyudpto0y21">
+            <w:hyperlink w:history="1" r:id="rIda4nepwd8etwcrj9w_n5_1">
               <w:r>
                 <w:rPr>
                   <w:rFonts w:ascii="Arial" w:cs="Arial" w:eastAsia="Arial" w:hAnsi="Arial"/>
@@ -7525,7 +7525,7 @@
             <w:pPr>
               <w:spacing w:after="20" w:before="0"/>
             </w:pPr>
-            <w:hyperlink w:history="1" r:id="rId61tsv2jsmrxj5_ii_teua">
+            <w:hyperlink w:history="1" r:id="rIdz2cokzcgq6pmcxnz_zkes">
               <w:r>
                 <w:rPr>
                   <w:rFonts w:ascii="Arial" w:cs="Arial" w:eastAsia="Arial" w:hAnsi="Arial"/>
@@ -7558,7 +7558,7 @@
               <w:spacing w:after="10" w:before="0"/>
               <w:ind w:left="120"/>
             </w:pPr>
-            <w:hyperlink w:history="1" r:id="rIdqykqaom7kdj1c6iywgqwp">
+            <w:hyperlink w:history="1" r:id="rIdt7oaodwmihp09exolmiql">
               <w:r>
                 <w:rPr>
                   <w:rFonts w:ascii="Arial" w:cs="Arial" w:eastAsia="Arial" w:hAnsi="Arial"/>
@@ -9045,7 +9045,7 @@
             <w:pPr>
               <w:spacing w:after="20" w:before="0"/>
             </w:pPr>
-            <w:hyperlink w:history="1" r:id="rIdlenx09-04hrdcv5gdo3zb">
+            <w:hyperlink w:history="1" r:id="rIdpjatr-mupuuwh8xpmcsdx">
               <w:r>
                 <w:rPr>
                   <w:rFonts w:ascii="Arial" w:cs="Arial" w:eastAsia="Arial" w:hAnsi="Arial"/>
@@ -9078,7 +9078,7 @@
               <w:spacing w:after="10" w:before="0"/>
               <w:ind w:left="120"/>
             </w:pPr>
-            <w:hyperlink w:history="1" r:id="rIdhepcxigjyltdfx1wuo9tb">
+            <w:hyperlink w:history="1" r:id="rIddhg8reaagiisr5t81ajep">
               <w:r>
                 <w:rPr>
                   <w:rFonts w:ascii="Arial" w:cs="Arial" w:eastAsia="Arial" w:hAnsi="Arial"/>
@@ -9123,7 +9123,7 @@
             <w:pPr>
               <w:spacing w:after="20" w:before="0"/>
             </w:pPr>
-            <w:hyperlink w:history="1" r:id="rId0evgg0oenhbvsqgniucje">
+            <w:hyperlink w:history="1" r:id="rIdcr0brvz60se28m41bbchq">
               <w:r>
                 <w:rPr>
                   <w:rFonts w:ascii="Arial" w:cs="Arial" w:eastAsia="Arial" w:hAnsi="Arial"/>
@@ -9156,7 +9156,7 @@
               <w:spacing w:after="10" w:before="0"/>
               <w:ind w:left="120"/>
             </w:pPr>
-            <w:hyperlink w:history="1" r:id="rIdp5ic5kv5qfhkevc_oof6b">
+            <w:hyperlink w:history="1" r:id="rIdinu-2l6cjmcqlpvbh6rpg">
               <w:r>
                 <w:rPr>
                   <w:rFonts w:ascii="Arial" w:cs="Arial" w:eastAsia="Arial" w:hAnsi="Arial"/>
@@ -9351,7 +9351,7 @@
             <w:pPr>
               <w:spacing w:after="20" w:before="0"/>
             </w:pPr>
-            <w:hyperlink w:history="1" r:id="rIdgfuhki31n6vrb_cd0qb4s">
+            <w:hyperlink w:history="1" r:id="rIdhbwohe2nkarsdom77o2hw">
               <w:r>
                 <w:rPr>
                   <w:rFonts w:ascii="Arial" w:cs="Arial" w:eastAsia="Arial" w:hAnsi="Arial"/>
@@ -9384,7 +9384,7 @@
               <w:spacing w:after="10" w:before="0"/>
               <w:ind w:left="120"/>
             </w:pPr>
-            <w:hyperlink w:history="1" r:id="rId0qhqb8oeslnczcirx66la">
+            <w:hyperlink w:history="1" r:id="rId58u-gpogdh651h7r8nlhs">
               <w:r>
                 <w:rPr>
                   <w:rFonts w:ascii="Arial" w:cs="Arial" w:eastAsia="Arial" w:hAnsi="Arial"/>
@@ -9429,7 +9429,7 @@
             <w:pPr>
               <w:spacing w:after="20" w:before="0"/>
             </w:pPr>
-            <w:hyperlink w:history="1" r:id="rIdfsel8k1-0sr7_nife0wps">
+            <w:hyperlink w:history="1" r:id="rIdde4smdcvrsfvtd1m21gfw">
               <w:r>
                 <w:rPr>
                   <w:rFonts w:ascii="Arial" w:cs="Arial" w:eastAsia="Arial" w:hAnsi="Arial"/>
@@ -9462,7 +9462,7 @@
               <w:spacing w:after="10" w:before="0"/>
               <w:ind w:left="120"/>
             </w:pPr>
-            <w:hyperlink w:history="1" r:id="rIdjlma9uklacdvklzzgjpy_">
+            <w:hyperlink w:history="1" r:id="rIdvzymoonb3x9dfyjdadlsq">
               <w:r>
                 <w:rPr>
                   <w:rFonts w:ascii="Arial" w:cs="Arial" w:eastAsia="Arial" w:hAnsi="Arial"/>
@@ -9657,7 +9657,7 @@
             <w:pPr>
               <w:spacing w:after="20" w:before="0"/>
             </w:pPr>
-            <w:hyperlink w:history="1" r:id="rIdxhwyytudmdahvv9glidoo">
+            <w:hyperlink w:history="1" r:id="rIdedijw09wakhvbz25hcgym">
               <w:r>
                 <w:rPr>
                   <w:rFonts w:ascii="Arial" w:cs="Arial" w:eastAsia="Arial" w:hAnsi="Arial"/>
@@ -9690,7 +9690,7 @@
               <w:spacing w:after="10" w:before="0"/>
               <w:ind w:left="120"/>
             </w:pPr>
-            <w:hyperlink w:history="1" r:id="rIdki40fduimiln9cu5b8kll">
+            <w:hyperlink w:history="1" r:id="rId3aohv_8xhtvrcshowe9b_">
               <w:r>
                 <w:rPr>
                   <w:rFonts w:ascii="Arial" w:cs="Arial" w:eastAsia="Arial" w:hAnsi="Arial"/>
@@ -9735,7 +9735,7 @@
             <w:pPr>
               <w:spacing w:after="20" w:before="0"/>
             </w:pPr>
-            <w:hyperlink w:history="1" r:id="rIdxs-rdskdbqpxmwntmazd9">
+            <w:hyperlink w:history="1" r:id="rIdygvopfvwu1nomrq09g0_e">
               <w:r>
                 <w:rPr>
                   <w:rFonts w:ascii="Arial" w:cs="Arial" w:eastAsia="Arial" w:hAnsi="Arial"/>
@@ -9768,7 +9768,7 @@
               <w:spacing w:after="10" w:before="0"/>
               <w:ind w:left="120"/>
             </w:pPr>
-            <w:hyperlink w:history="1" r:id="rId5takvr2egicvmght31q2a">
+            <w:hyperlink w:history="1" r:id="rId_sj20reqgpttqmszs5arx">
               <w:r>
                 <w:rPr>
                   <w:rFonts w:ascii="Arial" w:cs="Arial" w:eastAsia="Arial" w:hAnsi="Arial"/>
@@ -9963,7 +9963,7 @@
             <w:pPr>
               <w:spacing w:after="20" w:before="0"/>
             </w:pPr>
-            <w:hyperlink w:history="1" r:id="rIdhs7gzndpjktqpngnzggzm">
+            <w:hyperlink w:history="1" r:id="rIdwlk1oabcz1cwuazxg_f0r">
               <w:r>
                 <w:rPr>
                   <w:rFonts w:ascii="Arial" w:cs="Arial" w:eastAsia="Arial" w:hAnsi="Arial"/>
@@ -9996,7 +9996,7 @@
               <w:spacing w:after="10" w:before="0"/>
               <w:ind w:left="120"/>
             </w:pPr>
-            <w:hyperlink w:history="1" r:id="rIdsi2xzss4t4_ib8kv-mcq8">
+            <w:hyperlink w:history="1" r:id="rIdgrgazfsjwoxrxqerc7ifx">
               <w:r>
                 <w:rPr>
                   <w:rFonts w:ascii="Arial" w:cs="Arial" w:eastAsia="Arial" w:hAnsi="Arial"/>
@@ -10041,7 +10041,7 @@
             <w:pPr>
               <w:spacing w:after="20" w:before="0"/>
             </w:pPr>
-            <w:hyperlink w:history="1" r:id="rIdbtuoh6mjq62u7i8rimiwb">
+            <w:hyperlink w:history="1" r:id="rIdqn2go7rpq0nl6r4diuvsi">
               <w:r>
                 <w:rPr>
                   <w:rFonts w:ascii="Arial" w:cs="Arial" w:eastAsia="Arial" w:hAnsi="Arial"/>
@@ -10074,7 +10074,7 @@
               <w:spacing w:after="10" w:before="0"/>
               <w:ind w:left="120"/>
             </w:pPr>
-            <w:hyperlink w:history="1" r:id="rIdtcqxck5r9oat3zif2yzng">
+            <w:hyperlink w:history="1" r:id="rId0_q0zs1bsadfmxjfa_j4c">
               <w:r>
                 <w:rPr>
                   <w:rFonts w:ascii="Arial" w:cs="Arial" w:eastAsia="Arial" w:hAnsi="Arial"/>
@@ -10269,7 +10269,7 @@
             <w:pPr>
               <w:spacing w:after="20" w:before="0"/>
             </w:pPr>
-            <w:hyperlink w:history="1" r:id="rIdv-lucud2q_vjgtdyugi4k">
+            <w:hyperlink w:history="1" r:id="rId-er_o-v8f9wvucjm5hev4">
               <w:r>
                 <w:rPr>
                   <w:rFonts w:ascii="Arial" w:cs="Arial" w:eastAsia="Arial" w:hAnsi="Arial"/>
@@ -10302,7 +10302,7 @@
               <w:spacing w:after="10" w:before="0"/>
               <w:ind w:left="120"/>
             </w:pPr>
-            <w:hyperlink w:history="1" r:id="rIdgp1eykbigduqv3cn7pod4">
+            <w:hyperlink w:history="1" r:id="rIdteadhynbbnrkk5h_sabis">
               <w:r>
                 <w:rPr>
                   <w:rFonts w:ascii="Arial" w:cs="Arial" w:eastAsia="Arial" w:hAnsi="Arial"/>
@@ -10347,7 +10347,7 @@
             <w:pPr>
               <w:spacing w:after="20" w:before="0"/>
             </w:pPr>
-            <w:hyperlink w:history="1" r:id="rIdtmmtzyqn5c9e4kgdsavr0">
+            <w:hyperlink w:history="1" r:id="rIdlkqjnv2uu4jkthv_e2ryz">
               <w:r>
                 <w:rPr>
                   <w:rFonts w:ascii="Arial" w:cs="Arial" w:eastAsia="Arial" w:hAnsi="Arial"/>
@@ -10380,7 +10380,7 @@
               <w:spacing w:after="10" w:before="0"/>
               <w:ind w:left="120"/>
             </w:pPr>
-            <w:hyperlink w:history="1" r:id="rIdchqr7ulxjamq7slotweh1">
+            <w:hyperlink w:history="1" r:id="rIdva9oyhc75c5l1zofofucn">
               <w:r>
                 <w:rPr>
                   <w:rFonts w:ascii="Arial" w:cs="Arial" w:eastAsia="Arial" w:hAnsi="Arial"/>
@@ -11868,7 +11868,7 @@
             <w:pPr>
               <w:spacing w:after="20" w:before="0"/>
             </w:pPr>
-            <w:hyperlink w:history="1" r:id="rIdlzadwc4pe12j4fndcq6lf">
+            <w:hyperlink w:history="1" r:id="rIdibi-p4pkfjqkpolmdad66">
               <w:r>
                 <w:rPr>
                   <w:rFonts w:ascii="Arial" w:cs="Arial" w:eastAsia="Arial" w:hAnsi="Arial"/>
@@ -11901,7 +11901,7 @@
               <w:spacing w:after="10" w:before="0"/>
               <w:ind w:left="120"/>
             </w:pPr>
-            <w:hyperlink w:history="1" r:id="rIdke11noidxbfa1tngy4-vs">
+            <w:hyperlink w:history="1" r:id="rIdpiaocj340z_n2t96cwvrl">
               <w:r>
                 <w:rPr>
                   <w:rFonts w:ascii="Arial" w:cs="Arial" w:eastAsia="Arial" w:hAnsi="Arial"/>
@@ -11946,7 +11946,7 @@
             <w:pPr>
               <w:spacing w:after="20" w:before="0"/>
             </w:pPr>
-            <w:hyperlink w:history="1" r:id="rIdvpmvcenebv7o69a87w4gh">
+            <w:hyperlink w:history="1" r:id="rId37puy8h4eaxte_wkrdbvr">
               <w:r>
                 <w:rPr>
                   <w:rFonts w:ascii="Arial" w:cs="Arial" w:eastAsia="Arial" w:hAnsi="Arial"/>
@@ -11979,7 +11979,7 @@
               <w:spacing w:after="10" w:before="0"/>
               <w:ind w:left="120"/>
             </w:pPr>
-            <w:hyperlink w:history="1" r:id="rIdph22rffjikaloha_fsue5">
+            <w:hyperlink w:history="1" r:id="rIdwgq46wole3xltyai7ppgo">
               <w:r>
                 <w:rPr>
                   <w:rFonts w:ascii="Arial" w:cs="Arial" w:eastAsia="Arial" w:hAnsi="Arial"/>
@@ -12174,7 +12174,7 @@
             <w:pPr>
               <w:spacing w:after="20" w:before="0"/>
             </w:pPr>
-            <w:hyperlink w:history="1" r:id="rIdmcu68v0etj2fhlbumfxzd">
+            <w:hyperlink w:history="1" r:id="rId-bp45k0ow8gly-krne2ee">
               <w:r>
                 <w:rPr>
                   <w:rFonts w:ascii="Arial" w:cs="Arial" w:eastAsia="Arial" w:hAnsi="Arial"/>
@@ -12207,7 +12207,7 @@
               <w:spacing w:after="10" w:before="0"/>
               <w:ind w:left="120"/>
             </w:pPr>
-            <w:hyperlink w:history="1" r:id="rIdmsowwtmabvn0pwwfdt5af">
+            <w:hyperlink w:history="1" r:id="rIdxcq_owezamoab_d3aapmd">
               <w:r>
                 <w:rPr>
                   <w:rFonts w:ascii="Arial" w:cs="Arial" w:eastAsia="Arial" w:hAnsi="Arial"/>
@@ -12252,7 +12252,7 @@
             <w:pPr>
               <w:spacing w:after="20" w:before="0"/>
             </w:pPr>
-            <w:hyperlink w:history="1" r:id="rIdevohbb9knajofvmn36yp1">
+            <w:hyperlink w:history="1" r:id="rIdnf1oqbd14cfkxpmheltuj">
               <w:r>
                 <w:rPr>
                   <w:rFonts w:ascii="Arial" w:cs="Arial" w:eastAsia="Arial" w:hAnsi="Arial"/>
@@ -12285,7 +12285,7 @@
               <w:spacing w:after="10" w:before="0"/>
               <w:ind w:left="120"/>
             </w:pPr>
-            <w:hyperlink w:history="1" r:id="rId1bi_eq7aqm-caxi1q4tww">
+            <w:hyperlink w:history="1" r:id="rIdf_kmom27psdb6oematyet">
               <w:r>
                 <w:rPr>
                   <w:rFonts w:ascii="Arial" w:cs="Arial" w:eastAsia="Arial" w:hAnsi="Arial"/>
@@ -12480,7 +12480,7 @@
             <w:pPr>
               <w:spacing w:after="20" w:before="0"/>
             </w:pPr>
-            <w:hyperlink w:history="1" r:id="rIdquyr9m0pgxlsyyzleh5rk">
+            <w:hyperlink w:history="1" r:id="rIdviya8zcfgdrqb99qza0kc">
               <w:r>
                 <w:rPr>
                   <w:rFonts w:ascii="Arial" w:cs="Arial" w:eastAsia="Arial" w:hAnsi="Arial"/>
@@ -12513,7 +12513,7 @@
               <w:spacing w:after="10" w:before="0"/>
               <w:ind w:left="120"/>
             </w:pPr>
-            <w:hyperlink w:history="1" r:id="rIdidy_-jxl4ln0xlldkskj4">
+            <w:hyperlink w:history="1" r:id="rIddjrluure_03mxa9wa1lg9">
               <w:r>
                 <w:rPr>
                   <w:rFonts w:ascii="Arial" w:cs="Arial" w:eastAsia="Arial" w:hAnsi="Arial"/>
@@ -12558,7 +12558,7 @@
             <w:pPr>
               <w:spacing w:after="20" w:before="0"/>
             </w:pPr>
-            <w:hyperlink w:history="1" r:id="rIdrjcugy9l_-vcygo05md0g">
+            <w:hyperlink w:history="1" r:id="rIdyrj7cczlgukg6tvlqufir">
               <w:r>
                 <w:rPr>
                   <w:rFonts w:ascii="Arial" w:cs="Arial" w:eastAsia="Arial" w:hAnsi="Arial"/>
@@ -12591,7 +12591,7 @@
               <w:spacing w:after="10" w:before="0"/>
               <w:ind w:left="120"/>
             </w:pPr>
-            <w:hyperlink w:history="1" r:id="rId3jbtha4vbddcxsykv0waa">
+            <w:hyperlink w:history="1" r:id="rIdqw9tlalmtwy5n5dv_u23d">
               <w:r>
                 <w:rPr>
                   <w:rFonts w:ascii="Arial" w:cs="Arial" w:eastAsia="Arial" w:hAnsi="Arial"/>
@@ -12786,7 +12786,7 @@
             <w:pPr>
               <w:spacing w:after="20" w:before="0"/>
             </w:pPr>
-            <w:hyperlink w:history="1" r:id="rIdaowbhjk-rz8cbiawa4i5b">
+            <w:hyperlink w:history="1" r:id="rIdlxcpjab9ou1bh7vpkirer">
               <w:r>
                 <w:rPr>
                   <w:rFonts w:ascii="Arial" w:cs="Arial" w:eastAsia="Arial" w:hAnsi="Arial"/>
@@ -12819,7 +12819,7 @@
               <w:spacing w:after="10" w:before="0"/>
               <w:ind w:left="120"/>
             </w:pPr>
-            <w:hyperlink w:history="1" r:id="rIdp1k5tn17d7ehvtwklktle">
+            <w:hyperlink w:history="1" r:id="rIdz7vyrbmfilpeqxf7ckj7d">
               <w:r>
                 <w:rPr>
                   <w:rFonts w:ascii="Arial" w:cs="Arial" w:eastAsia="Arial" w:hAnsi="Arial"/>
@@ -12864,7 +12864,7 @@
             <w:pPr>
               <w:spacing w:after="20" w:before="0"/>
             </w:pPr>
-            <w:hyperlink w:history="1" r:id="rIdlx5uu8eaj-vg_fkpmjx_y">
+            <w:hyperlink w:history="1" r:id="rIdodrkkuq-snepiyk1zkuzd">
               <w:r>
                 <w:rPr>
                   <w:rFonts w:ascii="Arial" w:cs="Arial" w:eastAsia="Arial" w:hAnsi="Arial"/>
@@ -12897,7 +12897,7 @@
               <w:spacing w:after="10" w:before="0"/>
               <w:ind w:left="120"/>
             </w:pPr>
-            <w:hyperlink w:history="1" r:id="rIdgkl9wgnznzbdcxuz9xzxj">
+            <w:hyperlink w:history="1" r:id="rIdoe9himuyrjy6jlqa1wmxt">
               <w:r>
                 <w:rPr>
                   <w:rFonts w:ascii="Arial" w:cs="Arial" w:eastAsia="Arial" w:hAnsi="Arial"/>
@@ -13092,7 +13092,7 @@
             <w:pPr>
               <w:spacing w:after="20" w:before="0"/>
             </w:pPr>
-            <w:hyperlink w:history="1" r:id="rIdiywxuf1eupgh0tiof8ovc">
+            <w:hyperlink w:history="1" r:id="rIdf5nowtw4g_xlhbian_zsa">
               <w:r>
                 <w:rPr>
                   <w:rFonts w:ascii="Arial" w:cs="Arial" w:eastAsia="Arial" w:hAnsi="Arial"/>
@@ -13125,7 +13125,7 @@
               <w:spacing w:after="10" w:before="0"/>
               <w:ind w:left="120"/>
             </w:pPr>
-            <w:hyperlink w:history="1" r:id="rIdjfbqrwhnecurahcvl_ymo">
+            <w:hyperlink w:history="1" r:id="rIdw8yjiqdjjv3do9koqdf2s">
               <w:r>
                 <w:rPr>
                   <w:rFonts w:ascii="Arial" w:cs="Arial" w:eastAsia="Arial" w:hAnsi="Arial"/>
@@ -13170,7 +13170,7 @@
             <w:pPr>
               <w:spacing w:after="20" w:before="0"/>
             </w:pPr>
-            <w:hyperlink w:history="1" r:id="rIdslqe5lwjk7ehxmfilxbzh">
+            <w:hyperlink w:history="1" r:id="rIdbixj9bzsifd_rh1ty2ikd">
               <w:r>
                 <w:rPr>
                   <w:rFonts w:ascii="Arial" w:cs="Arial" w:eastAsia="Arial" w:hAnsi="Arial"/>
@@ -13203,7 +13203,7 @@
               <w:spacing w:after="10" w:before="0"/>
               <w:ind w:left="120"/>
             </w:pPr>
-            <w:hyperlink w:history="1" r:id="rIdcaqhl-elzbgbvh3tbjp7z">
+            <w:hyperlink w:history="1" r:id="rIdkwvhiasv7sagdu0kuy6fa">
               <w:r>
                 <w:rPr>
                   <w:rFonts w:ascii="Arial" w:cs="Arial" w:eastAsia="Arial" w:hAnsi="Arial"/>
@@ -14690,7 +14690,7 @@
             <w:pPr>
               <w:spacing w:after="20" w:before="0"/>
             </w:pPr>
-            <w:hyperlink w:history="1" r:id="rId1f9tbfzka7lonnxlf3_eq">
+            <w:hyperlink w:history="1" r:id="rIdnyucl1lyto6t1vuyj1gnx">
               <w:r>
                 <w:rPr>
                   <w:rFonts w:ascii="Arial" w:cs="Arial" w:eastAsia="Arial" w:hAnsi="Arial"/>
@@ -14723,7 +14723,7 @@
               <w:spacing w:after="10" w:before="0"/>
               <w:ind w:left="120"/>
             </w:pPr>
-            <w:hyperlink w:history="1" r:id="rIdievsjinaqs5zdyjo6yode">
+            <w:hyperlink w:history="1" r:id="rIdl0xjz3o9umuerswianhnr">
               <w:r>
                 <w:rPr>
                   <w:rFonts w:ascii="Arial" w:cs="Arial" w:eastAsia="Arial" w:hAnsi="Arial"/>
@@ -14768,7 +14768,7 @@
             <w:pPr>
               <w:spacing w:after="20" w:before="0"/>
             </w:pPr>
-            <w:hyperlink w:history="1" r:id="rIdd-jwgov5usg-n-bev5o-9">
+            <w:hyperlink w:history="1" r:id="rIdccav5hozc4zszszwnllqi">
               <w:r>
                 <w:rPr>
                   <w:rFonts w:ascii="Arial" w:cs="Arial" w:eastAsia="Arial" w:hAnsi="Arial"/>
@@ -14801,7 +14801,7 @@
               <w:spacing w:after="10" w:before="0"/>
               <w:ind w:left="120"/>
             </w:pPr>
-            <w:hyperlink w:history="1" r:id="rIdsic18biu0_z6fagfi_nvl">
+            <w:hyperlink w:history="1" r:id="rIdbfd3_ylja8ea4ppllfwb7">
               <w:r>
                 <w:rPr>
                   <w:rFonts w:ascii="Arial" w:cs="Arial" w:eastAsia="Arial" w:hAnsi="Arial"/>
@@ -14996,7 +14996,7 @@
             <w:pPr>
               <w:spacing w:after="20" w:before="0"/>
             </w:pPr>
-            <w:hyperlink w:history="1" r:id="rIdcomt4x6suzkvubxumx0xq">
+            <w:hyperlink w:history="1" r:id="rIdkggyahiaoameecfupsnhi">
               <w:r>
                 <w:rPr>
                   <w:rFonts w:ascii="Arial" w:cs="Arial" w:eastAsia="Arial" w:hAnsi="Arial"/>
@@ -15029,7 +15029,7 @@
               <w:spacing w:after="10" w:before="0"/>
               <w:ind w:left="120"/>
             </w:pPr>
-            <w:hyperlink w:history="1" r:id="rIdi2wvdhjyiaw8jlj0hq_fg">
+            <w:hyperlink w:history="1" r:id="rId-w2evwlsxjma8suvkyyvv">
               <w:r>
                 <w:rPr>
                   <w:rFonts w:ascii="Arial" w:cs="Arial" w:eastAsia="Arial" w:hAnsi="Arial"/>
@@ -15074,7 +15074,7 @@
             <w:pPr>
               <w:spacing w:after="20" w:before="0"/>
             </w:pPr>
-            <w:hyperlink w:history="1" r:id="rIdwdzvnil-e559mps2orp4j">
+            <w:hyperlink w:history="1" r:id="rId5v0mo-3fq7vvateuycion">
               <w:r>
                 <w:rPr>
                   <w:rFonts w:ascii="Arial" w:cs="Arial" w:eastAsia="Arial" w:hAnsi="Arial"/>
@@ -15107,7 +15107,7 @@
               <w:spacing w:after="10" w:before="0"/>
               <w:ind w:left="120"/>
             </w:pPr>
-            <w:hyperlink w:history="1" r:id="rIdm2uwu_irg_yxjiypyjhmz">
+            <w:hyperlink w:history="1" r:id="rIdn8jgstlpz1-digh2vak2m">
               <w:r>
                 <w:rPr>
                   <w:rFonts w:ascii="Arial" w:cs="Arial" w:eastAsia="Arial" w:hAnsi="Arial"/>
@@ -15340,7 +15340,7 @@
             <w:pPr>
               <w:spacing w:after="20" w:before="0"/>
             </w:pPr>
-            <w:hyperlink w:history="1" r:id="rIdhivraargxer_zp308txic">
+            <w:hyperlink w:history="1" r:id="rIdrw9uegvztc7phjwhl_0o9">
               <w:r>
                 <w:rPr>
                   <w:rFonts w:ascii="Arial" w:cs="Arial" w:eastAsia="Arial" w:hAnsi="Arial"/>
@@ -15373,7 +15373,7 @@
               <w:spacing w:after="10" w:before="0"/>
               <w:ind w:left="120"/>
             </w:pPr>
-            <w:hyperlink w:history="1" r:id="rIdfr2nbng1qgmeavqna7duo">
+            <w:hyperlink w:history="1" r:id="rIdytlq1cg_x5nvgfejrfvmz">
               <w:r>
                 <w:rPr>
                   <w:rFonts w:ascii="Arial" w:cs="Arial" w:eastAsia="Arial" w:hAnsi="Arial"/>
@@ -15418,7 +15418,7 @@
             <w:pPr>
               <w:spacing w:after="20" w:before="0"/>
             </w:pPr>
-            <w:hyperlink w:history="1" r:id="rIdwwjmzesyhazor9motr0cl">
+            <w:hyperlink w:history="1" r:id="rIdofvqve3sjbpe38qszyyiu">
               <w:r>
                 <w:rPr>
                   <w:rFonts w:ascii="Arial" w:cs="Arial" w:eastAsia="Arial" w:hAnsi="Arial"/>
@@ -15451,7 +15451,7 @@
               <w:spacing w:after="10" w:before="0"/>
               <w:ind w:left="120"/>
             </w:pPr>
-            <w:hyperlink w:history="1" r:id="rIdoir7n_t0ot-wubvjf7jax">
+            <w:hyperlink w:history="1" r:id="rIdernhrpsiiylf9ssi3l73n">
               <w:r>
                 <w:rPr>
                   <w:rFonts w:ascii="Arial" w:cs="Arial" w:eastAsia="Arial" w:hAnsi="Arial"/>
@@ -15646,7 +15646,7 @@
             <w:pPr>
               <w:spacing w:after="20" w:before="0"/>
             </w:pPr>
-            <w:hyperlink w:history="1" r:id="rIdcwaaj66grgjza7hiao2j2">
+            <w:hyperlink w:history="1" r:id="rIdom8v46hhew-x--n5hfhzq">
               <w:r>
                 <w:rPr>
                   <w:rFonts w:ascii="Arial" w:cs="Arial" w:eastAsia="Arial" w:hAnsi="Arial"/>
@@ -15679,7 +15679,7 @@
               <w:spacing w:after="10" w:before="0"/>
               <w:ind w:left="120"/>
             </w:pPr>
-            <w:hyperlink w:history="1" r:id="rId16izwxabtsrtydrimwe-i">
+            <w:hyperlink w:history="1" r:id="rIdcpud2fh18ylbfrb75zamp">
               <w:r>
                 <w:rPr>
                   <w:rFonts w:ascii="Arial" w:cs="Arial" w:eastAsia="Arial" w:hAnsi="Arial"/>
@@ -15724,7 +15724,7 @@
             <w:pPr>
               <w:spacing w:after="20" w:before="0"/>
             </w:pPr>
-            <w:hyperlink w:history="1" r:id="rIdidxzikkjpt_napvmfv1bx">
+            <w:hyperlink w:history="1" r:id="rIdi7hqnxl0y_jwmwhgwe1ar">
               <w:r>
                 <w:rPr>
                   <w:rFonts w:ascii="Arial" w:cs="Arial" w:eastAsia="Arial" w:hAnsi="Arial"/>
@@ -15757,7 +15757,7 @@
               <w:spacing w:after="10" w:before="0"/>
               <w:ind w:left="120"/>
             </w:pPr>
-            <w:hyperlink w:history="1" r:id="rIdw32erm_csk8ohlqwtqfcr">
+            <w:hyperlink w:history="1" r:id="rIdehrloololujdy8urszuwq">
               <w:r>
                 <w:rPr>
                   <w:rFonts w:ascii="Arial" w:cs="Arial" w:eastAsia="Arial" w:hAnsi="Arial"/>
@@ -15952,7 +15952,7 @@
             <w:pPr>
               <w:spacing w:after="20" w:before="0"/>
             </w:pPr>
-            <w:hyperlink w:history="1" r:id="rIdgc-f9mvcviyab4ueqhea9">
+            <w:hyperlink w:history="1" r:id="rIdlg26gd_9g_1hfjwcmend6">
               <w:r>
                 <w:rPr>
                   <w:rFonts w:ascii="Arial" w:cs="Arial" w:eastAsia="Arial" w:hAnsi="Arial"/>
@@ -15985,7 +15985,7 @@
               <w:spacing w:after="10" w:before="0"/>
               <w:ind w:left="120"/>
             </w:pPr>
-            <w:hyperlink w:history="1" r:id="rIdip7jrjfgznf2vr16slbsb">
+            <w:hyperlink w:history="1" r:id="rIdmdycgbtntfjty_smstn_m">
               <w:r>
                 <w:rPr>
                   <w:rFonts w:ascii="Arial" w:cs="Arial" w:eastAsia="Arial" w:hAnsi="Arial"/>
@@ -16030,7 +16030,7 @@
             <w:pPr>
               <w:spacing w:after="20" w:before="0"/>
             </w:pPr>
-            <w:hyperlink w:history="1" r:id="rIdyv6jbb7wuihpoz-htx7lh">
+            <w:hyperlink w:history="1" r:id="rIddfco1yrvr_b31qhqp7i89">
               <w:r>
                 <w:rPr>
                   <w:rFonts w:ascii="Arial" w:cs="Arial" w:eastAsia="Arial" w:hAnsi="Arial"/>
@@ -16063,7 +16063,7 @@
               <w:spacing w:after="10" w:before="0"/>
               <w:ind w:left="120"/>
             </w:pPr>
-            <w:hyperlink w:history="1" r:id="rIdsfcbflq7sfhicwdvyae_3">
+            <w:hyperlink w:history="1" r:id="rIdycu2btrppoiyxtyslwkbz">
               <w:r>
                 <w:rPr>
                   <w:rFonts w:ascii="Arial" w:cs="Arial" w:eastAsia="Arial" w:hAnsi="Arial"/>
@@ -17645,7 +17645,7 @@
             <w:pPr>
               <w:spacing w:after="20" w:before="0"/>
             </w:pPr>
-            <w:hyperlink w:history="1" r:id="rIdrgex6cudmpfn90l66_lhw">
+            <w:hyperlink w:history="1" r:id="rIdhhflm3z4zrp_kmoazofhi">
               <w:r>
                 <w:rPr>
                   <w:rFonts w:ascii="Arial" w:cs="Arial" w:eastAsia="Arial" w:hAnsi="Arial"/>
@@ -17678,7 +17678,7 @@
               <w:spacing w:after="10" w:before="0"/>
               <w:ind w:left="120"/>
             </w:pPr>
-            <w:hyperlink w:history="1" r:id="rIdtqllhtjphuhx4mou6xtum">
+            <w:hyperlink w:history="1" r:id="rIdpp6aty-5ugcj5dmxhap2k">
               <w:r>
                 <w:rPr>
                   <w:rFonts w:ascii="Arial" w:cs="Arial" w:eastAsia="Arial" w:hAnsi="Arial"/>
@@ -17723,7 +17723,7 @@
             <w:pPr>
               <w:spacing w:after="20" w:before="0"/>
             </w:pPr>
-            <w:hyperlink w:history="1" r:id="rIdegigxn0yfgb1pof1it0wo">
+            <w:hyperlink w:history="1" r:id="rIdu0ok6sb-1mbvft4hsickc">
               <w:r>
                 <w:rPr>
                   <w:rFonts w:ascii="Arial" w:cs="Arial" w:eastAsia="Arial" w:hAnsi="Arial"/>
@@ -17756,7 +17756,7 @@
               <w:spacing w:after="10" w:before="0"/>
               <w:ind w:left="120"/>
             </w:pPr>
-            <w:hyperlink w:history="1" r:id="rIdh9enm9vtloafdbo6hnbng">
+            <w:hyperlink w:history="1" r:id="rIdhyfrx9nmun43bo_ldl8oa">
               <w:r>
                 <w:rPr>
                   <w:rFonts w:ascii="Arial" w:cs="Arial" w:eastAsia="Arial" w:hAnsi="Arial"/>
@@ -17951,7 +17951,7 @@
             <w:pPr>
               <w:spacing w:after="20" w:before="0"/>
             </w:pPr>
-            <w:hyperlink w:history="1" r:id="rIdplwepdmbt5zf0w4mpndhn">
+            <w:hyperlink w:history="1" r:id="rIdjjnmzkdfyyfnqifgewust">
               <w:r>
                 <w:rPr>
                   <w:rFonts w:ascii="Arial" w:cs="Arial" w:eastAsia="Arial" w:hAnsi="Arial"/>
@@ -17984,7 +17984,7 @@
               <w:spacing w:after="10" w:before="0"/>
               <w:ind w:left="120"/>
             </w:pPr>
-            <w:hyperlink w:history="1" r:id="rId0snz9xmkkiaoihb98k6h-">
+            <w:hyperlink w:history="1" r:id="rId8ipd_mpcdx4ni-gmmz4pa">
               <w:r>
                 <w:rPr>
                   <w:rFonts w:ascii="Arial" w:cs="Arial" w:eastAsia="Arial" w:hAnsi="Arial"/>
@@ -18029,7 +18029,7 @@
             <w:pPr>
               <w:spacing w:after="20" w:before="0"/>
             </w:pPr>
-            <w:hyperlink w:history="1" r:id="rIdb9gmgipaalkkg3xespww1">
+            <w:hyperlink w:history="1" r:id="rIdjara8bmybwmyowcittzbe">
               <w:r>
                 <w:rPr>
                   <w:rFonts w:ascii="Arial" w:cs="Arial" w:eastAsia="Arial" w:hAnsi="Arial"/>
@@ -18062,7 +18062,7 @@
               <w:spacing w:after="10" w:before="0"/>
               <w:ind w:left="120"/>
             </w:pPr>
-            <w:hyperlink w:history="1" r:id="rId7kr3j2bnyf5tmcapeo3ej">
+            <w:hyperlink w:history="1" r:id="rIddtclbab43l15vaw1us688">
               <w:r>
                 <w:rPr>
                   <w:rFonts w:ascii="Arial" w:cs="Arial" w:eastAsia="Arial" w:hAnsi="Arial"/>
@@ -18485,7 +18485,7 @@
             <w:pPr>
               <w:spacing w:after="20" w:before="0"/>
             </w:pPr>
-            <w:hyperlink w:history="1" r:id="rIdxxnwrjc9oxyisdfdequ4c">
+            <w:hyperlink w:history="1" r:id="rIdgvxrldcsfw83bytkuhjvh">
               <w:r>
                 <w:rPr>
                   <w:rFonts w:ascii="Arial" w:cs="Arial" w:eastAsia="Arial" w:hAnsi="Arial"/>
@@ -18518,7 +18518,7 @@
               <w:spacing w:after="10" w:before="0"/>
               <w:ind w:left="120"/>
             </w:pPr>
-            <w:hyperlink w:history="1" r:id="rIdvk4kzow20tl4nbgivlcof">
+            <w:hyperlink w:history="1" r:id="rIdwyfg8qhktl7workxtxv9g">
               <w:r>
                 <w:rPr>
                   <w:rFonts w:ascii="Arial" w:cs="Arial" w:eastAsia="Arial" w:hAnsi="Arial"/>
@@ -18563,7 +18563,7 @@
             <w:pPr>
               <w:spacing w:after="20" w:before="0"/>
             </w:pPr>
-            <w:hyperlink w:history="1" r:id="rIdgp2oinmc0cv6w8t_rfvsd">
+            <w:hyperlink w:history="1" r:id="rIdu-jluoqgela6vduhts_9q">
               <w:r>
                 <w:rPr>
                   <w:rFonts w:ascii="Arial" w:cs="Arial" w:eastAsia="Arial" w:hAnsi="Arial"/>
@@ -18596,7 +18596,7 @@
               <w:spacing w:after="10" w:before="0"/>
               <w:ind w:left="120"/>
             </w:pPr>
-            <w:hyperlink w:history="1" r:id="rIdwqy1t82wflibvjmhmuznf">
+            <w:hyperlink w:history="1" r:id="rIdpm5k7dh12m-upt2q9drvd">
               <w:r>
                 <w:rPr>
                   <w:rFonts w:ascii="Arial" w:cs="Arial" w:eastAsia="Arial" w:hAnsi="Arial"/>
@@ -19156,7 +19156,7 @@
             <w:pPr>
               <w:spacing w:after="20" w:before="0"/>
             </w:pPr>
-            <w:hyperlink w:history="1" r:id="rIdlv4vq30f7gj8rhuzycl55">
+            <w:hyperlink w:history="1" r:id="rIdhidigeq_utric9vzrhcsa">
               <w:r>
                 <w:rPr>
                   <w:rFonts w:ascii="Arial" w:cs="Arial" w:eastAsia="Arial" w:hAnsi="Arial"/>
@@ -19189,7 +19189,7 @@
               <w:spacing w:after="10" w:before="0"/>
               <w:ind w:left="120"/>
             </w:pPr>
-            <w:hyperlink w:history="1" r:id="rId0jdqmed6pank3bryo_x3s">
+            <w:hyperlink w:history="1" r:id="rIdagkxyyrxuys0hujtpe4ig">
               <w:r>
                 <w:rPr>
                   <w:rFonts w:ascii="Arial" w:cs="Arial" w:eastAsia="Arial" w:hAnsi="Arial"/>
@@ -19234,7 +19234,7 @@
             <w:pPr>
               <w:spacing w:after="20" w:before="0"/>
             </w:pPr>
-            <w:hyperlink w:history="1" r:id="rIdmyllmmhxulbxxyp2zgipm">
+            <w:hyperlink w:history="1" r:id="rIdlgtc_hqteshtwjh5gfunr">
               <w:r>
                 <w:rPr>
                   <w:rFonts w:ascii="Arial" w:cs="Arial" w:eastAsia="Arial" w:hAnsi="Arial"/>
@@ -19267,7 +19267,7 @@
               <w:spacing w:after="10" w:before="0"/>
               <w:ind w:left="120"/>
             </w:pPr>
-            <w:hyperlink w:history="1" r:id="rIdb51s353i72nip5lszzdcx">
+            <w:hyperlink w:history="1" r:id="rId57vxtdcu0cjdppz9glq8o">
               <w:r>
                 <w:rPr>
                   <w:rFonts w:ascii="Arial" w:cs="Arial" w:eastAsia="Arial" w:hAnsi="Arial"/>
@@ -19462,7 +19462,7 @@
             <w:pPr>
               <w:spacing w:after="20" w:before="0"/>
             </w:pPr>
-            <w:hyperlink w:history="1" r:id="rId9h2k0-heclvoqc8kycd2z">
+            <w:hyperlink w:history="1" r:id="rId_jlxq0g1pd-yxymjlz8kv">
               <w:r>
                 <w:rPr>
                   <w:rFonts w:ascii="Arial" w:cs="Arial" w:eastAsia="Arial" w:hAnsi="Arial"/>
@@ -19495,7 +19495,7 @@
               <w:spacing w:after="10" w:before="0"/>
               <w:ind w:left="120"/>
             </w:pPr>
-            <w:hyperlink w:history="1" r:id="rIdx40ipi8zanlrw-smiohcm">
+            <w:hyperlink w:history="1" r:id="rIdwwmxuebvqkrdvzlnlyfpn">
               <w:r>
                 <w:rPr>
                   <w:rFonts w:ascii="Arial" w:cs="Arial" w:eastAsia="Arial" w:hAnsi="Arial"/>
@@ -19540,7 +19540,7 @@
             <w:pPr>
               <w:spacing w:after="20" w:before="0"/>
             </w:pPr>
-            <w:hyperlink w:history="1" r:id="rIdkmlgxz0hhybcnphezlcb0">
+            <w:hyperlink w:history="1" r:id="rIdom6tc1m6t8yc1_3hsgvvs">
               <w:r>
                 <w:rPr>
                   <w:rFonts w:ascii="Arial" w:cs="Arial" w:eastAsia="Arial" w:hAnsi="Arial"/>
@@ -19573,7 +19573,7 @@
               <w:spacing w:after="10" w:before="0"/>
               <w:ind w:left="120"/>
             </w:pPr>
-            <w:hyperlink w:history="1" r:id="rId6drxpmpjtlwy0xzv1730i">
+            <w:hyperlink w:history="1" r:id="rIdqn_xke6fo6pjew1urpneg">
               <w:r>
                 <w:rPr>
                   <w:rFonts w:ascii="Arial" w:cs="Arial" w:eastAsia="Arial" w:hAnsi="Arial"/>
@@ -21440,7 +21440,7 @@
             <w:pPr>
               <w:spacing w:after="20" w:before="0"/>
             </w:pPr>
-            <w:hyperlink w:history="1" r:id="rId0tyvrrszyvttroxkw04lo">
+            <w:hyperlink w:history="1" r:id="rIdg75izalrxikrdrexvhj8w">
               <w:r>
                 <w:rPr>
                   <w:rFonts w:ascii="Arial" w:cs="Arial" w:eastAsia="Arial" w:hAnsi="Arial"/>
@@ -21473,7 +21473,7 @@
               <w:spacing w:after="10" w:before="0"/>
               <w:ind w:left="120"/>
             </w:pPr>
-            <w:hyperlink w:history="1" r:id="rIdgkkl_tkeepr0egej0cx1f">
+            <w:hyperlink w:history="1" r:id="rIdijww795fbwvxtfnd784j0">
               <w:r>
                 <w:rPr>
                   <w:rFonts w:ascii="Arial" w:cs="Arial" w:eastAsia="Arial" w:hAnsi="Arial"/>
@@ -21518,7 +21518,7 @@
             <w:pPr>
               <w:spacing w:after="20" w:before="0"/>
             </w:pPr>
-            <w:hyperlink w:history="1" r:id="rId47gb-rt1ywhkhwbrthkz9">
+            <w:hyperlink w:history="1" r:id="rIdeesnuvwy5vhtgxs-ibgai">
               <w:r>
                 <w:rPr>
                   <w:rFonts w:ascii="Arial" w:cs="Arial" w:eastAsia="Arial" w:hAnsi="Arial"/>
@@ -21551,7 +21551,7 @@
               <w:spacing w:after="10" w:before="0"/>
               <w:ind w:left="120"/>
             </w:pPr>
-            <w:hyperlink w:history="1" r:id="rId1et4ho7qbv5pavmr4nhmy">
+            <w:hyperlink w:history="1" r:id="rIdxukergdxaiuspyxtvf2t6">
               <w:r>
                 <w:rPr>
                   <w:rFonts w:ascii="Arial" w:cs="Arial" w:eastAsia="Arial" w:hAnsi="Arial"/>
@@ -21746,7 +21746,7 @@
             <w:pPr>
               <w:spacing w:after="20" w:before="0"/>
             </w:pPr>
-            <w:hyperlink w:history="1" r:id="rIdby1exlx921b4jf2koqu0o">
+            <w:hyperlink w:history="1" r:id="rIdhkpcmcrf738g0or3yvpc9">
               <w:r>
                 <w:rPr>
                   <w:rFonts w:ascii="Arial" w:cs="Arial" w:eastAsia="Arial" w:hAnsi="Arial"/>
@@ -21779,7 +21779,7 @@
               <w:spacing w:after="10" w:before="0"/>
               <w:ind w:left="120"/>
             </w:pPr>
-            <w:hyperlink w:history="1" r:id="rIdckijcjofllrvkhtyi0rq-">
+            <w:hyperlink w:history="1" r:id="rIdgxwwtwje1nmtmv4ah2dqn">
               <w:r>
                 <w:rPr>
                   <w:rFonts w:ascii="Arial" w:cs="Arial" w:eastAsia="Arial" w:hAnsi="Arial"/>
@@ -21824,7 +21824,7 @@
             <w:pPr>
               <w:spacing w:after="20" w:before="0"/>
             </w:pPr>
-            <w:hyperlink w:history="1" r:id="rIdrdhpb12ixdwi37o68plzk">
+            <w:hyperlink w:history="1" r:id="rIdej8fmcmuoht7zovgsr8va">
               <w:r>
                 <w:rPr>
                   <w:rFonts w:ascii="Arial" w:cs="Arial" w:eastAsia="Arial" w:hAnsi="Arial"/>
@@ -21857,7 +21857,7 @@
               <w:spacing w:after="10" w:before="0"/>
               <w:ind w:left="120"/>
             </w:pPr>
-            <w:hyperlink w:history="1" r:id="rIdlluglwi3gk3mhtfwjasvd">
+            <w:hyperlink w:history="1" r:id="rIdca0km9c4mr_9tdzelngou">
               <w:r>
                 <w:rPr>
                   <w:rFonts w:ascii="Arial" w:cs="Arial" w:eastAsia="Arial" w:hAnsi="Arial"/>
@@ -22052,7 +22052,7 @@
             <w:pPr>
               <w:spacing w:after="20" w:before="0"/>
             </w:pPr>
-            <w:hyperlink w:history="1" r:id="rIdurvj0xznyp7v1tzqfbzhr">
+            <w:hyperlink w:history="1" r:id="rIdc6tjqjcabocqmavzfhazx">
               <w:r>
                 <w:rPr>
                   <w:rFonts w:ascii="Arial" w:cs="Arial" w:eastAsia="Arial" w:hAnsi="Arial"/>
@@ -22085,7 +22085,7 @@
               <w:spacing w:after="10" w:before="0"/>
               <w:ind w:left="120"/>
             </w:pPr>
-            <w:hyperlink w:history="1" r:id="rIdfdgi2ntxsu5tt5fufiqd8">
+            <w:hyperlink w:history="1" r:id="rIdltjqqiz4xrhc5tti1gbzj">
               <w:r>
                 <w:rPr>
                   <w:rFonts w:ascii="Arial" w:cs="Arial" w:eastAsia="Arial" w:hAnsi="Arial"/>
@@ -22130,7 +22130,7 @@
             <w:pPr>
               <w:spacing w:after="20" w:before="0"/>
             </w:pPr>
-            <w:hyperlink w:history="1" r:id="rIdhx6m_uymb3vvi8gm3aupl">
+            <w:hyperlink w:history="1" r:id="rIdmhwe-8stw1ysh4pwjujjh">
               <w:r>
                 <w:rPr>
                   <w:rFonts w:ascii="Arial" w:cs="Arial" w:eastAsia="Arial" w:hAnsi="Arial"/>
@@ -22163,7 +22163,7 @@
               <w:spacing w:after="10" w:before="0"/>
               <w:ind w:left="120"/>
             </w:pPr>
-            <w:hyperlink w:history="1" r:id="rIdp48oxmuc8mvuzlunjicfe">
+            <w:hyperlink w:history="1" r:id="rIdrrefxcd2v-qig0u7-yyex">
               <w:r>
                 <w:rPr>
                   <w:rFonts w:ascii="Arial" w:cs="Arial" w:eastAsia="Arial" w:hAnsi="Arial"/>
@@ -22358,7 +22358,7 @@
             <w:pPr>
               <w:spacing w:after="20" w:before="0"/>
             </w:pPr>
-            <w:hyperlink w:history="1" r:id="rIdk3gbe1teilzm3ah8hexzw">
+            <w:hyperlink w:history="1" r:id="rIdczlxw5gpuexcv8ciduprx">
               <w:r>
                 <w:rPr>
                   <w:rFonts w:ascii="Arial" w:cs="Arial" w:eastAsia="Arial" w:hAnsi="Arial"/>
@@ -22391,7 +22391,7 @@
               <w:spacing w:after="10" w:before="0"/>
               <w:ind w:left="120"/>
             </w:pPr>
-            <w:hyperlink w:history="1" r:id="rIdlhej-rf-3wof81wnehwyn">
+            <w:hyperlink w:history="1" r:id="rIded7bfum_xuu8-rytnww87">
               <w:r>
                 <w:rPr>
                   <w:rFonts w:ascii="Arial" w:cs="Arial" w:eastAsia="Arial" w:hAnsi="Arial"/>
@@ -22436,7 +22436,7 @@
             <w:pPr>
               <w:spacing w:after="20" w:before="0"/>
             </w:pPr>
-            <w:hyperlink w:history="1" r:id="rIdrqlemeymqd7ot16p_xi5o">
+            <w:hyperlink w:history="1" r:id="rIdsghjodndlmqs1lvon84zi">
               <w:r>
                 <w:rPr>
                   <w:rFonts w:ascii="Arial" w:cs="Arial" w:eastAsia="Arial" w:hAnsi="Arial"/>
@@ -22469,7 +22469,7 @@
               <w:spacing w:after="10" w:before="0"/>
               <w:ind w:left="120"/>
             </w:pPr>
-            <w:hyperlink w:history="1" r:id="rIdwsiilwknhdye8igywg9vv">
+            <w:hyperlink w:history="1" r:id="rIdwg-anuqcdf4haf28hde6a">
               <w:r>
                 <w:rPr>
                   <w:rFonts w:ascii="Arial" w:cs="Arial" w:eastAsia="Arial" w:hAnsi="Arial"/>
@@ -22664,7 +22664,7 @@
             <w:pPr>
               <w:spacing w:after="20" w:before="0"/>
             </w:pPr>
-            <w:hyperlink w:history="1" r:id="rIdao7xintkgezovf3o43vfq">
+            <w:hyperlink w:history="1" r:id="rIdq8utkt15os7y_hekij_1p">
               <w:r>
                 <w:rPr>
                   <w:rFonts w:ascii="Arial" w:cs="Arial" w:eastAsia="Arial" w:hAnsi="Arial"/>
@@ -22697,7 +22697,7 @@
               <w:spacing w:after="10" w:before="0"/>
               <w:ind w:left="120"/>
             </w:pPr>
-            <w:hyperlink w:history="1" r:id="rIddvm8tcumqw6h7unbhqgpm">
+            <w:hyperlink w:history="1" r:id="rIdd1ivo2imbb2fjejesu0xt">
               <w:r>
                 <w:rPr>
                   <w:rFonts w:ascii="Arial" w:cs="Arial" w:eastAsia="Arial" w:hAnsi="Arial"/>
@@ -22742,7 +22742,7 @@
             <w:pPr>
               <w:spacing w:after="20" w:before="0"/>
             </w:pPr>
-            <w:hyperlink w:history="1" r:id="rIddde9n585zhew1ghqom51k">
+            <w:hyperlink w:history="1" r:id="rIdfp0enkluhusks76x1_jt2">
               <w:r>
                 <w:rPr>
                   <w:rFonts w:ascii="Arial" w:cs="Arial" w:eastAsia="Arial" w:hAnsi="Arial"/>
@@ -22775,7 +22775,7 @@
               <w:spacing w:after="10" w:before="0"/>
               <w:ind w:left="120"/>
             </w:pPr>
-            <w:hyperlink w:history="1" r:id="rIdt8s80q7cf90tmyfu_3pmp">
+            <w:hyperlink w:history="1" r:id="rIdvk999fnaaqkwkpzv3dnrg">
               <w:r>
                 <w:rPr>
                   <w:rFonts w:ascii="Arial" w:cs="Arial" w:eastAsia="Arial" w:hAnsi="Arial"/>
@@ -24262,7 +24262,7 @@
             <w:pPr>
               <w:spacing w:after="20" w:before="0"/>
             </w:pPr>
-            <w:hyperlink w:history="1" r:id="rId7exx-e1yhhdjufl-kwuwp">
+            <w:hyperlink w:history="1" r:id="rIdcm6obwxjgiblao_4le1bm">
               <w:r>
                 <w:rPr>
                   <w:rFonts w:ascii="Arial" w:cs="Arial" w:eastAsia="Arial" w:hAnsi="Arial"/>
@@ -24295,7 +24295,7 @@
               <w:spacing w:after="10" w:before="0"/>
               <w:ind w:left="120"/>
             </w:pPr>
-            <w:hyperlink w:history="1" r:id="rIdd_yfpmn2s6rjicg5z5gee">
+            <w:hyperlink w:history="1" r:id="rId0uomt_th9a8koaolzsweu">
               <w:r>
                 <w:rPr>
                   <w:rFonts w:ascii="Arial" w:cs="Arial" w:eastAsia="Arial" w:hAnsi="Arial"/>
@@ -24340,7 +24340,7 @@
             <w:pPr>
               <w:spacing w:after="20" w:before="0"/>
             </w:pPr>
-            <w:hyperlink w:history="1" r:id="rIdculnd5xnfuw2eryxkjt1f">
+            <w:hyperlink w:history="1" r:id="rIdozadobc1ay8izjrjclo-a">
               <w:r>
                 <w:rPr>
                   <w:rFonts w:ascii="Arial" w:cs="Arial" w:eastAsia="Arial" w:hAnsi="Arial"/>
@@ -24373,7 +24373,7 @@
               <w:spacing w:after="10" w:before="0"/>
               <w:ind w:left="120"/>
             </w:pPr>
-            <w:hyperlink w:history="1" r:id="rIdyfomqneknn3141qja4n1w">
+            <w:hyperlink w:history="1" r:id="rIdmqzqxmsjekm4p9hdoiviy">
               <w:r>
                 <w:rPr>
                   <w:rFonts w:ascii="Arial" w:cs="Arial" w:eastAsia="Arial" w:hAnsi="Arial"/>
@@ -24568,7 +24568,7 @@
             <w:pPr>
               <w:spacing w:after="20" w:before="0"/>
             </w:pPr>
-            <w:hyperlink w:history="1" r:id="rIdqnz5gd_0sciratafpgnli">
+            <w:hyperlink w:history="1" r:id="rIdptjpvdpncssy40pjl-ygj">
               <w:r>
                 <w:rPr>
                   <w:rFonts w:ascii="Arial" w:cs="Arial" w:eastAsia="Arial" w:hAnsi="Arial"/>
@@ -24601,7 +24601,7 @@
               <w:spacing w:after="10" w:before="0"/>
               <w:ind w:left="120"/>
             </w:pPr>
-            <w:hyperlink w:history="1" r:id="rIdvqhqvdnk_qf_77d7dm6lc">
+            <w:hyperlink w:history="1" r:id="rIdf7tqgfzq8wptylg796qpk">
               <w:r>
                 <w:rPr>
                   <w:rFonts w:ascii="Arial" w:cs="Arial" w:eastAsia="Arial" w:hAnsi="Arial"/>
@@ -24646,7 +24646,7 @@
             <w:pPr>
               <w:spacing w:after="20" w:before="0"/>
             </w:pPr>
-            <w:hyperlink w:history="1" r:id="rIdpfoyplspadouagr3vakns">
+            <w:hyperlink w:history="1" r:id="rId92rk71ozbqgknfgpk9f58">
               <w:r>
                 <w:rPr>
                   <w:rFonts w:ascii="Arial" w:cs="Arial" w:eastAsia="Arial" w:hAnsi="Arial"/>
@@ -24679,7 +24679,7 @@
               <w:spacing w:after="10" w:before="0"/>
               <w:ind w:left="120"/>
             </w:pPr>
-            <w:hyperlink w:history="1" r:id="rIdodbw2wd_jci_989_fjywv">
+            <w:hyperlink w:history="1" r:id="rId_8me8u4rf9p-y634y1lis">
               <w:r>
                 <w:rPr>
                   <w:rFonts w:ascii="Arial" w:cs="Arial" w:eastAsia="Arial" w:hAnsi="Arial"/>
@@ -24874,7 +24874,7 @@
             <w:pPr>
               <w:spacing w:after="20" w:before="0"/>
             </w:pPr>
-            <w:hyperlink w:history="1" r:id="rId3nwfol00xumkrneeim8-t">
+            <w:hyperlink w:history="1" r:id="rIdyrh3pc2cgqy23cwavskn9">
               <w:r>
                 <w:rPr>
                   <w:rFonts w:ascii="Arial" w:cs="Arial" w:eastAsia="Arial" w:hAnsi="Arial"/>
@@ -24907,7 +24907,7 @@
               <w:spacing w:after="10" w:before="0"/>
               <w:ind w:left="120"/>
             </w:pPr>
-            <w:hyperlink w:history="1" r:id="rId2vt_fuwnwdo7seeqtxbe2">
+            <w:hyperlink w:history="1" r:id="rId318x7jwotr9wsep-xa9i-">
               <w:r>
                 <w:rPr>
                   <w:rFonts w:ascii="Arial" w:cs="Arial" w:eastAsia="Arial" w:hAnsi="Arial"/>
@@ -24952,7 +24952,7 @@
             <w:pPr>
               <w:spacing w:after="20" w:before="0"/>
             </w:pPr>
-            <w:hyperlink w:history="1" r:id="rIdy0gjwf9pyb5gjjhqiwbeu">
+            <w:hyperlink w:history="1" r:id="rIdrthqhaguncn6xhbjh9mty">
               <w:r>
                 <w:rPr>
                   <w:rFonts w:ascii="Arial" w:cs="Arial" w:eastAsia="Arial" w:hAnsi="Arial"/>
@@ -24985,7 +24985,7 @@
               <w:spacing w:after="10" w:before="0"/>
               <w:ind w:left="120"/>
             </w:pPr>
-            <w:hyperlink w:history="1" r:id="rIddmo-io6md4ysm1wk79-jw">
+            <w:hyperlink w:history="1" r:id="rIdgzpibmcqrzuxnxrfzybqq">
               <w:r>
                 <w:rPr>
                   <w:rFonts w:ascii="Arial" w:cs="Arial" w:eastAsia="Arial" w:hAnsi="Arial"/>
@@ -25180,7 +25180,7 @@
             <w:pPr>
               <w:spacing w:after="20" w:before="0"/>
             </w:pPr>
-            <w:hyperlink w:history="1" r:id="rIdpyneytoyjxw7lltrvzrdb">
+            <w:hyperlink w:history="1" r:id="rId1v1mvidlgyy09hnos4smg">
               <w:r>
                 <w:rPr>
                   <w:rFonts w:ascii="Arial" w:cs="Arial" w:eastAsia="Arial" w:hAnsi="Arial"/>
@@ -25213,7 +25213,7 @@
               <w:spacing w:after="10" w:before="0"/>
               <w:ind w:left="120"/>
             </w:pPr>
-            <w:hyperlink w:history="1" r:id="rIdnrpeq12qg0urqupg3wloi">
+            <w:hyperlink w:history="1" r:id="rId9rjdztlajrwt22qpjli0n">
               <w:r>
                 <w:rPr>
                   <w:rFonts w:ascii="Arial" w:cs="Arial" w:eastAsia="Arial" w:hAnsi="Arial"/>
@@ -25258,7 +25258,7 @@
             <w:pPr>
               <w:spacing w:after="20" w:before="0"/>
             </w:pPr>
-            <w:hyperlink w:history="1" r:id="rIdr9iyfot66gt8uuqunotz5">
+            <w:hyperlink w:history="1" r:id="rIdmik0ya0ipgty2xcpbvdqf">
               <w:r>
                 <w:rPr>
                   <w:rFonts w:ascii="Arial" w:cs="Arial" w:eastAsia="Arial" w:hAnsi="Arial"/>
@@ -25291,7 +25291,7 @@
               <w:spacing w:after="10" w:before="0"/>
               <w:ind w:left="120"/>
             </w:pPr>
-            <w:hyperlink w:history="1" r:id="rIdog_vhbesxa0yi85nyeyfw">
+            <w:hyperlink w:history="1" r:id="rIdqmyn_ewmd6aslcojj8kzy">
               <w:r>
                 <w:rPr>
                   <w:rFonts w:ascii="Arial" w:cs="Arial" w:eastAsia="Arial" w:hAnsi="Arial"/>
@@ -25486,7 +25486,7 @@
             <w:pPr>
               <w:spacing w:after="20" w:before="0"/>
             </w:pPr>
-            <w:hyperlink w:history="1" r:id="rIdvyaxulr0elzup3v7b6wvk">
+            <w:hyperlink w:history="1" r:id="rIdbsxkcwbi7ygga8i0zavaf">
               <w:r>
                 <w:rPr>
                   <w:rFonts w:ascii="Arial" w:cs="Arial" w:eastAsia="Arial" w:hAnsi="Arial"/>
@@ -25519,7 +25519,7 @@
               <w:spacing w:after="10" w:before="0"/>
               <w:ind w:left="120"/>
             </w:pPr>
-            <w:hyperlink w:history="1" r:id="rIdj9xt8bwovxovtfmlei05z">
+            <w:hyperlink w:history="1" r:id="rId2379qd8bj3nlufdegkbzi">
               <w:r>
                 <w:rPr>
                   <w:rFonts w:ascii="Arial" w:cs="Arial" w:eastAsia="Arial" w:hAnsi="Arial"/>
@@ -25564,7 +25564,7 @@
             <w:pPr>
               <w:spacing w:after="20" w:before="0"/>
             </w:pPr>
-            <w:hyperlink w:history="1" r:id="rId0i8sd9e9-gpq8_nbozws6">
+            <w:hyperlink w:history="1" r:id="rIdcjlgeb69fj0htdhok1aen">
               <w:r>
                 <w:rPr>
                   <w:rFonts w:ascii="Arial" w:cs="Arial" w:eastAsia="Arial" w:hAnsi="Arial"/>
@@ -25597,7 +25597,7 @@
               <w:spacing w:after="10" w:before="0"/>
               <w:ind w:left="120"/>
             </w:pPr>
-            <w:hyperlink w:history="1" r:id="rId_fxxa7ztxqekvwvaojrnu">
+            <w:hyperlink w:history="1" r:id="rIdffcejf8-5fxzrsm0konfk">
               <w:r>
                 <w:rPr>
                   <w:rFonts w:ascii="Arial" w:cs="Arial" w:eastAsia="Arial" w:hAnsi="Arial"/>

--- a/data/outputs/v2/Biology/SS2.2_Plant_Transport/Biology_Plant_Transport_CBE_LessonSequence.docx
+++ b/data/outputs/v2/Biology/SS2.2_Plant_Transport/Biology_Plant_Transport_CBE_LessonSequence.docx
@@ -3401,7 +3401,7 @@
             <w:pPr>
               <w:spacing w:after="20" w:before="0"/>
             </w:pPr>
-            <w:hyperlink w:history="1" r:id="rIdfmez1da2augkibs5u_77q">
+            <w:hyperlink w:history="1" r:id="rIdc77cbzxyozgvopuc_zhtu">
               <w:r>
                 <w:rPr>
                   <w:rFonts w:ascii="Arial" w:cs="Arial" w:eastAsia="Arial" w:hAnsi="Arial"/>
@@ -3434,7 +3434,7 @@
               <w:spacing w:after="10" w:before="0"/>
               <w:ind w:left="120"/>
             </w:pPr>
-            <w:hyperlink w:history="1" r:id="rIdqxkgeppxtl8nsaoxff3es">
+            <w:hyperlink w:history="1" r:id="rIdfjgholktlpc1iwvzavkpt">
               <w:r>
                 <w:rPr>
                   <w:rFonts w:ascii="Arial" w:cs="Arial" w:eastAsia="Arial" w:hAnsi="Arial"/>
@@ -3479,7 +3479,7 @@
             <w:pPr>
               <w:spacing w:after="20" w:before="0"/>
             </w:pPr>
-            <w:hyperlink w:history="1" r:id="rIdaicvgsgbwouy3jdjwy-t4">
+            <w:hyperlink w:history="1" r:id="rId2yz8rf2wefs2-3qoofka-">
               <w:r>
                 <w:rPr>
                   <w:rFonts w:ascii="Arial" w:cs="Arial" w:eastAsia="Arial" w:hAnsi="Arial"/>
@@ -3512,7 +3512,7 @@
               <w:spacing w:after="10" w:before="0"/>
               <w:ind w:left="120"/>
             </w:pPr>
-            <w:hyperlink w:history="1" r:id="rIdtkeiffwjuv8lwyhpivcil">
+            <w:hyperlink w:history="1" r:id="rIdhosobqrlx2z9dgsh3kkjp">
               <w:r>
                 <w:rPr>
                   <w:rFonts w:ascii="Arial" w:cs="Arial" w:eastAsia="Arial" w:hAnsi="Arial"/>
@@ -3707,7 +3707,7 @@
             <w:pPr>
               <w:spacing w:after="20" w:before="0"/>
             </w:pPr>
-            <w:hyperlink w:history="1" r:id="rIdob8a5e2kdxtzw8aogz7c5">
+            <w:hyperlink w:history="1" r:id="rIdfzclxvi0yxtejgmeudedr">
               <w:r>
                 <w:rPr>
                   <w:rFonts w:ascii="Arial" w:cs="Arial" w:eastAsia="Arial" w:hAnsi="Arial"/>
@@ -3740,7 +3740,7 @@
               <w:spacing w:after="10" w:before="0"/>
               <w:ind w:left="120"/>
             </w:pPr>
-            <w:hyperlink w:history="1" r:id="rIdljujqwywivvio-rwfprdx">
+            <w:hyperlink w:history="1" r:id="rIdvpbrk9wvm122lmtgtr-us">
               <w:r>
                 <w:rPr>
                   <w:rFonts w:ascii="Arial" w:cs="Arial" w:eastAsia="Arial" w:hAnsi="Arial"/>
@@ -3785,7 +3785,7 @@
             <w:pPr>
               <w:spacing w:after="20" w:before="0"/>
             </w:pPr>
-            <w:hyperlink w:history="1" r:id="rIdmerffq34iydx3xlbv37le">
+            <w:hyperlink w:history="1" r:id="rIdji7yrp0dy7qwzryo8ssyb">
               <w:r>
                 <w:rPr>
                   <w:rFonts w:ascii="Arial" w:cs="Arial" w:eastAsia="Arial" w:hAnsi="Arial"/>
@@ -3818,7 +3818,7 @@
               <w:spacing w:after="10" w:before="0"/>
               <w:ind w:left="120"/>
             </w:pPr>
-            <w:hyperlink w:history="1" r:id="rIdtygum0ng87-us4pn99k3p">
+            <w:hyperlink w:history="1" r:id="rId3wlheparlpm2b1ssc5k54">
               <w:r>
                 <w:rPr>
                   <w:rFonts w:ascii="Arial" w:cs="Arial" w:eastAsia="Arial" w:hAnsi="Arial"/>
@@ -4013,7 +4013,7 @@
             <w:pPr>
               <w:spacing w:after="20" w:before="0"/>
             </w:pPr>
-            <w:hyperlink w:history="1" r:id="rId7r02kgfb3iystnr_39nfo">
+            <w:hyperlink w:history="1" r:id="rIdxj6mcnaxthtkfxur5h5n5">
               <w:r>
                 <w:rPr>
                   <w:rFonts w:ascii="Arial" w:cs="Arial" w:eastAsia="Arial" w:hAnsi="Arial"/>
@@ -4046,7 +4046,7 @@
               <w:spacing w:after="10" w:before="0"/>
               <w:ind w:left="120"/>
             </w:pPr>
-            <w:hyperlink w:history="1" r:id="rId_jxtonaexbown6yrsuimn">
+            <w:hyperlink w:history="1" r:id="rIduerdhxn5qnkeul2hwleer">
               <w:r>
                 <w:rPr>
                   <w:rFonts w:ascii="Arial" w:cs="Arial" w:eastAsia="Arial" w:hAnsi="Arial"/>
@@ -4091,7 +4091,7 @@
             <w:pPr>
               <w:spacing w:after="20" w:before="0"/>
             </w:pPr>
-            <w:hyperlink w:history="1" r:id="rIdp17r6-tr6yi4ywdolwngy">
+            <w:hyperlink w:history="1" r:id="rIdw2gj-xe8pe2tdvvbv9wbc">
               <w:r>
                 <w:rPr>
                   <w:rFonts w:ascii="Arial" w:cs="Arial" w:eastAsia="Arial" w:hAnsi="Arial"/>
@@ -4124,7 +4124,7 @@
               <w:spacing w:after="10" w:before="0"/>
               <w:ind w:left="120"/>
             </w:pPr>
-            <w:hyperlink w:history="1" r:id="rIdsseoyx85ab8gjum_u58gb">
+            <w:hyperlink w:history="1" r:id="rId9ixqq4g19prvo2mtpbyqw">
               <w:r>
                 <w:rPr>
                   <w:rFonts w:ascii="Arial" w:cs="Arial" w:eastAsia="Arial" w:hAnsi="Arial"/>
@@ -4319,7 +4319,7 @@
             <w:pPr>
               <w:spacing w:after="20" w:before="0"/>
             </w:pPr>
-            <w:hyperlink w:history="1" r:id="rId-3he3aswtwhwaifs9y6bw">
+            <w:hyperlink w:history="1" r:id="rIdc-t6e50c-oqzgrezepnfz">
               <w:r>
                 <w:rPr>
                   <w:rFonts w:ascii="Arial" w:cs="Arial" w:eastAsia="Arial" w:hAnsi="Arial"/>
@@ -4352,7 +4352,7 @@
               <w:spacing w:after="10" w:before="0"/>
               <w:ind w:left="120"/>
             </w:pPr>
-            <w:hyperlink w:history="1" r:id="rIdrl3o3a3le7454dgb_noc7">
+            <w:hyperlink w:history="1" r:id="rIduuv50u6z6e3hxe2ve-fpz">
               <w:r>
                 <w:rPr>
                   <w:rFonts w:ascii="Arial" w:cs="Arial" w:eastAsia="Arial" w:hAnsi="Arial"/>
@@ -4397,7 +4397,7 @@
             <w:pPr>
               <w:spacing w:after="20" w:before="0"/>
             </w:pPr>
-            <w:hyperlink w:history="1" r:id="rIdtl632nc9e0qnbfi1uantp">
+            <w:hyperlink w:history="1" r:id="rIdkb3lrlifmejhsusax_jcl">
               <w:r>
                 <w:rPr>
                   <w:rFonts w:ascii="Arial" w:cs="Arial" w:eastAsia="Arial" w:hAnsi="Arial"/>
@@ -4430,7 +4430,7 @@
               <w:spacing w:after="10" w:before="0"/>
               <w:ind w:left="120"/>
             </w:pPr>
-            <w:hyperlink w:history="1" r:id="rId7bcifonqzgcev3g0_9jl1">
+            <w:hyperlink w:history="1" r:id="rId2ujeigp0kgjrzt2dedsh1">
               <w:r>
                 <w:rPr>
                   <w:rFonts w:ascii="Arial" w:cs="Arial" w:eastAsia="Arial" w:hAnsi="Arial"/>
@@ -4625,7 +4625,7 @@
             <w:pPr>
               <w:spacing w:after="20" w:before="0"/>
             </w:pPr>
-            <w:hyperlink w:history="1" r:id="rIde9vzs8bw6kqeh17g2gove">
+            <w:hyperlink w:history="1" r:id="rIdcitewo_bgyiijhyz8zerz">
               <w:r>
                 <w:rPr>
                   <w:rFonts w:ascii="Arial" w:cs="Arial" w:eastAsia="Arial" w:hAnsi="Arial"/>
@@ -4658,7 +4658,7 @@
               <w:spacing w:after="10" w:before="0"/>
               <w:ind w:left="120"/>
             </w:pPr>
-            <w:hyperlink w:history="1" r:id="rIdku07fwdn87-_lyswjbqbf">
+            <w:hyperlink w:history="1" r:id="rId1kcgiybxdoeg_pc_dedwa">
               <w:r>
                 <w:rPr>
                   <w:rFonts w:ascii="Arial" w:cs="Arial" w:eastAsia="Arial" w:hAnsi="Arial"/>
@@ -4703,7 +4703,7 @@
             <w:pPr>
               <w:spacing w:after="20" w:before="0"/>
             </w:pPr>
-            <w:hyperlink w:history="1" r:id="rIdp0fcab6x-actceqpom0pi">
+            <w:hyperlink w:history="1" r:id="rIdxxbgckkq5e8kitdskjjjo">
               <w:r>
                 <w:rPr>
                   <w:rFonts w:ascii="Arial" w:cs="Arial" w:eastAsia="Arial" w:hAnsi="Arial"/>
@@ -4736,7 +4736,7 @@
               <w:spacing w:after="10" w:before="0"/>
               <w:ind w:left="120"/>
             </w:pPr>
-            <w:hyperlink w:history="1" r:id="rId91cjzrzaxr6gtk0xfcllm">
+            <w:hyperlink w:history="1" r:id="rIdjett6dya-fu-kunxvzsl7">
               <w:r>
                 <w:rPr>
                   <w:rFonts w:ascii="Arial" w:cs="Arial" w:eastAsia="Arial" w:hAnsi="Arial"/>
@@ -6223,7 +6223,7 @@
             <w:pPr>
               <w:spacing w:after="20" w:before="0"/>
             </w:pPr>
-            <w:hyperlink w:history="1" r:id="rId0715urtc-xmo2zhtplt1e">
+            <w:hyperlink w:history="1" r:id="rIdoc4f2xr1tb5t2ux_efvlh">
               <w:r>
                 <w:rPr>
                   <w:rFonts w:ascii="Arial" w:cs="Arial" w:eastAsia="Arial" w:hAnsi="Arial"/>
@@ -6256,7 +6256,7 @@
               <w:spacing w:after="10" w:before="0"/>
               <w:ind w:left="120"/>
             </w:pPr>
-            <w:hyperlink w:history="1" r:id="rIdyp-ymib4tem19bzirckdg">
+            <w:hyperlink w:history="1" r:id="rIdhipozlpq41i-diljk1zhp">
               <w:r>
                 <w:rPr>
                   <w:rFonts w:ascii="Arial" w:cs="Arial" w:eastAsia="Arial" w:hAnsi="Arial"/>
@@ -6301,7 +6301,7 @@
             <w:pPr>
               <w:spacing w:after="20" w:before="0"/>
             </w:pPr>
-            <w:hyperlink w:history="1" r:id="rIdcsafd6sg8v4pfdwt9hohn">
+            <w:hyperlink w:history="1" r:id="rIdbp8obzws1i2huzj6upbpf">
               <w:r>
                 <w:rPr>
                   <w:rFonts w:ascii="Arial" w:cs="Arial" w:eastAsia="Arial" w:hAnsi="Arial"/>
@@ -6334,7 +6334,7 @@
               <w:spacing w:after="10" w:before="0"/>
               <w:ind w:left="120"/>
             </w:pPr>
-            <w:hyperlink w:history="1" r:id="rIdwvypgpbftnxrw6yq871wy">
+            <w:hyperlink w:history="1" r:id="rIdglc7kagh1y_lq9jw6ohuh">
               <w:r>
                 <w:rPr>
                   <w:rFonts w:ascii="Arial" w:cs="Arial" w:eastAsia="Arial" w:hAnsi="Arial"/>
@@ -6529,7 +6529,7 @@
             <w:pPr>
               <w:spacing w:after="20" w:before="0"/>
             </w:pPr>
-            <w:hyperlink w:history="1" r:id="rIdicrcii1hngb6xa35q_xlb">
+            <w:hyperlink w:history="1" r:id="rIdohyqkvb68m0r_9nxcoeuu">
               <w:r>
                 <w:rPr>
                   <w:rFonts w:ascii="Arial" w:cs="Arial" w:eastAsia="Arial" w:hAnsi="Arial"/>
@@ -6562,7 +6562,7 @@
               <w:spacing w:after="10" w:before="0"/>
               <w:ind w:left="120"/>
             </w:pPr>
-            <w:hyperlink w:history="1" r:id="rId3kzyj0gkrzqjd3s8ofoqc">
+            <w:hyperlink w:history="1" r:id="rIdinm79w3vwrcqavjezeaw_">
               <w:r>
                 <w:rPr>
                   <w:rFonts w:ascii="Arial" w:cs="Arial" w:eastAsia="Arial" w:hAnsi="Arial"/>
@@ -6607,7 +6607,7 @@
             <w:pPr>
               <w:spacing w:after="20" w:before="0"/>
             </w:pPr>
-            <w:hyperlink w:history="1" r:id="rIdt3x79f1us3tb6ypymgbxv">
+            <w:hyperlink w:history="1" r:id="rIdhmqrp3ztnuutg79-p10ha">
               <w:r>
                 <w:rPr>
                   <w:rFonts w:ascii="Arial" w:cs="Arial" w:eastAsia="Arial" w:hAnsi="Arial"/>
@@ -6640,7 +6640,7 @@
               <w:spacing w:after="10" w:before="0"/>
               <w:ind w:left="120"/>
             </w:pPr>
-            <w:hyperlink w:history="1" r:id="rIdcugtdudxrc8nj8ekf9xrw">
+            <w:hyperlink w:history="1" r:id="rIdopmvxxbgx6ir3jmjm8voe">
               <w:r>
                 <w:rPr>
                   <w:rFonts w:ascii="Arial" w:cs="Arial" w:eastAsia="Arial" w:hAnsi="Arial"/>
@@ -6835,7 +6835,7 @@
             <w:pPr>
               <w:spacing w:after="20" w:before="0"/>
             </w:pPr>
-            <w:hyperlink w:history="1" r:id="rIdu75byzoyhcjqrc6se1yqb">
+            <w:hyperlink w:history="1" r:id="rIdzmtrguvou5c1fkapw-8pj">
               <w:r>
                 <w:rPr>
                   <w:rFonts w:ascii="Arial" w:cs="Arial" w:eastAsia="Arial" w:hAnsi="Arial"/>
@@ -6868,7 +6868,7 @@
               <w:spacing w:after="10" w:before="0"/>
               <w:ind w:left="120"/>
             </w:pPr>
-            <w:hyperlink w:history="1" r:id="rIddl36ulcvymtbu1fgyz408">
+            <w:hyperlink w:history="1" r:id="rIdpbkelzapt_t0amdksqinu">
               <w:r>
                 <w:rPr>
                   <w:rFonts w:ascii="Arial" w:cs="Arial" w:eastAsia="Arial" w:hAnsi="Arial"/>
@@ -6913,7 +6913,7 @@
             <w:pPr>
               <w:spacing w:after="20" w:before="0"/>
             </w:pPr>
-            <w:hyperlink w:history="1" r:id="rIdoktu8popwmgidygxhkkww">
+            <w:hyperlink w:history="1" r:id="rIdizhq4qmaq8h65gy1j9rs_">
               <w:r>
                 <w:rPr>
                   <w:rFonts w:ascii="Arial" w:cs="Arial" w:eastAsia="Arial" w:hAnsi="Arial"/>
@@ -6946,7 +6946,7 @@
               <w:spacing w:after="10" w:before="0"/>
               <w:ind w:left="120"/>
             </w:pPr>
-            <w:hyperlink w:history="1" r:id="rId0t7pe8pd8xqhk7zhzeecb">
+            <w:hyperlink w:history="1" r:id="rIdf2iq8appbn2lliwomdnyx">
               <w:r>
                 <w:rPr>
                   <w:rFonts w:ascii="Arial" w:cs="Arial" w:eastAsia="Arial" w:hAnsi="Arial"/>
@@ -7141,7 +7141,7 @@
             <w:pPr>
               <w:spacing w:after="20" w:before="0"/>
             </w:pPr>
-            <w:hyperlink w:history="1" r:id="rIdiqu0fi5dafqhj2iz2cwei">
+            <w:hyperlink w:history="1" r:id="rIdzec5mghmtuqvns5p88opm">
               <w:r>
                 <w:rPr>
                   <w:rFonts w:ascii="Arial" w:cs="Arial" w:eastAsia="Arial" w:hAnsi="Arial"/>
@@ -7174,7 +7174,7 @@
               <w:spacing w:after="10" w:before="0"/>
               <w:ind w:left="120"/>
             </w:pPr>
-            <w:hyperlink w:history="1" r:id="rId8_zxsyf57zlzpk-rhztl3">
+            <w:hyperlink w:history="1" r:id="rIdguygs1czztruluvzmoqd0">
               <w:r>
                 <w:rPr>
                   <w:rFonts w:ascii="Arial" w:cs="Arial" w:eastAsia="Arial" w:hAnsi="Arial"/>
@@ -7219,7 +7219,7 @@
             <w:pPr>
               <w:spacing w:after="20" w:before="0"/>
             </w:pPr>
-            <w:hyperlink w:history="1" r:id="rIdowyd41khol009hr0oxmda">
+            <w:hyperlink w:history="1" r:id="rIduc_ny9tytcvkyysbhu_5j">
               <w:r>
                 <w:rPr>
                   <w:rFonts w:ascii="Arial" w:cs="Arial" w:eastAsia="Arial" w:hAnsi="Arial"/>
@@ -7252,7 +7252,7 @@
               <w:spacing w:after="10" w:before="0"/>
               <w:ind w:left="120"/>
             </w:pPr>
-            <w:hyperlink w:history="1" r:id="rIdtk-3g0bhwlfczsouorx7a">
+            <w:hyperlink w:history="1" r:id="rId8yooqfof33-9s4cmxpedr">
               <w:r>
                 <w:rPr>
                   <w:rFonts w:ascii="Arial" w:cs="Arial" w:eastAsia="Arial" w:hAnsi="Arial"/>
@@ -7447,7 +7447,7 @@
             <w:pPr>
               <w:spacing w:after="20" w:before="0"/>
             </w:pPr>
-            <w:hyperlink w:history="1" r:id="rIdnw4pi1bozeocxy1qa9q2w">
+            <w:hyperlink w:history="1" r:id="rIdh-yfh8z7wvxh8jhktdngw">
               <w:r>
                 <w:rPr>
                   <w:rFonts w:ascii="Arial" w:cs="Arial" w:eastAsia="Arial" w:hAnsi="Arial"/>
@@ -7480,7 +7480,7 @@
               <w:spacing w:after="10" w:before="0"/>
               <w:ind w:left="120"/>
             </w:pPr>
-            <w:hyperlink w:history="1" r:id="rIda4nepwd8etwcrj9w_n5_1">
+            <w:hyperlink w:history="1" r:id="rIdw3fagpkolddr6pnnduudk">
               <w:r>
                 <w:rPr>
                   <w:rFonts w:ascii="Arial" w:cs="Arial" w:eastAsia="Arial" w:hAnsi="Arial"/>
@@ -7525,7 +7525,7 @@
             <w:pPr>
               <w:spacing w:after="20" w:before="0"/>
             </w:pPr>
-            <w:hyperlink w:history="1" r:id="rIdz2cokzcgq6pmcxnz_zkes">
+            <w:hyperlink w:history="1" r:id="rIdwznsrdq1ertnsyxt1btoe">
               <w:r>
                 <w:rPr>
                   <w:rFonts w:ascii="Arial" w:cs="Arial" w:eastAsia="Arial" w:hAnsi="Arial"/>
@@ -7558,7 +7558,7 @@
               <w:spacing w:after="10" w:before="0"/>
               <w:ind w:left="120"/>
             </w:pPr>
-            <w:hyperlink w:history="1" r:id="rIdt7oaodwmihp09exolmiql">
+            <w:hyperlink w:history="1" r:id="rIdcv2hsrdz6bax1niuypcx0">
               <w:r>
                 <w:rPr>
                   <w:rFonts w:ascii="Arial" w:cs="Arial" w:eastAsia="Arial" w:hAnsi="Arial"/>
@@ -9045,7 +9045,7 @@
             <w:pPr>
               <w:spacing w:after="20" w:before="0"/>
             </w:pPr>
-            <w:hyperlink w:history="1" r:id="rIdpjatr-mupuuwh8xpmcsdx">
+            <w:hyperlink w:history="1" r:id="rIdiuubqwnd_eb8w7w3ihwpn">
               <w:r>
                 <w:rPr>
                   <w:rFonts w:ascii="Arial" w:cs="Arial" w:eastAsia="Arial" w:hAnsi="Arial"/>
@@ -9078,7 +9078,7 @@
               <w:spacing w:after="10" w:before="0"/>
               <w:ind w:left="120"/>
             </w:pPr>
-            <w:hyperlink w:history="1" r:id="rIddhg8reaagiisr5t81ajep">
+            <w:hyperlink w:history="1" r:id="rIdnffblwhw6owwum_23q3gn">
               <w:r>
                 <w:rPr>
                   <w:rFonts w:ascii="Arial" w:cs="Arial" w:eastAsia="Arial" w:hAnsi="Arial"/>
@@ -9123,7 +9123,7 @@
             <w:pPr>
               <w:spacing w:after="20" w:before="0"/>
             </w:pPr>
-            <w:hyperlink w:history="1" r:id="rIdcr0brvz60se28m41bbchq">
+            <w:hyperlink w:history="1" r:id="rIde_qf-r53uttdypk1dci28">
               <w:r>
                 <w:rPr>
                   <w:rFonts w:ascii="Arial" w:cs="Arial" w:eastAsia="Arial" w:hAnsi="Arial"/>
@@ -9156,7 +9156,7 @@
               <w:spacing w:after="10" w:before="0"/>
               <w:ind w:left="120"/>
             </w:pPr>
-            <w:hyperlink w:history="1" r:id="rIdinu-2l6cjmcqlpvbh6rpg">
+            <w:hyperlink w:history="1" r:id="rId5hze6d0xmoxarxn558gmu">
               <w:r>
                 <w:rPr>
                   <w:rFonts w:ascii="Arial" w:cs="Arial" w:eastAsia="Arial" w:hAnsi="Arial"/>
@@ -9351,7 +9351,7 @@
             <w:pPr>
               <w:spacing w:after="20" w:before="0"/>
             </w:pPr>
-            <w:hyperlink w:history="1" r:id="rIdhbwohe2nkarsdom77o2hw">
+            <w:hyperlink w:history="1" r:id="rIditr7_cor6bajioxys9wbj">
               <w:r>
                 <w:rPr>
                   <w:rFonts w:ascii="Arial" w:cs="Arial" w:eastAsia="Arial" w:hAnsi="Arial"/>
@@ -9384,7 +9384,7 @@
               <w:spacing w:after="10" w:before="0"/>
               <w:ind w:left="120"/>
             </w:pPr>
-            <w:hyperlink w:history="1" r:id="rId58u-gpogdh651h7r8nlhs">
+            <w:hyperlink w:history="1" r:id="rIdgkrx3cwq_vzq3j8aqu-w2">
               <w:r>
                 <w:rPr>
                   <w:rFonts w:ascii="Arial" w:cs="Arial" w:eastAsia="Arial" w:hAnsi="Arial"/>
@@ -9429,7 +9429,7 @@
             <w:pPr>
               <w:spacing w:after="20" w:before="0"/>
             </w:pPr>
-            <w:hyperlink w:history="1" r:id="rIdde4smdcvrsfvtd1m21gfw">
+            <w:hyperlink w:history="1" r:id="rIdf-knieadl6rgdssbuvjxn">
               <w:r>
                 <w:rPr>
                   <w:rFonts w:ascii="Arial" w:cs="Arial" w:eastAsia="Arial" w:hAnsi="Arial"/>
@@ -9462,7 +9462,7 @@
               <w:spacing w:after="10" w:before="0"/>
               <w:ind w:left="120"/>
             </w:pPr>
-            <w:hyperlink w:history="1" r:id="rIdvzymoonb3x9dfyjdadlsq">
+            <w:hyperlink w:history="1" r:id="rIdnxtwg4ffefnrjsjfu4nih">
               <w:r>
                 <w:rPr>
                   <w:rFonts w:ascii="Arial" w:cs="Arial" w:eastAsia="Arial" w:hAnsi="Arial"/>
@@ -9657,7 +9657,7 @@
             <w:pPr>
               <w:spacing w:after="20" w:before="0"/>
             </w:pPr>
-            <w:hyperlink w:history="1" r:id="rIdedijw09wakhvbz25hcgym">
+            <w:hyperlink w:history="1" r:id="rIdhnsn0jzgpljbg6l8pop8a">
               <w:r>
                 <w:rPr>
                   <w:rFonts w:ascii="Arial" w:cs="Arial" w:eastAsia="Arial" w:hAnsi="Arial"/>
@@ -9690,7 +9690,7 @@
               <w:spacing w:after="10" w:before="0"/>
               <w:ind w:left="120"/>
             </w:pPr>
-            <w:hyperlink w:history="1" r:id="rId3aohv_8xhtvrcshowe9b_">
+            <w:hyperlink w:history="1" r:id="rIdwmwt6nshpqxfu5-i11zag">
               <w:r>
                 <w:rPr>
                   <w:rFonts w:ascii="Arial" w:cs="Arial" w:eastAsia="Arial" w:hAnsi="Arial"/>
@@ -9735,7 +9735,7 @@
             <w:pPr>
               <w:spacing w:after="20" w:before="0"/>
             </w:pPr>
-            <w:hyperlink w:history="1" r:id="rIdygvopfvwu1nomrq09g0_e">
+            <w:hyperlink w:history="1" r:id="rIdia0b5uowzdmrdvye0scvb">
               <w:r>
                 <w:rPr>
                   <w:rFonts w:ascii="Arial" w:cs="Arial" w:eastAsia="Arial" w:hAnsi="Arial"/>
@@ -9768,7 +9768,7 @@
               <w:spacing w:after="10" w:before="0"/>
               <w:ind w:left="120"/>
             </w:pPr>
-            <w:hyperlink w:history="1" r:id="rId_sj20reqgpttqmszs5arx">
+            <w:hyperlink w:history="1" r:id="rIdimq-bypjpuop5i6jvs-mg">
               <w:r>
                 <w:rPr>
                   <w:rFonts w:ascii="Arial" w:cs="Arial" w:eastAsia="Arial" w:hAnsi="Arial"/>
@@ -9963,7 +9963,7 @@
             <w:pPr>
               <w:spacing w:after="20" w:before="0"/>
             </w:pPr>
-            <w:hyperlink w:history="1" r:id="rIdwlk1oabcz1cwuazxg_f0r">
+            <w:hyperlink w:history="1" r:id="rId0csv44doaibaefpciaulf">
               <w:r>
                 <w:rPr>
                   <w:rFonts w:ascii="Arial" w:cs="Arial" w:eastAsia="Arial" w:hAnsi="Arial"/>
@@ -9996,7 +9996,7 @@
               <w:spacing w:after="10" w:before="0"/>
               <w:ind w:left="120"/>
             </w:pPr>
-            <w:hyperlink w:history="1" r:id="rIdgrgazfsjwoxrxqerc7ifx">
+            <w:hyperlink w:history="1" r:id="rIddafsqfcv8sjyczyz21wtl">
               <w:r>
                 <w:rPr>
                   <w:rFonts w:ascii="Arial" w:cs="Arial" w:eastAsia="Arial" w:hAnsi="Arial"/>
@@ -10041,7 +10041,7 @@
             <w:pPr>
               <w:spacing w:after="20" w:before="0"/>
             </w:pPr>
-            <w:hyperlink w:history="1" r:id="rIdqn2go7rpq0nl6r4diuvsi">
+            <w:hyperlink w:history="1" r:id="rIdzgz0m4poahgh7xqczfewm">
               <w:r>
                 <w:rPr>
                   <w:rFonts w:ascii="Arial" w:cs="Arial" w:eastAsia="Arial" w:hAnsi="Arial"/>
@@ -10074,7 +10074,7 @@
               <w:spacing w:after="10" w:before="0"/>
               <w:ind w:left="120"/>
             </w:pPr>
-            <w:hyperlink w:history="1" r:id="rId0_q0zs1bsadfmxjfa_j4c">
+            <w:hyperlink w:history="1" r:id="rIdcmjaq9gm7thwthtrchsrd">
               <w:r>
                 <w:rPr>
                   <w:rFonts w:ascii="Arial" w:cs="Arial" w:eastAsia="Arial" w:hAnsi="Arial"/>
@@ -10269,7 +10269,7 @@
             <w:pPr>
               <w:spacing w:after="20" w:before="0"/>
             </w:pPr>
-            <w:hyperlink w:history="1" r:id="rId-er_o-v8f9wvucjm5hev4">
+            <w:hyperlink w:history="1" r:id="rIdbvn-ggihz1fxwgfamrnqc">
               <w:r>
                 <w:rPr>
                   <w:rFonts w:ascii="Arial" w:cs="Arial" w:eastAsia="Arial" w:hAnsi="Arial"/>
@@ -10302,7 +10302,7 @@
               <w:spacing w:after="10" w:before="0"/>
               <w:ind w:left="120"/>
             </w:pPr>
-            <w:hyperlink w:history="1" r:id="rIdteadhynbbnrkk5h_sabis">
+            <w:hyperlink w:history="1" r:id="rIduzsz_zc2ci4szg8lnz-wt">
               <w:r>
                 <w:rPr>
                   <w:rFonts w:ascii="Arial" w:cs="Arial" w:eastAsia="Arial" w:hAnsi="Arial"/>
@@ -10347,7 +10347,7 @@
             <w:pPr>
               <w:spacing w:after="20" w:before="0"/>
             </w:pPr>
-            <w:hyperlink w:history="1" r:id="rIdlkqjnv2uu4jkthv_e2ryz">
+            <w:hyperlink w:history="1" r:id="rIdklxcdomgjzuqmad0ly5vn">
               <w:r>
                 <w:rPr>
                   <w:rFonts w:ascii="Arial" w:cs="Arial" w:eastAsia="Arial" w:hAnsi="Arial"/>
@@ -10380,7 +10380,7 @@
               <w:spacing w:after="10" w:before="0"/>
               <w:ind w:left="120"/>
             </w:pPr>
-            <w:hyperlink w:history="1" r:id="rIdva9oyhc75c5l1zofofucn">
+            <w:hyperlink w:history="1" r:id="rIdtydwseahhv-gzemruzdv0">
               <w:r>
                 <w:rPr>
                   <w:rFonts w:ascii="Arial" w:cs="Arial" w:eastAsia="Arial" w:hAnsi="Arial"/>
@@ -11868,7 +11868,7 @@
             <w:pPr>
               <w:spacing w:after="20" w:before="0"/>
             </w:pPr>
-            <w:hyperlink w:history="1" r:id="rIdibi-p4pkfjqkpolmdad66">
+            <w:hyperlink w:history="1" r:id="rId_3xhfmsqbvndhaxagkc78">
               <w:r>
                 <w:rPr>
                   <w:rFonts w:ascii="Arial" w:cs="Arial" w:eastAsia="Arial" w:hAnsi="Arial"/>
@@ -11901,7 +11901,7 @@
               <w:spacing w:after="10" w:before="0"/>
               <w:ind w:left="120"/>
             </w:pPr>
-            <w:hyperlink w:history="1" r:id="rIdpiaocj340z_n2t96cwvrl">
+            <w:hyperlink w:history="1" r:id="rIdrphwfu2q686kprzl4xlaa">
               <w:r>
                 <w:rPr>
                   <w:rFonts w:ascii="Arial" w:cs="Arial" w:eastAsia="Arial" w:hAnsi="Arial"/>
@@ -11946,7 +11946,7 @@
             <w:pPr>
               <w:spacing w:after="20" w:before="0"/>
             </w:pPr>
-            <w:hyperlink w:history="1" r:id="rId37puy8h4eaxte_wkrdbvr">
+            <w:hyperlink w:history="1" r:id="rIdki1ztslpzx2kjm5hf0wci">
               <w:r>
                 <w:rPr>
                   <w:rFonts w:ascii="Arial" w:cs="Arial" w:eastAsia="Arial" w:hAnsi="Arial"/>
@@ -11979,7 +11979,7 @@
               <w:spacing w:after="10" w:before="0"/>
               <w:ind w:left="120"/>
             </w:pPr>
-            <w:hyperlink w:history="1" r:id="rIdwgq46wole3xltyai7ppgo">
+            <w:hyperlink w:history="1" r:id="rIdogrmeksojvr-f-5k-2gbm">
               <w:r>
                 <w:rPr>
                   <w:rFonts w:ascii="Arial" w:cs="Arial" w:eastAsia="Arial" w:hAnsi="Arial"/>
@@ -12174,7 +12174,7 @@
             <w:pPr>
               <w:spacing w:after="20" w:before="0"/>
             </w:pPr>
-            <w:hyperlink w:history="1" r:id="rId-bp45k0ow8gly-krne2ee">
+            <w:hyperlink w:history="1" r:id="rId19isjvp9sx6p0kwpnthai">
               <w:r>
                 <w:rPr>
                   <w:rFonts w:ascii="Arial" w:cs="Arial" w:eastAsia="Arial" w:hAnsi="Arial"/>
@@ -12207,7 +12207,7 @@
               <w:spacing w:after="10" w:before="0"/>
               <w:ind w:left="120"/>
             </w:pPr>
-            <w:hyperlink w:history="1" r:id="rIdxcq_owezamoab_d3aapmd">
+            <w:hyperlink w:history="1" r:id="rIdpklev0ptatyx1r846nmnh">
               <w:r>
                 <w:rPr>
                   <w:rFonts w:ascii="Arial" w:cs="Arial" w:eastAsia="Arial" w:hAnsi="Arial"/>
@@ -12252,7 +12252,7 @@
             <w:pPr>
               <w:spacing w:after="20" w:before="0"/>
             </w:pPr>
-            <w:hyperlink w:history="1" r:id="rIdnf1oqbd14cfkxpmheltuj">
+            <w:hyperlink w:history="1" r:id="rId0yrx6ys6yfrsjihdnzlqc">
               <w:r>
                 <w:rPr>
                   <w:rFonts w:ascii="Arial" w:cs="Arial" w:eastAsia="Arial" w:hAnsi="Arial"/>
@@ -12285,7 +12285,7 @@
               <w:spacing w:after="10" w:before="0"/>
               <w:ind w:left="120"/>
             </w:pPr>
-            <w:hyperlink w:history="1" r:id="rIdf_kmom27psdb6oematyet">
+            <w:hyperlink w:history="1" r:id="rIdxa_vreclfqcn7oxrubwgf">
               <w:r>
                 <w:rPr>
                   <w:rFonts w:ascii="Arial" w:cs="Arial" w:eastAsia="Arial" w:hAnsi="Arial"/>
@@ -12480,7 +12480,7 @@
             <w:pPr>
               <w:spacing w:after="20" w:before="0"/>
             </w:pPr>
-            <w:hyperlink w:history="1" r:id="rIdviya8zcfgdrqb99qza0kc">
+            <w:hyperlink w:history="1" r:id="rIdjcwvhlz0fowmn-zzw9aby">
               <w:r>
                 <w:rPr>
                   <w:rFonts w:ascii="Arial" w:cs="Arial" w:eastAsia="Arial" w:hAnsi="Arial"/>
@@ -12513,7 +12513,7 @@
               <w:spacing w:after="10" w:before="0"/>
               <w:ind w:left="120"/>
             </w:pPr>
-            <w:hyperlink w:history="1" r:id="rIddjrluure_03mxa9wa1lg9">
+            <w:hyperlink w:history="1" r:id="rIddfsfvhlsc6bf0loe7alok">
               <w:r>
                 <w:rPr>
                   <w:rFonts w:ascii="Arial" w:cs="Arial" w:eastAsia="Arial" w:hAnsi="Arial"/>
@@ -12558,7 +12558,7 @@
             <w:pPr>
               <w:spacing w:after="20" w:before="0"/>
             </w:pPr>
-            <w:hyperlink w:history="1" r:id="rIdyrj7cczlgukg6tvlqufir">
+            <w:hyperlink w:history="1" r:id="rIdvcdorkea1jsjqpuf-rgea">
               <w:r>
                 <w:rPr>
                   <w:rFonts w:ascii="Arial" w:cs="Arial" w:eastAsia="Arial" w:hAnsi="Arial"/>
@@ -12591,7 +12591,7 @@
               <w:spacing w:after="10" w:before="0"/>
               <w:ind w:left="120"/>
             </w:pPr>
-            <w:hyperlink w:history="1" r:id="rIdqw9tlalmtwy5n5dv_u23d">
+            <w:hyperlink w:history="1" r:id="rIdldtw3nry-c93d1royvnpm">
               <w:r>
                 <w:rPr>
                   <w:rFonts w:ascii="Arial" w:cs="Arial" w:eastAsia="Arial" w:hAnsi="Arial"/>
@@ -12786,7 +12786,7 @@
             <w:pPr>
               <w:spacing w:after="20" w:before="0"/>
             </w:pPr>
-            <w:hyperlink w:history="1" r:id="rIdlxcpjab9ou1bh7vpkirer">
+            <w:hyperlink w:history="1" r:id="rIdxoirdveawh89hq9zhdncg">
               <w:r>
                 <w:rPr>
                   <w:rFonts w:ascii="Arial" w:cs="Arial" w:eastAsia="Arial" w:hAnsi="Arial"/>
@@ -12819,7 +12819,7 @@
               <w:spacing w:after="10" w:before="0"/>
               <w:ind w:left="120"/>
             </w:pPr>
-            <w:hyperlink w:history="1" r:id="rIdz7vyrbmfilpeqxf7ckj7d">
+            <w:hyperlink w:history="1" r:id="rIditqb-64hmhxs4g4i7cszi">
               <w:r>
                 <w:rPr>
                   <w:rFonts w:ascii="Arial" w:cs="Arial" w:eastAsia="Arial" w:hAnsi="Arial"/>
@@ -12864,7 +12864,7 @@
             <w:pPr>
               <w:spacing w:after="20" w:before="0"/>
             </w:pPr>
-            <w:hyperlink w:history="1" r:id="rIdodrkkuq-snepiyk1zkuzd">
+            <w:hyperlink w:history="1" r:id="rIdwephpzdaqrofmsbq8zkh1">
               <w:r>
                 <w:rPr>
                   <w:rFonts w:ascii="Arial" w:cs="Arial" w:eastAsia="Arial" w:hAnsi="Arial"/>
@@ -12897,7 +12897,7 @@
               <w:spacing w:after="10" w:before="0"/>
               <w:ind w:left="120"/>
             </w:pPr>
-            <w:hyperlink w:history="1" r:id="rIdoe9himuyrjy6jlqa1wmxt">
+            <w:hyperlink w:history="1" r:id="rIdhpfn9i9xuujirhgdsookl">
               <w:r>
                 <w:rPr>
                   <w:rFonts w:ascii="Arial" w:cs="Arial" w:eastAsia="Arial" w:hAnsi="Arial"/>
@@ -13092,7 +13092,7 @@
             <w:pPr>
               <w:spacing w:after="20" w:before="0"/>
             </w:pPr>
-            <w:hyperlink w:history="1" r:id="rIdf5nowtw4g_xlhbian_zsa">
+            <w:hyperlink w:history="1" r:id="rIdvndgdhtjecmblbfpv-2ss">
               <w:r>
                 <w:rPr>
                   <w:rFonts w:ascii="Arial" w:cs="Arial" w:eastAsia="Arial" w:hAnsi="Arial"/>
@@ -13125,7 +13125,7 @@
               <w:spacing w:after="10" w:before="0"/>
               <w:ind w:left="120"/>
             </w:pPr>
-            <w:hyperlink w:history="1" r:id="rIdw8yjiqdjjv3do9koqdf2s">
+            <w:hyperlink w:history="1" r:id="rIdybleohpgdo-1dbd7gpjfp">
               <w:r>
                 <w:rPr>
                   <w:rFonts w:ascii="Arial" w:cs="Arial" w:eastAsia="Arial" w:hAnsi="Arial"/>
@@ -13170,7 +13170,7 @@
             <w:pPr>
               <w:spacing w:after="20" w:before="0"/>
             </w:pPr>
-            <w:hyperlink w:history="1" r:id="rIdbixj9bzsifd_rh1ty2ikd">
+            <w:hyperlink w:history="1" r:id="rIdbov2n6_qktofuebth_kx2">
               <w:r>
                 <w:rPr>
                   <w:rFonts w:ascii="Arial" w:cs="Arial" w:eastAsia="Arial" w:hAnsi="Arial"/>
@@ -13203,7 +13203,7 @@
               <w:spacing w:after="10" w:before="0"/>
               <w:ind w:left="120"/>
             </w:pPr>
-            <w:hyperlink w:history="1" r:id="rIdkwvhiasv7sagdu0kuy6fa">
+            <w:hyperlink w:history="1" r:id="rIdjjk1e-scbzvjn-irh_thn">
               <w:r>
                 <w:rPr>
                   <w:rFonts w:ascii="Arial" w:cs="Arial" w:eastAsia="Arial" w:hAnsi="Arial"/>
@@ -14690,7 +14690,7 @@
             <w:pPr>
               <w:spacing w:after="20" w:before="0"/>
             </w:pPr>
-            <w:hyperlink w:history="1" r:id="rIdnyucl1lyto6t1vuyj1gnx">
+            <w:hyperlink w:history="1" r:id="rIdwgapvekfet8_y3rvfci0l">
               <w:r>
                 <w:rPr>
                   <w:rFonts w:ascii="Arial" w:cs="Arial" w:eastAsia="Arial" w:hAnsi="Arial"/>
@@ -14723,7 +14723,7 @@
               <w:spacing w:after="10" w:before="0"/>
               <w:ind w:left="120"/>
             </w:pPr>
-            <w:hyperlink w:history="1" r:id="rIdl0xjz3o9umuerswianhnr">
+            <w:hyperlink w:history="1" r:id="rIdr7wnjcr9mfrpqltmhqsnk">
               <w:r>
                 <w:rPr>
                   <w:rFonts w:ascii="Arial" w:cs="Arial" w:eastAsia="Arial" w:hAnsi="Arial"/>
@@ -14768,7 +14768,7 @@
             <w:pPr>
               <w:spacing w:after="20" w:before="0"/>
             </w:pPr>
-            <w:hyperlink w:history="1" r:id="rIdccav5hozc4zszszwnllqi">
+            <w:hyperlink w:history="1" r:id="rIdzjnoex3sv-hnurqp7mtz3">
               <w:r>
                 <w:rPr>
                   <w:rFonts w:ascii="Arial" w:cs="Arial" w:eastAsia="Arial" w:hAnsi="Arial"/>
@@ -14801,7 +14801,7 @@
               <w:spacing w:after="10" w:before="0"/>
               <w:ind w:left="120"/>
             </w:pPr>
-            <w:hyperlink w:history="1" r:id="rIdbfd3_ylja8ea4ppllfwb7">
+            <w:hyperlink w:history="1" r:id="rIdz38pxnmab7ieharwmoyzv">
               <w:r>
                 <w:rPr>
                   <w:rFonts w:ascii="Arial" w:cs="Arial" w:eastAsia="Arial" w:hAnsi="Arial"/>
@@ -14996,7 +14996,7 @@
             <w:pPr>
               <w:spacing w:after="20" w:before="0"/>
             </w:pPr>
-            <w:hyperlink w:history="1" r:id="rIdkggyahiaoameecfupsnhi">
+            <w:hyperlink w:history="1" r:id="rId_ckplhvzctl0gmqxmt6rc">
               <w:r>
                 <w:rPr>
                   <w:rFonts w:ascii="Arial" w:cs="Arial" w:eastAsia="Arial" w:hAnsi="Arial"/>
@@ -15029,7 +15029,7 @@
               <w:spacing w:after="10" w:before="0"/>
               <w:ind w:left="120"/>
             </w:pPr>
-            <w:hyperlink w:history="1" r:id="rId-w2evwlsxjma8suvkyyvv">
+            <w:hyperlink w:history="1" r:id="rIdclm4ntfvdv4m8uhblrb9p">
               <w:r>
                 <w:rPr>
                   <w:rFonts w:ascii="Arial" w:cs="Arial" w:eastAsia="Arial" w:hAnsi="Arial"/>
@@ -15074,7 +15074,7 @@
             <w:pPr>
               <w:spacing w:after="20" w:before="0"/>
             </w:pPr>
-            <w:hyperlink w:history="1" r:id="rId5v0mo-3fq7vvateuycion">
+            <w:hyperlink w:history="1" r:id="rIdjduze0lojfdr0eapqw2c6">
               <w:r>
                 <w:rPr>
                   <w:rFonts w:ascii="Arial" w:cs="Arial" w:eastAsia="Arial" w:hAnsi="Arial"/>
@@ -15107,7 +15107,7 @@
               <w:spacing w:after="10" w:before="0"/>
               <w:ind w:left="120"/>
             </w:pPr>
-            <w:hyperlink w:history="1" r:id="rIdn8jgstlpz1-digh2vak2m">
+            <w:hyperlink w:history="1" r:id="rIdzu8pqsfwgys7tggjh34uf">
               <w:r>
                 <w:rPr>
                   <w:rFonts w:ascii="Arial" w:cs="Arial" w:eastAsia="Arial" w:hAnsi="Arial"/>
@@ -15340,7 +15340,7 @@
             <w:pPr>
               <w:spacing w:after="20" w:before="0"/>
             </w:pPr>
-            <w:hyperlink w:history="1" r:id="rIdrw9uegvztc7phjwhl_0o9">
+            <w:hyperlink w:history="1" r:id="rId12vxbhs_ns272kw1dsfjj">
               <w:r>
                 <w:rPr>
                   <w:rFonts w:ascii="Arial" w:cs="Arial" w:eastAsia="Arial" w:hAnsi="Arial"/>
@@ -15373,7 +15373,7 @@
               <w:spacing w:after="10" w:before="0"/>
               <w:ind w:left="120"/>
             </w:pPr>
-            <w:hyperlink w:history="1" r:id="rIdytlq1cg_x5nvgfejrfvmz">
+            <w:hyperlink w:history="1" r:id="rIdys5eojns6dggsh6ttndre">
               <w:r>
                 <w:rPr>
                   <w:rFonts w:ascii="Arial" w:cs="Arial" w:eastAsia="Arial" w:hAnsi="Arial"/>
@@ -15418,7 +15418,7 @@
             <w:pPr>
               <w:spacing w:after="20" w:before="0"/>
             </w:pPr>
-            <w:hyperlink w:history="1" r:id="rIdofvqve3sjbpe38qszyyiu">
+            <w:hyperlink w:history="1" r:id="rId1qmiya3xffb5soyyu9hco">
               <w:r>
                 <w:rPr>
                   <w:rFonts w:ascii="Arial" w:cs="Arial" w:eastAsia="Arial" w:hAnsi="Arial"/>
@@ -15451,7 +15451,7 @@
               <w:spacing w:after="10" w:before="0"/>
               <w:ind w:left="120"/>
             </w:pPr>
-            <w:hyperlink w:history="1" r:id="rIdernhrpsiiylf9ssi3l73n">
+            <w:hyperlink w:history="1" r:id="rIdq8n4siouaoyvhv9qoxr9b">
               <w:r>
                 <w:rPr>
                   <w:rFonts w:ascii="Arial" w:cs="Arial" w:eastAsia="Arial" w:hAnsi="Arial"/>
@@ -15646,7 +15646,7 @@
             <w:pPr>
               <w:spacing w:after="20" w:before="0"/>
             </w:pPr>
-            <w:hyperlink w:history="1" r:id="rIdom8v46hhew-x--n5hfhzq">
+            <w:hyperlink w:history="1" r:id="rId1zbefvj2k_iaq8j1zhmw0">
               <w:r>
                 <w:rPr>
                   <w:rFonts w:ascii="Arial" w:cs="Arial" w:eastAsia="Arial" w:hAnsi="Arial"/>
@@ -15679,7 +15679,7 @@
               <w:spacing w:after="10" w:before="0"/>
               <w:ind w:left="120"/>
             </w:pPr>
-            <w:hyperlink w:history="1" r:id="rIdcpud2fh18ylbfrb75zamp">
+            <w:hyperlink w:history="1" r:id="rIdbbxmim30yaw4zp1zywoib">
               <w:r>
                 <w:rPr>
                   <w:rFonts w:ascii="Arial" w:cs="Arial" w:eastAsia="Arial" w:hAnsi="Arial"/>
@@ -15724,7 +15724,7 @@
             <w:pPr>
               <w:spacing w:after="20" w:before="0"/>
             </w:pPr>
-            <w:hyperlink w:history="1" r:id="rIdi7hqnxl0y_jwmwhgwe1ar">
+            <w:hyperlink w:history="1" r:id="rId8nqxaqofrt6jpr-hw-zkn">
               <w:r>
                 <w:rPr>
                   <w:rFonts w:ascii="Arial" w:cs="Arial" w:eastAsia="Arial" w:hAnsi="Arial"/>
@@ -15757,7 +15757,7 @@
               <w:spacing w:after="10" w:before="0"/>
               <w:ind w:left="120"/>
             </w:pPr>
-            <w:hyperlink w:history="1" r:id="rIdehrloololujdy8urszuwq">
+            <w:hyperlink w:history="1" r:id="rId5qxz0ewoke_rlj2hirol2">
               <w:r>
                 <w:rPr>
                   <w:rFonts w:ascii="Arial" w:cs="Arial" w:eastAsia="Arial" w:hAnsi="Arial"/>
@@ -15952,7 +15952,7 @@
             <w:pPr>
               <w:spacing w:after="20" w:before="0"/>
             </w:pPr>
-            <w:hyperlink w:history="1" r:id="rIdlg26gd_9g_1hfjwcmend6">
+            <w:hyperlink w:history="1" r:id="rIdk3kjsetlxlpi95ewvip66">
               <w:r>
                 <w:rPr>
                   <w:rFonts w:ascii="Arial" w:cs="Arial" w:eastAsia="Arial" w:hAnsi="Arial"/>
@@ -15985,7 +15985,7 @@
               <w:spacing w:after="10" w:before="0"/>
               <w:ind w:left="120"/>
             </w:pPr>
-            <w:hyperlink w:history="1" r:id="rIdmdycgbtntfjty_smstn_m">
+            <w:hyperlink w:history="1" r:id="rIdm0rjvmkqitsy-lc2cnasn">
               <w:r>
                 <w:rPr>
                   <w:rFonts w:ascii="Arial" w:cs="Arial" w:eastAsia="Arial" w:hAnsi="Arial"/>
@@ -16030,7 +16030,7 @@
             <w:pPr>
               <w:spacing w:after="20" w:before="0"/>
             </w:pPr>
-            <w:hyperlink w:history="1" r:id="rIddfco1yrvr_b31qhqp7i89">
+            <w:hyperlink w:history="1" r:id="rId9bv7s95_wdi1p0hjrhj1a">
               <w:r>
                 <w:rPr>
                   <w:rFonts w:ascii="Arial" w:cs="Arial" w:eastAsia="Arial" w:hAnsi="Arial"/>
@@ -16063,7 +16063,7 @@
               <w:spacing w:after="10" w:before="0"/>
               <w:ind w:left="120"/>
             </w:pPr>
-            <w:hyperlink w:history="1" r:id="rIdycu2btrppoiyxtyslwkbz">
+            <w:hyperlink w:history="1" r:id="rId7oqjivl0y2owlp9b8w-bz">
               <w:r>
                 <w:rPr>
                   <w:rFonts w:ascii="Arial" w:cs="Arial" w:eastAsia="Arial" w:hAnsi="Arial"/>
@@ -17645,7 +17645,7 @@
             <w:pPr>
               <w:spacing w:after="20" w:before="0"/>
             </w:pPr>
-            <w:hyperlink w:history="1" r:id="rIdhhflm3z4zrp_kmoazofhi">
+            <w:hyperlink w:history="1" r:id="rIdg7h1tcyx2ky89w4p62hkr">
               <w:r>
                 <w:rPr>
                   <w:rFonts w:ascii="Arial" w:cs="Arial" w:eastAsia="Arial" w:hAnsi="Arial"/>
@@ -17678,7 +17678,7 @@
               <w:spacing w:after="10" w:before="0"/>
               <w:ind w:left="120"/>
             </w:pPr>
-            <w:hyperlink w:history="1" r:id="rIdpp6aty-5ugcj5dmxhap2k">
+            <w:hyperlink w:history="1" r:id="rIdlfozj9taqayps0arlsyra">
               <w:r>
                 <w:rPr>
                   <w:rFonts w:ascii="Arial" w:cs="Arial" w:eastAsia="Arial" w:hAnsi="Arial"/>
@@ -17723,7 +17723,7 @@
             <w:pPr>
               <w:spacing w:after="20" w:before="0"/>
             </w:pPr>
-            <w:hyperlink w:history="1" r:id="rIdu0ok6sb-1mbvft4hsickc">
+            <w:hyperlink w:history="1" r:id="rIdeljcuqlr8brdnwshotbf7">
               <w:r>
                 <w:rPr>
                   <w:rFonts w:ascii="Arial" w:cs="Arial" w:eastAsia="Arial" w:hAnsi="Arial"/>
@@ -17756,7 +17756,7 @@
               <w:spacing w:after="10" w:before="0"/>
               <w:ind w:left="120"/>
             </w:pPr>
-            <w:hyperlink w:history="1" r:id="rIdhyfrx9nmun43bo_ldl8oa">
+            <w:hyperlink w:history="1" r:id="rIdjff66nr1pu5izvfny2zgm">
               <w:r>
                 <w:rPr>
                   <w:rFonts w:ascii="Arial" w:cs="Arial" w:eastAsia="Arial" w:hAnsi="Arial"/>
@@ -17951,7 +17951,7 @@
             <w:pPr>
               <w:spacing w:after="20" w:before="0"/>
             </w:pPr>
-            <w:hyperlink w:history="1" r:id="rIdjjnmzkdfyyfnqifgewust">
+            <w:hyperlink w:history="1" r:id="rIdcmuremmmzlmahutpmvmpz">
               <w:r>
                 <w:rPr>
                   <w:rFonts w:ascii="Arial" w:cs="Arial" w:eastAsia="Arial" w:hAnsi="Arial"/>
@@ -17984,7 +17984,7 @@
               <w:spacing w:after="10" w:before="0"/>
               <w:ind w:left="120"/>
             </w:pPr>
-            <w:hyperlink w:history="1" r:id="rId8ipd_mpcdx4ni-gmmz4pa">
+            <w:hyperlink w:history="1" r:id="rIdwevjyee7u03idyufjthrk">
               <w:r>
                 <w:rPr>
                   <w:rFonts w:ascii="Arial" w:cs="Arial" w:eastAsia="Arial" w:hAnsi="Arial"/>
@@ -18029,7 +18029,7 @@
             <w:pPr>
               <w:spacing w:after="20" w:before="0"/>
             </w:pPr>
-            <w:hyperlink w:history="1" r:id="rIdjara8bmybwmyowcittzbe">
+            <w:hyperlink w:history="1" r:id="rId3_mkxe5n5bqlfc23j_ykk">
               <w:r>
                 <w:rPr>
                   <w:rFonts w:ascii="Arial" w:cs="Arial" w:eastAsia="Arial" w:hAnsi="Arial"/>
@@ -18062,7 +18062,7 @@
               <w:spacing w:after="10" w:before="0"/>
               <w:ind w:left="120"/>
             </w:pPr>
-            <w:hyperlink w:history="1" r:id="rIddtclbab43l15vaw1us688">
+            <w:hyperlink w:history="1" r:id="rId3ieyp1ngynb3yuvm-kwjc">
               <w:r>
                 <w:rPr>
                   <w:rFonts w:ascii="Arial" w:cs="Arial" w:eastAsia="Arial" w:hAnsi="Arial"/>
@@ -18485,7 +18485,7 @@
             <w:pPr>
               <w:spacing w:after="20" w:before="0"/>
             </w:pPr>
-            <w:hyperlink w:history="1" r:id="rIdgvxrldcsfw83bytkuhjvh">
+            <w:hyperlink w:history="1" r:id="rIddwugkl5r8xqnzn9bpqvwa">
               <w:r>
                 <w:rPr>
                   <w:rFonts w:ascii="Arial" w:cs="Arial" w:eastAsia="Arial" w:hAnsi="Arial"/>
@@ -18518,7 +18518,7 @@
               <w:spacing w:after="10" w:before="0"/>
               <w:ind w:left="120"/>
             </w:pPr>
-            <w:hyperlink w:history="1" r:id="rIdwyfg8qhktl7workxtxv9g">
+            <w:hyperlink w:history="1" r:id="rIdir3kwkiqvrnsqighbq7me">
               <w:r>
                 <w:rPr>
                   <w:rFonts w:ascii="Arial" w:cs="Arial" w:eastAsia="Arial" w:hAnsi="Arial"/>
@@ -18563,7 +18563,7 @@
             <w:pPr>
               <w:spacing w:after="20" w:before="0"/>
             </w:pPr>
-            <w:hyperlink w:history="1" r:id="rIdu-jluoqgela6vduhts_9q">
+            <w:hyperlink w:history="1" r:id="rIdpkd7u3fpgwyax5cbvh4wo">
               <w:r>
                 <w:rPr>
                   <w:rFonts w:ascii="Arial" w:cs="Arial" w:eastAsia="Arial" w:hAnsi="Arial"/>
@@ -18596,7 +18596,7 @@
               <w:spacing w:after="10" w:before="0"/>
               <w:ind w:left="120"/>
             </w:pPr>
-            <w:hyperlink w:history="1" r:id="rIdpm5k7dh12m-upt2q9drvd">
+            <w:hyperlink w:history="1" r:id="rId0c1bu2ts91zjl-biealbs">
               <w:r>
                 <w:rPr>
                   <w:rFonts w:ascii="Arial" w:cs="Arial" w:eastAsia="Arial" w:hAnsi="Arial"/>
@@ -19156,7 +19156,7 @@
             <w:pPr>
               <w:spacing w:after="20" w:before="0"/>
             </w:pPr>
-            <w:hyperlink w:history="1" r:id="rIdhidigeq_utric9vzrhcsa">
+            <w:hyperlink w:history="1" r:id="rIdoqebqcz0zp8pqwluid5kb">
               <w:r>
                 <w:rPr>
                   <w:rFonts w:ascii="Arial" w:cs="Arial" w:eastAsia="Arial" w:hAnsi="Arial"/>
@@ -19189,7 +19189,7 @@
               <w:spacing w:after="10" w:before="0"/>
               <w:ind w:left="120"/>
             </w:pPr>
-            <w:hyperlink w:history="1" r:id="rIdagkxyyrxuys0hujtpe4ig">
+            <w:hyperlink w:history="1" r:id="rIdw9dzecu54icfm-j4k1rin">
               <w:r>
                 <w:rPr>
                   <w:rFonts w:ascii="Arial" w:cs="Arial" w:eastAsia="Arial" w:hAnsi="Arial"/>
@@ -19234,7 +19234,7 @@
             <w:pPr>
               <w:spacing w:after="20" w:before="0"/>
             </w:pPr>
-            <w:hyperlink w:history="1" r:id="rIdlgtc_hqteshtwjh5gfunr">
+            <w:hyperlink w:history="1" r:id="rIdsea6ncgdjtcyorabre5ci">
               <w:r>
                 <w:rPr>
                   <w:rFonts w:ascii="Arial" w:cs="Arial" w:eastAsia="Arial" w:hAnsi="Arial"/>
@@ -19267,7 +19267,7 @@
               <w:spacing w:after="10" w:before="0"/>
               <w:ind w:left="120"/>
             </w:pPr>
-            <w:hyperlink w:history="1" r:id="rId57vxtdcu0cjdppz9glq8o">
+            <w:hyperlink w:history="1" r:id="rIddvtxfywjzxsi-yw605sa0">
               <w:r>
                 <w:rPr>
                   <w:rFonts w:ascii="Arial" w:cs="Arial" w:eastAsia="Arial" w:hAnsi="Arial"/>
@@ -19462,7 +19462,7 @@
             <w:pPr>
               <w:spacing w:after="20" w:before="0"/>
             </w:pPr>
-            <w:hyperlink w:history="1" r:id="rId_jlxq0g1pd-yxymjlz8kv">
+            <w:hyperlink w:history="1" r:id="rIdipp1z6x_0de1abp5dsgdr">
               <w:r>
                 <w:rPr>
                   <w:rFonts w:ascii="Arial" w:cs="Arial" w:eastAsia="Arial" w:hAnsi="Arial"/>
@@ -19495,7 +19495,7 @@
               <w:spacing w:after="10" w:before="0"/>
               <w:ind w:left="120"/>
             </w:pPr>
-            <w:hyperlink w:history="1" r:id="rIdwwmxuebvqkrdvzlnlyfpn">
+            <w:hyperlink w:history="1" r:id="rId_rtsyewov0a1bkzh--32-">
               <w:r>
                 <w:rPr>
                   <w:rFonts w:ascii="Arial" w:cs="Arial" w:eastAsia="Arial" w:hAnsi="Arial"/>
@@ -19540,7 +19540,7 @@
             <w:pPr>
               <w:spacing w:after="20" w:before="0"/>
             </w:pPr>
-            <w:hyperlink w:history="1" r:id="rIdom6tc1m6t8yc1_3hsgvvs">
+            <w:hyperlink w:history="1" r:id="rIdopgffke4tkpm89hiqly75">
               <w:r>
                 <w:rPr>
                   <w:rFonts w:ascii="Arial" w:cs="Arial" w:eastAsia="Arial" w:hAnsi="Arial"/>
@@ -19573,7 +19573,7 @@
               <w:spacing w:after="10" w:before="0"/>
               <w:ind w:left="120"/>
             </w:pPr>
-            <w:hyperlink w:history="1" r:id="rIdqn_xke6fo6pjew1urpneg">
+            <w:hyperlink w:history="1" r:id="rId68yia-3are2j49kiudksn">
               <w:r>
                 <w:rPr>
                   <w:rFonts w:ascii="Arial" w:cs="Arial" w:eastAsia="Arial" w:hAnsi="Arial"/>
@@ -21440,7 +21440,7 @@
             <w:pPr>
               <w:spacing w:after="20" w:before="0"/>
             </w:pPr>
-            <w:hyperlink w:history="1" r:id="rIdg75izalrxikrdrexvhj8w">
+            <w:hyperlink w:history="1" r:id="rIddm6vbvrp0y5scg7iir-xj">
               <w:r>
                 <w:rPr>
                   <w:rFonts w:ascii="Arial" w:cs="Arial" w:eastAsia="Arial" w:hAnsi="Arial"/>
@@ -21473,7 +21473,7 @@
               <w:spacing w:after="10" w:before="0"/>
               <w:ind w:left="120"/>
             </w:pPr>
-            <w:hyperlink w:history="1" r:id="rIdijww795fbwvxtfnd784j0">
+            <w:hyperlink w:history="1" r:id="rIdzptlufs5gkiemttowny5y">
               <w:r>
                 <w:rPr>
                   <w:rFonts w:ascii="Arial" w:cs="Arial" w:eastAsia="Arial" w:hAnsi="Arial"/>
@@ -21518,7 +21518,7 @@
             <w:pPr>
               <w:spacing w:after="20" w:before="0"/>
             </w:pPr>
-            <w:hyperlink w:history="1" r:id="rIdeesnuvwy5vhtgxs-ibgai">
+            <w:hyperlink w:history="1" r:id="rIdigdzxiqgjpe769yvehgai">
               <w:r>
                 <w:rPr>
                   <w:rFonts w:ascii="Arial" w:cs="Arial" w:eastAsia="Arial" w:hAnsi="Arial"/>
@@ -21551,7 +21551,7 @@
               <w:spacing w:after="10" w:before="0"/>
               <w:ind w:left="120"/>
             </w:pPr>
-            <w:hyperlink w:history="1" r:id="rIdxukergdxaiuspyxtvf2t6">
+            <w:hyperlink w:history="1" r:id="rIdo3zglvtq2qogwyg0fxqyk">
               <w:r>
                 <w:rPr>
                   <w:rFonts w:ascii="Arial" w:cs="Arial" w:eastAsia="Arial" w:hAnsi="Arial"/>
@@ -21746,7 +21746,7 @@
             <w:pPr>
               <w:spacing w:after="20" w:before="0"/>
             </w:pPr>
-            <w:hyperlink w:history="1" r:id="rIdhkpcmcrf738g0or3yvpc9">
+            <w:hyperlink w:history="1" r:id="rIdssvkd8gwt8o7qbtariu-5">
               <w:r>
                 <w:rPr>
                   <w:rFonts w:ascii="Arial" w:cs="Arial" w:eastAsia="Arial" w:hAnsi="Arial"/>
@@ -21779,7 +21779,7 @@
               <w:spacing w:after="10" w:before="0"/>
               <w:ind w:left="120"/>
             </w:pPr>
-            <w:hyperlink w:history="1" r:id="rIdgxwwtwje1nmtmv4ah2dqn">
+            <w:hyperlink w:history="1" r:id="rIdnr4ahp6bu7hchi0piczje">
               <w:r>
                 <w:rPr>
                   <w:rFonts w:ascii="Arial" w:cs="Arial" w:eastAsia="Arial" w:hAnsi="Arial"/>
@@ -21824,7 +21824,7 @@
             <w:pPr>
               <w:spacing w:after="20" w:before="0"/>
             </w:pPr>
-            <w:hyperlink w:history="1" r:id="rIdej8fmcmuoht7zovgsr8va">
+            <w:hyperlink w:history="1" r:id="rIdxzk4s1nfrhhufgm0f3dtc">
               <w:r>
                 <w:rPr>
                   <w:rFonts w:ascii="Arial" w:cs="Arial" w:eastAsia="Arial" w:hAnsi="Arial"/>
@@ -21857,7 +21857,7 @@
               <w:spacing w:after="10" w:before="0"/>
               <w:ind w:left="120"/>
             </w:pPr>
-            <w:hyperlink w:history="1" r:id="rIdca0km9c4mr_9tdzelngou">
+            <w:hyperlink w:history="1" r:id="rId3j5om6u2hzmrrtcfxe7ef">
               <w:r>
                 <w:rPr>
                   <w:rFonts w:ascii="Arial" w:cs="Arial" w:eastAsia="Arial" w:hAnsi="Arial"/>
@@ -22052,7 +22052,7 @@
             <w:pPr>
               <w:spacing w:after="20" w:before="0"/>
             </w:pPr>
-            <w:hyperlink w:history="1" r:id="rIdc6tjqjcabocqmavzfhazx">
+            <w:hyperlink w:history="1" r:id="rIdxbz4_zzl4q0zgh1timwd5">
               <w:r>
                 <w:rPr>
                   <w:rFonts w:ascii="Arial" w:cs="Arial" w:eastAsia="Arial" w:hAnsi="Arial"/>
@@ -22085,7 +22085,7 @@
               <w:spacing w:after="10" w:before="0"/>
               <w:ind w:left="120"/>
             </w:pPr>
-            <w:hyperlink w:history="1" r:id="rIdltjqqiz4xrhc5tti1gbzj">
+            <w:hyperlink w:history="1" r:id="rIdsctsuoaurpa4p3ycx8exm">
               <w:r>
                 <w:rPr>
                   <w:rFonts w:ascii="Arial" w:cs="Arial" w:eastAsia="Arial" w:hAnsi="Arial"/>
@@ -22130,7 +22130,7 @@
             <w:pPr>
               <w:spacing w:after="20" w:before="0"/>
             </w:pPr>
-            <w:hyperlink w:history="1" r:id="rIdmhwe-8stw1ysh4pwjujjh">
+            <w:hyperlink w:history="1" r:id="rIdz8l0_1ylrq7-y7tcsytho">
               <w:r>
                 <w:rPr>
                   <w:rFonts w:ascii="Arial" w:cs="Arial" w:eastAsia="Arial" w:hAnsi="Arial"/>
@@ -22163,7 +22163,7 @@
               <w:spacing w:after="10" w:before="0"/>
               <w:ind w:left="120"/>
             </w:pPr>
-            <w:hyperlink w:history="1" r:id="rIdrrefxcd2v-qig0u7-yyex">
+            <w:hyperlink w:history="1" r:id="rIdl_wtgnhwkwn8zmoexxhgm">
               <w:r>
                 <w:rPr>
                   <w:rFonts w:ascii="Arial" w:cs="Arial" w:eastAsia="Arial" w:hAnsi="Arial"/>
@@ -22358,7 +22358,7 @@
             <w:pPr>
               <w:spacing w:after="20" w:before="0"/>
             </w:pPr>
-            <w:hyperlink w:history="1" r:id="rIdczlxw5gpuexcv8ciduprx">
+            <w:hyperlink w:history="1" r:id="rIdmchsv8m28dfw4taih2msx">
               <w:r>
                 <w:rPr>
                   <w:rFonts w:ascii="Arial" w:cs="Arial" w:eastAsia="Arial" w:hAnsi="Arial"/>
@@ -22391,7 +22391,7 @@
               <w:spacing w:after="10" w:before="0"/>
               <w:ind w:left="120"/>
             </w:pPr>
-            <w:hyperlink w:history="1" r:id="rIded7bfum_xuu8-rytnww87">
+            <w:hyperlink w:history="1" r:id="rIdkrlkls5seujqgmuusoli1">
               <w:r>
                 <w:rPr>
                   <w:rFonts w:ascii="Arial" w:cs="Arial" w:eastAsia="Arial" w:hAnsi="Arial"/>
@@ -22436,7 +22436,7 @@
             <w:pPr>
               <w:spacing w:after="20" w:before="0"/>
             </w:pPr>
-            <w:hyperlink w:history="1" r:id="rIdsghjodndlmqs1lvon84zi">
+            <w:hyperlink w:history="1" r:id="rIdxwi4plzbnd4m9x9yp_kc5">
               <w:r>
                 <w:rPr>
                   <w:rFonts w:ascii="Arial" w:cs="Arial" w:eastAsia="Arial" w:hAnsi="Arial"/>
@@ -22469,7 +22469,7 @@
               <w:spacing w:after="10" w:before="0"/>
               <w:ind w:left="120"/>
             </w:pPr>
-            <w:hyperlink w:history="1" r:id="rIdwg-anuqcdf4haf28hde6a">
+            <w:hyperlink w:history="1" r:id="rIdsavjuk5vtpqk2l6ynxw76">
               <w:r>
                 <w:rPr>
                   <w:rFonts w:ascii="Arial" w:cs="Arial" w:eastAsia="Arial" w:hAnsi="Arial"/>
@@ -22664,7 +22664,7 @@
             <w:pPr>
               <w:spacing w:after="20" w:before="0"/>
             </w:pPr>
-            <w:hyperlink w:history="1" r:id="rIdq8utkt15os7y_hekij_1p">
+            <w:hyperlink w:history="1" r:id="rId8-9dbhgk3nm7ajeg53r-4">
               <w:r>
                 <w:rPr>
                   <w:rFonts w:ascii="Arial" w:cs="Arial" w:eastAsia="Arial" w:hAnsi="Arial"/>
@@ -22697,7 +22697,7 @@
               <w:spacing w:after="10" w:before="0"/>
               <w:ind w:left="120"/>
             </w:pPr>
-            <w:hyperlink w:history="1" r:id="rIdd1ivo2imbb2fjejesu0xt">
+            <w:hyperlink w:history="1" r:id="rIdxbykeqeaaaupokba7oeoa">
               <w:r>
                 <w:rPr>
                   <w:rFonts w:ascii="Arial" w:cs="Arial" w:eastAsia="Arial" w:hAnsi="Arial"/>
@@ -22742,7 +22742,7 @@
             <w:pPr>
               <w:spacing w:after="20" w:before="0"/>
             </w:pPr>
-            <w:hyperlink w:history="1" r:id="rIdfp0enkluhusks76x1_jt2">
+            <w:hyperlink w:history="1" r:id="rIdf2ez3_tk0-r7g-y9bbs4l">
               <w:r>
                 <w:rPr>
                   <w:rFonts w:ascii="Arial" w:cs="Arial" w:eastAsia="Arial" w:hAnsi="Arial"/>
@@ -22775,7 +22775,7 @@
               <w:spacing w:after="10" w:before="0"/>
               <w:ind w:left="120"/>
             </w:pPr>
-            <w:hyperlink w:history="1" r:id="rIdvk999fnaaqkwkpzv3dnrg">
+            <w:hyperlink w:history="1" r:id="rIdnwsxiksoada8y3_ikyb7y">
               <w:r>
                 <w:rPr>
                   <w:rFonts w:ascii="Arial" w:cs="Arial" w:eastAsia="Arial" w:hAnsi="Arial"/>
@@ -24262,7 +24262,7 @@
             <w:pPr>
               <w:spacing w:after="20" w:before="0"/>
             </w:pPr>
-            <w:hyperlink w:history="1" r:id="rIdcm6obwxjgiblao_4le1bm">
+            <w:hyperlink w:history="1" r:id="rIdbxwgccirqkxxrvaqk-hiq">
               <w:r>
                 <w:rPr>
                   <w:rFonts w:ascii="Arial" w:cs="Arial" w:eastAsia="Arial" w:hAnsi="Arial"/>
@@ -24295,7 +24295,7 @@
               <w:spacing w:after="10" w:before="0"/>
               <w:ind w:left="120"/>
             </w:pPr>
-            <w:hyperlink w:history="1" r:id="rId0uomt_th9a8koaolzsweu">
+            <w:hyperlink w:history="1" r:id="rIdx7rekav1h085t78xuwfvj">
               <w:r>
                 <w:rPr>
                   <w:rFonts w:ascii="Arial" w:cs="Arial" w:eastAsia="Arial" w:hAnsi="Arial"/>
@@ -24340,7 +24340,7 @@
             <w:pPr>
               <w:spacing w:after="20" w:before="0"/>
             </w:pPr>
-            <w:hyperlink w:history="1" r:id="rIdozadobc1ay8izjrjclo-a">
+            <w:hyperlink w:history="1" r:id="rIdq2yoioa5citj4t1-z5hdn">
               <w:r>
                 <w:rPr>
                   <w:rFonts w:ascii="Arial" w:cs="Arial" w:eastAsia="Arial" w:hAnsi="Arial"/>
@@ -24373,7 +24373,7 @@
               <w:spacing w:after="10" w:before="0"/>
               <w:ind w:left="120"/>
             </w:pPr>
-            <w:hyperlink w:history="1" r:id="rIdmqzqxmsjekm4p9hdoiviy">
+            <w:hyperlink w:history="1" r:id="rId3kgessio7nv1wfla5uk0o">
               <w:r>
                 <w:rPr>
                   <w:rFonts w:ascii="Arial" w:cs="Arial" w:eastAsia="Arial" w:hAnsi="Arial"/>
@@ -24568,7 +24568,7 @@
             <w:pPr>
               <w:spacing w:after="20" w:before="0"/>
             </w:pPr>
-            <w:hyperlink w:history="1" r:id="rIdptjpvdpncssy40pjl-ygj">
+            <w:hyperlink w:history="1" r:id="rIdkm4xifun_3bhgppargper">
               <w:r>
                 <w:rPr>
                   <w:rFonts w:ascii="Arial" w:cs="Arial" w:eastAsia="Arial" w:hAnsi="Arial"/>
@@ -24601,7 +24601,7 @@
               <w:spacing w:after="10" w:before="0"/>
               <w:ind w:left="120"/>
             </w:pPr>
-            <w:hyperlink w:history="1" r:id="rIdf7tqgfzq8wptylg796qpk">
+            <w:hyperlink w:history="1" r:id="rIdlmmham95jkxclf_ohr_ro">
               <w:r>
                 <w:rPr>
                   <w:rFonts w:ascii="Arial" w:cs="Arial" w:eastAsia="Arial" w:hAnsi="Arial"/>
@@ -24646,7 +24646,7 @@
             <w:pPr>
               <w:spacing w:after="20" w:before="0"/>
             </w:pPr>
-            <w:hyperlink w:history="1" r:id="rId92rk71ozbqgknfgpk9f58">
+            <w:hyperlink w:history="1" r:id="rIdrdwpygy4a5bb28ugbrpyf">
               <w:r>
                 <w:rPr>
                   <w:rFonts w:ascii="Arial" w:cs="Arial" w:eastAsia="Arial" w:hAnsi="Arial"/>
@@ -24679,7 +24679,7 @@
               <w:spacing w:after="10" w:before="0"/>
               <w:ind w:left="120"/>
             </w:pPr>
-            <w:hyperlink w:history="1" r:id="rId_8me8u4rf9p-y634y1lis">
+            <w:hyperlink w:history="1" r:id="rIdq_wc3bsyqtpni16tsnwwg">
               <w:r>
                 <w:rPr>
                   <w:rFonts w:ascii="Arial" w:cs="Arial" w:eastAsia="Arial" w:hAnsi="Arial"/>
@@ -24874,7 +24874,7 @@
             <w:pPr>
               <w:spacing w:after="20" w:before="0"/>
             </w:pPr>
-            <w:hyperlink w:history="1" r:id="rIdyrh3pc2cgqy23cwavskn9">
+            <w:hyperlink w:history="1" r:id="rIdoiduj834cu3psty_9edb7">
               <w:r>
                 <w:rPr>
                   <w:rFonts w:ascii="Arial" w:cs="Arial" w:eastAsia="Arial" w:hAnsi="Arial"/>
@@ -24907,7 +24907,7 @@
               <w:spacing w:after="10" w:before="0"/>
               <w:ind w:left="120"/>
             </w:pPr>
-            <w:hyperlink w:history="1" r:id="rId318x7jwotr9wsep-xa9i-">
+            <w:hyperlink w:history="1" r:id="rIdnegfqakovuaufbaj-gdfs">
               <w:r>
                 <w:rPr>
                   <w:rFonts w:ascii="Arial" w:cs="Arial" w:eastAsia="Arial" w:hAnsi="Arial"/>
@@ -24952,7 +24952,7 @@
             <w:pPr>
               <w:spacing w:after="20" w:before="0"/>
             </w:pPr>
-            <w:hyperlink w:history="1" r:id="rIdrthqhaguncn6xhbjh9mty">
+            <w:hyperlink w:history="1" r:id="rIdr-l4nil3khhqbb4phkwa_">
               <w:r>
                 <w:rPr>
                   <w:rFonts w:ascii="Arial" w:cs="Arial" w:eastAsia="Arial" w:hAnsi="Arial"/>
@@ -24985,7 +24985,7 @@
               <w:spacing w:after="10" w:before="0"/>
               <w:ind w:left="120"/>
             </w:pPr>
-            <w:hyperlink w:history="1" r:id="rIdgzpibmcqrzuxnxrfzybqq">
+            <w:hyperlink w:history="1" r:id="rIdz0ceekjraw3zjtqi7lzip">
               <w:r>
                 <w:rPr>
                   <w:rFonts w:ascii="Arial" w:cs="Arial" w:eastAsia="Arial" w:hAnsi="Arial"/>
@@ -25180,7 +25180,7 @@
             <w:pPr>
               <w:spacing w:after="20" w:before="0"/>
             </w:pPr>
-            <w:hyperlink w:history="1" r:id="rId1v1mvidlgyy09hnos4smg">
+            <w:hyperlink w:history="1" r:id="rId4xd_a_9iljnn9fdzjxhvu">
               <w:r>
                 <w:rPr>
                   <w:rFonts w:ascii="Arial" w:cs="Arial" w:eastAsia="Arial" w:hAnsi="Arial"/>
@@ -25213,7 +25213,7 @@
               <w:spacing w:after="10" w:before="0"/>
               <w:ind w:left="120"/>
             </w:pPr>
-            <w:hyperlink w:history="1" r:id="rId9rjdztlajrwt22qpjli0n">
+            <w:hyperlink w:history="1" r:id="rIdngxuyfjvuzsz0y4rjeidf">
               <w:r>
                 <w:rPr>
                   <w:rFonts w:ascii="Arial" w:cs="Arial" w:eastAsia="Arial" w:hAnsi="Arial"/>
@@ -25258,7 +25258,7 @@
             <w:pPr>
               <w:spacing w:after="20" w:before="0"/>
             </w:pPr>
-            <w:hyperlink w:history="1" r:id="rIdmik0ya0ipgty2xcpbvdqf">
+            <w:hyperlink w:history="1" r:id="rIdkf4ii_r37xvoytqjrwax0">
               <w:r>
                 <w:rPr>
                   <w:rFonts w:ascii="Arial" w:cs="Arial" w:eastAsia="Arial" w:hAnsi="Arial"/>
@@ -25291,7 +25291,7 @@
               <w:spacing w:after="10" w:before="0"/>
               <w:ind w:left="120"/>
             </w:pPr>
-            <w:hyperlink w:history="1" r:id="rIdqmyn_ewmd6aslcojj8kzy">
+            <w:hyperlink w:history="1" r:id="rIdt3ksvhosodwhi2tciu_69">
               <w:r>
                 <w:rPr>
                   <w:rFonts w:ascii="Arial" w:cs="Arial" w:eastAsia="Arial" w:hAnsi="Arial"/>
@@ -25486,7 +25486,7 @@
             <w:pPr>
               <w:spacing w:after="20" w:before="0"/>
             </w:pPr>
-            <w:hyperlink w:history="1" r:id="rIdbsxkcwbi7ygga8i0zavaf">
+            <w:hyperlink w:history="1" r:id="rId5feq50lvpbmcjlsozinva">
               <w:r>
                 <w:rPr>
                   <w:rFonts w:ascii="Arial" w:cs="Arial" w:eastAsia="Arial" w:hAnsi="Arial"/>
@@ -25519,7 +25519,7 @@
               <w:spacing w:after="10" w:before="0"/>
               <w:ind w:left="120"/>
             </w:pPr>
-            <w:hyperlink w:history="1" r:id="rId2379qd8bj3nlufdegkbzi">
+            <w:hyperlink w:history="1" r:id="rIdoic0-ubnmmaumwav8c8oq">
               <w:r>
                 <w:rPr>
                   <w:rFonts w:ascii="Arial" w:cs="Arial" w:eastAsia="Arial" w:hAnsi="Arial"/>
@@ -25564,7 +25564,7 @@
             <w:pPr>
               <w:spacing w:after="20" w:before="0"/>
             </w:pPr>
-            <w:hyperlink w:history="1" r:id="rIdcjlgeb69fj0htdhok1aen">
+            <w:hyperlink w:history="1" r:id="rId_ks6kl-3ypgwy26ztz2zw">
               <w:r>
                 <w:rPr>
                   <w:rFonts w:ascii="Arial" w:cs="Arial" w:eastAsia="Arial" w:hAnsi="Arial"/>
@@ -25597,7 +25597,7 @@
               <w:spacing w:after="10" w:before="0"/>
               <w:ind w:left="120"/>
             </w:pPr>
-            <w:hyperlink w:history="1" r:id="rIdffcejf8-5fxzrsm0konfk">
+            <w:hyperlink w:history="1" r:id="rIdbrpjxabi2hj8ffjdqxw2u">
               <w:r>
                 <w:rPr>
                   <w:rFonts w:ascii="Arial" w:cs="Arial" w:eastAsia="Arial" w:hAnsi="Arial"/>
